--- a/FejlesztőisablonWIP.docx
+++ b/FejlesztőisablonWIP.docx
@@ -141,7 +141,7 @@
               </wp:anchor>
             </w:drawing>
           </mc:Choice>
-          <mc:Fallback xmlns:a="http://schemas.openxmlformats.org/drawingml/2006/main" xmlns:pic="http://schemas.openxmlformats.org/drawingml/2006/picture" xmlns:a14="http://schemas.microsoft.com/office/drawing/2010/main">
+          <mc:Fallback xmlns:a14="http://schemas.microsoft.com/office/drawing/2010/main" xmlns:pic="http://schemas.openxmlformats.org/drawingml/2006/picture" xmlns:a="http://schemas.openxmlformats.org/drawingml/2006/main">
             <w:pict>
               <v:shape id="Derékszögű háromszög 7" style="position:absolute;margin-left:0;margin-top:-70.65pt;width:190.5pt;height:190.5pt;rotation:90;z-index:251660288;visibility:visible;mso-wrap-style:square;mso-width-percent:0;mso-wrap-distance-left:9pt;mso-wrap-distance-top:0;mso-wrap-distance-right:9pt;mso-wrap-distance-bottom:0;mso-position-horizontal:left;mso-position-horizontal-relative:page;mso-position-vertical:absolute;mso-position-vertical-relative:text;mso-width-percent:0;mso-width-relative:margin;v-text-anchor:middle" coordsize="2419350,2419350" o:spid="_x0000_s1026" fillcolor="#ed7d31 [3205]" stroked="f" strokeweight="1pt" path="m,2419350l,c806450,806450,-382154,2206666,2419350,2419350l,2419350xe" o:gfxdata="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" w14:anchorId="022CF62E">
                 <v:stroke joinstyle="miter"/>
@@ -1114,7 +1114,7 @@
               </wp:anchor>
             </w:drawing>
           </mc:Choice>
-          <mc:Fallback xmlns:a="http://schemas.openxmlformats.org/drawingml/2006/main" xmlns:pic="http://schemas.openxmlformats.org/drawingml/2006/picture" xmlns:a14="http://schemas.microsoft.com/office/drawing/2010/main">
+          <mc:Fallback xmlns:a14="http://schemas.microsoft.com/office/drawing/2010/main" xmlns:pic="http://schemas.openxmlformats.org/drawingml/2006/picture" xmlns:a="http://schemas.openxmlformats.org/drawingml/2006/main">
             <w:pict>
               <v:shape id="Derékszögű háromszög 7" style="position:absolute;margin-left:-86.55pt;margin-top:-71.05pt;width:190.5pt;height:190.5pt;rotation:90;z-index:251662336;visibility:visible;mso-wrap-style:square;mso-width-percent:0;mso-wrap-distance-left:9pt;mso-wrap-distance-top:0;mso-wrap-distance-right:9pt;mso-wrap-distance-bottom:0;mso-position-horizontal:absolute;mso-position-horizontal-relative:text;mso-position-vertical:absolute;mso-position-vertical-relative:text;mso-width-percent:0;mso-width-relative:margin;v-text-anchor:middle" coordsize="2419350,2419350" o:spid="_x0000_s1026" fillcolor="#ed7d31 [3205]" stroked="f" strokeweight="1pt" path="m,2419350l,c806450,806450,-382154,2206666,2419350,2419350l,2419350xe" o:gfxdata="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" w14:anchorId="76C634DC">
                 <v:stroke joinstyle="miter"/>
@@ -1317,7 +1317,7 @@
               </wp:anchor>
             </w:drawing>
           </mc:Choice>
-          <mc:Fallback xmlns:a="http://schemas.openxmlformats.org/drawingml/2006/main" xmlns:pic="http://schemas.openxmlformats.org/drawingml/2006/picture" xmlns:a14="http://schemas.microsoft.com/office/drawing/2010/main">
+          <mc:Fallback xmlns:a14="http://schemas.microsoft.com/office/drawing/2010/main" xmlns:pic="http://schemas.openxmlformats.org/drawingml/2006/picture" xmlns:a="http://schemas.openxmlformats.org/drawingml/2006/main">
             <w:pict>
               <v:shape id="Derékszögű háromszög 7" style="position:absolute;margin-left:0;margin-top:-71.15pt;width:190.5pt;height:190.5pt;rotation:90;z-index:251664384;visibility:visible;mso-wrap-style:square;mso-width-percent:0;mso-wrap-distance-left:9pt;mso-wrap-distance-top:0;mso-wrap-distance-right:9pt;mso-wrap-distance-bottom:0;mso-position-horizontal:left;mso-position-horizontal-relative:page;mso-position-vertical:absolute;mso-position-vertical-relative:text;mso-width-percent:0;mso-width-relative:margin;v-text-anchor:middle" coordsize="2419350,2419350" o:spid="_x0000_s1026" fillcolor="#ed7d31 [3205]" stroked="f" strokeweight="1pt" path="m,2419350l,c806450,806450,-382154,2206666,2419350,2419350l,2419350xe" o:gfxdata="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" w14:anchorId="2E1CBD0A">
                 <v:stroke joinstyle="miter"/>
@@ -1881,7 +1881,7 @@
               </wp:anchor>
             </w:drawing>
           </mc:Choice>
-          <mc:Fallback xmlns:a="http://schemas.openxmlformats.org/drawingml/2006/main" xmlns:pic="http://schemas.openxmlformats.org/drawingml/2006/picture" xmlns:a14="http://schemas.microsoft.com/office/drawing/2010/main">
+          <mc:Fallback xmlns:a14="http://schemas.microsoft.com/office/drawing/2010/main" xmlns:pic="http://schemas.openxmlformats.org/drawingml/2006/picture" xmlns:a="http://schemas.openxmlformats.org/drawingml/2006/main">
             <w:pict>
               <v:shape id="Derékszögű háromszög 7" style="position:absolute;margin-left:0;margin-top:-71.1pt;width:190.5pt;height:190.5pt;rotation:90;z-index:251666432;visibility:visible;mso-wrap-style:square;mso-width-percent:0;mso-wrap-distance-left:9pt;mso-wrap-distance-top:0;mso-wrap-distance-right:9pt;mso-wrap-distance-bottom:0;mso-position-horizontal:left;mso-position-horizontal-relative:page;mso-position-vertical:absolute;mso-position-vertical-relative:text;mso-width-percent:0;mso-width-relative:margin;v-text-anchor:middle" coordsize="2419350,2419350" o:spid="_x0000_s1026" fillcolor="#ed7d31 [3205]" stroked="f" strokeweight="1pt" path="m,2419350l,c806450,806450,-382154,2206666,2419350,2419350l,2419350xe" o:gfxdata="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" w14:anchorId="2FA07425">
                 <v:stroke joinstyle="miter"/>
@@ -2118,19 +2118,13 @@
         <w:t>melyben a Dózsa Csárda webes felület</w:t>
       </w:r>
       <w:r>
-        <w:t xml:space="preserve"> </w:t>
-      </w:r>
-      <w:r>
-        <w:t>frontend része</w:t>
+        <w:t xml:space="preserve"> frontend része</w:t>
       </w:r>
       <w:r>
         <w:t>, illetve</w:t>
       </w:r>
       <w:r>
-        <w:t xml:space="preserve"> </w:t>
-      </w:r>
-      <w:r>
-        <w:t>Backend szervere</w:t>
+        <w:t xml:space="preserve"> Backend szervere</w:t>
       </w:r>
       <w:r>
         <w:t xml:space="preserve"> </w:t>
@@ -2442,7 +2436,7 @@
               </wp:anchor>
             </w:drawing>
           </mc:Choice>
-          <mc:Fallback xmlns:a="http://schemas.openxmlformats.org/drawingml/2006/main" xmlns:pic="http://schemas.openxmlformats.org/drawingml/2006/picture" xmlns:a14="http://schemas.microsoft.com/office/drawing/2010/main">
+          <mc:Fallback xmlns:a14="http://schemas.microsoft.com/office/drawing/2010/main" xmlns:pic="http://schemas.openxmlformats.org/drawingml/2006/picture" xmlns:a="http://schemas.openxmlformats.org/drawingml/2006/main">
             <w:pict>
               <v:shape id="Derékszögű háromszög 7" style="position:absolute;margin-left:0;margin-top:-71.35pt;width:190.5pt;height:190.5pt;rotation:90;z-index:251668480;visibility:visible;mso-wrap-style:square;mso-width-percent:0;mso-wrap-distance-left:9pt;mso-wrap-distance-top:0;mso-wrap-distance-right:9pt;mso-wrap-distance-bottom:0;mso-position-horizontal:left;mso-position-horizontal-relative:page;mso-position-vertical:absolute;mso-position-vertical-relative:text;mso-width-percent:0;mso-width-relative:margin;v-text-anchor:middle" coordsize="2419350,2419350" o:spid="_x0000_s1026" fillcolor="#ed7d31 [3205]" stroked="f" strokeweight="1pt" path="m,2419350l,c806450,806450,-382154,2206666,2419350,2419350l,2419350xe" o:gfxdata="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" w14:anchorId="09313364">
                 <v:stroke joinstyle="miter"/>
@@ -5104,7 +5098,13 @@
     <w:p/>
     <w:p>
       <w:r>
-        <w:t>A Backend végpontjai(API) tesztelésére a SuperTest-et használtuk,</w:t>
+        <w:t>A Backend végpontjai(API) tesztelésére a</w:t>
+      </w:r>
+      <w:r>
+        <w:t xml:space="preserve"> Jest</w:t>
+      </w:r>
+      <w:r>
+        <w:t xml:space="preserve"> SuperTest-et használtuk,</w:t>
       </w:r>
       <w:r>
         <w:t xml:space="preserve"> illetve a manuális teszt során, a Postman programban teszteltük, amíg a frontend nem lett hozzá készen.</w:t>
@@ -5531,14 +5531,14 @@
                           <w:p>
                             <w:pPr>
                               <w:rPr>
-                                <w:color w:val="000000" w:themeColor="text1"/>
+                                <w:color w:val="FFFFFF" w:themeColor="background1"/>
                                 <w:sz w:val="18"/>
                                 <w:szCs w:val="18"/>
                               </w:rPr>
                             </w:pPr>
                             <w:r>
                               <w:rPr>
-                                <w:color w:val="000000" w:themeColor="text1"/>
+                                <w:color w:val="FFFFFF" w:themeColor="background1"/>
                                 <w:sz w:val="18"/>
                                 <w:szCs w:val="18"/>
                               </w:rPr>
@@ -5546,7 +5546,7 @@
                             </w:r>
                             <w:r>
                               <w:rPr>
-                                <w:color w:val="000000" w:themeColor="text1"/>
+                                <w:color w:val="FFFFFF" w:themeColor="background1"/>
                                 <w:sz w:val="18"/>
                                 <w:szCs w:val="18"/>
                               </w:rPr>
@@ -5582,14 +5582,14 @@
                     <w:p>
                       <w:pPr>
                         <w:rPr>
-                          <w:color w:val="000000" w:themeColor="text1"/>
+                          <w:color w:val="FFFFFF" w:themeColor="background1"/>
                           <w:sz w:val="18"/>
                           <w:szCs w:val="18"/>
                         </w:rPr>
                       </w:pPr>
                       <w:r>
                         <w:rPr>
-                          <w:color w:val="000000" w:themeColor="text1"/>
+                          <w:color w:val="FFFFFF" w:themeColor="background1"/>
                           <w:sz w:val="18"/>
                           <w:szCs w:val="18"/>
                         </w:rPr>
@@ -5597,7 +5597,7 @@
                       </w:r>
                       <w:r>
                         <w:rPr>
-                          <w:color w:val="000000" w:themeColor="text1"/>
+                          <w:color w:val="FFFFFF" w:themeColor="background1"/>
                           <w:sz w:val="18"/>
                           <w:szCs w:val="18"/>
                         </w:rPr>
@@ -5631,6 +5631,180 @@
           <w:szCs w:val="44"/>
         </w:rPr>
         <w:t>Postman</w:t>
+      </w:r>
+    </w:p>
+    <w:p>
+      <w:pPr>
+        <w:pageBreakBefore/>
+        <w:rPr>
+          <w:rFonts w:eastAsia="Times New Roman" w:cs="Times New Roman"/>
+          <w:b/>
+          <w:bCs/>
+          <w:szCs w:val="24"/>
+        </w:rPr>
+      </w:pPr>
+      <w:r>
+        <w:rPr>
+          <w:rFonts w:eastAsia="Times New Roman" w:cs="Times New Roman"/>
+          <w:b/>
+          <w:bCs/>
+          <w:szCs w:val="24"/>
+        </w:rPr>
+        <w:lastRenderedPageBreak/>
+        <w:t>SuperTest:</w:t>
+      </w:r>
+      <w:r>
+        <w:rPr>
+          <w:rFonts w:eastAsia="Times New Roman" w:cs="Times New Roman"/>
+          <w:b/>
+          <w:bCs/>
+          <w:szCs w:val="24"/>
+        </w:rPr>
+        <w:t xml:space="preserve"> </w:t>
+      </w:r>
+      <w:r>
+        <w:rPr>
+          <w:rFonts w:eastAsia="Times New Roman" w:cs="Times New Roman"/>
+          <w:szCs w:val="24"/>
+        </w:rPr>
+        <w:t>A</w:t>
+      </w:r>
+      <w:r>
+        <w:rPr>
+          <w:rFonts w:eastAsia="Times New Roman" w:cs="Times New Roman"/>
+          <w:szCs w:val="24"/>
+        </w:rPr>
+        <w:t xml:space="preserve"> JEST</w:t>
+      </w:r>
+      <w:r>
+        <w:rPr>
+          <w:rFonts w:eastAsia="Times New Roman" w:cs="Times New Roman"/>
+          <w:szCs w:val="24"/>
+        </w:rPr>
+        <w:t xml:space="preserve"> tartalmazza</w:t>
+      </w:r>
+      <w:r>
+        <w:rPr>
+          <w:rFonts w:eastAsia="Times New Roman" w:cs="Times New Roman"/>
+          <w:szCs w:val="24"/>
+        </w:rPr>
+        <w:t xml:space="preserve"> </w:t>
+      </w:r>
+      <w:r>
+        <w:rPr>
+          <w:rFonts w:eastAsia="Times New Roman" w:cs="Times New Roman"/>
+          <w:szCs w:val="24"/>
+        </w:rPr>
+        <w:t>.</w:t>
+      </w:r>
+      <w:r>
+        <w:rPr>
+          <w:rFonts w:eastAsia="Times New Roman" w:cs="Times New Roman"/>
+          <w:szCs w:val="24"/>
+        </w:rPr>
+        <w:t>Eg</w:t>
+      </w:r>
+      <w:r>
+        <w:rPr>
+          <w:rFonts w:eastAsia="Times New Roman" w:cs="Times New Roman"/>
+          <w:szCs w:val="24"/>
+        </w:rPr>
+        <w:t xml:space="preserve">y csomag, amit az npm csomagkezelővel lehet feltelepíteni, mely lehetővé teszi az API-k automatikus tesztelését, úgynevezett Unit teszteket lehet </w:t>
+      </w:r>
+      <w:r>
+        <w:rPr>
+          <w:rFonts w:eastAsia="Times New Roman" w:cs="Times New Roman"/>
+          <w:szCs w:val="24"/>
+        </w:rPr>
+        <w:t>vele írni.</w:t>
+      </w:r>
+      <w:r>
+        <w:rPr>
+          <w:rFonts w:eastAsia="Times New Roman" w:cs="Times New Roman"/>
+          <w:szCs w:val="24"/>
+        </w:rPr>
+        <w:br/>
+      </w:r>
+      <w:r>
+        <w:rPr>
+          <w:rFonts w:eastAsia="Times New Roman" w:cs="Times New Roman"/>
+          <w:szCs w:val="24"/>
+        </w:rPr>
+        <w:br/>
+      </w:r>
+      <w:r>
+        <w:rPr>
+          <w:noProof/>
+        </w:rPr>
+        <w:drawing>
+          <wp:inline distT="0" distB="0" distL="0" distR="0" wp14:anchorId="3D2FC15C" wp14:editId="5A6D71F6">
+            <wp:extent cx="5486400" cy="3088168"/>
+            <wp:effectExtent l="0" t="0" r="0" b="0"/>
+            <wp:docPr id="38" name="Kép 38" descr="Building A Scalable API Testing Framework With Jest And SuperTest"/>
+            <wp:cNvGraphicFramePr>
+              <a:graphicFrameLocks xmlns:a="http://schemas.openxmlformats.org/drawingml/2006/main" noChangeAspect="1"/>
+            </wp:cNvGraphicFramePr>
+            <a:graphic xmlns:a="http://schemas.openxmlformats.org/drawingml/2006/main">
+              <a:graphicData uri="http://schemas.openxmlformats.org/drawingml/2006/picture">
+                <pic:pic xmlns:pic="http://schemas.openxmlformats.org/drawingml/2006/picture">
+                  <pic:nvPicPr>
+                    <pic:cNvPr id="0" name="Picture 1" descr="Building A Scalable API Testing Framework With Jest And SuperTest"/>
+                    <pic:cNvPicPr>
+                      <a:picLocks noChangeAspect="1" noChangeArrowheads="1"/>
+                    </pic:cNvPicPr>
+                  </pic:nvPicPr>
+                  <pic:blipFill>
+                    <a:blip r:embed="rId16">
+                      <a:extLst>
+                        <a:ext uri="{28A0092B-C50C-407E-A947-70E740481C1C}">
+                          <a14:useLocalDpi xmlns:a14="http://schemas.microsoft.com/office/drawing/2010/main" val="0"/>
+                        </a:ext>
+                      </a:extLst>
+                    </a:blip>
+                    <a:srcRect/>
+                    <a:stretch>
+                      <a:fillRect/>
+                    </a:stretch>
+                  </pic:blipFill>
+                  <pic:spPr bwMode="auto">
+                    <a:xfrm>
+                      <a:off x="0" y="0"/>
+                      <a:ext cx="5488095" cy="3089122"/>
+                    </a:xfrm>
+                    <a:prstGeom prst="rect">
+                      <a:avLst/>
+                    </a:prstGeom>
+                    <a:noFill/>
+                    <a:ln>
+                      <a:noFill/>
+                    </a:ln>
+                  </pic:spPr>
+                </pic:pic>
+              </a:graphicData>
+            </a:graphic>
+          </wp:inline>
+        </w:drawing>
+      </w:r>
+      <w:r>
+        <w:rPr>
+          <w:rFonts w:eastAsia="Times New Roman" w:cs="Times New Roman"/>
+          <w:szCs w:val="24"/>
+        </w:rPr>
+        <w:br/>
+      </w:r>
+      <w:r>
+        <w:rPr>
+          <w:rFonts w:eastAsia="Times New Roman" w:cs="Times New Roman"/>
+          <w:szCs w:val="24"/>
+        </w:rPr>
+        <w:br/>
+      </w:r>
+      <w:r>
+        <w:rPr>
+          <w:rFonts w:eastAsia="Times New Roman" w:cs="Times New Roman"/>
+          <w:szCs w:val="24"/>
+        </w:rPr>
+        <w:t xml:space="preserve">A Projektben használt szerepe, és kódrészletek: </w:t>
       </w:r>
     </w:p>
     <w:p>
@@ -5809,7 +5983,7 @@
                     <pic:cNvPicPr/>
                   </pic:nvPicPr>
                   <pic:blipFill>
-                    <a:blip r:embed="rId16">
+                    <a:blip r:embed="rId17">
                       <a:extLst>
                         <a:ext uri="{28A0092B-C50C-407E-A947-70E740481C1C}">
                           <a14:useLocalDpi xmlns:a14="http://schemas.microsoft.com/office/drawing/2010/main" val="0"/>
@@ -5883,7 +6057,13 @@
         <w:rPr>
           <w:rFonts w:eastAsia="Times New Roman" w:cs="Times New Roman"/>
         </w:rPr>
-        <w:t xml:space="preserve"> idHandler metódus, újraosztja az id-t, így, mindig a valós id számát kapjuk az adott terméknek.</w:t>
+        <w:t xml:space="preserve"> idHandler metódus, újraosztja az id-t, így, mindig a valós id számát kapjuk az adott terméknek</w:t>
+      </w:r>
+      <w:r>
+        <w:rPr>
+          <w:rFonts w:eastAsia="Times New Roman" w:cs="Times New Roman"/>
+        </w:rPr>
+        <w:t>, illetve felhasználóknak.</w:t>
       </w:r>
     </w:p>
     <w:p>
@@ -6045,7 +6225,7 @@
                     <pic:cNvPicPr/>
                   </pic:nvPicPr>
                   <pic:blipFill>
-                    <a:blip r:embed="rId17" cstate="print">
+                    <a:blip r:embed="rId18" cstate="print">
                       <a:extLst>
                         <a:ext uri="{28A0092B-C50C-407E-A947-70E740481C1C}">
                           <a14:useLocalDpi xmlns:a14="http://schemas.microsoft.com/office/drawing/2010/main" val="0"/>
@@ -6105,7 +6285,7 @@
                     <pic:cNvPicPr/>
                   </pic:nvPicPr>
                   <pic:blipFill>
-                    <a:blip r:embed="rId18">
+                    <a:blip r:embed="rId19">
                       <a:extLst>
                         <a:ext uri="{28A0092B-C50C-407E-A947-70E740481C1C}">
                           <a14:useLocalDpi xmlns:a14="http://schemas.microsoft.com/office/drawing/2010/main" val="0"/>
@@ -6157,7 +6337,7 @@
                     <pic:cNvPicPr/>
                   </pic:nvPicPr>
                   <pic:blipFill>
-                    <a:blip r:embed="rId19"/>
+                    <a:blip r:embed="rId20"/>
                     <a:stretch>
                       <a:fillRect/>
                     </a:stretch>
@@ -6405,7 +6585,7 @@
                     <pic:cNvPicPr/>
                   </pic:nvPicPr>
                   <pic:blipFill>
-                    <a:blip r:embed="rId20"/>
+                    <a:blip r:embed="rId21"/>
                     <a:stretch>
                       <a:fillRect/>
                     </a:stretch>
@@ -6659,7 +6839,7 @@
                     <pic:cNvPicPr/>
                   </pic:nvPicPr>
                   <pic:blipFill>
-                    <a:blip r:embed="rId21"/>
+                    <a:blip r:embed="rId22"/>
                     <a:stretch>
                       <a:fillRect/>
                     </a:stretch>
@@ -6731,97 +6911,6 @@
             <wp:extent cx="5579745" cy="3444240"/>
             <wp:effectExtent l="0" t="0" r="1905" b="3810"/>
             <wp:docPr id="22" name="Kép 22"/>
-            <wp:cNvGraphicFramePr>
-              <a:graphicFrameLocks xmlns:a="http://schemas.openxmlformats.org/drawingml/2006/main" noChangeAspect="1"/>
-            </wp:cNvGraphicFramePr>
-            <a:graphic xmlns:a="http://schemas.openxmlformats.org/drawingml/2006/main">
-              <a:graphicData uri="http://schemas.openxmlformats.org/drawingml/2006/picture">
-                <pic:pic xmlns:pic="http://schemas.openxmlformats.org/drawingml/2006/picture">
-                  <pic:nvPicPr>
-                    <pic:cNvPr id="1" name=""/>
-                    <pic:cNvPicPr/>
-                  </pic:nvPicPr>
-                  <pic:blipFill>
-                    <a:blip r:embed="rId22"/>
-                    <a:stretch>
-                      <a:fillRect/>
-                    </a:stretch>
-                  </pic:blipFill>
-                  <pic:spPr>
-                    <a:xfrm>
-                      <a:off x="0" y="0"/>
-                      <a:ext cx="5579745" cy="3444240"/>
-                    </a:xfrm>
-                    <a:prstGeom prst="rect">
-                      <a:avLst/>
-                    </a:prstGeom>
-                  </pic:spPr>
-                </pic:pic>
-              </a:graphicData>
-            </a:graphic>
-          </wp:inline>
-        </w:drawing>
-      </w:r>
-    </w:p>
-    <w:p>
-      <w:pPr>
-        <w:spacing w:line="259" w:lineRule="auto"/>
-        <w:jc w:val="left"/>
-        <w:rPr>
-          <w:b/>
-          <w:bCs/>
-        </w:rPr>
-      </w:pPr>
-      <w:r>
-        <w:rPr>
-          <w:b/>
-          <w:bCs/>
-        </w:rPr>
-        <w:t>(Egy EJS kódrészlet)</w:t>
-      </w:r>
-    </w:p>
-    <w:p>
-      <w:pPr>
-        <w:spacing w:line="259" w:lineRule="auto"/>
-        <w:jc w:val="left"/>
-        <w:rPr>
-          <w:b/>
-          <w:bCs/>
-        </w:rPr>
-      </w:pPr>
-    </w:p>
-    <w:p>
-      <w:pPr>
-        <w:spacing w:line="259" w:lineRule="auto"/>
-        <w:jc w:val="left"/>
-      </w:pPr>
-      <w:r>
-        <w:t xml:space="preserve">Fontos! Az EJS mindig &lt;% %&gt; jelek között </w:t>
-      </w:r>
-      <w:r>
-        <w:t>kell beágyazni, ez a színtaktikája.</w:t>
-      </w:r>
-    </w:p>
-    <w:p>
-      <w:pPr>
-        <w:spacing w:line="259" w:lineRule="auto"/>
-        <w:jc w:val="left"/>
-        <w:rPr>
-          <w:b/>
-          <w:bCs/>
-        </w:rPr>
-      </w:pPr>
-      <w:r>
-        <w:rPr>
-          <w:b/>
-          <w:bCs/>
-          <w:noProof/>
-        </w:rPr>
-        <w:drawing>
-          <wp:inline distT="0" distB="0" distL="0" distR="0" wp14:anchorId="2F39B68D" wp14:editId="541D0C66">
-            <wp:extent cx="4982270" cy="1810003"/>
-            <wp:effectExtent l="0" t="0" r="0" b="0"/>
-            <wp:docPr id="24" name="Kép 24"/>
             <wp:cNvGraphicFramePr>
               <a:graphicFrameLocks xmlns:a="http://schemas.openxmlformats.org/drawingml/2006/main" noChangeAspect="1"/>
             </wp:cNvGraphicFramePr>
@@ -6841,6 +6930,97 @@
                   <pic:spPr>
                     <a:xfrm>
                       <a:off x="0" y="0"/>
+                      <a:ext cx="5579745" cy="3444240"/>
+                    </a:xfrm>
+                    <a:prstGeom prst="rect">
+                      <a:avLst/>
+                    </a:prstGeom>
+                  </pic:spPr>
+                </pic:pic>
+              </a:graphicData>
+            </a:graphic>
+          </wp:inline>
+        </w:drawing>
+      </w:r>
+    </w:p>
+    <w:p>
+      <w:pPr>
+        <w:spacing w:line="259" w:lineRule="auto"/>
+        <w:jc w:val="left"/>
+        <w:rPr>
+          <w:b/>
+          <w:bCs/>
+        </w:rPr>
+      </w:pPr>
+      <w:r>
+        <w:rPr>
+          <w:b/>
+          <w:bCs/>
+        </w:rPr>
+        <w:t>(Egy EJS kódrészlet)</w:t>
+      </w:r>
+    </w:p>
+    <w:p>
+      <w:pPr>
+        <w:spacing w:line="259" w:lineRule="auto"/>
+        <w:jc w:val="left"/>
+        <w:rPr>
+          <w:b/>
+          <w:bCs/>
+        </w:rPr>
+      </w:pPr>
+    </w:p>
+    <w:p>
+      <w:pPr>
+        <w:spacing w:line="259" w:lineRule="auto"/>
+        <w:jc w:val="left"/>
+      </w:pPr>
+      <w:r>
+        <w:t xml:space="preserve">Fontos! Az EJS mindig &lt;% %&gt; jelek között </w:t>
+      </w:r>
+      <w:r>
+        <w:t>kell beágyazni, ez a színtaktikája.</w:t>
+      </w:r>
+    </w:p>
+    <w:p>
+      <w:pPr>
+        <w:spacing w:line="259" w:lineRule="auto"/>
+        <w:jc w:val="left"/>
+        <w:rPr>
+          <w:b/>
+          <w:bCs/>
+        </w:rPr>
+      </w:pPr>
+      <w:r>
+        <w:rPr>
+          <w:b/>
+          <w:bCs/>
+          <w:noProof/>
+        </w:rPr>
+        <w:drawing>
+          <wp:inline distT="0" distB="0" distL="0" distR="0" wp14:anchorId="2F39B68D" wp14:editId="541D0C66">
+            <wp:extent cx="4982270" cy="1810003"/>
+            <wp:effectExtent l="0" t="0" r="0" b="0"/>
+            <wp:docPr id="24" name="Kép 24"/>
+            <wp:cNvGraphicFramePr>
+              <a:graphicFrameLocks xmlns:a="http://schemas.openxmlformats.org/drawingml/2006/main" noChangeAspect="1"/>
+            </wp:cNvGraphicFramePr>
+            <a:graphic xmlns:a="http://schemas.openxmlformats.org/drawingml/2006/main">
+              <a:graphicData uri="http://schemas.openxmlformats.org/drawingml/2006/picture">
+                <pic:pic xmlns:pic="http://schemas.openxmlformats.org/drawingml/2006/picture">
+                  <pic:nvPicPr>
+                    <pic:cNvPr id="1" name=""/>
+                    <pic:cNvPicPr/>
+                  </pic:nvPicPr>
+                  <pic:blipFill>
+                    <a:blip r:embed="rId24"/>
+                    <a:stretch>
+                      <a:fillRect/>
+                    </a:stretch>
+                  </pic:blipFill>
+                  <pic:spPr>
+                    <a:xfrm>
+                      <a:off x="0" y="0"/>
                       <a:ext cx="4982270" cy="1810003"/>
                     </a:xfrm>
                     <a:prstGeom prst="rect">
@@ -6869,6 +7049,64 @@
           <w:bCs/>
         </w:rPr>
         <w:t>(EJS értékadás: &lt;%= foodName %&gt;)</w:t>
+      </w:r>
+    </w:p>
+    <w:p>
+      <w:pPr>
+        <w:spacing w:line="259" w:lineRule="auto"/>
+        <w:jc w:val="left"/>
+        <w:rPr>
+          <w:b/>
+          <w:bCs/>
+        </w:rPr>
+      </w:pPr>
+    </w:p>
+    <w:p>
+      <w:pPr>
+        <w:pageBreakBefore/>
+        <w:spacing w:line="259" w:lineRule="auto"/>
+        <w:jc w:val="left"/>
+      </w:pPr>
+      <w:r>
+        <w:rPr>
+          <w:b/>
+          <w:bCs/>
+        </w:rPr>
+        <w:lastRenderedPageBreak/>
+        <w:t>Admin Applikáció</w:t>
+      </w:r>
+      <w:r>
+        <w:rPr>
+          <w:b/>
+          <w:bCs/>
+        </w:rPr>
+        <w:t xml:space="preserve">: </w:t>
+      </w:r>
+      <w:r>
+        <w:t>Az admin applikáció, Visual Studio(VS)-ben készült C# nyelven, WPF</w:t>
+      </w:r>
+      <w:r>
+        <w:t xml:space="preserve"> technikával</w:t>
+      </w:r>
+      <w:r>
+        <w:t>.</w:t>
+      </w:r>
+      <w:r>
+        <w:br/>
+      </w:r>
+      <w:r>
+        <w:br/>
+        <w:t xml:space="preserve">Admin applikációnak a feladata, hogy egy újonnan felregisztrált felhasználó fiókját aktiválni lehessen, ez egyfajta moderálási jogkört ad, hogyha </w:t>
+      </w:r>
+      <w:r>
+        <w:t xml:space="preserve">valaki </w:t>
+      </w:r>
+      <w:r>
+        <w:t>nem megfelelő nevet ad meg.</w:t>
+      </w:r>
+      <w:r>
+        <w:br/>
+        <w:t>A jövőben nagyobb jogkör adása lehetséges</w:t>
       </w:r>
     </w:p>
     <w:p>
@@ -7026,7 +7264,7 @@
               </wp:anchor>
             </w:drawing>
           </mc:Choice>
-          <mc:Fallback xmlns:a="http://schemas.openxmlformats.org/drawingml/2006/main" xmlns:pic="http://schemas.openxmlformats.org/drawingml/2006/picture" xmlns:a14="http://schemas.microsoft.com/office/drawing/2010/main">
+          <mc:Fallback xmlns:a14="http://schemas.microsoft.com/office/drawing/2010/main" xmlns:pic="http://schemas.openxmlformats.org/drawingml/2006/picture" xmlns:a="http://schemas.openxmlformats.org/drawingml/2006/main">
             <w:pict>
               <v:shape id="Derékszögű háromszög 7" style="position:absolute;margin-left:0;margin-top:-71pt;width:190.5pt;height:190.5pt;rotation:90;z-index:251670528;visibility:visible;mso-wrap-style:square;mso-width-percent:0;mso-wrap-distance-left:9pt;mso-wrap-distance-top:0;mso-wrap-distance-right:9pt;mso-wrap-distance-bottom:0;mso-position-horizontal:left;mso-position-horizontal-relative:page;mso-position-vertical:absolute;mso-position-vertical-relative:text;mso-width-percent:0;mso-width-relative:margin;v-text-anchor:middle" coordsize="2419350,2419350" o:spid="_x0000_s1026" fillcolor="#ed7d31 [3205]" stroked="f" strokeweight="1pt" path="m,2419350l,c806450,806450,-382154,2206666,2419350,2419350l,2419350xe" o:gfxdata="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" w14:anchorId="3D992DA4">
                 <v:stroke joinstyle="miter"/>
@@ -7040,12 +7278,91 @@
       <w:r>
         <w:t xml:space="preserve">6. </w:t>
       </w:r>
-      <w:r>
-        <w:t>Fejlesztési lehetőségek</w:t>
-      </w:r>
       <w:bookmarkEnd w:id="6"/>
+      <w:r>
+        <w:t>Tesztelés</w:t>
+      </w:r>
     </w:p>
     <w:p/>
+    <w:p>
+      <w:r>
+        <w:t xml:space="preserve">Frontend: Manuális Teszt – (A fejlesztés alatt, </w:t>
+      </w:r>
+      <w:r>
+        <w:t>a fejlesztők tesztelték</w:t>
+      </w:r>
+      <w:r>
+        <w:t>)</w:t>
+      </w:r>
+      <w:r>
+        <w:t>.</w:t>
+      </w:r>
+    </w:p>
+    <w:p/>
+    <w:p>
+      <w:pPr>
+        <w:ind w:left="1134" w:hanging="1134"/>
+      </w:pPr>
+      <w:r>
+        <w:t>Backend:</w:t>
+      </w:r>
+      <w:r>
+        <w:t xml:space="preserve"> -</w:t>
+      </w:r>
+      <w:r>
+        <w:t xml:space="preserve"> Manuális Teszt – (</w:t>
+      </w:r>
+      <w:r>
+        <w:t>http kérés/URL alapján, a POSTMAN alkalmazás segítségével illetve a válaszkódok ellenőrzésével.</w:t>
+      </w:r>
+      <w:r>
+        <w:t>)</w:t>
+      </w:r>
+    </w:p>
+    <w:p>
+      <w:pPr>
+        <w:pStyle w:val="Listaszerbekezds"/>
+        <w:numPr>
+          <w:ilvl w:val="0"/>
+          <w:numId w:val="28"/>
+        </w:numPr>
+        <w:ind w:left="1134" w:hanging="141"/>
+      </w:pPr>
+      <w:r>
+        <w:t xml:space="preserve">Unit Teszt </w:t>
+      </w:r>
+      <w:r>
+        <w:t>–</w:t>
+      </w:r>
+      <w:r>
+        <w:t xml:space="preserve"> </w:t>
+      </w:r>
+      <w:r>
+        <w:t>(</w:t>
+      </w:r>
+      <w:r>
+        <w:t>A JEST SuperTest csomagját felhasználva</w:t>
+      </w:r>
+      <w:r>
+        <w:t>, pársoros kódrészeket írtunk, a végpontok automatikus tesztelésére. Ezt egy külön indítási módszerrel kell elindítani, és akkor fog lefutni a teszt.</w:t>
+      </w:r>
+      <w:r>
+        <w:t>)</w:t>
+      </w:r>
+    </w:p>
+    <w:p>
+      <w:pPr>
+        <w:ind w:left="993"/>
+      </w:pPr>
+    </w:p>
+    <w:p>
+      <w:pPr>
+        <w:ind w:left="993"/>
+      </w:pPr>
+      <w:r>
+        <w:t>Unit Teszt teszteredményei:</w:t>
+      </w:r>
+    </w:p>
     <w:p/>
     <w:p>
       <w:pPr>
@@ -7201,7 +7518,7 @@
               </wp:anchor>
             </w:drawing>
           </mc:Choice>
-          <mc:Fallback xmlns:a="http://schemas.openxmlformats.org/drawingml/2006/main" xmlns:pic="http://schemas.openxmlformats.org/drawingml/2006/picture" xmlns:a14="http://schemas.microsoft.com/office/drawing/2010/main">
+          <mc:Fallback xmlns:a14="http://schemas.microsoft.com/office/drawing/2010/main" xmlns:pic="http://schemas.openxmlformats.org/drawingml/2006/picture" xmlns:a="http://schemas.openxmlformats.org/drawingml/2006/main">
             <w:pict>
               <v:shape id="Derékszögű háromszög 7" style="position:absolute;margin-left:0;margin-top:-71.35pt;width:190.5pt;height:190.5pt;rotation:90;z-index:251672576;visibility:visible;mso-wrap-style:square;mso-width-percent:0;mso-wrap-distance-left:9pt;mso-wrap-distance-top:0;mso-wrap-distance-right:9pt;mso-wrap-distance-bottom:0;mso-position-horizontal:left;mso-position-horizontal-relative:page;mso-position-vertical:absolute;mso-position-vertical-relative:text;mso-width-percent:0;mso-width-relative:margin;v-text-anchor:middle" coordsize="2419350,2419350" o:spid="_x0000_s1026" fillcolor="#ed7d31 [3205]" stroked="f" strokeweight="1pt" path="m,2419350l,c806450,806450,-382154,2206666,2419350,2419350l,2419350xe" o:gfxdata="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" w14:anchorId="0AF53019">
                 <v:stroke joinstyle="miter"/>
@@ -7215,12 +7532,32 @@
       <w:r>
         <w:t xml:space="preserve">7. </w:t>
       </w:r>
-      <w:r>
-        <w:t>Tesztelés</w:t>
-      </w:r>
       <w:bookmarkEnd w:id="7"/>
+      <w:r>
+        <w:t>Fejlesztési Lehetőségek</w:t>
+      </w:r>
     </w:p>
     <w:p/>
+    <w:p>
+      <w:r>
+        <w:t>A felhasználó egy megszokott, gyakran rendelt élelmeit egy csomagba lehessen foglalni, melyet a felhasználó nevezhet el, viszont kizárólag, az adatbázisban szereplő élelmiszerek és árakat használhatja.</w:t>
+      </w:r>
+    </w:p>
+    <w:p/>
+    <w:p>
+      <w:r>
+        <w:t>Gyakori rendelés esetén, kuponok/akciók</w:t>
+      </w:r>
+      <w:r>
+        <w:t xml:space="preserve"> kiadása.</w:t>
+      </w:r>
+    </w:p>
+    <w:p/>
+    <w:p>
+      <w:r>
+        <w:t>Admin felületen nagyobb jogkör, illetve szebb kinézet</w:t>
+      </w:r>
+    </w:p>
     <w:sectPr>
       <w:pgSz w:w="11906" w:h="16838"/>
       <w:pgMar w:top="1418" w:right="1418" w:bottom="1418" w:left="1701" w:header="709" w:footer="709" w:gutter="0"/>
@@ -8793,6 +9130,119 @@
     </w:lvl>
   </w:abstractNum>
   <w:abstractNum w:abstractNumId="15" w15:restartNumberingAfterBreak="0">
+    <w:nsid w:val="3EA04D3A"/>
+    <w:multiLevelType w:val="hybridMultilevel"/>
+    <w:tmpl w:val="AD6EF6F6"/>
+    <w:lvl w:ilvl="0" w:tplc="EA8C8110">
+      <w:start w:val="6"/>
+      <w:numFmt w:val="bullet"/>
+      <w:lvlText w:val="-"/>
+      <w:lvlJc w:val="left"/>
+      <w:pPr>
+        <w:ind w:left="1305" w:hanging="360"/>
+      </w:pPr>
+      <w:rPr>
+        <w:rFonts w:ascii="Times New Roman" w:eastAsiaTheme="minorHAnsi" w:hAnsi="Times New Roman" w:cs="Times New Roman" w:hint="default"/>
+      </w:rPr>
+    </w:lvl>
+    <w:lvl w:ilvl="1" w:tplc="040E0003" w:tentative="1">
+      <w:start w:val="1"/>
+      <w:numFmt w:val="bullet"/>
+      <w:lvlText w:val="o"/>
+      <w:lvlJc w:val="left"/>
+      <w:pPr>
+        <w:ind w:left="2025" w:hanging="360"/>
+      </w:pPr>
+      <w:rPr>
+        <w:rFonts w:ascii="Courier New" w:hAnsi="Courier New" w:cs="Courier New" w:hint="default"/>
+      </w:rPr>
+    </w:lvl>
+    <w:lvl w:ilvl="2" w:tplc="040E0005" w:tentative="1">
+      <w:start w:val="1"/>
+      <w:numFmt w:val="bullet"/>
+      <w:lvlText w:val=""/>
+      <w:lvlJc w:val="left"/>
+      <w:pPr>
+        <w:ind w:left="2745" w:hanging="360"/>
+      </w:pPr>
+      <w:rPr>
+        <w:rFonts w:ascii="Wingdings" w:hAnsi="Wingdings" w:hint="default"/>
+      </w:rPr>
+    </w:lvl>
+    <w:lvl w:ilvl="3" w:tplc="040E0001" w:tentative="1">
+      <w:start w:val="1"/>
+      <w:numFmt w:val="bullet"/>
+      <w:lvlText w:val=""/>
+      <w:lvlJc w:val="left"/>
+      <w:pPr>
+        <w:ind w:left="3465" w:hanging="360"/>
+      </w:pPr>
+      <w:rPr>
+        <w:rFonts w:ascii="Symbol" w:hAnsi="Symbol" w:hint="default"/>
+      </w:rPr>
+    </w:lvl>
+    <w:lvl w:ilvl="4" w:tplc="040E0003" w:tentative="1">
+      <w:start w:val="1"/>
+      <w:numFmt w:val="bullet"/>
+      <w:lvlText w:val="o"/>
+      <w:lvlJc w:val="left"/>
+      <w:pPr>
+        <w:ind w:left="4185" w:hanging="360"/>
+      </w:pPr>
+      <w:rPr>
+        <w:rFonts w:ascii="Courier New" w:hAnsi="Courier New" w:cs="Courier New" w:hint="default"/>
+      </w:rPr>
+    </w:lvl>
+    <w:lvl w:ilvl="5" w:tplc="040E0005" w:tentative="1">
+      <w:start w:val="1"/>
+      <w:numFmt w:val="bullet"/>
+      <w:lvlText w:val=""/>
+      <w:lvlJc w:val="left"/>
+      <w:pPr>
+        <w:ind w:left="4905" w:hanging="360"/>
+      </w:pPr>
+      <w:rPr>
+        <w:rFonts w:ascii="Wingdings" w:hAnsi="Wingdings" w:hint="default"/>
+      </w:rPr>
+    </w:lvl>
+    <w:lvl w:ilvl="6" w:tplc="040E0001" w:tentative="1">
+      <w:start w:val="1"/>
+      <w:numFmt w:val="bullet"/>
+      <w:lvlText w:val=""/>
+      <w:lvlJc w:val="left"/>
+      <w:pPr>
+        <w:ind w:left="5625" w:hanging="360"/>
+      </w:pPr>
+      <w:rPr>
+        <w:rFonts w:ascii="Symbol" w:hAnsi="Symbol" w:hint="default"/>
+      </w:rPr>
+    </w:lvl>
+    <w:lvl w:ilvl="7" w:tplc="040E0003" w:tentative="1">
+      <w:start w:val="1"/>
+      <w:numFmt w:val="bullet"/>
+      <w:lvlText w:val="o"/>
+      <w:lvlJc w:val="left"/>
+      <w:pPr>
+        <w:ind w:left="6345" w:hanging="360"/>
+      </w:pPr>
+      <w:rPr>
+        <w:rFonts w:ascii="Courier New" w:hAnsi="Courier New" w:cs="Courier New" w:hint="default"/>
+      </w:rPr>
+    </w:lvl>
+    <w:lvl w:ilvl="8" w:tplc="040E0005" w:tentative="1">
+      <w:start w:val="1"/>
+      <w:numFmt w:val="bullet"/>
+      <w:lvlText w:val=""/>
+      <w:lvlJc w:val="left"/>
+      <w:pPr>
+        <w:ind w:left="7065" w:hanging="360"/>
+      </w:pPr>
+      <w:rPr>
+        <w:rFonts w:ascii="Wingdings" w:hAnsi="Wingdings" w:hint="default"/>
+      </w:rPr>
+    </w:lvl>
+  </w:abstractNum>
+  <w:abstractNum w:abstractNumId="16" w15:restartNumberingAfterBreak="0">
     <w:nsid w:val="44D30B88"/>
     <w:multiLevelType w:val="hybridMultilevel"/>
     <w:tmpl w:val="3AA6596A"/>
@@ -8878,7 +9328,120 @@
       </w:pPr>
     </w:lvl>
   </w:abstractNum>
-  <w:abstractNum w:abstractNumId="16" w15:restartNumberingAfterBreak="0">
+  <w:abstractNum w:abstractNumId="17" w15:restartNumberingAfterBreak="0">
+    <w:nsid w:val="46334FB7"/>
+    <w:multiLevelType w:val="hybridMultilevel"/>
+    <w:tmpl w:val="E2C8C082"/>
+    <w:lvl w:ilvl="0" w:tplc="2F206464">
+      <w:start w:val="6"/>
+      <w:numFmt w:val="bullet"/>
+      <w:lvlText w:val="-"/>
+      <w:lvlJc w:val="left"/>
+      <w:pPr>
+        <w:ind w:left="720" w:hanging="360"/>
+      </w:pPr>
+      <w:rPr>
+        <w:rFonts w:ascii="Times New Roman" w:eastAsiaTheme="minorHAnsi" w:hAnsi="Times New Roman" w:cs="Times New Roman" w:hint="default"/>
+      </w:rPr>
+    </w:lvl>
+    <w:lvl w:ilvl="1" w:tplc="040E0003" w:tentative="1">
+      <w:start w:val="1"/>
+      <w:numFmt w:val="bullet"/>
+      <w:lvlText w:val="o"/>
+      <w:lvlJc w:val="left"/>
+      <w:pPr>
+        <w:ind w:left="1440" w:hanging="360"/>
+      </w:pPr>
+      <w:rPr>
+        <w:rFonts w:ascii="Courier New" w:hAnsi="Courier New" w:cs="Courier New" w:hint="default"/>
+      </w:rPr>
+    </w:lvl>
+    <w:lvl w:ilvl="2" w:tplc="040E0005" w:tentative="1">
+      <w:start w:val="1"/>
+      <w:numFmt w:val="bullet"/>
+      <w:lvlText w:val=""/>
+      <w:lvlJc w:val="left"/>
+      <w:pPr>
+        <w:ind w:left="2160" w:hanging="360"/>
+      </w:pPr>
+      <w:rPr>
+        <w:rFonts w:ascii="Wingdings" w:hAnsi="Wingdings" w:hint="default"/>
+      </w:rPr>
+    </w:lvl>
+    <w:lvl w:ilvl="3" w:tplc="040E0001" w:tentative="1">
+      <w:start w:val="1"/>
+      <w:numFmt w:val="bullet"/>
+      <w:lvlText w:val=""/>
+      <w:lvlJc w:val="left"/>
+      <w:pPr>
+        <w:ind w:left="2880" w:hanging="360"/>
+      </w:pPr>
+      <w:rPr>
+        <w:rFonts w:ascii="Symbol" w:hAnsi="Symbol" w:hint="default"/>
+      </w:rPr>
+    </w:lvl>
+    <w:lvl w:ilvl="4" w:tplc="040E0003" w:tentative="1">
+      <w:start w:val="1"/>
+      <w:numFmt w:val="bullet"/>
+      <w:lvlText w:val="o"/>
+      <w:lvlJc w:val="left"/>
+      <w:pPr>
+        <w:ind w:left="3600" w:hanging="360"/>
+      </w:pPr>
+      <w:rPr>
+        <w:rFonts w:ascii="Courier New" w:hAnsi="Courier New" w:cs="Courier New" w:hint="default"/>
+      </w:rPr>
+    </w:lvl>
+    <w:lvl w:ilvl="5" w:tplc="040E0005" w:tentative="1">
+      <w:start w:val="1"/>
+      <w:numFmt w:val="bullet"/>
+      <w:lvlText w:val=""/>
+      <w:lvlJc w:val="left"/>
+      <w:pPr>
+        <w:ind w:left="4320" w:hanging="360"/>
+      </w:pPr>
+      <w:rPr>
+        <w:rFonts w:ascii="Wingdings" w:hAnsi="Wingdings" w:hint="default"/>
+      </w:rPr>
+    </w:lvl>
+    <w:lvl w:ilvl="6" w:tplc="040E0001" w:tentative="1">
+      <w:start w:val="1"/>
+      <w:numFmt w:val="bullet"/>
+      <w:lvlText w:val=""/>
+      <w:lvlJc w:val="left"/>
+      <w:pPr>
+        <w:ind w:left="5040" w:hanging="360"/>
+      </w:pPr>
+      <w:rPr>
+        <w:rFonts w:ascii="Symbol" w:hAnsi="Symbol" w:hint="default"/>
+      </w:rPr>
+    </w:lvl>
+    <w:lvl w:ilvl="7" w:tplc="040E0003" w:tentative="1">
+      <w:start w:val="1"/>
+      <w:numFmt w:val="bullet"/>
+      <w:lvlText w:val="o"/>
+      <w:lvlJc w:val="left"/>
+      <w:pPr>
+        <w:ind w:left="5760" w:hanging="360"/>
+      </w:pPr>
+      <w:rPr>
+        <w:rFonts w:ascii="Courier New" w:hAnsi="Courier New" w:cs="Courier New" w:hint="default"/>
+      </w:rPr>
+    </w:lvl>
+    <w:lvl w:ilvl="8" w:tplc="040E0005" w:tentative="1">
+      <w:start w:val="1"/>
+      <w:numFmt w:val="bullet"/>
+      <w:lvlText w:val=""/>
+      <w:lvlJc w:val="left"/>
+      <w:pPr>
+        <w:ind w:left="6480" w:hanging="360"/>
+      </w:pPr>
+      <w:rPr>
+        <w:rFonts w:ascii="Wingdings" w:hAnsi="Wingdings" w:hint="default"/>
+      </w:rPr>
+    </w:lvl>
+  </w:abstractNum>
+  <w:abstractNum w:abstractNumId="18" w15:restartNumberingAfterBreak="0">
     <w:nsid w:val="4D84E54D"/>
     <w:multiLevelType w:val="hybridMultilevel"/>
     <w:tmpl w:val="C884EEE2"/>
@@ -8964,7 +9527,120 @@
       </w:pPr>
     </w:lvl>
   </w:abstractNum>
-  <w:abstractNum w:abstractNumId="17" w15:restartNumberingAfterBreak="0">
+  <w:abstractNum w:abstractNumId="19" w15:restartNumberingAfterBreak="0">
+    <w:nsid w:val="4E876045"/>
+    <w:multiLevelType w:val="hybridMultilevel"/>
+    <w:tmpl w:val="93BC25F0"/>
+    <w:lvl w:ilvl="0" w:tplc="46C66A68">
+      <w:start w:val="6"/>
+      <w:numFmt w:val="bullet"/>
+      <w:lvlText w:val="-"/>
+      <w:lvlJc w:val="left"/>
+      <w:pPr>
+        <w:ind w:left="720" w:hanging="360"/>
+      </w:pPr>
+      <w:rPr>
+        <w:rFonts w:ascii="Times New Roman" w:eastAsiaTheme="minorHAnsi" w:hAnsi="Times New Roman" w:cs="Times New Roman" w:hint="default"/>
+      </w:rPr>
+    </w:lvl>
+    <w:lvl w:ilvl="1" w:tplc="040E0003" w:tentative="1">
+      <w:start w:val="1"/>
+      <w:numFmt w:val="bullet"/>
+      <w:lvlText w:val="o"/>
+      <w:lvlJc w:val="left"/>
+      <w:pPr>
+        <w:ind w:left="1440" w:hanging="360"/>
+      </w:pPr>
+      <w:rPr>
+        <w:rFonts w:ascii="Courier New" w:hAnsi="Courier New" w:cs="Courier New" w:hint="default"/>
+      </w:rPr>
+    </w:lvl>
+    <w:lvl w:ilvl="2" w:tplc="040E0005" w:tentative="1">
+      <w:start w:val="1"/>
+      <w:numFmt w:val="bullet"/>
+      <w:lvlText w:val=""/>
+      <w:lvlJc w:val="left"/>
+      <w:pPr>
+        <w:ind w:left="2160" w:hanging="360"/>
+      </w:pPr>
+      <w:rPr>
+        <w:rFonts w:ascii="Wingdings" w:hAnsi="Wingdings" w:hint="default"/>
+      </w:rPr>
+    </w:lvl>
+    <w:lvl w:ilvl="3" w:tplc="040E0001" w:tentative="1">
+      <w:start w:val="1"/>
+      <w:numFmt w:val="bullet"/>
+      <w:lvlText w:val=""/>
+      <w:lvlJc w:val="left"/>
+      <w:pPr>
+        <w:ind w:left="2880" w:hanging="360"/>
+      </w:pPr>
+      <w:rPr>
+        <w:rFonts w:ascii="Symbol" w:hAnsi="Symbol" w:hint="default"/>
+      </w:rPr>
+    </w:lvl>
+    <w:lvl w:ilvl="4" w:tplc="040E0003" w:tentative="1">
+      <w:start w:val="1"/>
+      <w:numFmt w:val="bullet"/>
+      <w:lvlText w:val="o"/>
+      <w:lvlJc w:val="left"/>
+      <w:pPr>
+        <w:ind w:left="3600" w:hanging="360"/>
+      </w:pPr>
+      <w:rPr>
+        <w:rFonts w:ascii="Courier New" w:hAnsi="Courier New" w:cs="Courier New" w:hint="default"/>
+      </w:rPr>
+    </w:lvl>
+    <w:lvl w:ilvl="5" w:tplc="040E0005" w:tentative="1">
+      <w:start w:val="1"/>
+      <w:numFmt w:val="bullet"/>
+      <w:lvlText w:val=""/>
+      <w:lvlJc w:val="left"/>
+      <w:pPr>
+        <w:ind w:left="4320" w:hanging="360"/>
+      </w:pPr>
+      <w:rPr>
+        <w:rFonts w:ascii="Wingdings" w:hAnsi="Wingdings" w:hint="default"/>
+      </w:rPr>
+    </w:lvl>
+    <w:lvl w:ilvl="6" w:tplc="040E0001" w:tentative="1">
+      <w:start w:val="1"/>
+      <w:numFmt w:val="bullet"/>
+      <w:lvlText w:val=""/>
+      <w:lvlJc w:val="left"/>
+      <w:pPr>
+        <w:ind w:left="5040" w:hanging="360"/>
+      </w:pPr>
+      <w:rPr>
+        <w:rFonts w:ascii="Symbol" w:hAnsi="Symbol" w:hint="default"/>
+      </w:rPr>
+    </w:lvl>
+    <w:lvl w:ilvl="7" w:tplc="040E0003" w:tentative="1">
+      <w:start w:val="1"/>
+      <w:numFmt w:val="bullet"/>
+      <w:lvlText w:val="o"/>
+      <w:lvlJc w:val="left"/>
+      <w:pPr>
+        <w:ind w:left="5760" w:hanging="360"/>
+      </w:pPr>
+      <w:rPr>
+        <w:rFonts w:ascii="Courier New" w:hAnsi="Courier New" w:cs="Courier New" w:hint="default"/>
+      </w:rPr>
+    </w:lvl>
+    <w:lvl w:ilvl="8" w:tplc="040E0005" w:tentative="1">
+      <w:start w:val="1"/>
+      <w:numFmt w:val="bullet"/>
+      <w:lvlText w:val=""/>
+      <w:lvlJc w:val="left"/>
+      <w:pPr>
+        <w:ind w:left="6480" w:hanging="360"/>
+      </w:pPr>
+      <w:rPr>
+        <w:rFonts w:ascii="Wingdings" w:hAnsi="Wingdings" w:hint="default"/>
+      </w:rPr>
+    </w:lvl>
+  </w:abstractNum>
+  <w:abstractNum w:abstractNumId="20" w15:restartNumberingAfterBreak="0">
     <w:nsid w:val="4F401FBC"/>
     <w:multiLevelType w:val="hybridMultilevel"/>
     <w:tmpl w:val="BAFE3290"/>
@@ -9077,7 +9753,7 @@
       </w:rPr>
     </w:lvl>
   </w:abstractNum>
-  <w:abstractNum w:abstractNumId="18" w15:restartNumberingAfterBreak="0">
+  <w:abstractNum w:abstractNumId="21" w15:restartNumberingAfterBreak="0">
     <w:nsid w:val="57A80975"/>
     <w:multiLevelType w:val="multilevel"/>
     <w:tmpl w:val="E6B69B7E"/>
@@ -9199,7 +9875,7 @@
       </w:rPr>
     </w:lvl>
   </w:abstractNum>
-  <w:abstractNum w:abstractNumId="19" w15:restartNumberingAfterBreak="0">
+  <w:abstractNum w:abstractNumId="22" w15:restartNumberingAfterBreak="0">
     <w:nsid w:val="625221E6"/>
     <w:multiLevelType w:val="hybridMultilevel"/>
     <w:tmpl w:val="80CA4432"/>
@@ -9312,7 +9988,7 @@
       </w:rPr>
     </w:lvl>
   </w:abstractNum>
-  <w:abstractNum w:abstractNumId="20" w15:restartNumberingAfterBreak="0">
+  <w:abstractNum w:abstractNumId="23" w15:restartNumberingAfterBreak="0">
     <w:nsid w:val="6D83931B"/>
     <w:multiLevelType w:val="hybridMultilevel"/>
     <w:tmpl w:val="ACC47704"/>
@@ -9398,7 +10074,7 @@
       </w:pPr>
     </w:lvl>
   </w:abstractNum>
-  <w:abstractNum w:abstractNumId="21" w15:restartNumberingAfterBreak="0">
+  <w:abstractNum w:abstractNumId="24" w15:restartNumberingAfterBreak="0">
     <w:nsid w:val="7219752A"/>
     <w:multiLevelType w:val="hybridMultilevel"/>
     <w:tmpl w:val="ED6CC852"/>
@@ -9511,7 +10187,7 @@
       </w:rPr>
     </w:lvl>
   </w:abstractNum>
-  <w:abstractNum w:abstractNumId="22" w15:restartNumberingAfterBreak="0">
+  <w:abstractNum w:abstractNumId="25" w15:restartNumberingAfterBreak="0">
     <w:nsid w:val="7231B8C7"/>
     <w:multiLevelType w:val="hybridMultilevel"/>
     <w:tmpl w:val="DE723A02"/>
@@ -9597,7 +10273,7 @@
       </w:pPr>
     </w:lvl>
   </w:abstractNum>
-  <w:abstractNum w:abstractNumId="23" w15:restartNumberingAfterBreak="0">
+  <w:abstractNum w:abstractNumId="26" w15:restartNumberingAfterBreak="0">
     <w:nsid w:val="728C45CE"/>
     <w:multiLevelType w:val="hybridMultilevel"/>
     <w:tmpl w:val="4B4E7C72"/>
@@ -9683,7 +10359,7 @@
       </w:pPr>
     </w:lvl>
   </w:abstractNum>
-  <w:abstractNum w:abstractNumId="24" w15:restartNumberingAfterBreak="0">
+  <w:abstractNum w:abstractNumId="27" w15:restartNumberingAfterBreak="0">
     <w:nsid w:val="74F49954"/>
     <w:multiLevelType w:val="hybridMultilevel"/>
     <w:tmpl w:val="87AE7E86"/>
@@ -9782,10 +10458,10 @@
     <w:abstractNumId w:val="11"/>
   </w:num>
   <w:num w:numId="5">
-    <w:abstractNumId w:val="20"/>
+    <w:abstractNumId w:val="23"/>
   </w:num>
   <w:num w:numId="6">
-    <w:abstractNumId w:val="24"/>
+    <w:abstractNumId w:val="27"/>
   </w:num>
   <w:num w:numId="7">
     <w:abstractNumId w:val="4"/>
@@ -9794,19 +10470,19 @@
     <w:abstractNumId w:val="7"/>
   </w:num>
   <w:num w:numId="9">
-    <w:abstractNumId w:val="22"/>
+    <w:abstractNumId w:val="25"/>
   </w:num>
   <w:num w:numId="10">
-    <w:abstractNumId w:val="16"/>
+    <w:abstractNumId w:val="18"/>
   </w:num>
   <w:num w:numId="11">
-    <w:abstractNumId w:val="23"/>
+    <w:abstractNumId w:val="26"/>
   </w:num>
   <w:num w:numId="12">
     <w:abstractNumId w:val="3"/>
   </w:num>
   <w:num w:numId="13">
-    <w:abstractNumId w:val="18"/>
+    <w:abstractNumId w:val="21"/>
   </w:num>
   <w:num w:numId="14">
     <w:abstractNumId w:val="8"/>
@@ -9815,7 +10491,7 @@
     <w:abstractNumId w:val="12"/>
   </w:num>
   <w:num w:numId="16">
-    <w:abstractNumId w:val="15"/>
+    <w:abstractNumId w:val="16"/>
   </w:num>
   <w:num w:numId="17">
     <w:abstractNumId w:val="10"/>
@@ -9836,13 +10512,22 @@
     <w:abstractNumId w:val="2"/>
   </w:num>
   <w:num w:numId="23">
-    <w:abstractNumId w:val="17"/>
+    <w:abstractNumId w:val="20"/>
   </w:num>
   <w:num w:numId="24">
+    <w:abstractNumId w:val="22"/>
+  </w:num>
+  <w:num w:numId="25">
+    <w:abstractNumId w:val="24"/>
+  </w:num>
+  <w:num w:numId="26">
     <w:abstractNumId w:val="19"/>
   </w:num>
-  <w:num w:numId="25">
-    <w:abstractNumId w:val="21"/>
+  <w:num w:numId="27">
+    <w:abstractNumId w:val="15"/>
+  </w:num>
+  <w:num w:numId="28">
+    <w:abstractNumId w:val="17"/>
   </w:num>
 </w:numbering>
 </file>

--- a/FejlesztőisablonWIP.docx
+++ b/FejlesztőisablonWIP.docx
@@ -141,7 +141,7 @@
               </wp:anchor>
             </w:drawing>
           </mc:Choice>
-          <mc:Fallback xmlns:a14="http://schemas.microsoft.com/office/drawing/2010/main" xmlns:pic="http://schemas.openxmlformats.org/drawingml/2006/picture" xmlns:a="http://schemas.openxmlformats.org/drawingml/2006/main">
+          <mc:Fallback xmlns:a="http://schemas.openxmlformats.org/drawingml/2006/main" xmlns:pic="http://schemas.openxmlformats.org/drawingml/2006/picture" xmlns:a14="http://schemas.microsoft.com/office/drawing/2010/main">
             <w:pict>
               <v:shape id="Derékszögű háromszög 7" style="position:absolute;margin-left:0;margin-top:-70.65pt;width:190.5pt;height:190.5pt;rotation:90;z-index:251660288;visibility:visible;mso-wrap-style:square;mso-width-percent:0;mso-wrap-distance-left:9pt;mso-wrap-distance-top:0;mso-wrap-distance-right:9pt;mso-wrap-distance-bottom:0;mso-position-horizontal:left;mso-position-horizontal-relative:page;mso-position-vertical:absolute;mso-position-vertical-relative:text;mso-width-percent:0;mso-width-relative:margin;v-text-anchor:middle" coordsize="2419350,2419350" o:spid="_x0000_s1026" fillcolor="#ed7d31 [3205]" stroked="f" strokeweight="1pt" path="m,2419350l,c806450,806450,-382154,2206666,2419350,2419350l,2419350xe" o:gfxdata="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" w14:anchorId="022CF62E">
                 <v:stroke joinstyle="miter"/>
@@ -1114,7 +1114,7 @@
               </wp:anchor>
             </w:drawing>
           </mc:Choice>
-          <mc:Fallback xmlns:a14="http://schemas.microsoft.com/office/drawing/2010/main" xmlns:pic="http://schemas.openxmlformats.org/drawingml/2006/picture" xmlns:a="http://schemas.openxmlformats.org/drawingml/2006/main">
+          <mc:Fallback xmlns:a="http://schemas.openxmlformats.org/drawingml/2006/main" xmlns:pic="http://schemas.openxmlformats.org/drawingml/2006/picture" xmlns:a14="http://schemas.microsoft.com/office/drawing/2010/main">
             <w:pict>
               <v:shape id="Derékszögű háromszög 7" style="position:absolute;margin-left:-86.55pt;margin-top:-71.05pt;width:190.5pt;height:190.5pt;rotation:90;z-index:251662336;visibility:visible;mso-wrap-style:square;mso-width-percent:0;mso-wrap-distance-left:9pt;mso-wrap-distance-top:0;mso-wrap-distance-right:9pt;mso-wrap-distance-bottom:0;mso-position-horizontal:absolute;mso-position-horizontal-relative:text;mso-position-vertical:absolute;mso-position-vertical-relative:text;mso-width-percent:0;mso-width-relative:margin;v-text-anchor:middle" coordsize="2419350,2419350" o:spid="_x0000_s1026" fillcolor="#ed7d31 [3205]" stroked="f" strokeweight="1pt" path="m,2419350l,c806450,806450,-382154,2206666,2419350,2419350l,2419350xe" o:gfxdata="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" w14:anchorId="76C634DC">
                 <v:stroke joinstyle="miter"/>
@@ -1317,7 +1317,7 @@
               </wp:anchor>
             </w:drawing>
           </mc:Choice>
-          <mc:Fallback xmlns:a14="http://schemas.microsoft.com/office/drawing/2010/main" xmlns:pic="http://schemas.openxmlformats.org/drawingml/2006/picture" xmlns:a="http://schemas.openxmlformats.org/drawingml/2006/main">
+          <mc:Fallback xmlns:a="http://schemas.openxmlformats.org/drawingml/2006/main" xmlns:pic="http://schemas.openxmlformats.org/drawingml/2006/picture" xmlns:a14="http://schemas.microsoft.com/office/drawing/2010/main">
             <w:pict>
               <v:shape id="Derékszögű háromszög 7" style="position:absolute;margin-left:0;margin-top:-71.15pt;width:190.5pt;height:190.5pt;rotation:90;z-index:251664384;visibility:visible;mso-wrap-style:square;mso-width-percent:0;mso-wrap-distance-left:9pt;mso-wrap-distance-top:0;mso-wrap-distance-right:9pt;mso-wrap-distance-bottom:0;mso-position-horizontal:left;mso-position-horizontal-relative:page;mso-position-vertical:absolute;mso-position-vertical-relative:text;mso-width-percent:0;mso-width-relative:margin;v-text-anchor:middle" coordsize="2419350,2419350" o:spid="_x0000_s1026" fillcolor="#ed7d31 [3205]" stroked="f" strokeweight="1pt" path="m,2419350l,c806450,806450,-382154,2206666,2419350,2419350l,2419350xe" o:gfxdata="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" w14:anchorId="2E1CBD0A">
                 <v:stroke joinstyle="miter"/>
@@ -1881,7 +1881,7 @@
               </wp:anchor>
             </w:drawing>
           </mc:Choice>
-          <mc:Fallback xmlns:a14="http://schemas.microsoft.com/office/drawing/2010/main" xmlns:pic="http://schemas.openxmlformats.org/drawingml/2006/picture" xmlns:a="http://schemas.openxmlformats.org/drawingml/2006/main">
+          <mc:Fallback xmlns:a="http://schemas.openxmlformats.org/drawingml/2006/main" xmlns:pic="http://schemas.openxmlformats.org/drawingml/2006/picture" xmlns:a14="http://schemas.microsoft.com/office/drawing/2010/main">
             <w:pict>
               <v:shape id="Derékszögű háromszög 7" style="position:absolute;margin-left:0;margin-top:-71.1pt;width:190.5pt;height:190.5pt;rotation:90;z-index:251666432;visibility:visible;mso-wrap-style:square;mso-width-percent:0;mso-wrap-distance-left:9pt;mso-wrap-distance-top:0;mso-wrap-distance-right:9pt;mso-wrap-distance-bottom:0;mso-position-horizontal:left;mso-position-horizontal-relative:page;mso-position-vertical:absolute;mso-position-vertical-relative:text;mso-width-percent:0;mso-width-relative:margin;v-text-anchor:middle" coordsize="2419350,2419350" o:spid="_x0000_s1026" fillcolor="#ed7d31 [3205]" stroked="f" strokeweight="1pt" path="m,2419350l,c806450,806450,-382154,2206666,2419350,2419350l,2419350xe" o:gfxdata="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" w14:anchorId="2FA07425">
                 <v:stroke joinstyle="miter"/>
@@ -2106,90 +2106,66 @@
         <w:t xml:space="preserve"> </w:t>
       </w:r>
       <w:r>
-        <w:t>mely sok programozási nyelvet tartalmaz, melyek közül mi a JavaSc</w:t>
-      </w:r>
-      <w:r>
-        <w:t>ript-et</w:t>
-      </w:r>
-      <w:r>
-        <w:t xml:space="preserve"> használtuk, </w:t>
-      </w:r>
-      <w:r>
-        <w:t>melyben a Dózsa Csárda webes felület</w:t>
-      </w:r>
-      <w:r>
-        <w:t xml:space="preserve"> frontend része</w:t>
-      </w:r>
-      <w:r>
-        <w:t>, illetve</w:t>
-      </w:r>
-      <w:r>
-        <w:t xml:space="preserve"> Backend szervere</w:t>
+        <w:t xml:space="preserve">mely sok programozási nyelvet tartalmaz, </w:t>
+      </w:r>
+      <w:r>
+        <w:t>amelyek közül</w:t>
       </w:r>
       <w:r>
         <w:t xml:space="preserve"> </w:t>
       </w:r>
       <w:r>
-        <w:t xml:space="preserve">készült, </w:t>
-      </w:r>
-      <w:r>
-        <w:t xml:space="preserve">amihez </w:t>
-      </w:r>
-      <w:r>
-        <w:t>az alábbi modulokat</w:t>
-      </w:r>
-      <w:r>
-        <w:t>, csomagokat</w:t>
-      </w:r>
-      <w:r>
-        <w:t xml:space="preserve"> h</w:t>
-      </w:r>
-      <w:r>
-        <w:t>asználtuk fel</w:t>
-      </w:r>
-      <w:r>
-        <w:t>,</w:t>
-      </w:r>
-      <w:r>
-        <w:t xml:space="preserve"> </w:t>
-      </w:r>
-      <w:r>
-        <w:t xml:space="preserve">mint például: </w:t>
-      </w:r>
-      <w:r>
-        <w:t>npm express,</w:t>
-      </w:r>
-      <w:r>
-        <w:t xml:space="preserve"> path, open,</w:t>
-      </w:r>
-      <w:r>
-        <w:t xml:space="preserve"> </w:t>
-      </w:r>
-      <w:r>
-        <w:t>illetve saját modulokat is készítettünk.</w:t>
-      </w:r>
-    </w:p>
-    <w:p>
-      <w:r>
-        <w:t>Mindezeket a</w:t>
-      </w:r>
-      <w:r>
-        <w:t>z</w:t>
-      </w:r>
-      <w:r>
-        <w:t xml:space="preserve"> npm csomagkezelővel </w:t>
-      </w:r>
-      <w:r>
-        <w:t>szabályoztuk</w:t>
-      </w:r>
-      <w:r>
-        <w:t>.</w:t>
+        <w:t>mi a HTML5, CSS3, JavaScript-et használtuk, illetve az EJS-t. Ebben a környe</w:t>
+      </w:r>
+      <w:r>
+        <w:t>zetben használtuk, illetve fejlesztettünk.</w:t>
+      </w:r>
+    </w:p>
+    <w:p>
+      <w:r>
+        <w:drawing>
+          <wp:inline distT="0" distB="0" distL="0" distR="0" wp14:anchorId="7A2A8CAF" wp14:editId="41076B85">
+            <wp:extent cx="5579745" cy="3000375"/>
+            <wp:effectExtent l="0" t="0" r="1905" b="9525"/>
+            <wp:docPr id="27" name="Kép 27"/>
+            <wp:cNvGraphicFramePr>
+              <a:graphicFrameLocks xmlns:a="http://schemas.openxmlformats.org/drawingml/2006/main" noChangeAspect="1"/>
+            </wp:cNvGraphicFramePr>
+            <a:graphic xmlns:a="http://schemas.openxmlformats.org/drawingml/2006/main">
+              <a:graphicData uri="http://schemas.openxmlformats.org/drawingml/2006/picture">
+                <pic:pic xmlns:pic="http://schemas.openxmlformats.org/drawingml/2006/picture">
+                  <pic:nvPicPr>
+                    <pic:cNvPr id="1" name=""/>
+                    <pic:cNvPicPr/>
+                  </pic:nvPicPr>
+                  <pic:blipFill>
+                    <a:blip r:embed="rId10"/>
+                    <a:stretch>
+                      <a:fillRect/>
+                    </a:stretch>
+                  </pic:blipFill>
+                  <pic:spPr>
+                    <a:xfrm>
+                      <a:off x="0" y="0"/>
+                      <a:ext cx="5579745" cy="3000375"/>
+                    </a:xfrm>
+                    <a:prstGeom prst="rect">
+                      <a:avLst/>
+                    </a:prstGeom>
+                  </pic:spPr>
+                </pic:pic>
+              </a:graphicData>
+            </a:graphic>
+          </wp:inline>
+        </w:drawing>
       </w:r>
     </w:p>
     <w:p/>
     <w:p>
       <w:pPr>
         <w:pStyle w:val="Cmsor2"/>
+        <w:keepLines w:val="0"/>
+        <w:pageBreakBefore/>
         <w:numPr>
           <w:ilvl w:val="0"/>
           <w:numId w:val="0"/>
@@ -2198,6 +2174,7 @@
       </w:pPr>
       <w:bookmarkStart w:id="4" w:name="_Toc210293135"/>
       <w:r>
+        <w:lastRenderedPageBreak/>
         <w:t>4</w:t>
       </w:r>
       <w:r>
@@ -2226,6 +2203,9 @@
       </w:r>
       <w:r>
         <w:t>.</w:t>
+      </w:r>
+      <w:r>
+        <w:t xml:space="preserve"> Továbbá, fejlesztés alatt az Apache szervert is használtuk, amely a PHP MyAdmin felületet biztosította, mely grafikus adatbázis kezelő oldal.</w:t>
       </w:r>
     </w:p>
     <w:p>
@@ -2250,7 +2230,7 @@
                     <pic:cNvPicPr/>
                   </pic:nvPicPr>
                   <pic:blipFill>
-                    <a:blip r:embed="rId10">
+                    <a:blip r:embed="rId11">
                       <a:extLst>
                         <a:ext uri="{28A0092B-C50C-407E-A947-70E740481C1C}">
                           <a14:useLocalDpi xmlns:a14="http://schemas.microsoft.com/office/drawing/2010/main" val="0"/>
@@ -2436,7 +2416,7 @@
               </wp:anchor>
             </w:drawing>
           </mc:Choice>
-          <mc:Fallback xmlns:a14="http://schemas.microsoft.com/office/drawing/2010/main" xmlns:pic="http://schemas.openxmlformats.org/drawingml/2006/picture" xmlns:a="http://schemas.openxmlformats.org/drawingml/2006/main">
+          <mc:Fallback xmlns:a="http://schemas.openxmlformats.org/drawingml/2006/main" xmlns:pic="http://schemas.openxmlformats.org/drawingml/2006/picture" xmlns:a14="http://schemas.microsoft.com/office/drawing/2010/main">
             <w:pict>
               <v:shape id="Derékszögű háromszög 7" style="position:absolute;margin-left:0;margin-top:-71.35pt;width:190.5pt;height:190.5pt;rotation:90;z-index:251668480;visibility:visible;mso-wrap-style:square;mso-width-percent:0;mso-wrap-distance-left:9pt;mso-wrap-distance-top:0;mso-wrap-distance-right:9pt;mso-wrap-distance-bottom:0;mso-position-horizontal:left;mso-position-horizontal-relative:page;mso-position-vertical:absolute;mso-position-vertical-relative:text;mso-width-percent:0;mso-width-relative:margin;v-text-anchor:middle" coordsize="2419350,2419350" o:spid="_x0000_s1026" fillcolor="#ed7d31 [3205]" stroked="f" strokeweight="1pt" path="m,2419350l,c806450,806450,-382154,2206666,2419350,2419350l,2419350xe" o:gfxdata="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" w14:anchorId="09313364">
                 <v:stroke joinstyle="miter"/>
@@ -2505,7 +2485,7 @@
                     </pic:cNvPicPr>
                   </pic:nvPicPr>
                   <pic:blipFill>
-                    <a:blip r:embed="rId11" cstate="print">
+                    <a:blip r:embed="rId12" cstate="print">
                       <a:extLst>
                         <a:ext uri="{28A0092B-C50C-407E-A947-70E740481C1C}">
                           <a14:useLocalDpi xmlns:a14="http://schemas.microsoft.com/office/drawing/2010/main" val="0"/>
@@ -3972,7 +3952,7 @@
                     <pic:cNvPicPr/>
                   </pic:nvPicPr>
                   <pic:blipFill>
-                    <a:blip r:embed="rId12"/>
+                    <a:blip r:embed="rId13"/>
                     <a:stretch>
                       <a:fillRect/>
                     </a:stretch>
@@ -4004,6 +3984,44 @@
           <w:rFonts w:eastAsia="Times New Roman" w:cs="Times New Roman"/>
         </w:rPr>
         <w:t>ON DELETE CASCADE – Törlés esetén nem lefagy az oldal, vagy hibával tér vissza, hanem törli az összes rendelést, amelyben az adott felhasználó szerepelt.</w:t>
+      </w:r>
+      <w:r>
+        <w:rPr>
+          <w:rFonts w:eastAsia="Times New Roman" w:cs="Times New Roman"/>
+        </w:rPr>
+        <w:t xml:space="preserve"> Ez az úgynevezett K</w:t>
+      </w:r>
+      <w:r>
+        <w:rPr>
+          <w:rFonts w:eastAsia="Times New Roman" w:cs="Times New Roman"/>
+        </w:rPr>
+        <w:t>a</w:t>
+      </w:r>
+      <w:r>
+        <w:rPr>
+          <w:rFonts w:eastAsia="Times New Roman" w:cs="Times New Roman"/>
+        </w:rPr>
+        <w:t>szkád törlés</w:t>
+      </w:r>
+    </w:p>
+    <w:p>
+      <w:pPr>
+        <w:rPr>
+          <w:rFonts w:eastAsia="Times New Roman" w:cs="Times New Roman"/>
+        </w:rPr>
+      </w:pPr>
+      <w:r>
+        <w:rPr>
+          <w:rFonts w:eastAsia="Times New Roman" w:cs="Times New Roman"/>
+        </w:rPr>
+        <w:lastRenderedPageBreak/>
+        <w:t>ON UPDATE CASCADE – Módosítás esetén minden hozzá kapcsolódó rekordot módosít. Ezt mit a felhasználónév, lakcím módosítása esetén használtuk.</w:t>
+      </w:r>
+      <w:r>
+        <w:rPr>
+          <w:rFonts w:eastAsia="Times New Roman" w:cs="Times New Roman"/>
+        </w:rPr>
+        <w:t xml:space="preserve"> Kaszkád módosítás</w:t>
       </w:r>
     </w:p>
     <w:p>
@@ -4641,7 +4659,7 @@
                     <pic:cNvPicPr/>
                   </pic:nvPicPr>
                   <pic:blipFill>
-                    <a:blip r:embed="rId13">
+                    <a:blip r:embed="rId14">
                       <a:extLst>
                         <a:ext uri="{28A0092B-C50C-407E-A947-70E740481C1C}">
                           <a14:useLocalDpi xmlns:a14="http://schemas.microsoft.com/office/drawing/2010/main" val="0"/>
@@ -5216,7 +5234,7 @@
                     <pic:cNvPicPr/>
                   </pic:nvPicPr>
                   <pic:blipFill>
-                    <a:blip r:embed="rId14">
+                    <a:blip r:embed="rId15">
                       <a:extLst>
                         <a:ext uri="{28A0092B-C50C-407E-A947-70E740481C1C}">
                           <a14:useLocalDpi xmlns:a14="http://schemas.microsoft.com/office/drawing/2010/main" val="0"/>
@@ -5278,7 +5296,7 @@
                     </pic:cNvPicPr>
                   </pic:nvPicPr>
                   <pic:blipFill>
-                    <a:blip r:embed="rId15" cstate="print">
+                    <a:blip r:embed="rId16" cstate="print">
                       <a:extLst>
                         <a:ext uri="{28A0092B-C50C-407E-A947-70E740481C1C}">
                           <a14:useLocalDpi xmlns:a14="http://schemas.microsoft.com/office/drawing/2010/main" val="0"/>
@@ -5754,7 +5772,7 @@
                     </pic:cNvPicPr>
                   </pic:nvPicPr>
                   <pic:blipFill>
-                    <a:blip r:embed="rId16">
+                    <a:blip r:embed="rId17">
                       <a:extLst>
                         <a:ext uri="{28A0092B-C50C-407E-A947-70E740481C1C}">
                           <a14:useLocalDpi xmlns:a14="http://schemas.microsoft.com/office/drawing/2010/main" val="0"/>
@@ -5983,7 +6001,7 @@
                     <pic:cNvPicPr/>
                   </pic:nvPicPr>
                   <pic:blipFill>
-                    <a:blip r:embed="rId17">
+                    <a:blip r:embed="rId18">
                       <a:extLst>
                         <a:ext uri="{28A0092B-C50C-407E-A947-70E740481C1C}">
                           <a14:useLocalDpi xmlns:a14="http://schemas.microsoft.com/office/drawing/2010/main" val="0"/>
@@ -6225,7 +6243,7 @@
                     <pic:cNvPicPr/>
                   </pic:nvPicPr>
                   <pic:blipFill>
-                    <a:blip r:embed="rId18" cstate="print">
+                    <a:blip r:embed="rId19" cstate="print">
                       <a:extLst>
                         <a:ext uri="{28A0092B-C50C-407E-A947-70E740481C1C}">
                           <a14:useLocalDpi xmlns:a14="http://schemas.microsoft.com/office/drawing/2010/main" val="0"/>
@@ -6285,7 +6303,7 @@
                     <pic:cNvPicPr/>
                   </pic:nvPicPr>
                   <pic:blipFill>
-                    <a:blip r:embed="rId19">
+                    <a:blip r:embed="rId20">
                       <a:extLst>
                         <a:ext uri="{28A0092B-C50C-407E-A947-70E740481C1C}">
                           <a14:useLocalDpi xmlns:a14="http://schemas.microsoft.com/office/drawing/2010/main" val="0"/>
@@ -6337,7 +6355,7 @@
                     <pic:cNvPicPr/>
                   </pic:nvPicPr>
                   <pic:blipFill>
-                    <a:blip r:embed="rId20"/>
+                    <a:blip r:embed="rId21"/>
                     <a:stretch>
                       <a:fillRect/>
                     </a:stretch>
@@ -6585,7 +6603,7 @@
                     <pic:cNvPicPr/>
                   </pic:nvPicPr>
                   <pic:blipFill>
-                    <a:blip r:embed="rId21"/>
+                    <a:blip r:embed="rId22"/>
                     <a:stretch>
                       <a:fillRect/>
                     </a:stretch>
@@ -6839,7 +6857,7 @@
                     <pic:cNvPicPr/>
                   </pic:nvPicPr>
                   <pic:blipFill>
-                    <a:blip r:embed="rId22"/>
+                    <a:blip r:embed="rId23"/>
                     <a:stretch>
                       <a:fillRect/>
                     </a:stretch>
@@ -6922,7 +6940,7 @@
                     <pic:cNvPicPr/>
                   </pic:nvPicPr>
                   <pic:blipFill>
-                    <a:blip r:embed="rId23"/>
+                    <a:blip r:embed="rId24"/>
                     <a:stretch>
                       <a:fillRect/>
                     </a:stretch>
@@ -7013,7 +7031,7 @@
                     <pic:cNvPicPr/>
                   </pic:nvPicPr>
                   <pic:blipFill>
-                    <a:blip r:embed="rId24"/>
+                    <a:blip r:embed="rId25"/>
                     <a:stretch>
                       <a:fillRect/>
                     </a:stretch>
@@ -7264,7 +7282,7 @@
               </wp:anchor>
             </w:drawing>
           </mc:Choice>
-          <mc:Fallback xmlns:a14="http://schemas.microsoft.com/office/drawing/2010/main" xmlns:pic="http://schemas.openxmlformats.org/drawingml/2006/picture" xmlns:a="http://schemas.openxmlformats.org/drawingml/2006/main">
+          <mc:Fallback xmlns:a="http://schemas.openxmlformats.org/drawingml/2006/main" xmlns:pic="http://schemas.openxmlformats.org/drawingml/2006/picture" xmlns:a14="http://schemas.microsoft.com/office/drawing/2010/main">
             <w:pict>
               <v:shape id="Derékszögű háromszög 7" style="position:absolute;margin-left:0;margin-top:-71pt;width:190.5pt;height:190.5pt;rotation:90;z-index:251670528;visibility:visible;mso-wrap-style:square;mso-width-percent:0;mso-wrap-distance-left:9pt;mso-wrap-distance-top:0;mso-wrap-distance-right:9pt;mso-wrap-distance-bottom:0;mso-position-horizontal:left;mso-position-horizontal-relative:page;mso-position-vertical:absolute;mso-position-vertical-relative:text;mso-width-percent:0;mso-width-relative:margin;v-text-anchor:middle" coordsize="2419350,2419350" o:spid="_x0000_s1026" fillcolor="#ed7d31 [3205]" stroked="f" strokeweight="1pt" path="m,2419350l,c806450,806450,-382154,2206666,2419350,2419350l,2419350xe" o:gfxdata="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" w14:anchorId="3D992DA4">
                 <v:stroke joinstyle="miter"/>
@@ -7518,7 +7536,7 @@
               </wp:anchor>
             </w:drawing>
           </mc:Choice>
-          <mc:Fallback xmlns:a14="http://schemas.microsoft.com/office/drawing/2010/main" xmlns:pic="http://schemas.openxmlformats.org/drawingml/2006/picture" xmlns:a="http://schemas.openxmlformats.org/drawingml/2006/main">
+          <mc:Fallback xmlns:a="http://schemas.openxmlformats.org/drawingml/2006/main" xmlns:pic="http://schemas.openxmlformats.org/drawingml/2006/picture" xmlns:a14="http://schemas.microsoft.com/office/drawing/2010/main">
             <w:pict>
               <v:shape id="Derékszögű háromszög 7" style="position:absolute;margin-left:0;margin-top:-71.35pt;width:190.5pt;height:190.5pt;rotation:90;z-index:251672576;visibility:visible;mso-wrap-style:square;mso-width-percent:0;mso-wrap-distance-left:9pt;mso-wrap-distance-top:0;mso-wrap-distance-right:9pt;mso-wrap-distance-bottom:0;mso-position-horizontal:left;mso-position-horizontal-relative:page;mso-position-vertical:absolute;mso-position-vertical-relative:text;mso-width-percent:0;mso-width-relative:margin;v-text-anchor:middle" coordsize="2419350,2419350" o:spid="_x0000_s1026" fillcolor="#ed7d31 [3205]" stroked="f" strokeweight="1pt" path="m,2419350l,c806450,806450,-382154,2206666,2419350,2419350l,2419350xe" o:gfxdata="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" w14:anchorId="0AF53019">
                 <v:stroke joinstyle="miter"/>

--- a/FejlesztőisablonWIP.docx
+++ b/FejlesztőisablonWIP.docx
@@ -141,7 +141,7 @@
               </wp:anchor>
             </w:drawing>
           </mc:Choice>
-          <mc:Fallback xmlns:a="http://schemas.openxmlformats.org/drawingml/2006/main" xmlns:pic="http://schemas.openxmlformats.org/drawingml/2006/picture" xmlns:a14="http://schemas.microsoft.com/office/drawing/2010/main">
+          <mc:Fallback xmlns:a14="http://schemas.microsoft.com/office/drawing/2010/main" xmlns:pic="http://schemas.openxmlformats.org/drawingml/2006/picture" xmlns:a="http://schemas.openxmlformats.org/drawingml/2006/main">
             <w:pict>
               <v:shape id="Derékszögű háromszög 7" style="position:absolute;margin-left:0;margin-top:-70.65pt;width:190.5pt;height:190.5pt;rotation:90;z-index:251660288;visibility:visible;mso-wrap-style:square;mso-width-percent:0;mso-wrap-distance-left:9pt;mso-wrap-distance-top:0;mso-wrap-distance-right:9pt;mso-wrap-distance-bottom:0;mso-position-horizontal:left;mso-position-horizontal-relative:page;mso-position-vertical:absolute;mso-position-vertical-relative:text;mso-width-percent:0;mso-width-relative:margin;v-text-anchor:middle" coordsize="2419350,2419350" o:spid="_x0000_s1026" fillcolor="#ed7d31 [3205]" stroked="f" strokeweight="1pt" path="m,2419350l,c806450,806450,-382154,2206666,2419350,2419350l,2419350xe" o:gfxdata="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" w14:anchorId="022CF62E">
                 <v:stroke joinstyle="miter"/>
@@ -1114,7 +1114,7 @@
               </wp:anchor>
             </w:drawing>
           </mc:Choice>
-          <mc:Fallback xmlns:a="http://schemas.openxmlformats.org/drawingml/2006/main" xmlns:pic="http://schemas.openxmlformats.org/drawingml/2006/picture" xmlns:a14="http://schemas.microsoft.com/office/drawing/2010/main">
+          <mc:Fallback xmlns:a14="http://schemas.microsoft.com/office/drawing/2010/main" xmlns:pic="http://schemas.openxmlformats.org/drawingml/2006/picture" xmlns:a="http://schemas.openxmlformats.org/drawingml/2006/main">
             <w:pict>
               <v:shape id="Derékszögű háromszög 7" style="position:absolute;margin-left:-86.55pt;margin-top:-71.05pt;width:190.5pt;height:190.5pt;rotation:90;z-index:251662336;visibility:visible;mso-wrap-style:square;mso-width-percent:0;mso-wrap-distance-left:9pt;mso-wrap-distance-top:0;mso-wrap-distance-right:9pt;mso-wrap-distance-bottom:0;mso-position-horizontal:absolute;mso-position-horizontal-relative:text;mso-position-vertical:absolute;mso-position-vertical-relative:text;mso-width-percent:0;mso-width-relative:margin;v-text-anchor:middle" coordsize="2419350,2419350" o:spid="_x0000_s1026" fillcolor="#ed7d31 [3205]" stroked="f" strokeweight="1pt" path="m,2419350l,c806450,806450,-382154,2206666,2419350,2419350l,2419350xe" o:gfxdata="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" w14:anchorId="76C634DC">
                 <v:stroke joinstyle="miter"/>
@@ -1149,7 +1149,15 @@
         <w:t xml:space="preserve">A </w:t>
       </w:r>
       <w:r>
-        <w:t>weboldalt, csak a regisztráció, illetve az adminok által jóváhagyást követően lehet használni</w:t>
+        <w:t xml:space="preserve">weboldalt, csak a regisztráció, illetve az </w:t>
+      </w:r>
+      <w:proofErr w:type="spellStart"/>
+      <w:r>
+        <w:t>adminok</w:t>
+      </w:r>
+      <w:proofErr w:type="spellEnd"/>
+      <w:r>
+        <w:t xml:space="preserve"> által jóváhagyást követően lehet használni</w:t>
       </w:r>
       <w:r>
         <w:t xml:space="preserve">. </w:t>
@@ -1158,7 +1166,15 @@
         <w:t>A szükséges adatok: Felhasználónév, Lakcím, Email, Jelszó, Jelszó megint</w:t>
       </w:r>
       <w:r>
-        <w:t xml:space="preserve">. A Jelszót nem rögzítjük, egy úgynevezett HASH technikával titkosítjuk, melyet egy </w:t>
+        <w:t xml:space="preserve">. A Jelszót nem rögzítjük, egy úgynevezett HASH technikával </w:t>
+      </w:r>
+      <w:proofErr w:type="spellStart"/>
+      <w:r>
+        <w:t>titkosítjuk</w:t>
+      </w:r>
+      <w:proofErr w:type="spellEnd"/>
+      <w:r>
+        <w:t xml:space="preserve">, melyet egy </w:t>
       </w:r>
       <w:r>
         <w:t>modul generál, és azt tároljuk el</w:t>
@@ -1317,7 +1333,7 @@
               </wp:anchor>
             </w:drawing>
           </mc:Choice>
-          <mc:Fallback xmlns:a="http://schemas.openxmlformats.org/drawingml/2006/main" xmlns:pic="http://schemas.openxmlformats.org/drawingml/2006/picture" xmlns:a14="http://schemas.microsoft.com/office/drawing/2010/main">
+          <mc:Fallback xmlns:a14="http://schemas.microsoft.com/office/drawing/2010/main" xmlns:pic="http://schemas.openxmlformats.org/drawingml/2006/picture" xmlns:a="http://schemas.openxmlformats.org/drawingml/2006/main">
             <w:pict>
               <v:shape id="Derékszögű háromszög 7" style="position:absolute;margin-left:0;margin-top:-71.15pt;width:190.5pt;height:190.5pt;rotation:90;z-index:251664384;visibility:visible;mso-wrap-style:square;mso-width-percent:0;mso-wrap-distance-left:9pt;mso-wrap-distance-top:0;mso-wrap-distance-right:9pt;mso-wrap-distance-bottom:0;mso-position-horizontal:left;mso-position-horizontal-relative:page;mso-position-vertical:absolute;mso-position-vertical-relative:text;mso-width-percent:0;mso-width-relative:margin;v-text-anchor:middle" coordsize="2419350,2419350" o:spid="_x0000_s1026" fillcolor="#ed7d31 [3205]" stroked="f" strokeweight="1pt" path="m,2419350l,c806450,806450,-382154,2206666,2419350,2419350l,2419350xe" o:gfxdata="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" w14:anchorId="2E1CBD0A">
                 <v:stroke joinstyle="miter"/>
@@ -1383,6 +1399,7 @@
         <w:spacing w:before="0" w:beforeAutospacing="0" w:after="0" w:afterAutospacing="0"/>
         <w:ind w:left="720"/>
       </w:pPr>
+      <w:proofErr w:type="gramStart"/>
       <w:r>
         <w:rPr>
           <w:rFonts w:hAnsi="Symbol"/>
@@ -1396,10 +1413,25 @@
         <w:rPr>
           <w:rStyle w:val="Kiemels2"/>
         </w:rPr>
-        <w:t>Minimum:</w:t>
-      </w:r>
-      <w:r>
-        <w:t xml:space="preserve"> 1–2 magos, 1 GHz-es processzor</w:t>
+        <w:t>Minimum</w:t>
+      </w:r>
+      <w:proofErr w:type="gramEnd"/>
+      <w:r>
+        <w:rPr>
+          <w:rStyle w:val="Kiemels2"/>
+        </w:rPr>
+        <w:t>:</w:t>
+      </w:r>
+      <w:r>
+        <w:t xml:space="preserve"> 1–2 magos, 1 </w:t>
+      </w:r>
+      <w:proofErr w:type="spellStart"/>
+      <w:r>
+        <w:t>GHz</w:t>
+      </w:r>
+      <w:proofErr w:type="spellEnd"/>
+      <w:r>
+        <w:t>-es processzor</w:t>
       </w:r>
     </w:p>
     <w:p>
@@ -1408,6 +1440,7 @@
         <w:spacing w:before="0" w:beforeAutospacing="0" w:after="0" w:afterAutospacing="0"/>
         <w:ind w:left="720"/>
       </w:pPr>
+      <w:proofErr w:type="gramStart"/>
       <w:r>
         <w:rPr>
           <w:rFonts w:hAnsi="Symbol"/>
@@ -1421,10 +1454,25 @@
         <w:rPr>
           <w:rStyle w:val="Kiemels2"/>
         </w:rPr>
-        <w:t>Ajánlott:</w:t>
-      </w:r>
-      <w:r>
-        <w:t xml:space="preserve"> 2–4 magos, modern CPU (pl. Intel i3 vagy AMD Ryzen 3)</w:t>
+        <w:t>Ajánlott</w:t>
+      </w:r>
+      <w:proofErr w:type="gramEnd"/>
+      <w:r>
+        <w:rPr>
+          <w:rStyle w:val="Kiemels2"/>
+        </w:rPr>
+        <w:t>:</w:t>
+      </w:r>
+      <w:r>
+        <w:t xml:space="preserve"> 2–4 magos, modern CPU (pl. Intel i3 vagy AMD </w:t>
+      </w:r>
+      <w:proofErr w:type="spellStart"/>
+      <w:r>
+        <w:t>Ryzen</w:t>
+      </w:r>
+      <w:proofErr w:type="spellEnd"/>
+      <w:r>
+        <w:t xml:space="preserve"> 3)</w:t>
       </w:r>
     </w:p>
     <w:p>
@@ -1457,6 +1505,7 @@
         <w:spacing w:before="0" w:beforeAutospacing="0" w:after="0" w:afterAutospacing="0"/>
         <w:ind w:left="720"/>
       </w:pPr>
+      <w:proofErr w:type="gramStart"/>
       <w:r>
         <w:rPr>
           <w:rFonts w:hAnsi="Symbol"/>
@@ -1470,7 +1519,14 @@
         <w:rPr>
           <w:rStyle w:val="Kiemels2"/>
         </w:rPr>
-        <w:t>Minimum:</w:t>
+        <w:t>Minimum</w:t>
+      </w:r>
+      <w:proofErr w:type="gramEnd"/>
+      <w:r>
+        <w:rPr>
+          <w:rStyle w:val="Kiemels2"/>
+        </w:rPr>
+        <w:t>:</w:t>
       </w:r>
       <w:r>
         <w:t xml:space="preserve"> 2 GB RAM</w:t>
@@ -1482,6 +1538,7 @@
         <w:spacing w:before="0" w:beforeAutospacing="0" w:after="0" w:afterAutospacing="0"/>
         <w:ind w:left="720"/>
       </w:pPr>
+      <w:proofErr w:type="gramStart"/>
       <w:r>
         <w:rPr>
           <w:rFonts w:hAnsi="Symbol"/>
@@ -1495,7 +1552,14 @@
         <w:rPr>
           <w:rStyle w:val="Kiemels2"/>
         </w:rPr>
-        <w:t>Ajánlott:</w:t>
+        <w:t>Ajánlott</w:t>
+      </w:r>
+      <w:proofErr w:type="gramEnd"/>
+      <w:r>
+        <w:rPr>
+          <w:rStyle w:val="Kiemels2"/>
+        </w:rPr>
+        <w:t>:</w:t>
       </w:r>
       <w:r>
         <w:t xml:space="preserve"> 4–8 GB RAM</w:t>
@@ -1530,6 +1594,7 @@
         <w:spacing w:before="0" w:beforeAutospacing="0" w:after="0" w:afterAutospacing="0"/>
         <w:ind w:left="720"/>
       </w:pPr>
+      <w:proofErr w:type="gramStart"/>
       <w:r>
         <w:rPr>
           <w:rFonts w:hAnsi="Symbol"/>
@@ -1543,7 +1608,14 @@
         <w:rPr>
           <w:rStyle w:val="Kiemels2"/>
         </w:rPr>
-        <w:t>Minimum:</w:t>
+        <w:t>Minimum</w:t>
+      </w:r>
+      <w:proofErr w:type="gramEnd"/>
+      <w:r>
+        <w:rPr>
+          <w:rStyle w:val="Kiemels2"/>
+        </w:rPr>
+        <w:t>:</w:t>
       </w:r>
       <w:r>
         <w:t xml:space="preserve"> 10 GB szabad hely</w:t>
@@ -1555,6 +1627,7 @@
         <w:spacing w:before="0" w:beforeAutospacing="0" w:after="0" w:afterAutospacing="0"/>
         <w:ind w:left="720"/>
       </w:pPr>
+      <w:proofErr w:type="gramStart"/>
       <w:r>
         <w:rPr>
           <w:rFonts w:hAnsi="Symbol"/>
@@ -1568,7 +1641,14 @@
         <w:rPr>
           <w:rStyle w:val="Kiemels2"/>
         </w:rPr>
-        <w:t>Ajánlott:</w:t>
+        <w:t>Ajánlott</w:t>
+      </w:r>
+      <w:proofErr w:type="gramEnd"/>
+      <w:r>
+        <w:rPr>
+          <w:rStyle w:val="Kiemels2"/>
+        </w:rPr>
+        <w:t>:</w:t>
       </w:r>
       <w:r>
         <w:t xml:space="preserve"> SSD meghajtó legalább 50 GB szabad hellyel</w:t>
@@ -1677,7 +1757,15 @@
         <w:t>B</w:t>
       </w:r>
       <w:r>
-        <w:t>öngésző (pl.: Chrome, FireFox)</w:t>
+        <w:t xml:space="preserve">öngésző (pl.: Chrome, </w:t>
+      </w:r>
+      <w:proofErr w:type="spellStart"/>
+      <w:r>
+        <w:t>FireFox</w:t>
+      </w:r>
+      <w:proofErr w:type="spellEnd"/>
+      <w:r>
+        <w:t>)</w:t>
       </w:r>
     </w:p>
     <w:p>
@@ -1710,7 +1798,15 @@
         <w:t xml:space="preserve">Egy weboldal futtatásához alapvetően nem kell túl erős hardver – különösen akkor, ha csak fejlesztésre vagy kisebb forgalmú kiszolgálásra használjuk. </w:t>
       </w:r>
       <w:r>
-        <w:t>Az operációs rendszer biztosítja azt az alapvető környezetet, ahol a webszerver, adatbázis és egyéb szoftverek futnak. Például Windows, Linux vagy macOS. Ez futtatja a XAMPP-ot és kezeli a rendszer erőforrásait.</w:t>
+        <w:t xml:space="preserve">Az operációs rendszer biztosítja azt az alapvető környezetet, ahol a webszerver, adatbázis és egyéb szoftverek futnak. Például Windows, Linux vagy </w:t>
+      </w:r>
+      <w:proofErr w:type="spellStart"/>
+      <w:r>
+        <w:t>macOS</w:t>
+      </w:r>
+      <w:proofErr w:type="spellEnd"/>
+      <w:r>
+        <w:t>. Ez futtatja a XAMPP-ot és kezeli a rendszer erőforrásait.</w:t>
       </w:r>
       <w:r>
         <w:t xml:space="preserve"> A XAMPP egy olyan csomag, amely tartalmazza a legfontosabb szerverkomponenseket, amik szükségesek a weboldal futtatásához, tehát lehetővé teszi, hogy helyben (lokálisan) futtassuk és teszteljük a weboldalt. A böngésző egy kliensprogram, am</w:t>
@@ -1725,7 +1821,15 @@
         <w:t>Maga a</w:t>
       </w:r>
       <w:r>
-        <w:t xml:space="preserve"> böngésző kérést küld a szervernek (pl. a XAMPP által futtatott Apache-nak), majd megjeleníti a válaszként kapott HTML, CSS és JavaScript tartalmat.</w:t>
+        <w:t xml:space="preserve"> böngésző kérést küld a szervernek (pl. a XAMPP által futtatott </w:t>
+      </w:r>
+      <w:proofErr w:type="spellStart"/>
+      <w:r>
+        <w:t>Apache-nak</w:t>
+      </w:r>
+      <w:proofErr w:type="spellEnd"/>
+      <w:r>
+        <w:t>), majd megjeleníti a válaszként kapott HTML, CSS és JavaScript tartalmat.</w:t>
       </w:r>
     </w:p>
     <w:p>
@@ -1881,7 +1985,7 @@
               </wp:anchor>
             </w:drawing>
           </mc:Choice>
-          <mc:Fallback xmlns:a="http://schemas.openxmlformats.org/drawingml/2006/main" xmlns:pic="http://schemas.openxmlformats.org/drawingml/2006/picture" xmlns:a14="http://schemas.microsoft.com/office/drawing/2010/main">
+          <mc:Fallback xmlns:a14="http://schemas.microsoft.com/office/drawing/2010/main" xmlns:pic="http://schemas.openxmlformats.org/drawingml/2006/picture" xmlns:a="http://schemas.openxmlformats.org/drawingml/2006/main">
             <w:pict>
               <v:shape id="Derékszögű háromszög 7" style="position:absolute;margin-left:0;margin-top:-71.1pt;width:190.5pt;height:190.5pt;rotation:90;z-index:251666432;visibility:visible;mso-wrap-style:square;mso-width-percent:0;mso-wrap-distance-left:9pt;mso-wrap-distance-top:0;mso-wrap-distance-right:9pt;mso-wrap-distance-bottom:0;mso-position-horizontal:left;mso-position-horizontal-relative:page;mso-position-vertical:absolute;mso-position-vertical-relative:text;mso-width-percent:0;mso-width-relative:margin;v-text-anchor:middle" coordsize="2419350,2419350" o:spid="_x0000_s1026" fillcolor="#ed7d31 [3205]" stroked="f" strokeweight="1pt" path="m,2419350l,c806450,806450,-382154,2206666,2419350,2419350l,2419350xe" o:gfxdata="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" w14:anchorId="2FA07425">
                 <v:stroke joinstyle="miter"/>
@@ -2030,25 +2134,49 @@
         <w:rPr>
           <w:lang w:val="en-US"/>
         </w:rPr>
-        <w:t>Visual Studio Code</w:t>
-      </w:r>
+        <w:t xml:space="preserve">Visual Studio </w:t>
+      </w:r>
+      <w:proofErr w:type="gramStart"/>
       <w:r>
         <w:rPr>
           <w:lang w:val="en-US"/>
         </w:rPr>
+        <w:t>Code</w:t>
+      </w:r>
+      <w:r>
+        <w:rPr>
+          <w:lang w:val="en-US"/>
+        </w:rPr>
         <w:t>(</w:t>
       </w:r>
+      <w:proofErr w:type="spellStart"/>
+      <w:proofErr w:type="gramEnd"/>
       <w:r>
         <w:rPr>
           <w:lang w:val="en-US"/>
         </w:rPr>
         <w:t>Fejlesztői</w:t>
       </w:r>
+      <w:proofErr w:type="spellEnd"/>
       <w:r>
         <w:rPr>
           <w:lang w:val="en-US"/>
         </w:rPr>
-        <w:t xml:space="preserve"> Környezet)</w:t>
+        <w:t xml:space="preserve"> </w:t>
+      </w:r>
+      <w:proofErr w:type="spellStart"/>
+      <w:r>
+        <w:rPr>
+          <w:lang w:val="en-US"/>
+        </w:rPr>
+        <w:t>Környezet</w:t>
+      </w:r>
+      <w:proofErr w:type="spellEnd"/>
+      <w:r>
+        <w:rPr>
+          <w:lang w:val="en-US"/>
+        </w:rPr>
+        <w:t>)</w:t>
       </w:r>
     </w:p>
     <w:p>
@@ -2077,13 +2205,47 @@
         <w:t xml:space="preserve">.1 </w:t>
       </w:r>
       <w:r>
-        <w:t>Visual Studio Code</w:t>
+        <w:t xml:space="preserve">Visual </w:t>
+      </w:r>
+      <w:proofErr w:type="spellStart"/>
+      <w:r>
+        <w:t>Studio</w:t>
+      </w:r>
+      <w:proofErr w:type="spellEnd"/>
+      <w:r>
+        <w:t xml:space="preserve"> </w:t>
+      </w:r>
+      <w:proofErr w:type="spellStart"/>
+      <w:r>
+        <w:t>Code</w:t>
       </w:r>
       <w:bookmarkEnd w:id="3"/>
-    </w:p>
-    <w:p>
-      <w:r>
-        <w:t xml:space="preserve">A Visual Studio Code(VSC) egy </w:t>
+      <w:proofErr w:type="spellEnd"/>
+    </w:p>
+    <w:p>
+      <w:r>
+        <w:t xml:space="preserve">A Visual </w:t>
+      </w:r>
+      <w:proofErr w:type="spellStart"/>
+      <w:r>
+        <w:t>Studio</w:t>
+      </w:r>
+      <w:proofErr w:type="spellEnd"/>
+      <w:r>
+        <w:t xml:space="preserve"> </w:t>
+      </w:r>
+      <w:proofErr w:type="spellStart"/>
+      <w:proofErr w:type="gramStart"/>
+      <w:r>
+        <w:t>Code</w:t>
+      </w:r>
+      <w:proofErr w:type="spellEnd"/>
+      <w:r>
+        <w:t>(</w:t>
+      </w:r>
+      <w:proofErr w:type="gramEnd"/>
+      <w:r>
+        <w:t xml:space="preserve">VSC) egy </w:t>
       </w:r>
       <w:r>
         <w:t xml:space="preserve">fejlesztői </w:t>
@@ -2091,13 +2253,59 @@
       <w:r>
         <w:t>környezet(</w:t>
       </w:r>
+      <w:proofErr w:type="spellStart"/>
       <w:r>
         <w:rPr>
           <w:rFonts w:eastAsia="Times New Roman" w:cs="Times New Roman"/>
           <w:color w:val="0D0D0D" w:themeColor="text1" w:themeTint="F2"/>
           <w:szCs w:val="24"/>
         </w:rPr>
-        <w:t>Integrated Development Environment (IDE)</w:t>
+        <w:t>Integrated</w:t>
+      </w:r>
+      <w:proofErr w:type="spellEnd"/>
+      <w:r>
+        <w:rPr>
+          <w:rFonts w:eastAsia="Times New Roman" w:cs="Times New Roman"/>
+          <w:color w:val="0D0D0D" w:themeColor="text1" w:themeTint="F2"/>
+          <w:szCs w:val="24"/>
+        </w:rPr>
+        <w:t xml:space="preserve"> </w:t>
+      </w:r>
+      <w:proofErr w:type="spellStart"/>
+      <w:r>
+        <w:rPr>
+          <w:rFonts w:eastAsia="Times New Roman" w:cs="Times New Roman"/>
+          <w:color w:val="0D0D0D" w:themeColor="text1" w:themeTint="F2"/>
+          <w:szCs w:val="24"/>
+        </w:rPr>
+        <w:t>Development</w:t>
+      </w:r>
+      <w:proofErr w:type="spellEnd"/>
+      <w:r>
+        <w:rPr>
+          <w:rFonts w:eastAsia="Times New Roman" w:cs="Times New Roman"/>
+          <w:color w:val="0D0D0D" w:themeColor="text1" w:themeTint="F2"/>
+          <w:szCs w:val="24"/>
+        </w:rPr>
+        <w:t xml:space="preserve"> </w:t>
+      </w:r>
+      <w:proofErr w:type="spellStart"/>
+      <w:r>
+        <w:rPr>
+          <w:rFonts w:eastAsia="Times New Roman" w:cs="Times New Roman"/>
+          <w:color w:val="0D0D0D" w:themeColor="text1" w:themeTint="F2"/>
+          <w:szCs w:val="24"/>
+        </w:rPr>
+        <w:t>Environment</w:t>
+      </w:r>
+      <w:proofErr w:type="spellEnd"/>
+      <w:r>
+        <w:rPr>
+          <w:rFonts w:eastAsia="Times New Roman" w:cs="Times New Roman"/>
+          <w:color w:val="0D0D0D" w:themeColor="text1" w:themeTint="F2"/>
+          <w:szCs w:val="24"/>
+        </w:rPr>
+        <w:t xml:space="preserve"> (IDE)</w:t>
       </w:r>
       <w:r>
         <w:t>)</w:t>
@@ -2115,7 +2323,15 @@
         <w:t xml:space="preserve"> </w:t>
       </w:r>
       <w:r>
-        <w:t>mi a HTML5, CSS3, JavaScript-et használtuk, illetve az EJS-t. Ebben a környe</w:t>
+        <w:t>mi a HTML5, CSS3, JavaScript-</w:t>
+      </w:r>
+      <w:proofErr w:type="spellStart"/>
+      <w:r>
+        <w:t>et</w:t>
+      </w:r>
+      <w:proofErr w:type="spellEnd"/>
+      <w:r>
+        <w:t xml:space="preserve"> használtuk, illetve az EJS-t. Ebben a környe</w:t>
       </w:r>
       <w:r>
         <w:t>zetben használtuk, illetve fejlesztettünk.</w:t>
@@ -2123,6 +2339,9 @@
     </w:p>
     <w:p>
       <w:r>
+        <w:rPr>
+          <w:noProof/>
+        </w:rPr>
         <w:drawing>
           <wp:inline distT="0" distB="0" distL="0" distR="0" wp14:anchorId="7A2A8CAF" wp14:editId="41076B85">
             <wp:extent cx="5579745" cy="3000375"/>
@@ -2196,8 +2415,13 @@
         <w:t>A</w:t>
       </w:r>
       <w:r>
-        <w:t xml:space="preserve"> XAMPP egy program, melyben adatbázist lehet működtetni</w:t>
-      </w:r>
+        <w:t xml:space="preserve"> XAMPP egy program, melyben adatbázist lehet </w:t>
+      </w:r>
+      <w:proofErr w:type="gramStart"/>
+      <w:r>
+        <w:t>működtetni</w:t>
+      </w:r>
+      <w:proofErr w:type="gramEnd"/>
       <w:r>
         <w:t xml:space="preserve"> amit mi is használtunk. Ehhez az SQL adatbáziskezelő nyelvet használtuk</w:t>
       </w:r>
@@ -2205,7 +2429,23 @@
         <w:t>.</w:t>
       </w:r>
       <w:r>
-        <w:t xml:space="preserve"> Továbbá, fejlesztés alatt az Apache szervert is használtuk, amely a PHP MyAdmin felületet biztosította, mely grafikus adatbázis kezelő oldal.</w:t>
+        <w:t xml:space="preserve"> Továbbá, fejlesztés alatt az </w:t>
+      </w:r>
+      <w:proofErr w:type="spellStart"/>
+      <w:r>
+        <w:t>Apache</w:t>
+      </w:r>
+      <w:proofErr w:type="spellEnd"/>
+      <w:r>
+        <w:t xml:space="preserve"> szervert is használtuk, amely a PHP </w:t>
+      </w:r>
+      <w:proofErr w:type="spellStart"/>
+      <w:r>
+        <w:t>MyAdmin</w:t>
+      </w:r>
+      <w:proofErr w:type="spellEnd"/>
+      <w:r>
+        <w:t xml:space="preserve"> felületet biztosította, mely grafikus adatbázis kezelő oldal.</w:t>
       </w:r>
     </w:p>
     <w:p>
@@ -2416,7 +2656,7 @@
               </wp:anchor>
             </w:drawing>
           </mc:Choice>
-          <mc:Fallback xmlns:a="http://schemas.openxmlformats.org/drawingml/2006/main" xmlns:pic="http://schemas.openxmlformats.org/drawingml/2006/picture" xmlns:a14="http://schemas.microsoft.com/office/drawing/2010/main">
+          <mc:Fallback xmlns:a14="http://schemas.microsoft.com/office/drawing/2010/main" xmlns:pic="http://schemas.openxmlformats.org/drawingml/2006/picture" xmlns:a="http://schemas.openxmlformats.org/drawingml/2006/main">
             <w:pict>
               <v:shape id="Derékszögű háromszög 7" style="position:absolute;margin-left:0;margin-top:-71.35pt;width:190.5pt;height:190.5pt;rotation:90;z-index:251668480;visibility:visible;mso-wrap-style:square;mso-width-percent:0;mso-wrap-distance-left:9pt;mso-wrap-distance-top:0;mso-wrap-distance-right:9pt;mso-wrap-distance-bottom:0;mso-position-horizontal:left;mso-position-horizontal-relative:page;mso-position-vertical:absolute;mso-position-vertical-relative:text;mso-width-percent:0;mso-width-relative:margin;v-text-anchor:middle" coordsize="2419350,2419350" o:spid="_x0000_s1026" fillcolor="#ed7d31 [3205]" stroked="f" strokeweight="1pt" path="m,2419350l,c806450,806450,-382154,2206666,2419350,2419350l,2419350xe" o:gfxdata="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" w14:anchorId="09313364">
                 <v:stroke joinstyle="miter"/>
@@ -2550,10 +2790,23 @@
         <w:t>Az adatbázis 7 db táblát tartalmaz: Felhasználó, Rendelés, Főétel, Köret, Szósz, Desszert, Üdítő</w:t>
       </w:r>
       <w:r>
-        <w:t xml:space="preserve">. Az utóbbi 5 a weboldalon szereplő kategóriákat írja le. A Rendelés az egy kapcsoló tábla, de egy rendelést tartalmaz </w:t>
-      </w:r>
-      <w:r>
-        <w:t xml:space="preserve">id-k szerint. A Felhasználó meg egy felhasználó </w:t>
+        <w:t xml:space="preserve">. Az utóbbi 5 a weboldalon szereplő kategóriákat írja le. A Rendelés az egy </w:t>
+      </w:r>
+      <w:proofErr w:type="gramStart"/>
+      <w:r>
+        <w:t>kapcsoló tábla</w:t>
+      </w:r>
+      <w:proofErr w:type="gramEnd"/>
+      <w:r>
+        <w:t xml:space="preserve">, de egy rendelést tartalmaz </w:t>
+      </w:r>
+      <w:proofErr w:type="spellStart"/>
+      <w:r>
+        <w:t>id</w:t>
+      </w:r>
+      <w:proofErr w:type="spellEnd"/>
+      <w:r>
+        <w:t xml:space="preserve">-k szerint. A Felhasználó meg egy felhasználó </w:t>
       </w:r>
       <w:r>
         <w:t>megadott információit, szerepkörét, és profiljának a helyzetét tartalmazza.</w:t>
@@ -2566,9 +2819,11 @@
       <w:r>
         <w:t xml:space="preserve"> adatbázis neve: </w:t>
       </w:r>
+      <w:proofErr w:type="spellStart"/>
       <w:r>
         <w:t>dozsa_csarda_adatbazis</w:t>
       </w:r>
+      <w:proofErr w:type="spellEnd"/>
     </w:p>
     <w:p>
       <w:pPr>
@@ -2770,11 +3025,19 @@
         </w:rPr>
         <w:tab/>
       </w:r>
-      <w:r>
-        <w:rPr>
-          <w:rFonts w:eastAsia="Times New Roman" w:cs="Times New Roman"/>
-        </w:rPr>
-        <w:t>id: A felhasználó azonosítóját tartalmazza</w:t>
+      <w:proofErr w:type="spellStart"/>
+      <w:r>
+        <w:rPr>
+          <w:rFonts w:eastAsia="Times New Roman" w:cs="Times New Roman"/>
+        </w:rPr>
+        <w:t>id</w:t>
+      </w:r>
+      <w:proofErr w:type="spellEnd"/>
+      <w:r>
+        <w:rPr>
+          <w:rFonts w:eastAsia="Times New Roman" w:cs="Times New Roman"/>
+        </w:rPr>
+        <w:t>: A felhasználó azonosítóját tartalmazza</w:t>
       </w:r>
       <w:r>
         <w:rPr>
@@ -2821,7 +3084,21 @@
           <w:rFonts w:eastAsia="Times New Roman" w:cs="Times New Roman"/>
         </w:rPr>
         <w:tab/>
-        <w:t>jelszó: A felhasználó jelszavát, Hash-elve/titkosítva tartalmazza</w:t>
+        <w:t xml:space="preserve">jelszó: A felhasználó jelszavát, </w:t>
+      </w:r>
+      <w:proofErr w:type="spellStart"/>
+      <w:r>
+        <w:rPr>
+          <w:rFonts w:eastAsia="Times New Roman" w:cs="Times New Roman"/>
+        </w:rPr>
+        <w:t>Hash</w:t>
+      </w:r>
+      <w:proofErr w:type="spellEnd"/>
+      <w:r>
+        <w:rPr>
+          <w:rFonts w:eastAsia="Times New Roman" w:cs="Times New Roman"/>
+        </w:rPr>
+        <w:t>-elve/titkosítva tartalmazza</w:t>
       </w:r>
     </w:p>
     <w:p>
@@ -2868,7 +3145,35 @@
         <w:rPr>
           <w:rFonts w:eastAsia="Times New Roman" w:cs="Times New Roman"/>
         </w:rPr>
-        <w:t>(admin, user)</w:t>
+        <w:t>(</w:t>
+      </w:r>
+      <w:proofErr w:type="spellStart"/>
+      <w:r>
+        <w:rPr>
+          <w:rFonts w:eastAsia="Times New Roman" w:cs="Times New Roman"/>
+        </w:rPr>
+        <w:t>admin</w:t>
+      </w:r>
+      <w:proofErr w:type="spellEnd"/>
+      <w:r>
+        <w:rPr>
+          <w:rFonts w:eastAsia="Times New Roman" w:cs="Times New Roman"/>
+        </w:rPr>
+        <w:t xml:space="preserve">, </w:t>
+      </w:r>
+      <w:proofErr w:type="spellStart"/>
+      <w:r>
+        <w:rPr>
+          <w:rFonts w:eastAsia="Times New Roman" w:cs="Times New Roman"/>
+        </w:rPr>
+        <w:t>user</w:t>
+      </w:r>
+      <w:proofErr w:type="spellEnd"/>
+      <w:r>
+        <w:rPr>
+          <w:rFonts w:eastAsia="Times New Roman" w:cs="Times New Roman"/>
+        </w:rPr>
+        <w:t>)</w:t>
       </w:r>
     </w:p>
     <w:p>
@@ -2964,11 +3269,19 @@
         </w:rPr>
         <w:tab/>
       </w:r>
-      <w:r>
-        <w:rPr>
-          <w:rFonts w:eastAsia="Times New Roman" w:cs="Times New Roman"/>
-        </w:rPr>
-        <w:t>id: A rendelés azonosítóját tartalmazza</w:t>
+      <w:proofErr w:type="spellStart"/>
+      <w:r>
+        <w:rPr>
+          <w:rFonts w:eastAsia="Times New Roman" w:cs="Times New Roman"/>
+        </w:rPr>
+        <w:t>id</w:t>
+      </w:r>
+      <w:proofErr w:type="spellEnd"/>
+      <w:r>
+        <w:rPr>
+          <w:rFonts w:eastAsia="Times New Roman" w:cs="Times New Roman"/>
+        </w:rPr>
+        <w:t>: A rendelés azonosítóját tartalmazza</w:t>
       </w:r>
       <w:r>
         <w:rPr>
@@ -2990,11 +3303,19 @@
         </w:rPr>
         <w:tab/>
       </w:r>
-      <w:r>
-        <w:rPr>
-          <w:rFonts w:eastAsia="Times New Roman" w:cs="Times New Roman"/>
-        </w:rPr>
-        <w:t>főétel_id: A Főétel azonosítóját tartalmazza</w:t>
+      <w:proofErr w:type="spellStart"/>
+      <w:r>
+        <w:rPr>
+          <w:rFonts w:eastAsia="Times New Roman" w:cs="Times New Roman"/>
+        </w:rPr>
+        <w:t>főétel_id</w:t>
+      </w:r>
+      <w:proofErr w:type="spellEnd"/>
+      <w:r>
+        <w:rPr>
+          <w:rFonts w:eastAsia="Times New Roman" w:cs="Times New Roman"/>
+        </w:rPr>
+        <w:t>: A Főétel azonosítóját tartalmazza</w:t>
       </w:r>
       <w:r>
         <w:rPr>
@@ -3015,7 +3336,20 @@
           <w:rFonts w:eastAsia="Times New Roman" w:cs="Times New Roman"/>
         </w:rPr>
         <w:tab/>
-        <w:t>köret_id: A Köret azonosítóját tartalmazza</w:t>
+      </w:r>
+      <w:proofErr w:type="spellStart"/>
+      <w:r>
+        <w:rPr>
+          <w:rFonts w:eastAsia="Times New Roman" w:cs="Times New Roman"/>
+        </w:rPr>
+        <w:t>köret_id</w:t>
+      </w:r>
+      <w:proofErr w:type="spellEnd"/>
+      <w:r>
+        <w:rPr>
+          <w:rFonts w:eastAsia="Times New Roman" w:cs="Times New Roman"/>
+        </w:rPr>
+        <w:t>: A Köret azonosítóját tartalmazza</w:t>
       </w:r>
       <w:r>
         <w:rPr>
@@ -3037,11 +3371,19 @@
         </w:rPr>
         <w:tab/>
       </w:r>
-      <w:r>
-        <w:rPr>
-          <w:rFonts w:eastAsia="Times New Roman" w:cs="Times New Roman"/>
-        </w:rPr>
-        <w:t>szosz_id: A Szósz azonosítóját tartalmazza</w:t>
+      <w:proofErr w:type="spellStart"/>
+      <w:r>
+        <w:rPr>
+          <w:rFonts w:eastAsia="Times New Roman" w:cs="Times New Roman"/>
+        </w:rPr>
+        <w:t>szosz_id</w:t>
+      </w:r>
+      <w:proofErr w:type="spellEnd"/>
+      <w:r>
+        <w:rPr>
+          <w:rFonts w:eastAsia="Times New Roman" w:cs="Times New Roman"/>
+        </w:rPr>
+        <w:t>: A Szósz azonosítóját tartalmazza</w:t>
       </w:r>
       <w:r>
         <w:rPr>
@@ -3063,11 +3405,19 @@
         </w:rPr>
         <w:tab/>
       </w:r>
-      <w:r>
-        <w:rPr>
-          <w:rFonts w:eastAsia="Times New Roman" w:cs="Times New Roman"/>
-        </w:rPr>
-        <w:t>üditő_id: Az Üdítő azonosítóját tartalmazza</w:t>
+      <w:proofErr w:type="spellStart"/>
+      <w:r>
+        <w:rPr>
+          <w:rFonts w:eastAsia="Times New Roman" w:cs="Times New Roman"/>
+        </w:rPr>
+        <w:t>üditő_id</w:t>
+      </w:r>
+      <w:proofErr w:type="spellEnd"/>
+      <w:r>
+        <w:rPr>
+          <w:rFonts w:eastAsia="Times New Roman" w:cs="Times New Roman"/>
+        </w:rPr>
+        <w:t>: Az Üdítő azonosítóját tartalmazza</w:t>
       </w:r>
       <w:r>
         <w:rPr>
@@ -3089,11 +3439,19 @@
         </w:rPr>
         <w:tab/>
       </w:r>
-      <w:r>
-        <w:rPr>
-          <w:rFonts w:eastAsia="Times New Roman" w:cs="Times New Roman"/>
-        </w:rPr>
-        <w:t>fel_id: A felhasználó azonosítóját tartalmazza</w:t>
+      <w:proofErr w:type="spellStart"/>
+      <w:r>
+        <w:rPr>
+          <w:rFonts w:eastAsia="Times New Roman" w:cs="Times New Roman"/>
+        </w:rPr>
+        <w:t>fel_id</w:t>
+      </w:r>
+      <w:proofErr w:type="spellEnd"/>
+      <w:r>
+        <w:rPr>
+          <w:rFonts w:eastAsia="Times New Roman" w:cs="Times New Roman"/>
+        </w:rPr>
+        <w:t>: A felhasználó azonosítóját tartalmazza</w:t>
       </w:r>
       <w:r>
         <w:rPr>
@@ -3114,7 +3472,20 @@
           <w:rFonts w:eastAsia="Times New Roman" w:cs="Times New Roman"/>
         </w:rPr>
         <w:tab/>
-        <w:t>desszert_id: A Desszert azonosítóját tartalmazza</w:t>
+      </w:r>
+      <w:proofErr w:type="spellStart"/>
+      <w:r>
+        <w:rPr>
+          <w:rFonts w:eastAsia="Times New Roman" w:cs="Times New Roman"/>
+        </w:rPr>
+        <w:t>desszert_id</w:t>
+      </w:r>
+      <w:proofErr w:type="spellEnd"/>
+      <w:r>
+        <w:rPr>
+          <w:rFonts w:eastAsia="Times New Roman" w:cs="Times New Roman"/>
+        </w:rPr>
+        <w:t>: A Desszert azonosítóját tartalmazza</w:t>
       </w:r>
       <w:r>
         <w:rPr>
@@ -3158,11 +3529,19 @@
         </w:rPr>
         <w:tab/>
       </w:r>
-      <w:r>
-        <w:rPr>
-          <w:rFonts w:eastAsia="Times New Roman" w:cs="Times New Roman"/>
-        </w:rPr>
-        <w:t>id: A Főétel azonosítóját tartalmazza</w:t>
+      <w:proofErr w:type="spellStart"/>
+      <w:r>
+        <w:rPr>
+          <w:rFonts w:eastAsia="Times New Roman" w:cs="Times New Roman"/>
+        </w:rPr>
+        <w:t>id</w:t>
+      </w:r>
+      <w:proofErr w:type="spellEnd"/>
+      <w:r>
+        <w:rPr>
+          <w:rFonts w:eastAsia="Times New Roman" w:cs="Times New Roman"/>
+        </w:rPr>
+        <w:t>: A Főétel azonosítóját tartalmazza</w:t>
       </w:r>
       <w:r>
         <w:rPr>
@@ -3272,7 +3651,20 @@
           <w:rFonts w:eastAsia="Times New Roman" w:cs="Times New Roman"/>
         </w:rPr>
         <w:tab/>
-        <w:t>id: A Köret azonosítóját tartalmazza</w:t>
+      </w:r>
+      <w:proofErr w:type="spellStart"/>
+      <w:r>
+        <w:rPr>
+          <w:rFonts w:eastAsia="Times New Roman" w:cs="Times New Roman"/>
+        </w:rPr>
+        <w:t>id</w:t>
+      </w:r>
+      <w:proofErr w:type="spellEnd"/>
+      <w:r>
+        <w:rPr>
+          <w:rFonts w:eastAsia="Times New Roman" w:cs="Times New Roman"/>
+        </w:rPr>
+        <w:t>: A Köret azonosítóját tartalmazza</w:t>
       </w:r>
       <w:r>
         <w:rPr>
@@ -3555,7 +3947,20 @@
           <w:rFonts w:eastAsia="Times New Roman" w:cs="Times New Roman"/>
         </w:rPr>
         <w:tab/>
-        <w:t xml:space="preserve">id: A </w:t>
+      </w:r>
+      <w:proofErr w:type="spellStart"/>
+      <w:r>
+        <w:rPr>
+          <w:rFonts w:eastAsia="Times New Roman" w:cs="Times New Roman"/>
+        </w:rPr>
+        <w:t>id</w:t>
+      </w:r>
+      <w:proofErr w:type="spellEnd"/>
+      <w:r>
+        <w:rPr>
+          <w:rFonts w:eastAsia="Times New Roman" w:cs="Times New Roman"/>
+        </w:rPr>
+        <w:t xml:space="preserve">: A </w:t>
       </w:r>
       <w:r>
         <w:rPr>
@@ -3687,7 +4092,20 @@
           <w:rFonts w:eastAsia="Times New Roman" w:cs="Times New Roman"/>
         </w:rPr>
         <w:tab/>
-        <w:t>id: A</w:t>
+      </w:r>
+      <w:proofErr w:type="spellStart"/>
+      <w:r>
+        <w:rPr>
+          <w:rFonts w:eastAsia="Times New Roman" w:cs="Times New Roman"/>
+        </w:rPr>
+        <w:t>id</w:t>
+      </w:r>
+      <w:proofErr w:type="spellEnd"/>
+      <w:r>
+        <w:rPr>
+          <w:rFonts w:eastAsia="Times New Roman" w:cs="Times New Roman"/>
+        </w:rPr>
+        <w:t>: A</w:t>
       </w:r>
       <w:r>
         <w:rPr>
@@ -3846,7 +4264,20 @@
           <w:rFonts w:eastAsia="Times New Roman" w:cs="Times New Roman"/>
         </w:rPr>
         <w:tab/>
-        <w:t>id: A Desszert azonosítóját tartalmazza</w:t>
+      </w:r>
+      <w:proofErr w:type="spellStart"/>
+      <w:r>
+        <w:rPr>
+          <w:rFonts w:eastAsia="Times New Roman" w:cs="Times New Roman"/>
+        </w:rPr>
+        <w:t>id</w:t>
+      </w:r>
+      <w:proofErr w:type="spellEnd"/>
+      <w:r>
+        <w:rPr>
+          <w:rFonts w:eastAsia="Times New Roman" w:cs="Times New Roman"/>
+        </w:rPr>
+        <w:t>: A Desszert azonosítóját tartalmazza</w:t>
       </w:r>
       <w:r>
         <w:rPr>
@@ -4233,7 +4664,21 @@
         <w:rPr>
           <w:rFonts w:eastAsia="Times New Roman" w:cs="Times New Roman"/>
         </w:rPr>
-        <w:t>- Server.js - A szerver indítója fájlja (Indító parancs: Node Server.js)</w:t>
+        <w:t xml:space="preserve">- Server.js - A szerver indítója fájlja (Indító parancs: </w:t>
+      </w:r>
+      <w:proofErr w:type="spellStart"/>
+      <w:r>
+        <w:rPr>
+          <w:rFonts w:eastAsia="Times New Roman" w:cs="Times New Roman"/>
+        </w:rPr>
+        <w:t>Node</w:t>
+      </w:r>
+      <w:proofErr w:type="spellEnd"/>
+      <w:r>
+        <w:rPr>
+          <w:rFonts w:eastAsia="Times New Roman" w:cs="Times New Roman"/>
+        </w:rPr>
+        <w:t xml:space="preserve"> Server.js)</w:t>
       </w:r>
     </w:p>
     <w:p>
@@ -4247,13 +4692,41 @@
         <w:rPr>
           <w:rFonts w:eastAsia="Times New Roman" w:cs="Times New Roman"/>
         </w:rPr>
-        <w:t xml:space="preserve">- routes/apiRoutes.js - A szerver végpontjait, (API) tartalmazza, </w:t>
-      </w:r>
-      <w:r>
-        <w:rPr>
-          <w:rFonts w:eastAsia="Times New Roman" w:cs="Times New Roman"/>
-        </w:rPr>
-        <w:t xml:space="preserve">az express </w:t>
+        <w:t xml:space="preserve">- </w:t>
+      </w:r>
+      <w:proofErr w:type="spellStart"/>
+      <w:r>
+        <w:rPr>
+          <w:rFonts w:eastAsia="Times New Roman" w:cs="Times New Roman"/>
+        </w:rPr>
+        <w:t>routes</w:t>
+      </w:r>
+      <w:proofErr w:type="spellEnd"/>
+      <w:r>
+        <w:rPr>
+          <w:rFonts w:eastAsia="Times New Roman" w:cs="Times New Roman"/>
+        </w:rPr>
+        <w:t xml:space="preserve">/apiRoutes.js - A szerver végpontjait, (API) tartalmazza, </w:t>
+      </w:r>
+      <w:r>
+        <w:rPr>
+          <w:rFonts w:eastAsia="Times New Roman" w:cs="Times New Roman"/>
+        </w:rPr>
+        <w:t xml:space="preserve">az </w:t>
+      </w:r>
+      <w:proofErr w:type="spellStart"/>
+      <w:r>
+        <w:rPr>
+          <w:rFonts w:eastAsia="Times New Roman" w:cs="Times New Roman"/>
+        </w:rPr>
+        <w:t>express</w:t>
+      </w:r>
+      <w:proofErr w:type="spellEnd"/>
+      <w:r>
+        <w:rPr>
+          <w:rFonts w:eastAsia="Times New Roman" w:cs="Times New Roman"/>
+        </w:rPr>
+        <w:t xml:space="preserve"> </w:t>
       </w:r>
       <w:r>
         <w:tab/>
@@ -4273,6 +4746,7 @@
       <w:r>
         <w:tab/>
       </w:r>
+      <w:proofErr w:type="gramStart"/>
       <w:r>
         <w:tab/>
       </w:r>
@@ -4280,7 +4754,28 @@
         <w:rPr>
           <w:rFonts w:eastAsia="Times New Roman" w:cs="Times New Roman"/>
         </w:rPr>
-        <w:t xml:space="preserve">  illetve a controllerek felhasználásával</w:t>
+        <w:t xml:space="preserve">  illetve</w:t>
+      </w:r>
+      <w:proofErr w:type="gramEnd"/>
+      <w:r>
+        <w:rPr>
+          <w:rFonts w:eastAsia="Times New Roman" w:cs="Times New Roman"/>
+        </w:rPr>
+        <w:t xml:space="preserve"> a </w:t>
+      </w:r>
+      <w:proofErr w:type="spellStart"/>
+      <w:r>
+        <w:rPr>
+          <w:rFonts w:eastAsia="Times New Roman" w:cs="Times New Roman"/>
+        </w:rPr>
+        <w:t>controllerek</w:t>
+      </w:r>
+      <w:proofErr w:type="spellEnd"/>
+      <w:r>
+        <w:rPr>
+          <w:rFonts w:eastAsia="Times New Roman" w:cs="Times New Roman"/>
+        </w:rPr>
+        <w:t xml:space="preserve"> felhasználásával</w:t>
       </w:r>
     </w:p>
     <w:p>
@@ -4328,7 +4823,21 @@
         <w:rPr>
           <w:rFonts w:eastAsia="Times New Roman" w:cs="Times New Roman"/>
         </w:rPr>
-        <w:t xml:space="preserve"> – A Profilhoz kapcsodó API-k útvonalát tartalmazza</w:t>
+        <w:t xml:space="preserve"> – A Profilhoz </w:t>
+      </w:r>
+      <w:proofErr w:type="spellStart"/>
+      <w:r>
+        <w:rPr>
+          <w:rFonts w:eastAsia="Times New Roman" w:cs="Times New Roman"/>
+        </w:rPr>
+        <w:t>kapcsodó</w:t>
+      </w:r>
+      <w:proofErr w:type="spellEnd"/>
+      <w:r>
+        <w:rPr>
+          <w:rFonts w:eastAsia="Times New Roman" w:cs="Times New Roman"/>
+        </w:rPr>
+        <w:t xml:space="preserve"> API-k útvonalát tartalmazza</w:t>
       </w:r>
     </w:p>
     <w:p>
@@ -4342,7 +4851,21 @@
         <w:rPr>
           <w:rFonts w:eastAsia="Times New Roman" w:cs="Times New Roman"/>
         </w:rPr>
-        <w:t xml:space="preserve">- models/foodModel.js - A szerver adatait tartalmazza, később adatbázissal </w:t>
+        <w:t xml:space="preserve">- </w:t>
+      </w:r>
+      <w:proofErr w:type="spellStart"/>
+      <w:r>
+        <w:rPr>
+          <w:rFonts w:eastAsia="Times New Roman" w:cs="Times New Roman"/>
+        </w:rPr>
+        <w:t>models</w:t>
+      </w:r>
+      <w:proofErr w:type="spellEnd"/>
+      <w:r>
+        <w:rPr>
+          <w:rFonts w:eastAsia="Times New Roman" w:cs="Times New Roman"/>
+        </w:rPr>
+        <w:t xml:space="preserve">/foodModel.js - A szerver adatait tartalmazza, később adatbázissal </w:t>
       </w:r>
       <w:r>
         <w:tab/>
@@ -4403,7 +4926,21 @@
         <w:rPr>
           <w:rFonts w:eastAsia="Times New Roman" w:cs="Times New Roman"/>
         </w:rPr>
-        <w:t xml:space="preserve">- controllers/foodController.js - A szerver vezérlője, tartalmazza a </w:t>
+        <w:t xml:space="preserve">- </w:t>
+      </w:r>
+      <w:proofErr w:type="spellStart"/>
+      <w:r>
+        <w:rPr>
+          <w:rFonts w:eastAsia="Times New Roman" w:cs="Times New Roman"/>
+        </w:rPr>
+        <w:t>controllers</w:t>
+      </w:r>
+      <w:proofErr w:type="spellEnd"/>
+      <w:r>
+        <w:rPr>
+          <w:rFonts w:eastAsia="Times New Roman" w:cs="Times New Roman"/>
+        </w:rPr>
+        <w:t xml:space="preserve">/foodController.js - A szerver vezérlője, tartalmazza a </w:t>
       </w:r>
       <w:r>
         <w:tab/>
@@ -4468,7 +5005,35 @@
         <w:rPr>
           <w:rFonts w:eastAsia="Times New Roman" w:cs="Times New Roman"/>
         </w:rPr>
-        <w:t>pageController.js – A pageRoutes – hoz a controller, az oldalak közötti</w:t>
+        <w:t xml:space="preserve">pageController.js – A </w:t>
+      </w:r>
+      <w:proofErr w:type="spellStart"/>
+      <w:r>
+        <w:rPr>
+          <w:rFonts w:eastAsia="Times New Roman" w:cs="Times New Roman"/>
+        </w:rPr>
+        <w:t>pageRoutes</w:t>
+      </w:r>
+      <w:proofErr w:type="spellEnd"/>
+      <w:r>
+        <w:rPr>
+          <w:rFonts w:eastAsia="Times New Roman" w:cs="Times New Roman"/>
+        </w:rPr>
+        <w:t xml:space="preserve"> – hoz a </w:t>
+      </w:r>
+      <w:proofErr w:type="spellStart"/>
+      <w:r>
+        <w:rPr>
+          <w:rFonts w:eastAsia="Times New Roman" w:cs="Times New Roman"/>
+        </w:rPr>
+        <w:t>controller</w:t>
+      </w:r>
+      <w:proofErr w:type="spellEnd"/>
+      <w:r>
+        <w:rPr>
+          <w:rFonts w:eastAsia="Times New Roman" w:cs="Times New Roman"/>
+        </w:rPr>
+        <w:t>, az oldalak közötti</w:t>
       </w:r>
       <w:r>
         <w:rPr>
@@ -4488,7 +5053,35 @@
         <w:rPr>
           <w:rFonts w:eastAsia="Times New Roman" w:cs="Times New Roman"/>
         </w:rPr>
-        <w:t>/userController.js – A userRoutes és a userModel-hez tartozó kontroller, ami a feltöltést, illetve a profilhoz tartozó lekérdezéseket biztosítja</w:t>
+        <w:t xml:space="preserve">/userController.js – A </w:t>
+      </w:r>
+      <w:proofErr w:type="spellStart"/>
+      <w:r>
+        <w:rPr>
+          <w:rFonts w:eastAsia="Times New Roman" w:cs="Times New Roman"/>
+        </w:rPr>
+        <w:t>userRoutes</w:t>
+      </w:r>
+      <w:proofErr w:type="spellEnd"/>
+      <w:r>
+        <w:rPr>
+          <w:rFonts w:eastAsia="Times New Roman" w:cs="Times New Roman"/>
+        </w:rPr>
+        <w:t xml:space="preserve"> és a </w:t>
+      </w:r>
+      <w:proofErr w:type="spellStart"/>
+      <w:r>
+        <w:rPr>
+          <w:rFonts w:eastAsia="Times New Roman" w:cs="Times New Roman"/>
+        </w:rPr>
+        <w:t>userModel-hez</w:t>
+      </w:r>
+      <w:proofErr w:type="spellEnd"/>
+      <w:r>
+        <w:rPr>
+          <w:rFonts w:eastAsia="Times New Roman" w:cs="Times New Roman"/>
+        </w:rPr>
+        <w:t xml:space="preserve"> tartozó kontroller, ami a feltöltést, illetve a profilhoz tartozó lekérdezéseket biztosítja</w:t>
       </w:r>
     </w:p>
     <w:p>
@@ -4502,19 +5095,61 @@
         <w:rPr>
           <w:rFonts w:eastAsia="Times New Roman" w:cs="Times New Roman"/>
         </w:rPr>
-        <w:t>- config/db.js – A</w:t>
-      </w:r>
-      <w:r>
-        <w:rPr>
-          <w:rFonts w:eastAsia="Times New Roman" w:cs="Times New Roman"/>
-        </w:rPr>
-        <w:t>z adatbázis használatát illetve</w:t>
-      </w:r>
-      <w:r>
-        <w:rPr>
-          <w:rFonts w:eastAsia="Times New Roman" w:cs="Times New Roman"/>
-        </w:rPr>
-        <w:t xml:space="preserve"> kezelését tartalmazza, amit az npm </w:t>
+        <w:t xml:space="preserve">- </w:t>
+      </w:r>
+      <w:proofErr w:type="spellStart"/>
+      <w:r>
+        <w:rPr>
+          <w:rFonts w:eastAsia="Times New Roman" w:cs="Times New Roman"/>
+        </w:rPr>
+        <w:t>config</w:t>
+      </w:r>
+      <w:proofErr w:type="spellEnd"/>
+      <w:r>
+        <w:rPr>
+          <w:rFonts w:eastAsia="Times New Roman" w:cs="Times New Roman"/>
+        </w:rPr>
+        <w:t>/db.js – A</w:t>
+      </w:r>
+      <w:r>
+        <w:rPr>
+          <w:rFonts w:eastAsia="Times New Roman" w:cs="Times New Roman"/>
+        </w:rPr>
+        <w:t xml:space="preserve">z adatbázis </w:t>
+      </w:r>
+      <w:proofErr w:type="gramStart"/>
+      <w:r>
+        <w:rPr>
+          <w:rFonts w:eastAsia="Times New Roman" w:cs="Times New Roman"/>
+        </w:rPr>
+        <w:t>használatát</w:t>
+      </w:r>
+      <w:proofErr w:type="gramEnd"/>
+      <w:r>
+        <w:rPr>
+          <w:rFonts w:eastAsia="Times New Roman" w:cs="Times New Roman"/>
+        </w:rPr>
+        <w:t xml:space="preserve"> illetve</w:t>
+      </w:r>
+      <w:r>
+        <w:rPr>
+          <w:rFonts w:eastAsia="Times New Roman" w:cs="Times New Roman"/>
+        </w:rPr>
+        <w:t xml:space="preserve"> kezelését tartalmazza, amit az </w:t>
+      </w:r>
+      <w:proofErr w:type="spellStart"/>
+      <w:r>
+        <w:rPr>
+          <w:rFonts w:eastAsia="Times New Roman" w:cs="Times New Roman"/>
+        </w:rPr>
+        <w:t>npm</w:t>
+      </w:r>
+      <w:proofErr w:type="spellEnd"/>
+      <w:r>
+        <w:rPr>
+          <w:rFonts w:eastAsia="Times New Roman" w:cs="Times New Roman"/>
+        </w:rPr>
+        <w:t xml:space="preserve"> </w:t>
       </w:r>
     </w:p>
     <w:p>
@@ -4528,7 +5163,21 @@
           <w:rFonts w:eastAsia="Times New Roman" w:cs="Times New Roman"/>
         </w:rPr>
         <w:tab/>
-        <w:t>mysql2 module biztosít.</w:t>
+        <w:t xml:space="preserve">mysql2 </w:t>
+      </w:r>
+      <w:proofErr w:type="spellStart"/>
+      <w:r>
+        <w:rPr>
+          <w:rFonts w:eastAsia="Times New Roman" w:cs="Times New Roman"/>
+        </w:rPr>
+        <w:t>module</w:t>
+      </w:r>
+      <w:proofErr w:type="spellEnd"/>
+      <w:r>
+        <w:rPr>
+          <w:rFonts w:eastAsia="Times New Roman" w:cs="Times New Roman"/>
+        </w:rPr>
+        <w:t xml:space="preserve"> biztosít.</w:t>
       </w:r>
     </w:p>
     <w:p>
@@ -4544,17 +5193,33 @@
         <w:tab/>
         <w:t xml:space="preserve">- </w:t>
       </w:r>
+      <w:proofErr w:type="spellStart"/>
       <w:r>
         <w:rPr>
           <w:rFonts w:eastAsia="Times New Roman" w:cs="Times New Roman"/>
         </w:rPr>
         <w:t>config</w:t>
       </w:r>
-      <w:r>
-        <w:rPr>
-          <w:rFonts w:eastAsia="Times New Roman" w:cs="Times New Roman"/>
-        </w:rPr>
-        <w:t>/database.sql – Az adatbázis leírását, kódját tartalmazza.</w:t>
+      <w:proofErr w:type="spellEnd"/>
+      <w:r>
+        <w:rPr>
+          <w:rFonts w:eastAsia="Times New Roman" w:cs="Times New Roman"/>
+        </w:rPr>
+        <w:t>/</w:t>
+      </w:r>
+      <w:proofErr w:type="spellStart"/>
+      <w:r>
+        <w:rPr>
+          <w:rFonts w:eastAsia="Times New Roman" w:cs="Times New Roman"/>
+        </w:rPr>
+        <w:t>database.sql</w:t>
+      </w:r>
+      <w:proofErr w:type="spellEnd"/>
+      <w:r>
+        <w:rPr>
+          <w:rFonts w:eastAsia="Times New Roman" w:cs="Times New Roman"/>
+        </w:rPr>
+        <w:t xml:space="preserve"> – Az adatbázis leírását, kódját tartalmazza.</w:t>
       </w:r>
     </w:p>
     <w:p>
@@ -4570,17 +5235,39 @@
         <w:tab/>
         <w:t xml:space="preserve">- </w:t>
       </w:r>
-      <w:r>
-        <w:rPr>
-          <w:rFonts w:eastAsia="Times New Roman" w:cs="Times New Roman"/>
-        </w:rPr>
-        <w:t>seed/</w:t>
-      </w:r>
-      <w:r>
-        <w:rPr>
-          <w:rFonts w:eastAsia="Times New Roman" w:cs="Times New Roman"/>
-        </w:rPr>
-        <w:t>seedFood.js – Az adatbázis alap adatait tartalmazza, mely ha lefut, feltölti őket</w:t>
+      <w:proofErr w:type="spellStart"/>
+      <w:r>
+        <w:rPr>
+          <w:rFonts w:eastAsia="Times New Roman" w:cs="Times New Roman"/>
+        </w:rPr>
+        <w:t>seed</w:t>
+      </w:r>
+      <w:proofErr w:type="spellEnd"/>
+      <w:r>
+        <w:rPr>
+          <w:rFonts w:eastAsia="Times New Roman" w:cs="Times New Roman"/>
+        </w:rPr>
+        <w:t>/</w:t>
+      </w:r>
+      <w:r>
+        <w:rPr>
+          <w:rFonts w:eastAsia="Times New Roman" w:cs="Times New Roman"/>
+        </w:rPr>
+        <w:t xml:space="preserve">seedFood.js – Az adatbázis alap adatait tartalmazza, </w:t>
+      </w:r>
+      <w:proofErr w:type="gramStart"/>
+      <w:r>
+        <w:rPr>
+          <w:rFonts w:eastAsia="Times New Roman" w:cs="Times New Roman"/>
+        </w:rPr>
+        <w:t>mely</w:t>
+      </w:r>
+      <w:proofErr w:type="gramEnd"/>
+      <w:r>
+        <w:rPr>
+          <w:rFonts w:eastAsia="Times New Roman" w:cs="Times New Roman"/>
+        </w:rPr>
+        <w:t xml:space="preserve"> ha lefut, feltölti őket</w:t>
       </w:r>
     </w:p>
     <w:p>
@@ -4594,8 +5281,23 @@
           <w:rFonts w:eastAsia="Times New Roman" w:cs="Times New Roman"/>
         </w:rPr>
         <w:tab/>
-        <w:t>.env</w:t>
-      </w:r>
+      </w:r>
+      <w:proofErr w:type="gramStart"/>
+      <w:r>
+        <w:rPr>
+          <w:rFonts w:eastAsia="Times New Roman" w:cs="Times New Roman"/>
+        </w:rPr>
+        <w:t>.</w:t>
+      </w:r>
+      <w:proofErr w:type="spellStart"/>
+      <w:r>
+        <w:rPr>
+          <w:rFonts w:eastAsia="Times New Roman" w:cs="Times New Roman"/>
+        </w:rPr>
+        <w:t>env</w:t>
+      </w:r>
+      <w:proofErr w:type="spellEnd"/>
+      <w:proofErr w:type="gramEnd"/>
       <w:r>
         <w:rPr>
           <w:rFonts w:eastAsia="Times New Roman" w:cs="Times New Roman"/>
@@ -4627,7 +5329,91 @@
           <w:rFonts w:eastAsia="Times New Roman" w:cs="Times New Roman"/>
         </w:rPr>
         <w:tab/>
-        <w:t>-node_modules – az npm csomagkezelő-höz szükséges, az npm init parancsal, automatikusan legenerálja</w:t>
+        <w:t>-</w:t>
+      </w:r>
+      <w:proofErr w:type="spellStart"/>
+      <w:r>
+        <w:rPr>
+          <w:rFonts w:eastAsia="Times New Roman" w:cs="Times New Roman"/>
+        </w:rPr>
+        <w:t>node_modules</w:t>
+      </w:r>
+      <w:proofErr w:type="spellEnd"/>
+      <w:r>
+        <w:rPr>
+          <w:rFonts w:eastAsia="Times New Roman" w:cs="Times New Roman"/>
+        </w:rPr>
+        <w:t xml:space="preserve"> – az </w:t>
+      </w:r>
+      <w:proofErr w:type="spellStart"/>
+      <w:r>
+        <w:rPr>
+          <w:rFonts w:eastAsia="Times New Roman" w:cs="Times New Roman"/>
+        </w:rPr>
+        <w:t>npm</w:t>
+      </w:r>
+      <w:proofErr w:type="spellEnd"/>
+      <w:r>
+        <w:rPr>
+          <w:rFonts w:eastAsia="Times New Roman" w:cs="Times New Roman"/>
+        </w:rPr>
+        <w:t xml:space="preserve"> csomagkezelő-</w:t>
+      </w:r>
+      <w:proofErr w:type="spellStart"/>
+      <w:r>
+        <w:rPr>
+          <w:rFonts w:eastAsia="Times New Roman" w:cs="Times New Roman"/>
+        </w:rPr>
+        <w:t>höz</w:t>
+      </w:r>
+      <w:proofErr w:type="spellEnd"/>
+      <w:r>
+        <w:rPr>
+          <w:rFonts w:eastAsia="Times New Roman" w:cs="Times New Roman"/>
+        </w:rPr>
+        <w:t xml:space="preserve"> szükséges, az </w:t>
+      </w:r>
+      <w:proofErr w:type="spellStart"/>
+      <w:r>
+        <w:rPr>
+          <w:rFonts w:eastAsia="Times New Roman" w:cs="Times New Roman"/>
+        </w:rPr>
+        <w:t>npm</w:t>
+      </w:r>
+      <w:proofErr w:type="spellEnd"/>
+      <w:r>
+        <w:rPr>
+          <w:rFonts w:eastAsia="Times New Roman" w:cs="Times New Roman"/>
+        </w:rPr>
+        <w:t xml:space="preserve"> </w:t>
+      </w:r>
+      <w:proofErr w:type="spellStart"/>
+      <w:r>
+        <w:rPr>
+          <w:rFonts w:eastAsia="Times New Roman" w:cs="Times New Roman"/>
+        </w:rPr>
+        <w:t>init</w:t>
+      </w:r>
+      <w:proofErr w:type="spellEnd"/>
+      <w:r>
+        <w:rPr>
+          <w:rFonts w:eastAsia="Times New Roman" w:cs="Times New Roman"/>
+        </w:rPr>
+        <w:t xml:space="preserve"> </w:t>
+      </w:r>
+      <w:proofErr w:type="spellStart"/>
+      <w:r>
+        <w:rPr>
+          <w:rFonts w:eastAsia="Times New Roman" w:cs="Times New Roman"/>
+        </w:rPr>
+        <w:t>parancsal</w:t>
+      </w:r>
+      <w:proofErr w:type="spellEnd"/>
+      <w:r>
+        <w:rPr>
+          <w:rFonts w:eastAsia="Times New Roman" w:cs="Times New Roman"/>
+        </w:rPr>
+        <w:t>, automatikusan legenerálja</w:t>
       </w:r>
     </w:p>
     <w:p>
@@ -4868,7 +5654,17 @@
     <w:p/>
     <w:p>
       <w:r>
-        <w:t>(A Views illetve a Public mappák nem a Backend részei)</w:t>
+        <w:t xml:space="preserve">(A </w:t>
+      </w:r>
+      <w:proofErr w:type="spellStart"/>
+      <w:proofErr w:type="gramStart"/>
+      <w:r>
+        <w:t>Views</w:t>
+      </w:r>
+      <w:proofErr w:type="spellEnd"/>
+      <w:proofErr w:type="gramEnd"/>
+      <w:r>
+        <w:t xml:space="preserve"> illetve a Public mappák nem a Backend részei)</w:t>
       </w:r>
     </w:p>
     <w:p>
@@ -5022,7 +5818,15 @@
         <w:t>-</w:t>
       </w:r>
       <w:r>
-        <w:t xml:space="preserve"> apiRoutes:</w:t>
+        <w:t xml:space="preserve"> </w:t>
+      </w:r>
+      <w:proofErr w:type="spellStart"/>
+      <w:r>
+        <w:t>apiRoutes</w:t>
+      </w:r>
+      <w:proofErr w:type="spellEnd"/>
+      <w:r>
+        <w:t>:</w:t>
       </w:r>
     </w:p>
     <w:p>
@@ -5030,7 +5834,20 @@
         <w:ind w:left="1843"/>
       </w:pPr>
       <w:r>
-        <w:t>- get(’/’)</w:t>
+        <w:t xml:space="preserve">- </w:t>
+      </w:r>
+      <w:proofErr w:type="spellStart"/>
+      <w:proofErr w:type="gramStart"/>
+      <w:r>
+        <w:t>get</w:t>
+      </w:r>
+      <w:proofErr w:type="spellEnd"/>
+      <w:r>
+        <w:t>(</w:t>
+      </w:r>
+      <w:proofErr w:type="gramEnd"/>
+      <w:r>
+        <w:t>’/’)</w:t>
       </w:r>
     </w:p>
     <w:p>
@@ -5038,7 +5855,15 @@
         <w:ind w:left="1843"/>
       </w:pPr>
       <w:r>
-        <w:t>- get(’/login’)</w:t>
+        <w:t xml:space="preserve">- </w:t>
+      </w:r>
+      <w:proofErr w:type="spellStart"/>
+      <w:r>
+        <w:t>get</w:t>
+      </w:r>
+      <w:proofErr w:type="spellEnd"/>
+      <w:r>
+        <w:t>(’/login’)</w:t>
       </w:r>
     </w:p>
     <w:p>
@@ -5046,7 +5871,23 @@
         <w:ind w:left="1843"/>
       </w:pPr>
       <w:r>
-        <w:t>- get(’/registration’)</w:t>
+        <w:t xml:space="preserve">- </w:t>
+      </w:r>
+      <w:proofErr w:type="spellStart"/>
+      <w:r>
+        <w:t>get</w:t>
+      </w:r>
+      <w:proofErr w:type="spellEnd"/>
+      <w:r>
+        <w:t>(’/</w:t>
+      </w:r>
+      <w:proofErr w:type="spellStart"/>
+      <w:r>
+        <w:t>registration</w:t>
+      </w:r>
+      <w:proofErr w:type="spellEnd"/>
+      <w:r>
+        <w:t>’)</w:t>
       </w:r>
     </w:p>
     <w:p>
@@ -5054,7 +5895,15 @@
         <w:ind w:left="1843"/>
       </w:pPr>
       <w:r>
-        <w:t>- post(’order’)</w:t>
+        <w:t>- post(’</w:t>
+      </w:r>
+      <w:proofErr w:type="spellStart"/>
+      <w:r>
+        <w:t>order</w:t>
+      </w:r>
+      <w:proofErr w:type="spellEnd"/>
+      <w:r>
+        <w:t>’)</w:t>
       </w:r>
     </w:p>
     <w:p>
@@ -5062,8 +5911,13 @@
         <w:tab/>
         <w:t xml:space="preserve">- </w:t>
       </w:r>
-      <w:r>
-        <w:t>pageRoutes:</w:t>
+      <w:proofErr w:type="spellStart"/>
+      <w:r>
+        <w:t>pageRoutes</w:t>
+      </w:r>
+      <w:proofErr w:type="spellEnd"/>
+      <w:r>
+        <w:t>:</w:t>
       </w:r>
     </w:p>
     <w:p>
@@ -5071,7 +5925,20 @@
         <w:ind w:left="1843"/>
       </w:pPr>
       <w:r>
-        <w:t>- get(’/’)</w:t>
+        <w:t xml:space="preserve">- </w:t>
+      </w:r>
+      <w:proofErr w:type="spellStart"/>
+      <w:proofErr w:type="gramStart"/>
+      <w:r>
+        <w:t>get</w:t>
+      </w:r>
+      <w:proofErr w:type="spellEnd"/>
+      <w:r>
+        <w:t>(</w:t>
+      </w:r>
+      <w:proofErr w:type="gramEnd"/>
+      <w:r>
+        <w:t>’/’)</w:t>
       </w:r>
     </w:p>
     <w:p>
@@ -5079,13 +5946,37 @@
         <w:ind w:left="1843"/>
       </w:pPr>
       <w:r>
-        <w:t>- get(’/profile’)</w:t>
+        <w:t xml:space="preserve">- </w:t>
+      </w:r>
+      <w:proofErr w:type="spellStart"/>
+      <w:r>
+        <w:t>get</w:t>
+      </w:r>
+      <w:proofErr w:type="spellEnd"/>
+      <w:r>
+        <w:t>(’/</w:t>
+      </w:r>
+      <w:proofErr w:type="spellStart"/>
+      <w:r>
+        <w:t>profile</w:t>
+      </w:r>
+      <w:proofErr w:type="spellEnd"/>
+      <w:r>
+        <w:t>’)</w:t>
       </w:r>
     </w:p>
     <w:p>
       <w:r>
         <w:tab/>
-        <w:t>- userRoutes:</w:t>
+        <w:t xml:space="preserve">- </w:t>
+      </w:r>
+      <w:proofErr w:type="spellStart"/>
+      <w:r>
+        <w:t>userRoutes</w:t>
+      </w:r>
+      <w:proofErr w:type="spellEnd"/>
+      <w:r>
+        <w:t>:</w:t>
       </w:r>
     </w:p>
     <w:p>
@@ -5093,7 +5984,15 @@
         <w:ind w:left="1843"/>
       </w:pPr>
       <w:r>
-        <w:t>- post(’/feltoltes’)</w:t>
+        <w:t>- post(’/</w:t>
+      </w:r>
+      <w:proofErr w:type="spellStart"/>
+      <w:r>
+        <w:t>feltoltes</w:t>
+      </w:r>
+      <w:proofErr w:type="spellEnd"/>
+      <w:r>
+        <w:t>’)</w:t>
       </w:r>
     </w:p>
     <w:p>
@@ -5109,20 +6008,57 @@
         <w:ind w:left="1843"/>
       </w:pPr>
       <w:r>
-        <w:t>- delete(’/delete’)</w:t>
+        <w:t xml:space="preserve">- </w:t>
+      </w:r>
+      <w:proofErr w:type="spellStart"/>
+      <w:r>
+        <w:t>delete</w:t>
+      </w:r>
+      <w:proofErr w:type="spellEnd"/>
+      <w:r>
+        <w:t>(’/</w:t>
+      </w:r>
+      <w:proofErr w:type="spellStart"/>
+      <w:r>
+        <w:t>delete</w:t>
+      </w:r>
+      <w:proofErr w:type="spellEnd"/>
+      <w:r>
+        <w:t>’)</w:t>
       </w:r>
     </w:p>
     <w:p/>
     <w:p/>
     <w:p>
       <w:r>
-        <w:t>A Backend végpontjai(API) tesztelésére a</w:t>
-      </w:r>
-      <w:r>
-        <w:t xml:space="preserve"> Jest</w:t>
-      </w:r>
-      <w:r>
-        <w:t xml:space="preserve"> SuperTest-et használtuk,</w:t>
+        <w:t xml:space="preserve">A Backend </w:t>
+      </w:r>
+      <w:proofErr w:type="gramStart"/>
+      <w:r>
+        <w:t>végpontjai(</w:t>
+      </w:r>
+      <w:proofErr w:type="gramEnd"/>
+      <w:r>
+        <w:t>API) tesztelésére a</w:t>
+      </w:r>
+      <w:r>
+        <w:t xml:space="preserve"> </w:t>
+      </w:r>
+      <w:proofErr w:type="spellStart"/>
+      <w:r>
+        <w:t>Jest</w:t>
+      </w:r>
+      <w:proofErr w:type="spellEnd"/>
+      <w:r>
+        <w:t xml:space="preserve"> </w:t>
+      </w:r>
+      <w:proofErr w:type="spellStart"/>
+      <w:r>
+        <w:t>SuperTest-et</w:t>
+      </w:r>
+      <w:proofErr w:type="spellEnd"/>
+      <w:r>
+        <w:t xml:space="preserve"> használtuk,</w:t>
       </w:r>
       <w:r>
         <w:t xml:space="preserve"> illetve a manuális teszt során, a Postman programban teszteltük, amíg a frontend nem lett hozzá készen.</w:t>
@@ -5653,14 +6589,22 @@
     </w:p>
     <w:p>
       <w:pPr>
-        <w:pageBreakBefore/>
+        <w:rPr>
+          <w:rFonts w:eastAsia="Times New Roman" w:cs="Times New Roman"/>
+          <w:szCs w:val="24"/>
+        </w:rPr>
+      </w:pPr>
+      <w:proofErr w:type="spellStart"/>
+      <w:r>
         <w:rPr>
           <w:rFonts w:eastAsia="Times New Roman" w:cs="Times New Roman"/>
           <w:b/>
           <w:bCs/>
           <w:szCs w:val="24"/>
         </w:rPr>
-      </w:pPr>
+        <w:t>SuperTest</w:t>
+      </w:r>
+      <w:proofErr w:type="spellEnd"/>
       <w:r>
         <w:rPr>
           <w:rFonts w:eastAsia="Times New Roman" w:cs="Times New Roman"/>
@@ -5668,8 +6612,7 @@
           <w:bCs/>
           <w:szCs w:val="24"/>
         </w:rPr>
-        <w:lastRenderedPageBreak/>
-        <w:t>SuperTest:</w:t>
+        <w:t>:</w:t>
       </w:r>
       <w:r>
         <w:rPr>
@@ -5699,13 +6642,21 @@
           <w:rFonts w:eastAsia="Times New Roman" w:cs="Times New Roman"/>
           <w:szCs w:val="24"/>
         </w:rPr>
-        <w:t xml:space="preserve"> tartalmazza</w:t>
-      </w:r>
+        <w:t xml:space="preserve"> </w:t>
+      </w:r>
+      <w:proofErr w:type="gramStart"/>
       <w:r>
         <w:rPr>
           <w:rFonts w:eastAsia="Times New Roman" w:cs="Times New Roman"/>
           <w:szCs w:val="24"/>
         </w:rPr>
+        <w:t>tartalmazza</w:t>
+      </w:r>
+      <w:r>
+        <w:rPr>
+          <w:rFonts w:eastAsia="Times New Roman" w:cs="Times New Roman"/>
+          <w:szCs w:val="24"/>
+        </w:rPr>
         <w:t xml:space="preserve"> </w:t>
       </w:r>
       <w:r>
@@ -5727,13 +6678,37 @@
           <w:rFonts w:eastAsia="Times New Roman" w:cs="Times New Roman"/>
           <w:szCs w:val="24"/>
         </w:rPr>
-        <w:t xml:space="preserve">y csomag, amit az npm csomagkezelővel lehet feltelepíteni, mely lehetővé teszi az API-k automatikus tesztelését, úgynevezett Unit teszteket lehet </w:t>
-      </w:r>
+        <w:t>y</w:t>
+      </w:r>
+      <w:proofErr w:type="gramEnd"/>
       <w:r>
         <w:rPr>
           <w:rFonts w:eastAsia="Times New Roman" w:cs="Times New Roman"/>
           <w:szCs w:val="24"/>
         </w:rPr>
+        <w:t xml:space="preserve"> csomag, amit az </w:t>
+      </w:r>
+      <w:proofErr w:type="spellStart"/>
+      <w:r>
+        <w:rPr>
+          <w:rFonts w:eastAsia="Times New Roman" w:cs="Times New Roman"/>
+          <w:szCs w:val="24"/>
+        </w:rPr>
+        <w:t>npm</w:t>
+      </w:r>
+      <w:proofErr w:type="spellEnd"/>
+      <w:r>
+        <w:rPr>
+          <w:rFonts w:eastAsia="Times New Roman" w:cs="Times New Roman"/>
+          <w:szCs w:val="24"/>
+        </w:rPr>
+        <w:t xml:space="preserve"> csomagkezelővel lehet feltelepíteni, mely lehetővé teszi az API-k automatikus tesztelését, úgynevezett Unit teszteket lehet </w:t>
+      </w:r>
+      <w:r>
+        <w:rPr>
+          <w:rFonts w:eastAsia="Times New Roman" w:cs="Times New Roman"/>
+          <w:szCs w:val="24"/>
+        </w:rPr>
         <w:t>vele írni.</w:t>
       </w:r>
       <w:r>
@@ -5754,6 +6729,7 @@
         <w:rPr>
           <w:noProof/>
         </w:rPr>
+        <w:lastRenderedPageBreak/>
         <w:drawing>
           <wp:inline distT="0" distB="0" distL="0" distR="0" wp14:anchorId="3D2FC15C" wp14:editId="5A6D71F6">
             <wp:extent cx="5486400" cy="3088168"/>
@@ -5824,6 +6800,647 @@
         </w:rPr>
         <w:t xml:space="preserve">A Projektben használt szerepe, és kódrészletek: </w:t>
       </w:r>
+    </w:p>
+    <w:p>
+      <w:pPr>
+        <w:rPr>
+          <w:rFonts w:eastAsia="Times New Roman" w:cs="Times New Roman"/>
+          <w:szCs w:val="24"/>
+        </w:rPr>
+      </w:pPr>
+    </w:p>
+    <w:p>
+      <w:pPr>
+        <w:rPr>
+          <w:rFonts w:eastAsia="Times New Roman" w:cs="Times New Roman"/>
+          <w:b/>
+          <w:bCs/>
+          <w:szCs w:val="24"/>
+        </w:rPr>
+      </w:pPr>
+      <w:r>
+        <w:rPr>
+          <w:rFonts w:eastAsia="Times New Roman" w:cs="Times New Roman"/>
+          <w:b/>
+          <w:bCs/>
+          <w:szCs w:val="24"/>
+        </w:rPr>
+        <w:drawing>
+          <wp:inline distT="0" distB="0" distL="0" distR="0" wp14:anchorId="16E16F7D" wp14:editId="4DAF568B">
+            <wp:extent cx="5579745" cy="4527550"/>
+            <wp:effectExtent l="0" t="0" r="1905" b="6350"/>
+            <wp:docPr id="42" name="Kép 42"/>
+            <wp:cNvGraphicFramePr>
+              <a:graphicFrameLocks xmlns:a="http://schemas.openxmlformats.org/drawingml/2006/main" noChangeAspect="1"/>
+            </wp:cNvGraphicFramePr>
+            <a:graphic xmlns:a="http://schemas.openxmlformats.org/drawingml/2006/main">
+              <a:graphicData uri="http://schemas.openxmlformats.org/drawingml/2006/picture">
+                <pic:pic xmlns:pic="http://schemas.openxmlformats.org/drawingml/2006/picture">
+                  <pic:nvPicPr>
+                    <pic:cNvPr id="1" name=""/>
+                    <pic:cNvPicPr/>
+                  </pic:nvPicPr>
+                  <pic:blipFill>
+                    <a:blip r:embed="rId18"/>
+                    <a:stretch>
+                      <a:fillRect/>
+                    </a:stretch>
+                  </pic:blipFill>
+                  <pic:spPr>
+                    <a:xfrm>
+                      <a:off x="0" y="0"/>
+                      <a:ext cx="5579745" cy="4527550"/>
+                    </a:xfrm>
+                    <a:prstGeom prst="rect">
+                      <a:avLst/>
+                    </a:prstGeom>
+                  </pic:spPr>
+                </pic:pic>
+              </a:graphicData>
+            </a:graphic>
+          </wp:inline>
+        </w:drawing>
+      </w:r>
+    </w:p>
+    <w:p>
+      <w:pPr>
+        <w:rPr>
+          <w:rFonts w:eastAsia="Times New Roman" w:cs="Times New Roman"/>
+          <w:szCs w:val="24"/>
+        </w:rPr>
+      </w:pPr>
+      <w:r>
+        <w:rPr>
+          <w:rFonts w:eastAsia="Times New Roman" w:cs="Times New Roman"/>
+          <w:szCs w:val="24"/>
+        </w:rPr>
+        <w:t xml:space="preserve">Itt </w:t>
+      </w:r>
+      <w:r>
+        <w:rPr>
+          <w:rFonts w:eastAsia="Times New Roman" w:cs="Times New Roman"/>
+          <w:szCs w:val="24"/>
+        </w:rPr>
+        <w:t>az /</w:t>
+      </w:r>
+      <w:proofErr w:type="spellStart"/>
+      <w:r>
+        <w:rPr>
+          <w:rFonts w:eastAsia="Times New Roman" w:cs="Times New Roman"/>
+          <w:szCs w:val="24"/>
+        </w:rPr>
+        <w:t>api</w:t>
+      </w:r>
+      <w:proofErr w:type="spellEnd"/>
+      <w:r>
+        <w:rPr>
+          <w:rFonts w:eastAsia="Times New Roman" w:cs="Times New Roman"/>
+          <w:szCs w:val="24"/>
+        </w:rPr>
+        <w:t xml:space="preserve"> végpontot, egy </w:t>
+      </w:r>
+      <w:proofErr w:type="spellStart"/>
+      <w:r>
+        <w:rPr>
+          <w:rFonts w:eastAsia="Times New Roman" w:cs="Times New Roman"/>
+          <w:szCs w:val="24"/>
+        </w:rPr>
+        <w:t>get</w:t>
+      </w:r>
+      <w:proofErr w:type="spellEnd"/>
+      <w:r>
+        <w:rPr>
+          <w:rFonts w:eastAsia="Times New Roman" w:cs="Times New Roman"/>
+          <w:szCs w:val="24"/>
+        </w:rPr>
+        <w:t xml:space="preserve"> kérést tesztelünk le. A </w:t>
+      </w:r>
+      <w:proofErr w:type="spellStart"/>
+      <w:r>
+        <w:rPr>
+          <w:rFonts w:eastAsia="Times New Roman" w:cs="Times New Roman"/>
+          <w:szCs w:val="24"/>
+        </w:rPr>
+        <w:t>describe</w:t>
+      </w:r>
+      <w:proofErr w:type="spellEnd"/>
+      <w:r>
+        <w:rPr>
+          <w:rFonts w:eastAsia="Times New Roman" w:cs="Times New Roman"/>
+          <w:szCs w:val="24"/>
+        </w:rPr>
+        <w:t xml:space="preserve"> egy </w:t>
+      </w:r>
+      <w:proofErr w:type="spellStart"/>
+      <w:r>
+        <w:rPr>
+          <w:rFonts w:eastAsia="Times New Roman" w:cs="Times New Roman"/>
+          <w:szCs w:val="24"/>
+        </w:rPr>
+        <w:t>api</w:t>
+      </w:r>
+      <w:proofErr w:type="spellEnd"/>
+      <w:r>
+        <w:rPr>
+          <w:rFonts w:eastAsia="Times New Roman" w:cs="Times New Roman"/>
+          <w:szCs w:val="24"/>
+        </w:rPr>
+        <w:t xml:space="preserve"> tesztet mutat, a test, a teszteset, </w:t>
+      </w:r>
+      <w:proofErr w:type="gramStart"/>
+      <w:r>
+        <w:rPr>
+          <w:rFonts w:eastAsia="Times New Roman" w:cs="Times New Roman"/>
+          <w:szCs w:val="24"/>
+        </w:rPr>
+        <w:t>illetve</w:t>
+      </w:r>
+      <w:proofErr w:type="gramEnd"/>
+      <w:r>
+        <w:rPr>
+          <w:rFonts w:eastAsia="Times New Roman" w:cs="Times New Roman"/>
+          <w:szCs w:val="24"/>
+        </w:rPr>
+        <w:t xml:space="preserve"> hogy mit várunk vissza. </w:t>
+      </w:r>
+      <w:r>
+        <w:rPr>
+          <w:rFonts w:eastAsia="Times New Roman" w:cs="Times New Roman"/>
+          <w:szCs w:val="24"/>
+        </w:rPr>
+        <w:t xml:space="preserve">Egy valós függvény adatait, </w:t>
+      </w:r>
+      <w:proofErr w:type="spellStart"/>
+      <w:r>
+        <w:rPr>
+          <w:rFonts w:eastAsia="Times New Roman" w:cs="Times New Roman"/>
+          <w:szCs w:val="24"/>
+        </w:rPr>
+        <w:t>Mock-oljuk</w:t>
+      </w:r>
+      <w:proofErr w:type="spellEnd"/>
+      <w:r>
+        <w:rPr>
+          <w:rFonts w:eastAsia="Times New Roman" w:cs="Times New Roman"/>
+          <w:szCs w:val="24"/>
+        </w:rPr>
+        <w:t xml:space="preserve">, tehát nem </w:t>
+      </w:r>
+      <w:r>
+        <w:rPr>
+          <w:rFonts w:eastAsia="Times New Roman" w:cs="Times New Roman"/>
+          <w:szCs w:val="24"/>
+        </w:rPr>
+        <w:lastRenderedPageBreak/>
+        <w:t xml:space="preserve">valós adatbázis kapcsolat, nem valós adatokkal dolgozunk a tesztelés során. Az </w:t>
+      </w:r>
+      <w:proofErr w:type="spellStart"/>
+      <w:r>
+        <w:rPr>
+          <w:rFonts w:eastAsia="Times New Roman" w:cs="Times New Roman"/>
+          <w:szCs w:val="24"/>
+        </w:rPr>
+        <w:t>except</w:t>
+      </w:r>
+      <w:proofErr w:type="spellEnd"/>
+      <w:r>
+        <w:rPr>
+          <w:rFonts w:eastAsia="Times New Roman" w:cs="Times New Roman"/>
+          <w:szCs w:val="24"/>
+        </w:rPr>
+        <w:t xml:space="preserve">-ek, azok, amiket vissza </w:t>
+      </w:r>
+      <w:proofErr w:type="gramStart"/>
+      <w:r>
+        <w:rPr>
+          <w:rFonts w:eastAsia="Times New Roman" w:cs="Times New Roman"/>
+          <w:szCs w:val="24"/>
+        </w:rPr>
+        <w:t>kell</w:t>
+      </w:r>
+      <w:proofErr w:type="gramEnd"/>
+      <w:r>
+        <w:rPr>
+          <w:rFonts w:eastAsia="Times New Roman" w:cs="Times New Roman"/>
+          <w:szCs w:val="24"/>
+        </w:rPr>
+        <w:t xml:space="preserve"> hogy kapjunk, hogy a tesztünk sikeres legyen. </w:t>
+      </w:r>
+    </w:p>
+    <w:p>
+      <w:pPr>
+        <w:ind w:firstLine="708"/>
+        <w:rPr>
+          <w:rFonts w:eastAsia="Times New Roman" w:cs="Times New Roman"/>
+          <w:szCs w:val="24"/>
+        </w:rPr>
+      </w:pPr>
+      <w:r>
+        <w:rPr>
+          <w:rFonts w:eastAsia="Times New Roman" w:cs="Times New Roman"/>
+          <w:szCs w:val="24"/>
+        </w:rPr>
+        <w:t>Sikeres Teszt:</w:t>
+      </w:r>
+    </w:p>
+    <w:p>
+      <w:pPr>
+        <w:ind w:firstLine="708"/>
+        <w:rPr>
+          <w:rFonts w:eastAsia="Times New Roman" w:cs="Times New Roman"/>
+          <w:szCs w:val="24"/>
+        </w:rPr>
+      </w:pPr>
+      <w:r>
+        <w:rPr>
+          <w:rFonts w:eastAsia="Times New Roman" w:cs="Times New Roman"/>
+          <w:szCs w:val="24"/>
+        </w:rPr>
+        <w:tab/>
+        <w:t>Státuszkód: 200</w:t>
+      </w:r>
+    </w:p>
+    <w:p>
+      <w:pPr>
+        <w:ind w:firstLine="708"/>
+        <w:rPr>
+          <w:rFonts w:eastAsia="Times New Roman" w:cs="Times New Roman"/>
+          <w:szCs w:val="24"/>
+        </w:rPr>
+      </w:pPr>
+      <w:r>
+        <w:rPr>
+          <w:rFonts w:eastAsia="Times New Roman" w:cs="Times New Roman"/>
+          <w:szCs w:val="24"/>
+        </w:rPr>
+        <w:tab/>
+        <w:t>Tartalom: Üres</w:t>
+      </w:r>
+    </w:p>
+    <w:p>
+      <w:pPr>
+        <w:rPr>
+          <w:rFonts w:eastAsia="Times New Roman" w:cs="Times New Roman"/>
+          <w:szCs w:val="24"/>
+        </w:rPr>
+      </w:pPr>
+    </w:p>
+    <w:p>
+      <w:pPr>
+        <w:rPr>
+          <w:rFonts w:eastAsia="Times New Roman" w:cs="Times New Roman"/>
+          <w:szCs w:val="24"/>
+        </w:rPr>
+      </w:pPr>
+      <w:r>
+        <w:rPr>
+          <w:rFonts w:eastAsia="Times New Roman" w:cs="Times New Roman"/>
+          <w:szCs w:val="24"/>
+        </w:rPr>
+        <w:t xml:space="preserve">Ez egy úgynevezett </w:t>
+      </w:r>
+      <w:proofErr w:type="gramStart"/>
+      <w:r>
+        <w:rPr>
+          <w:rFonts w:eastAsia="Times New Roman" w:cs="Times New Roman"/>
+          <w:szCs w:val="24"/>
+        </w:rPr>
+        <w:t>egységteszt(</w:t>
+      </w:r>
+      <w:proofErr w:type="gramEnd"/>
+      <w:r>
+        <w:rPr>
+          <w:rFonts w:eastAsia="Times New Roman" w:cs="Times New Roman"/>
+          <w:szCs w:val="24"/>
+        </w:rPr>
+        <w:t>Unit Test), ami a kódunknak, egy meghatározott, kisebb egységét teszteli automatikusan.</w:t>
+      </w:r>
+    </w:p>
+    <w:p>
+      <w:pPr>
+        <w:rPr>
+          <w:rFonts w:eastAsia="Times New Roman" w:cs="Times New Roman"/>
+          <w:szCs w:val="24"/>
+        </w:rPr>
+      </w:pPr>
+    </w:p>
+    <w:p>
+      <w:pPr>
+        <w:rPr>
+          <w:rFonts w:eastAsia="Times New Roman" w:cs="Times New Roman"/>
+          <w:szCs w:val="24"/>
+        </w:rPr>
+      </w:pPr>
+      <w:r>
+        <w:rPr>
+          <w:rFonts w:eastAsia="Times New Roman" w:cs="Times New Roman"/>
+          <w:szCs w:val="24"/>
+        </w:rPr>
+        <w:t>Tesztelés Indítása:</w:t>
+      </w:r>
+    </w:p>
+    <w:p>
+      <w:pPr>
+        <w:rPr>
+          <w:rFonts w:eastAsia="Times New Roman" w:cs="Times New Roman"/>
+          <w:szCs w:val="24"/>
+        </w:rPr>
+      </w:pPr>
+      <w:r>
+        <w:rPr>
+          <w:rFonts w:eastAsia="Times New Roman" w:cs="Times New Roman"/>
+          <w:szCs w:val="24"/>
+        </w:rPr>
+        <w:tab/>
+      </w:r>
+      <w:r>
+        <w:rPr>
+          <w:rFonts w:eastAsia="Times New Roman" w:cs="Times New Roman"/>
+          <w:szCs w:val="24"/>
+        </w:rPr>
+        <w:t xml:space="preserve">A szerver indítással </w:t>
+      </w:r>
+      <w:proofErr w:type="gramStart"/>
+      <w:r>
+        <w:rPr>
+          <w:rFonts w:eastAsia="Times New Roman" w:cs="Times New Roman"/>
+          <w:szCs w:val="24"/>
+        </w:rPr>
+        <w:t>szemben(</w:t>
+      </w:r>
+      <w:proofErr w:type="spellStart"/>
+      <w:proofErr w:type="gramEnd"/>
+      <w:r>
+        <w:rPr>
+          <w:rFonts w:eastAsia="Times New Roman" w:cs="Times New Roman"/>
+          <w:szCs w:val="24"/>
+        </w:rPr>
+        <w:t>node</w:t>
+      </w:r>
+      <w:proofErr w:type="spellEnd"/>
+      <w:r>
+        <w:rPr>
+          <w:rFonts w:eastAsia="Times New Roman" w:cs="Times New Roman"/>
+          <w:szCs w:val="24"/>
+        </w:rPr>
+        <w:t xml:space="preserve"> server) ezt, az </w:t>
+      </w:r>
+      <w:proofErr w:type="spellStart"/>
+      <w:r>
+        <w:rPr>
+          <w:rFonts w:eastAsia="Times New Roman" w:cs="Times New Roman"/>
+          <w:szCs w:val="24"/>
+        </w:rPr>
+        <w:t>npx</w:t>
+      </w:r>
+      <w:proofErr w:type="spellEnd"/>
+      <w:r>
+        <w:rPr>
+          <w:rFonts w:eastAsia="Times New Roman" w:cs="Times New Roman"/>
+          <w:szCs w:val="24"/>
+        </w:rPr>
+        <w:t>(</w:t>
+      </w:r>
+      <w:proofErr w:type="spellStart"/>
+      <w:r>
+        <w:rPr>
+          <w:rFonts w:eastAsia="Times New Roman" w:cs="Times New Roman"/>
+          <w:szCs w:val="24"/>
+        </w:rPr>
+        <w:t>Node</w:t>
+      </w:r>
+      <w:proofErr w:type="spellEnd"/>
+      <w:r>
+        <w:rPr>
+          <w:rFonts w:eastAsia="Times New Roman" w:cs="Times New Roman"/>
+          <w:szCs w:val="24"/>
+        </w:rPr>
+        <w:t xml:space="preserve"> </w:t>
+      </w:r>
+      <w:proofErr w:type="spellStart"/>
+      <w:r>
+        <w:rPr>
+          <w:rFonts w:eastAsia="Times New Roman" w:cs="Times New Roman"/>
+          <w:szCs w:val="24"/>
+        </w:rPr>
+        <w:t>Package</w:t>
+      </w:r>
+      <w:proofErr w:type="spellEnd"/>
+      <w:r>
+        <w:rPr>
+          <w:rFonts w:eastAsia="Times New Roman" w:cs="Times New Roman"/>
+          <w:szCs w:val="24"/>
+        </w:rPr>
+        <w:t xml:space="preserve"> </w:t>
+      </w:r>
+      <w:proofErr w:type="spellStart"/>
+      <w:r>
+        <w:rPr>
+          <w:rFonts w:eastAsia="Times New Roman" w:cs="Times New Roman"/>
+          <w:szCs w:val="24"/>
+        </w:rPr>
+        <w:t>Executor</w:t>
+      </w:r>
+      <w:proofErr w:type="spellEnd"/>
+      <w:r>
+        <w:rPr>
+          <w:rFonts w:eastAsia="Times New Roman" w:cs="Times New Roman"/>
+          <w:szCs w:val="24"/>
+        </w:rPr>
+        <w:t>)-</w:t>
+      </w:r>
+      <w:proofErr w:type="spellStart"/>
+      <w:r>
+        <w:rPr>
+          <w:rFonts w:eastAsia="Times New Roman" w:cs="Times New Roman"/>
+          <w:szCs w:val="24"/>
+        </w:rPr>
+        <w:t>al</w:t>
+      </w:r>
+      <w:proofErr w:type="spellEnd"/>
+      <w:r>
+        <w:rPr>
+          <w:rFonts w:eastAsia="Times New Roman" w:cs="Times New Roman"/>
+          <w:szCs w:val="24"/>
+        </w:rPr>
+        <w:t xml:space="preserve"> kell elindítani.</w:t>
+      </w:r>
+    </w:p>
+    <w:p>
+      <w:pPr>
+        <w:rPr>
+          <w:rFonts w:eastAsia="Times New Roman" w:cs="Times New Roman"/>
+          <w:szCs w:val="24"/>
+        </w:rPr>
+      </w:pPr>
+      <w:r>
+        <w:rPr>
+          <w:rFonts w:eastAsia="Times New Roman" w:cs="Times New Roman"/>
+          <w:szCs w:val="24"/>
+        </w:rPr>
+        <w:t xml:space="preserve">parancs: </w:t>
+      </w:r>
+      <w:proofErr w:type="spellStart"/>
+      <w:r>
+        <w:rPr>
+          <w:rFonts w:eastAsia="Times New Roman" w:cs="Times New Roman"/>
+          <w:szCs w:val="24"/>
+        </w:rPr>
+        <w:t>npx</w:t>
+      </w:r>
+      <w:proofErr w:type="spellEnd"/>
+      <w:r>
+        <w:rPr>
+          <w:rFonts w:eastAsia="Times New Roman" w:cs="Times New Roman"/>
+          <w:szCs w:val="24"/>
+        </w:rPr>
+        <w:t xml:space="preserve"> </w:t>
+      </w:r>
+      <w:proofErr w:type="spellStart"/>
+      <w:r>
+        <w:rPr>
+          <w:rFonts w:eastAsia="Times New Roman" w:cs="Times New Roman"/>
+          <w:szCs w:val="24"/>
+        </w:rPr>
+        <w:t>jest</w:t>
+      </w:r>
+      <w:proofErr w:type="spellEnd"/>
+      <w:r>
+        <w:rPr>
+          <w:rFonts w:eastAsia="Times New Roman" w:cs="Times New Roman"/>
+          <w:szCs w:val="24"/>
+        </w:rPr>
+        <w:t xml:space="preserve"> </w:t>
+      </w:r>
+      <w:r>
+        <w:rPr>
+          <w:rFonts w:eastAsia="Times New Roman" w:cs="Times New Roman"/>
+          <w:szCs w:val="24"/>
+        </w:rPr>
+        <w:t>--</w:t>
+      </w:r>
+      <w:proofErr w:type="spellStart"/>
+      <w:r>
+        <w:rPr>
+          <w:rFonts w:eastAsia="Times New Roman" w:cs="Times New Roman"/>
+          <w:szCs w:val="24"/>
+        </w:rPr>
+        <w:t>detectOpenHandles</w:t>
+      </w:r>
+      <w:proofErr w:type="spellEnd"/>
+    </w:p>
+    <w:p>
+      <w:pPr>
+        <w:rPr>
+          <w:noProof/>
+        </w:rPr>
+      </w:pPr>
+      <w:r>
+        <w:rPr>
+          <w:rFonts w:eastAsia="Times New Roman" w:cs="Times New Roman"/>
+          <w:szCs w:val="24"/>
+        </w:rPr>
+        <w:t xml:space="preserve">A -- </w:t>
+      </w:r>
+      <w:proofErr w:type="spellStart"/>
+      <w:r>
+        <w:rPr>
+          <w:rFonts w:eastAsia="Times New Roman" w:cs="Times New Roman"/>
+          <w:szCs w:val="24"/>
+        </w:rPr>
+        <w:t>detectOpenHandles</w:t>
+      </w:r>
+      <w:proofErr w:type="spellEnd"/>
+      <w:r>
+        <w:rPr>
+          <w:rFonts w:eastAsia="Times New Roman" w:cs="Times New Roman"/>
+          <w:szCs w:val="24"/>
+        </w:rPr>
+        <w:t>, azért szükséges, mert ha esetleg, a tesztelés nem állna le magától, a parancsra, akkor ez leállítja, miután a teszt visszaadta az eredményt.</w:t>
+      </w:r>
+      <w:r>
+        <w:rPr>
+          <w:noProof/>
+        </w:rPr>
+        <w:t xml:space="preserve"> </w:t>
+      </w:r>
+    </w:p>
+    <w:p>
+      <w:pPr>
+        <w:rPr>
+          <w:noProof/>
+        </w:rPr>
+      </w:pPr>
+    </w:p>
+    <w:p>
+      <w:pPr>
+        <w:rPr>
+          <w:noProof/>
+        </w:rPr>
+      </w:pPr>
+      <w:r>
+        <w:rPr>
+          <w:noProof/>
+        </w:rPr>
+        <w:t>Tesztelési Eredmény:</w:t>
+      </w:r>
+    </w:p>
+    <w:p>
+      <w:pPr>
+        <w:rPr>
+          <w:rFonts w:eastAsia="Times New Roman" w:cs="Times New Roman"/>
+          <w:szCs w:val="24"/>
+        </w:rPr>
+      </w:pPr>
+      <w:r>
+        <w:rPr>
+          <w:rFonts w:eastAsia="Times New Roman" w:cs="Times New Roman"/>
+          <w:szCs w:val="24"/>
+        </w:rPr>
+        <w:drawing>
+          <wp:inline distT="0" distB="0" distL="0" distR="0" wp14:anchorId="74E39104" wp14:editId="593F2A08">
+            <wp:extent cx="4544059" cy="1543265"/>
+            <wp:effectExtent l="0" t="0" r="9525" b="0"/>
+            <wp:docPr id="44" name="Kép 44"/>
+            <wp:cNvGraphicFramePr>
+              <a:graphicFrameLocks xmlns:a="http://schemas.openxmlformats.org/drawingml/2006/main" noChangeAspect="1"/>
+            </wp:cNvGraphicFramePr>
+            <a:graphic xmlns:a="http://schemas.openxmlformats.org/drawingml/2006/main">
+              <a:graphicData uri="http://schemas.openxmlformats.org/drawingml/2006/picture">
+                <pic:pic xmlns:pic="http://schemas.openxmlformats.org/drawingml/2006/picture">
+                  <pic:nvPicPr>
+                    <pic:cNvPr id="1" name=""/>
+                    <pic:cNvPicPr/>
+                  </pic:nvPicPr>
+                  <pic:blipFill>
+                    <a:blip r:embed="rId19"/>
+                    <a:stretch>
+                      <a:fillRect/>
+                    </a:stretch>
+                  </pic:blipFill>
+                  <pic:spPr>
+                    <a:xfrm>
+                      <a:off x="0" y="0"/>
+                      <a:ext cx="4544059" cy="1543265"/>
+                    </a:xfrm>
+                    <a:prstGeom prst="rect">
+                      <a:avLst/>
+                    </a:prstGeom>
+                  </pic:spPr>
+                </pic:pic>
+              </a:graphicData>
+            </a:graphic>
+          </wp:inline>
+        </w:drawing>
+      </w:r>
+    </w:p>
+    <w:p>
+      <w:pPr>
+        <w:rPr>
+          <w:rFonts w:eastAsia="Times New Roman" w:cs="Times New Roman"/>
+          <w:szCs w:val="24"/>
+        </w:rPr>
+      </w:pPr>
     </w:p>
     <w:p>
       <w:pPr>
@@ -6001,7 +7618,7 @@
                     <pic:cNvPicPr/>
                   </pic:nvPicPr>
                   <pic:blipFill>
-                    <a:blip r:embed="rId18">
+                    <a:blip r:embed="rId20">
                       <a:extLst>
                         <a:ext uri="{28A0092B-C50C-407E-A947-70E740481C1C}">
                           <a14:useLocalDpi xmlns:a14="http://schemas.microsoft.com/office/drawing/2010/main" val="0"/>
@@ -6037,7 +7654,21 @@
         <w:rPr>
           <w:rFonts w:eastAsia="Times New Roman" w:cs="Times New Roman"/>
         </w:rPr>
-        <w:t xml:space="preserve"> Backend Szerver kezeli, mikor megváltozik az id egy külön met</w:t>
+        <w:t xml:space="preserve"> Backend Szerver kezeli, mikor megváltozik az </w:t>
+      </w:r>
+      <w:proofErr w:type="spellStart"/>
+      <w:r>
+        <w:rPr>
+          <w:rFonts w:eastAsia="Times New Roman" w:cs="Times New Roman"/>
+        </w:rPr>
+        <w:t>id</w:t>
+      </w:r>
+      <w:proofErr w:type="spellEnd"/>
+      <w:r>
+        <w:rPr>
+          <w:rFonts w:eastAsia="Times New Roman" w:cs="Times New Roman"/>
+        </w:rPr>
+        <w:t xml:space="preserve"> egy külön met</w:t>
       </w:r>
       <w:r>
         <w:rPr>
@@ -6075,7 +7706,63 @@
         <w:rPr>
           <w:rFonts w:eastAsia="Times New Roman" w:cs="Times New Roman"/>
         </w:rPr>
-        <w:t xml:space="preserve"> idHandler metódus, újraosztja az id-t, így, mindig a valós id számát kapjuk az adott terméknek</w:t>
+        <w:t xml:space="preserve"> </w:t>
+      </w:r>
+      <w:proofErr w:type="spellStart"/>
+      <w:r>
+        <w:rPr>
+          <w:rFonts w:eastAsia="Times New Roman" w:cs="Times New Roman"/>
+        </w:rPr>
+        <w:t>idHandler</w:t>
+      </w:r>
+      <w:proofErr w:type="spellEnd"/>
+      <w:r>
+        <w:rPr>
+          <w:rFonts w:eastAsia="Times New Roman" w:cs="Times New Roman"/>
+        </w:rPr>
+        <w:t xml:space="preserve"> metódus, </w:t>
+      </w:r>
+      <w:proofErr w:type="spellStart"/>
+      <w:r>
+        <w:rPr>
+          <w:rFonts w:eastAsia="Times New Roman" w:cs="Times New Roman"/>
+        </w:rPr>
+        <w:t>újraosztja</w:t>
+      </w:r>
+      <w:proofErr w:type="spellEnd"/>
+      <w:r>
+        <w:rPr>
+          <w:rFonts w:eastAsia="Times New Roman" w:cs="Times New Roman"/>
+        </w:rPr>
+        <w:t xml:space="preserve"> az </w:t>
+      </w:r>
+      <w:proofErr w:type="spellStart"/>
+      <w:r>
+        <w:rPr>
+          <w:rFonts w:eastAsia="Times New Roman" w:cs="Times New Roman"/>
+        </w:rPr>
+        <w:t>id</w:t>
+      </w:r>
+      <w:proofErr w:type="spellEnd"/>
+      <w:r>
+        <w:rPr>
+          <w:rFonts w:eastAsia="Times New Roman" w:cs="Times New Roman"/>
+        </w:rPr>
+        <w:t xml:space="preserve">-t, így, mindig a valós </w:t>
+      </w:r>
+      <w:proofErr w:type="spellStart"/>
+      <w:r>
+        <w:rPr>
+          <w:rFonts w:eastAsia="Times New Roman" w:cs="Times New Roman"/>
+        </w:rPr>
+        <w:t>id</w:t>
+      </w:r>
+      <w:proofErr w:type="spellEnd"/>
+      <w:r>
+        <w:rPr>
+          <w:rFonts w:eastAsia="Times New Roman" w:cs="Times New Roman"/>
+        </w:rPr>
+        <w:t xml:space="preserve"> számát kapjuk az adott terméknek</w:t>
       </w:r>
       <w:r>
         <w:rPr>
@@ -6108,7 +7795,15 @@
         <w:jc w:val="left"/>
       </w:pPr>
       <w:r>
-        <w:t>A Frontend azon része egy weboldalnak vagy alkalmazásnak, amit a felhasználó tud látni és interaktálni vele, bele értve a megjelenés, a gombok és maga a tartalom. A weboldal elkészítéséhez</w:t>
+        <w:t xml:space="preserve">A Frontend azon része egy weboldalnak vagy alkalmazásnak, amit a felhasználó tud látni és </w:t>
+      </w:r>
+      <w:proofErr w:type="spellStart"/>
+      <w:r>
+        <w:t>interaktálni</w:t>
+      </w:r>
+      <w:proofErr w:type="spellEnd"/>
+      <w:r>
+        <w:t xml:space="preserve"> vele, bele értve a megjelenés, a gombok és maga a tartalom. A weboldal elkészítéséhez</w:t>
       </w:r>
       <w:r>
         <w:t xml:space="preserve"> a HTML, CSS és JavaScript </w:t>
@@ -6201,7 +7896,15 @@
         <w:t>A frontend, több hónapos munkája után, a kinézetet elkészítettük, és véglegessé formáltuk.</w:t>
       </w:r>
       <w:r>
-        <w:t xml:space="preserve"> A logo-t az egyik csapat tag készítette, az alsó képeket, AI generálta.</w:t>
+        <w:t xml:space="preserve"> A </w:t>
+      </w:r>
+      <w:proofErr w:type="spellStart"/>
+      <w:r>
+        <w:t>logo</w:t>
+      </w:r>
+      <w:proofErr w:type="spellEnd"/>
+      <w:r>
+        <w:t>-t az egyik csapat tag készítette, az alsó képeket, AI generálta.</w:t>
       </w:r>
     </w:p>
     <w:p>
@@ -6243,7 +7946,7 @@
                     <pic:cNvPicPr/>
                   </pic:nvPicPr>
                   <pic:blipFill>
-                    <a:blip r:embed="rId19" cstate="print">
+                    <a:blip r:embed="rId21" cstate="print">
                       <a:extLst>
                         <a:ext uri="{28A0092B-C50C-407E-A947-70E740481C1C}">
                           <a14:useLocalDpi xmlns:a14="http://schemas.microsoft.com/office/drawing/2010/main" val="0"/>
@@ -6303,7 +8006,7 @@
                     <pic:cNvPicPr/>
                   </pic:nvPicPr>
                   <pic:blipFill>
-                    <a:blip r:embed="rId20">
+                    <a:blip r:embed="rId22">
                       <a:extLst>
                         <a:ext uri="{28A0092B-C50C-407E-A947-70E740481C1C}">
                           <a14:useLocalDpi xmlns:a14="http://schemas.microsoft.com/office/drawing/2010/main" val="0"/>
@@ -6355,7 +8058,7 @@
                     <pic:cNvPicPr/>
                   </pic:nvPicPr>
                   <pic:blipFill>
-                    <a:blip r:embed="rId21"/>
+                    <a:blip r:embed="rId23"/>
                     <a:stretch>
                       <a:fillRect/>
                     </a:stretch>
@@ -6558,7 +8261,15 @@
         <w:jc w:val="left"/>
       </w:pPr>
       <w:r>
-        <w:t>A regisztrációs oldal le van kezelve, hogy a felhasználó beteljesítse az új profil készítéséhez elvárt követelményeket, amiket ha megvalósít, a piros színből átvált zöldre, jelezve, hogy az adott követelményt sikeresen megtette.</w:t>
+        <w:t xml:space="preserve">A regisztrációs oldal le van kezelve, hogy a felhasználó beteljesítse az új profil készítéséhez elvárt követelményeket, </w:t>
+      </w:r>
+      <w:proofErr w:type="gramStart"/>
+      <w:r>
+        <w:t>amiket</w:t>
+      </w:r>
+      <w:proofErr w:type="gramEnd"/>
+      <w:r>
+        <w:t xml:space="preserve"> ha megvalósít, a piros színből átvált zöldre, jelezve, hogy az adott követelményt sikeresen megtette.</w:t>
       </w:r>
     </w:p>
     <w:p>
@@ -6603,7 +8314,7 @@
                     <pic:cNvPicPr/>
                   </pic:nvPicPr>
                   <pic:blipFill>
-                    <a:blip r:embed="rId22"/>
+                    <a:blip r:embed="rId24"/>
                     <a:stretch>
                       <a:fillRect/>
                     </a:stretch>
@@ -6857,7 +8568,7 @@
                     <pic:cNvPicPr/>
                   </pic:nvPicPr>
                   <pic:blipFill>
-                    <a:blip r:embed="rId23"/>
+                    <a:blip r:embed="rId25"/>
                     <a:stretch>
                       <a:fillRect/>
                     </a:stretch>
@@ -6899,11 +8610,21 @@
         <w:spacing w:line="259" w:lineRule="auto"/>
         <w:jc w:val="left"/>
       </w:pPr>
+      <w:proofErr w:type="gramStart"/>
       <w:r>
         <w:t>EJS</w:t>
       </w:r>
       <w:r>
-        <w:t>(Embedded JavaScript)</w:t>
+        <w:t>(</w:t>
+      </w:r>
+      <w:proofErr w:type="spellStart"/>
+      <w:proofErr w:type="gramEnd"/>
+      <w:r>
+        <w:t>Embedded</w:t>
+      </w:r>
+      <w:proofErr w:type="spellEnd"/>
+      <w:r>
+        <w:t xml:space="preserve"> JavaScript)</w:t>
       </w:r>
       <w:r>
         <w:t>: Az adatbázisból érkező értékek beágyazását segítette elő.</w:t>
@@ -6940,7 +8661,7 @@
                     <pic:cNvPicPr/>
                   </pic:nvPicPr>
                   <pic:blipFill>
-                    <a:blip r:embed="rId24"/>
+                    <a:blip r:embed="rId26"/>
                     <a:stretch>
                       <a:fillRect/>
                     </a:stretch>
@@ -7031,7 +8752,7 @@
                     <pic:cNvPicPr/>
                   </pic:nvPicPr>
                   <pic:blipFill>
-                    <a:blip r:embed="rId25"/>
+                    <a:blip r:embed="rId27"/>
                     <a:stretch>
                       <a:fillRect/>
                     </a:stretch>
@@ -7066,7 +8787,23 @@
           <w:b/>
           <w:bCs/>
         </w:rPr>
-        <w:t>(EJS értékadás: &lt;%= foodName %&gt;)</w:t>
+        <w:t xml:space="preserve">(EJS értékadás: &lt;%= </w:t>
+      </w:r>
+      <w:proofErr w:type="spellStart"/>
+      <w:r>
+        <w:rPr>
+          <w:b/>
+          <w:bCs/>
+        </w:rPr>
+        <w:t>foodName</w:t>
+      </w:r>
+      <w:proofErr w:type="spellEnd"/>
+      <w:r>
+        <w:rPr>
+          <w:b/>
+          <w:bCs/>
+        </w:rPr>
+        <w:t xml:space="preserve"> %&gt;)</w:t>
       </w:r>
     </w:p>
     <w:p>
@@ -7085,23 +8822,53 @@
         <w:spacing w:line="259" w:lineRule="auto"/>
         <w:jc w:val="left"/>
       </w:pPr>
+      <w:proofErr w:type="spellStart"/>
       <w:r>
         <w:rPr>
           <w:b/>
           <w:bCs/>
         </w:rPr>
         <w:lastRenderedPageBreak/>
-        <w:t>Admin Applikáció</w:t>
-      </w:r>
+        <w:t>Admin</w:t>
+      </w:r>
+      <w:proofErr w:type="spellEnd"/>
       <w:r>
         <w:rPr>
           <w:b/>
           <w:bCs/>
         </w:rPr>
+        <w:t xml:space="preserve"> Applikáció</w:t>
+      </w:r>
+      <w:r>
+        <w:rPr>
+          <w:b/>
+          <w:bCs/>
+        </w:rPr>
         <w:t xml:space="preserve">: </w:t>
       </w:r>
       <w:r>
-        <w:t>Az admin applikáció, Visual Studio(VS)-ben készült C# nyelven, WPF</w:t>
+        <w:t xml:space="preserve">Az </w:t>
+      </w:r>
+      <w:proofErr w:type="spellStart"/>
+      <w:r>
+        <w:t>admin</w:t>
+      </w:r>
+      <w:proofErr w:type="spellEnd"/>
+      <w:r>
+        <w:t xml:space="preserve"> applikáció, Visual </w:t>
+      </w:r>
+      <w:proofErr w:type="spellStart"/>
+      <w:proofErr w:type="gramStart"/>
+      <w:r>
+        <w:t>Studio</w:t>
+      </w:r>
+      <w:proofErr w:type="spellEnd"/>
+      <w:r>
+        <w:t>(</w:t>
+      </w:r>
+      <w:proofErr w:type="gramEnd"/>
+      <w:r>
+        <w:t>VS)-ben készült C# nyelven, WPF</w:t>
       </w:r>
       <w:r>
         <w:t xml:space="preserve"> technikával</w:t>
@@ -7114,7 +8881,14 @@
       </w:r>
       <w:r>
         <w:br/>
-        <w:t xml:space="preserve">Admin applikációnak a feladata, hogy egy újonnan felregisztrált felhasználó fiókját aktiválni lehessen, ez egyfajta moderálási jogkört ad, hogyha </w:t>
+      </w:r>
+      <w:proofErr w:type="spellStart"/>
+      <w:r>
+        <w:t>Admin</w:t>
+      </w:r>
+      <w:proofErr w:type="spellEnd"/>
+      <w:r>
+        <w:t xml:space="preserve"> applikációnak a feladata, hogy egy újonnan felregisztrált felhasználó fiókját aktiválni lehessen, ez egyfajta moderálási jogkört ad, hogyha </w:t>
       </w:r>
       <w:r>
         <w:t xml:space="preserve">valaki </w:t>
@@ -7282,7 +9056,7 @@
               </wp:anchor>
             </w:drawing>
           </mc:Choice>
-          <mc:Fallback xmlns:a="http://schemas.openxmlformats.org/drawingml/2006/main" xmlns:pic="http://schemas.openxmlformats.org/drawingml/2006/picture" xmlns:a14="http://schemas.microsoft.com/office/drawing/2010/main">
+          <mc:Fallback xmlns:a14="http://schemas.microsoft.com/office/drawing/2010/main" xmlns:pic="http://schemas.openxmlformats.org/drawingml/2006/picture" xmlns:a="http://schemas.openxmlformats.org/drawingml/2006/main">
             <w:pict>
               <v:shape id="Derékszögű háromszög 7" style="position:absolute;margin-left:0;margin-top:-71pt;width:190.5pt;height:190.5pt;rotation:90;z-index:251670528;visibility:visible;mso-wrap-style:square;mso-width-percent:0;mso-wrap-distance-left:9pt;mso-wrap-distance-top:0;mso-wrap-distance-right:9pt;mso-wrap-distance-bottom:0;mso-position-horizontal:left;mso-position-horizontal-relative:page;mso-position-vertical:absolute;mso-position-vertical-relative:text;mso-width-percent:0;mso-width-relative:margin;v-text-anchor:middle" coordsize="2419350,2419350" o:spid="_x0000_s1026" fillcolor="#ed7d31 [3205]" stroked="f" strokeweight="1pt" path="m,2419350l,c806450,806450,-382154,2206666,2419350,2419350l,2419350xe" o:gfxdata="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" w14:anchorId="3D992DA4">
                 <v:stroke joinstyle="miter"/>
@@ -7331,7 +9105,15 @@
         <w:t xml:space="preserve"> Manuális Teszt – (</w:t>
       </w:r>
       <w:r>
-        <w:t>http kérés/URL alapján, a POSTMAN alkalmazás segítségével illetve a válaszkódok ellenőrzésével.</w:t>
+        <w:t xml:space="preserve">http kérés/URL alapján, a POSTMAN alkalmazás </w:t>
+      </w:r>
+      <w:proofErr w:type="gramStart"/>
+      <w:r>
+        <w:t>segítségével</w:t>
+      </w:r>
+      <w:proofErr w:type="gramEnd"/>
+      <w:r>
+        <w:t xml:space="preserve"> illetve a válaszkódok ellenőrzésével.</w:t>
       </w:r>
       <w:r>
         <w:t>)</w:t>
@@ -7359,7 +9141,15 @@
         <w:t>(</w:t>
       </w:r>
       <w:r>
-        <w:t>A JEST SuperTest csomagját felhasználva</w:t>
+        <w:t xml:space="preserve">A JEST </w:t>
+      </w:r>
+      <w:proofErr w:type="spellStart"/>
+      <w:r>
+        <w:t>SuperTest</w:t>
+      </w:r>
+      <w:proofErr w:type="spellEnd"/>
+      <w:r>
+        <w:t xml:space="preserve"> csomagját felhasználva</w:t>
       </w:r>
       <w:r>
         <w:t>, pársoros kódrészeket írtunk, a végpontok automatikus tesztelésére. Ezt egy külön indítási módszerrel kell elindítani, és akkor fog lefutni a teszt.</w:t>
@@ -7536,7 +9326,7 @@
               </wp:anchor>
             </w:drawing>
           </mc:Choice>
-          <mc:Fallback xmlns:a="http://schemas.openxmlformats.org/drawingml/2006/main" xmlns:pic="http://schemas.openxmlformats.org/drawingml/2006/picture" xmlns:a14="http://schemas.microsoft.com/office/drawing/2010/main">
+          <mc:Fallback xmlns:a14="http://schemas.microsoft.com/office/drawing/2010/main" xmlns:pic="http://schemas.openxmlformats.org/drawingml/2006/picture" xmlns:a="http://schemas.openxmlformats.org/drawingml/2006/main">
             <w:pict>
               <v:shape id="Derékszögű háromszög 7" style="position:absolute;margin-left:0;margin-top:-71.35pt;width:190.5pt;height:190.5pt;rotation:90;z-index:251672576;visibility:visible;mso-wrap-style:square;mso-width-percent:0;mso-wrap-distance-left:9pt;mso-wrap-distance-top:0;mso-wrap-distance-right:9pt;mso-wrap-distance-bottom:0;mso-position-horizontal:left;mso-position-horizontal-relative:page;mso-position-vertical:absolute;mso-position-vertical-relative:text;mso-width-percent:0;mso-width-relative:margin;v-text-anchor:middle" coordsize="2419350,2419350" o:spid="_x0000_s1026" fillcolor="#ed7d31 [3205]" stroked="f" strokeweight="1pt" path="m,2419350l,c806450,806450,-382154,2206666,2419350,2419350l,2419350xe" o:gfxdata="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" w14:anchorId="0AF53019">
                 <v:stroke joinstyle="miter"/>
@@ -7572,8 +9362,13 @@
     </w:p>
     <w:p/>
     <w:p>
-      <w:r>
-        <w:t>Admin felületen nagyobb jogkör, illetve szebb kinézet</w:t>
+      <w:proofErr w:type="spellStart"/>
+      <w:r>
+        <w:t>Admin</w:t>
+      </w:r>
+      <w:proofErr w:type="spellEnd"/>
+      <w:r>
+        <w:t xml:space="preserve"> felületen nagyobb jogkör, illetve szebb kinézet</w:t>
       </w:r>
     </w:p>
     <w:sectPr>

--- a/FejlesztőisablonWIP.docx
+++ b/FejlesztőisablonWIP.docx
@@ -141,7 +141,7 @@
               </wp:anchor>
             </w:drawing>
           </mc:Choice>
-          <mc:Fallback xmlns:a14="http://schemas.microsoft.com/office/drawing/2010/main" xmlns:pic="http://schemas.openxmlformats.org/drawingml/2006/picture" xmlns:a="http://schemas.openxmlformats.org/drawingml/2006/main">
+          <mc:Fallback xmlns:a="http://schemas.openxmlformats.org/drawingml/2006/main" xmlns:pic="http://schemas.openxmlformats.org/drawingml/2006/picture" xmlns:a14="http://schemas.microsoft.com/office/drawing/2010/main">
             <w:pict>
               <v:shape id="Derékszögű háromszög 7" style="position:absolute;margin-left:0;margin-top:-70.65pt;width:190.5pt;height:190.5pt;rotation:90;z-index:251660288;visibility:visible;mso-wrap-style:square;mso-width-percent:0;mso-wrap-distance-left:9pt;mso-wrap-distance-top:0;mso-wrap-distance-right:9pt;mso-wrap-distance-bottom:0;mso-position-horizontal:left;mso-position-horizontal-relative:page;mso-position-vertical:absolute;mso-position-vertical-relative:text;mso-width-percent:0;mso-width-relative:margin;v-text-anchor:middle" coordsize="2419350,2419350" o:spid="_x0000_s1026" fillcolor="#ed7d31 [3205]" stroked="f" strokeweight="1pt" path="m,2419350l,c806450,806450,-382154,2206666,2419350,2419350l,2419350xe" o:gfxdata="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" w14:anchorId="022CF62E">
                 <v:stroke joinstyle="miter"/>
@@ -1114,7 +1114,7 @@
               </wp:anchor>
             </w:drawing>
           </mc:Choice>
-          <mc:Fallback xmlns:a14="http://schemas.microsoft.com/office/drawing/2010/main" xmlns:pic="http://schemas.openxmlformats.org/drawingml/2006/picture" xmlns:a="http://schemas.openxmlformats.org/drawingml/2006/main">
+          <mc:Fallback xmlns:a="http://schemas.openxmlformats.org/drawingml/2006/main" xmlns:pic="http://schemas.openxmlformats.org/drawingml/2006/picture" xmlns:a14="http://schemas.microsoft.com/office/drawing/2010/main">
             <w:pict>
               <v:shape id="Derékszögű háromszög 7" style="position:absolute;margin-left:-86.55pt;margin-top:-71.05pt;width:190.5pt;height:190.5pt;rotation:90;z-index:251662336;visibility:visible;mso-wrap-style:square;mso-width-percent:0;mso-wrap-distance-left:9pt;mso-wrap-distance-top:0;mso-wrap-distance-right:9pt;mso-wrap-distance-bottom:0;mso-position-horizontal:absolute;mso-position-horizontal-relative:text;mso-position-vertical:absolute;mso-position-vertical-relative:text;mso-width-percent:0;mso-width-relative:margin;v-text-anchor:middle" coordsize="2419350,2419350" o:spid="_x0000_s1026" fillcolor="#ed7d31 [3205]" stroked="f" strokeweight="1pt" path="m,2419350l,c806450,806450,-382154,2206666,2419350,2419350l,2419350xe" o:gfxdata="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" w14:anchorId="76C634DC">
                 <v:stroke joinstyle="miter"/>
@@ -1149,15 +1149,7 @@
         <w:t xml:space="preserve">A </w:t>
       </w:r>
       <w:r>
-        <w:t xml:space="preserve">weboldalt, csak a regisztráció, illetve az </w:t>
-      </w:r>
-      <w:proofErr w:type="spellStart"/>
-      <w:r>
-        <w:t>adminok</w:t>
-      </w:r>
-      <w:proofErr w:type="spellEnd"/>
-      <w:r>
-        <w:t xml:space="preserve"> által jóváhagyást követően lehet használni</w:t>
+        <w:t>weboldalt, csak a regisztráció, illetve az adminok által jóváhagyást követően lehet használni</w:t>
       </w:r>
       <w:r>
         <w:t xml:space="preserve">. </w:t>
@@ -1166,15 +1158,7 @@
         <w:t>A szükséges adatok: Felhasználónév, Lakcím, Email, Jelszó, Jelszó megint</w:t>
       </w:r>
       <w:r>
-        <w:t xml:space="preserve">. A Jelszót nem rögzítjük, egy úgynevezett HASH technikával </w:t>
-      </w:r>
-      <w:proofErr w:type="spellStart"/>
-      <w:r>
-        <w:t>titkosítjuk</w:t>
-      </w:r>
-      <w:proofErr w:type="spellEnd"/>
-      <w:r>
-        <w:t xml:space="preserve">, melyet egy </w:t>
+        <w:t xml:space="preserve">. A Jelszót nem rögzítjük, egy úgynevezett HASH technikával titkosítjuk, melyet egy </w:t>
       </w:r>
       <w:r>
         <w:t>modul generál, és azt tároljuk el</w:t>
@@ -1333,7 +1317,7 @@
               </wp:anchor>
             </w:drawing>
           </mc:Choice>
-          <mc:Fallback xmlns:a14="http://schemas.microsoft.com/office/drawing/2010/main" xmlns:pic="http://schemas.openxmlformats.org/drawingml/2006/picture" xmlns:a="http://schemas.openxmlformats.org/drawingml/2006/main">
+          <mc:Fallback xmlns:a="http://schemas.openxmlformats.org/drawingml/2006/main" xmlns:pic="http://schemas.openxmlformats.org/drawingml/2006/picture" xmlns:a14="http://schemas.microsoft.com/office/drawing/2010/main">
             <w:pict>
               <v:shape id="Derékszögű háromszög 7" style="position:absolute;margin-left:0;margin-top:-71.15pt;width:190.5pt;height:190.5pt;rotation:90;z-index:251664384;visibility:visible;mso-wrap-style:square;mso-width-percent:0;mso-wrap-distance-left:9pt;mso-wrap-distance-top:0;mso-wrap-distance-right:9pt;mso-wrap-distance-bottom:0;mso-position-horizontal:left;mso-position-horizontal-relative:page;mso-position-vertical:absolute;mso-position-vertical-relative:text;mso-width-percent:0;mso-width-relative:margin;v-text-anchor:middle" coordsize="2419350,2419350" o:spid="_x0000_s1026" fillcolor="#ed7d31 [3205]" stroked="f" strokeweight="1pt" path="m,2419350l,c806450,806450,-382154,2206666,2419350,2419350l,2419350xe" o:gfxdata="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" w14:anchorId="2E1CBD0A">
                 <v:stroke joinstyle="miter"/>
@@ -1423,15 +1407,7 @@
         <w:t>:</w:t>
       </w:r>
       <w:r>
-        <w:t xml:space="preserve"> 1–2 magos, 1 </w:t>
-      </w:r>
-      <w:proofErr w:type="spellStart"/>
-      <w:r>
-        <w:t>GHz</w:t>
-      </w:r>
-      <w:proofErr w:type="spellEnd"/>
-      <w:r>
-        <w:t>-es processzor</w:t>
+        <w:t xml:space="preserve"> 1–2 magos, 1 GHz-es processzor</w:t>
       </w:r>
     </w:p>
     <w:p>
@@ -1464,15 +1440,7 @@
         <w:t>:</w:t>
       </w:r>
       <w:r>
-        <w:t xml:space="preserve"> 2–4 magos, modern CPU (pl. Intel i3 vagy AMD </w:t>
-      </w:r>
-      <w:proofErr w:type="spellStart"/>
-      <w:r>
-        <w:t>Ryzen</w:t>
-      </w:r>
-      <w:proofErr w:type="spellEnd"/>
-      <w:r>
-        <w:t xml:space="preserve"> 3)</w:t>
+        <w:t xml:space="preserve"> 2–4 magos, modern CPU (pl. Intel i3 vagy AMD Ryzen 3)</w:t>
       </w:r>
     </w:p>
     <w:p>
@@ -1757,15 +1725,7 @@
         <w:t>B</w:t>
       </w:r>
       <w:r>
-        <w:t xml:space="preserve">öngésző (pl.: Chrome, </w:t>
-      </w:r>
-      <w:proofErr w:type="spellStart"/>
-      <w:r>
-        <w:t>FireFox</w:t>
-      </w:r>
-      <w:proofErr w:type="spellEnd"/>
-      <w:r>
-        <w:t>)</w:t>
+        <w:t>öngésző (pl.: Chrome, FireFox)</w:t>
       </w:r>
     </w:p>
     <w:p>
@@ -1798,15 +1758,7 @@
         <w:t xml:space="preserve">Egy weboldal futtatásához alapvetően nem kell túl erős hardver – különösen akkor, ha csak fejlesztésre vagy kisebb forgalmú kiszolgálásra használjuk. </w:t>
       </w:r>
       <w:r>
-        <w:t xml:space="preserve">Az operációs rendszer biztosítja azt az alapvető környezetet, ahol a webszerver, adatbázis és egyéb szoftverek futnak. Például Windows, Linux vagy </w:t>
-      </w:r>
-      <w:proofErr w:type="spellStart"/>
-      <w:r>
-        <w:t>macOS</w:t>
-      </w:r>
-      <w:proofErr w:type="spellEnd"/>
-      <w:r>
-        <w:t>. Ez futtatja a XAMPP-ot és kezeli a rendszer erőforrásait.</w:t>
+        <w:t>Az operációs rendszer biztosítja azt az alapvető környezetet, ahol a webszerver, adatbázis és egyéb szoftverek futnak. Például Windows, Linux vagy macOS. Ez futtatja a XAMPP-ot és kezeli a rendszer erőforrásait.</w:t>
       </w:r>
       <w:r>
         <w:t xml:space="preserve"> A XAMPP egy olyan csomag, amely tartalmazza a legfontosabb szerverkomponenseket, amik szükségesek a weboldal futtatásához, tehát lehetővé teszi, hogy helyben (lokálisan) futtassuk és teszteljük a weboldalt. A böngésző egy kliensprogram, am</w:t>
@@ -1821,15 +1773,7 @@
         <w:t>Maga a</w:t>
       </w:r>
       <w:r>
-        <w:t xml:space="preserve"> böngésző kérést küld a szervernek (pl. a XAMPP által futtatott </w:t>
-      </w:r>
-      <w:proofErr w:type="spellStart"/>
-      <w:r>
-        <w:t>Apache-nak</w:t>
-      </w:r>
-      <w:proofErr w:type="spellEnd"/>
-      <w:r>
-        <w:t>), majd megjeleníti a válaszként kapott HTML, CSS és JavaScript tartalmat.</w:t>
+        <w:t xml:space="preserve"> böngésző kérést küld a szervernek (pl. a XAMPP által futtatott Apache-nak), majd megjeleníti a válaszként kapott HTML, CSS és JavaScript tartalmat.</w:t>
       </w:r>
     </w:p>
     <w:p>
@@ -1985,7 +1929,7 @@
               </wp:anchor>
             </w:drawing>
           </mc:Choice>
-          <mc:Fallback xmlns:a14="http://schemas.microsoft.com/office/drawing/2010/main" xmlns:pic="http://schemas.openxmlformats.org/drawingml/2006/picture" xmlns:a="http://schemas.openxmlformats.org/drawingml/2006/main">
+          <mc:Fallback xmlns:a="http://schemas.openxmlformats.org/drawingml/2006/main" xmlns:pic="http://schemas.openxmlformats.org/drawingml/2006/picture" xmlns:a14="http://schemas.microsoft.com/office/drawing/2010/main">
             <w:pict>
               <v:shape id="Derékszögű háromszög 7" style="position:absolute;margin-left:0;margin-top:-71.1pt;width:190.5pt;height:190.5pt;rotation:90;z-index:251666432;visibility:visible;mso-wrap-style:square;mso-width-percent:0;mso-wrap-distance-left:9pt;mso-wrap-distance-top:0;mso-wrap-distance-right:9pt;mso-wrap-distance-bottom:0;mso-position-horizontal:left;mso-position-horizontal-relative:page;mso-position-vertical:absolute;mso-position-vertical-relative:text;mso-width-percent:0;mso-width-relative:margin;v-text-anchor:middle" coordsize="2419350,2419350" o:spid="_x0000_s1026" fillcolor="#ed7d31 [3205]" stroked="f" strokeweight="1pt" path="m,2419350l,c806450,806450,-382154,2206666,2419350,2419350l,2419350xe" o:gfxdata="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" w14:anchorId="2FA07425">
                 <v:stroke joinstyle="miter"/>
@@ -2149,7 +2093,6 @@
         </w:rPr>
         <w:t>(</w:t>
       </w:r>
-      <w:proofErr w:type="spellStart"/>
       <w:proofErr w:type="gramEnd"/>
       <w:r>
         <w:rPr>
@@ -2157,26 +2100,11 @@
         </w:rPr>
         <w:t>Fejlesztői</w:t>
       </w:r>
-      <w:proofErr w:type="spellEnd"/>
       <w:r>
         <w:rPr>
           <w:lang w:val="en-US"/>
         </w:rPr>
-        <w:t xml:space="preserve"> </w:t>
-      </w:r>
-      <w:proofErr w:type="spellStart"/>
-      <w:r>
-        <w:rPr>
-          <w:lang w:val="en-US"/>
-        </w:rPr>
-        <w:t>Környezet</w:t>
-      </w:r>
-      <w:proofErr w:type="spellEnd"/>
-      <w:r>
-        <w:rPr>
-          <w:lang w:val="en-US"/>
-        </w:rPr>
-        <w:t>)</w:t>
+        <w:t xml:space="preserve"> Környezet)</w:t>
       </w:r>
     </w:p>
     <w:p>
@@ -2205,43 +2133,17 @@
         <w:t xml:space="preserve">.1 </w:t>
       </w:r>
       <w:r>
-        <w:t xml:space="preserve">Visual </w:t>
-      </w:r>
-      <w:proofErr w:type="spellStart"/>
-      <w:r>
-        <w:t>Studio</w:t>
-      </w:r>
-      <w:proofErr w:type="spellEnd"/>
-      <w:r>
-        <w:t xml:space="preserve"> </w:t>
-      </w:r>
-      <w:proofErr w:type="spellStart"/>
-      <w:r>
-        <w:t>Code</w:t>
+        <w:t>Visual Studio Code</w:t>
       </w:r>
       <w:bookmarkEnd w:id="3"/>
-      <w:proofErr w:type="spellEnd"/>
-    </w:p>
-    <w:p>
-      <w:r>
-        <w:t xml:space="preserve">A Visual </w:t>
-      </w:r>
-      <w:proofErr w:type="spellStart"/>
-      <w:r>
-        <w:t>Studio</w:t>
-      </w:r>
-      <w:proofErr w:type="spellEnd"/>
-      <w:r>
-        <w:t xml:space="preserve"> </w:t>
-      </w:r>
-      <w:proofErr w:type="spellStart"/>
+    </w:p>
+    <w:p>
+      <w:r>
+        <w:t xml:space="preserve">A Visual Studio </w:t>
+      </w:r>
       <w:proofErr w:type="gramStart"/>
       <w:r>
-        <w:t>Code</w:t>
-      </w:r>
-      <w:proofErr w:type="spellEnd"/>
-      <w:r>
-        <w:t>(</w:t>
+        <w:t>Code(</w:t>
       </w:r>
       <w:proofErr w:type="gramEnd"/>
       <w:r>
@@ -2253,85 +2155,31 @@
       <w:r>
         <w:t>környezet(</w:t>
       </w:r>
-      <w:proofErr w:type="spellStart"/>
       <w:r>
         <w:rPr>
           <w:rFonts w:eastAsia="Times New Roman" w:cs="Times New Roman"/>
           <w:color w:val="0D0D0D" w:themeColor="text1" w:themeTint="F2"/>
           <w:szCs w:val="24"/>
         </w:rPr>
-        <w:t>Integrated</w:t>
-      </w:r>
-      <w:proofErr w:type="spellEnd"/>
-      <w:r>
-        <w:rPr>
-          <w:rFonts w:eastAsia="Times New Roman" w:cs="Times New Roman"/>
-          <w:color w:val="0D0D0D" w:themeColor="text1" w:themeTint="F2"/>
-          <w:szCs w:val="24"/>
-        </w:rPr>
+        <w:t>Integrated Development Environment (IDE)</w:t>
+      </w:r>
+      <w:r>
+        <w:t>)</w:t>
+      </w:r>
+      <w:r>
         <w:t xml:space="preserve"> </w:t>
       </w:r>
-      <w:proofErr w:type="spellStart"/>
-      <w:r>
-        <w:rPr>
-          <w:rFonts w:eastAsia="Times New Roman" w:cs="Times New Roman"/>
-          <w:color w:val="0D0D0D" w:themeColor="text1" w:themeTint="F2"/>
-          <w:szCs w:val="24"/>
-        </w:rPr>
-        <w:t>Development</w:t>
-      </w:r>
-      <w:proofErr w:type="spellEnd"/>
-      <w:r>
-        <w:rPr>
-          <w:rFonts w:eastAsia="Times New Roman" w:cs="Times New Roman"/>
-          <w:color w:val="0D0D0D" w:themeColor="text1" w:themeTint="F2"/>
-          <w:szCs w:val="24"/>
-        </w:rPr>
+      <w:r>
+        <w:t xml:space="preserve">mely sok programozási nyelvet tartalmaz, </w:t>
+      </w:r>
+      <w:r>
+        <w:t>amelyek közül</w:t>
+      </w:r>
+      <w:r>
         <w:t xml:space="preserve"> </w:t>
       </w:r>
-      <w:proofErr w:type="spellStart"/>
-      <w:r>
-        <w:rPr>
-          <w:rFonts w:eastAsia="Times New Roman" w:cs="Times New Roman"/>
-          <w:color w:val="0D0D0D" w:themeColor="text1" w:themeTint="F2"/>
-          <w:szCs w:val="24"/>
-        </w:rPr>
-        <w:t>Environment</w:t>
-      </w:r>
-      <w:proofErr w:type="spellEnd"/>
-      <w:r>
-        <w:rPr>
-          <w:rFonts w:eastAsia="Times New Roman" w:cs="Times New Roman"/>
-          <w:color w:val="0D0D0D" w:themeColor="text1" w:themeTint="F2"/>
-          <w:szCs w:val="24"/>
-        </w:rPr>
-        <w:t xml:space="preserve"> (IDE)</w:t>
-      </w:r>
-      <w:r>
-        <w:t>)</w:t>
-      </w:r>
-      <w:r>
-        <w:t xml:space="preserve"> </w:t>
-      </w:r>
-      <w:r>
-        <w:t xml:space="preserve">mely sok programozási nyelvet tartalmaz, </w:t>
-      </w:r>
-      <w:r>
-        <w:t>amelyek közül</w:t>
-      </w:r>
-      <w:r>
-        <w:t xml:space="preserve"> </w:t>
-      </w:r>
-      <w:r>
-        <w:t>mi a HTML5, CSS3, JavaScript-</w:t>
-      </w:r>
-      <w:proofErr w:type="spellStart"/>
-      <w:r>
-        <w:t>et</w:t>
-      </w:r>
-      <w:proofErr w:type="spellEnd"/>
-      <w:r>
-        <w:t xml:space="preserve"> használtuk, illetve az EJS-t. Ebben a környe</w:t>
+      <w:r>
+        <w:t>mi a HTML5, CSS3, JavaScript-et használtuk, illetve az EJS-t. Ebben a környe</w:t>
       </w:r>
       <w:r>
         <w:t>zetben használtuk, illetve fejlesztettünk.</w:t>
@@ -2429,23 +2277,7 @@
         <w:t>.</w:t>
       </w:r>
       <w:r>
-        <w:t xml:space="preserve"> Továbbá, fejlesztés alatt az </w:t>
-      </w:r>
-      <w:proofErr w:type="spellStart"/>
-      <w:r>
-        <w:t>Apache</w:t>
-      </w:r>
-      <w:proofErr w:type="spellEnd"/>
-      <w:r>
-        <w:t xml:space="preserve"> szervert is használtuk, amely a PHP </w:t>
-      </w:r>
-      <w:proofErr w:type="spellStart"/>
-      <w:r>
-        <w:t>MyAdmin</w:t>
-      </w:r>
-      <w:proofErr w:type="spellEnd"/>
-      <w:r>
-        <w:t xml:space="preserve"> felületet biztosította, mely grafikus adatbázis kezelő oldal.</w:t>
+        <w:t xml:space="preserve"> Továbbá, fejlesztés alatt az Apache szervert is használtuk, amely a PHP MyAdmin felületet biztosította, mely grafikus adatbázis kezelő oldal.</w:t>
       </w:r>
     </w:p>
     <w:p>
@@ -2656,7 +2488,7 @@
               </wp:anchor>
             </w:drawing>
           </mc:Choice>
-          <mc:Fallback xmlns:a14="http://schemas.microsoft.com/office/drawing/2010/main" xmlns:pic="http://schemas.openxmlformats.org/drawingml/2006/picture" xmlns:a="http://schemas.openxmlformats.org/drawingml/2006/main">
+          <mc:Fallback xmlns:a="http://schemas.openxmlformats.org/drawingml/2006/main" xmlns:pic="http://schemas.openxmlformats.org/drawingml/2006/picture" xmlns:a14="http://schemas.microsoft.com/office/drawing/2010/main">
             <w:pict>
               <v:shape id="Derékszögű háromszög 7" style="position:absolute;margin-left:0;margin-top:-71.35pt;width:190.5pt;height:190.5pt;rotation:90;z-index:251668480;visibility:visible;mso-wrap-style:square;mso-width-percent:0;mso-wrap-distance-left:9pt;mso-wrap-distance-top:0;mso-wrap-distance-right:9pt;mso-wrap-distance-bottom:0;mso-position-horizontal:left;mso-position-horizontal-relative:page;mso-position-vertical:absolute;mso-position-vertical-relative:text;mso-width-percent:0;mso-width-relative:margin;v-text-anchor:middle" coordsize="2419350,2419350" o:spid="_x0000_s1026" fillcolor="#ed7d31 [3205]" stroked="f" strokeweight="1pt" path="m,2419350l,c806450,806450,-382154,2206666,2419350,2419350l,2419350xe" o:gfxdata="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" w14:anchorId="09313364">
                 <v:stroke joinstyle="miter"/>
@@ -2800,13 +2632,8 @@
       <w:r>
         <w:t xml:space="preserve">, de egy rendelést tartalmaz </w:t>
       </w:r>
-      <w:proofErr w:type="spellStart"/>
-      <w:r>
-        <w:t>id</w:t>
-      </w:r>
-      <w:proofErr w:type="spellEnd"/>
-      <w:r>
-        <w:t xml:space="preserve">-k szerint. A Felhasználó meg egy felhasználó </w:t>
+      <w:r>
+        <w:t xml:space="preserve">id-k szerint. A Felhasználó meg egy felhasználó </w:t>
       </w:r>
       <w:r>
         <w:t>megadott információit, szerepkörét, és profiljának a helyzetét tartalmazza.</w:t>
@@ -2819,11 +2646,9 @@
       <w:r>
         <w:t xml:space="preserve"> adatbázis neve: </w:t>
       </w:r>
-      <w:proofErr w:type="spellStart"/>
       <w:r>
         <w:t>dozsa_csarda_adatbazis</w:t>
       </w:r>
-      <w:proofErr w:type="spellEnd"/>
     </w:p>
     <w:p>
       <w:pPr>
@@ -3025,19 +2850,11 @@
         </w:rPr>
         <w:tab/>
       </w:r>
-      <w:proofErr w:type="spellStart"/>
-      <w:r>
-        <w:rPr>
-          <w:rFonts w:eastAsia="Times New Roman" w:cs="Times New Roman"/>
-        </w:rPr>
-        <w:t>id</w:t>
-      </w:r>
-      <w:proofErr w:type="spellEnd"/>
-      <w:r>
-        <w:rPr>
-          <w:rFonts w:eastAsia="Times New Roman" w:cs="Times New Roman"/>
-        </w:rPr>
-        <w:t>: A felhasználó azonosítóját tartalmazza</w:t>
+      <w:r>
+        <w:rPr>
+          <w:rFonts w:eastAsia="Times New Roman" w:cs="Times New Roman"/>
+        </w:rPr>
+        <w:t>id: A felhasználó azonosítóját tartalmazza</w:t>
       </w:r>
       <w:r>
         <w:rPr>
@@ -3084,21 +2901,7 @@
           <w:rFonts w:eastAsia="Times New Roman" w:cs="Times New Roman"/>
         </w:rPr>
         <w:tab/>
-        <w:t xml:space="preserve">jelszó: A felhasználó jelszavát, </w:t>
-      </w:r>
-      <w:proofErr w:type="spellStart"/>
-      <w:r>
-        <w:rPr>
-          <w:rFonts w:eastAsia="Times New Roman" w:cs="Times New Roman"/>
-        </w:rPr>
-        <w:t>Hash</w:t>
-      </w:r>
-      <w:proofErr w:type="spellEnd"/>
-      <w:r>
-        <w:rPr>
-          <w:rFonts w:eastAsia="Times New Roman" w:cs="Times New Roman"/>
-        </w:rPr>
-        <w:t>-elve/titkosítva tartalmazza</w:t>
+        <w:t>jelszó: A felhasználó jelszavát, Hash-elve/titkosítva tartalmazza</w:t>
       </w:r>
     </w:p>
     <w:p>
@@ -3145,35 +2948,7 @@
         <w:rPr>
           <w:rFonts w:eastAsia="Times New Roman" w:cs="Times New Roman"/>
         </w:rPr>
-        <w:t>(</w:t>
-      </w:r>
-      <w:proofErr w:type="spellStart"/>
-      <w:r>
-        <w:rPr>
-          <w:rFonts w:eastAsia="Times New Roman" w:cs="Times New Roman"/>
-        </w:rPr>
-        <w:t>admin</w:t>
-      </w:r>
-      <w:proofErr w:type="spellEnd"/>
-      <w:r>
-        <w:rPr>
-          <w:rFonts w:eastAsia="Times New Roman" w:cs="Times New Roman"/>
-        </w:rPr>
-        <w:t xml:space="preserve">, </w:t>
-      </w:r>
-      <w:proofErr w:type="spellStart"/>
-      <w:r>
-        <w:rPr>
-          <w:rFonts w:eastAsia="Times New Roman" w:cs="Times New Roman"/>
-        </w:rPr>
-        <w:t>user</w:t>
-      </w:r>
-      <w:proofErr w:type="spellEnd"/>
-      <w:r>
-        <w:rPr>
-          <w:rFonts w:eastAsia="Times New Roman" w:cs="Times New Roman"/>
-        </w:rPr>
-        <w:t>)</w:t>
+        <w:t>(admin, user)</w:t>
       </w:r>
     </w:p>
     <w:p>
@@ -3269,19 +3044,11 @@
         </w:rPr>
         <w:tab/>
       </w:r>
-      <w:proofErr w:type="spellStart"/>
-      <w:r>
-        <w:rPr>
-          <w:rFonts w:eastAsia="Times New Roman" w:cs="Times New Roman"/>
-        </w:rPr>
-        <w:t>id</w:t>
-      </w:r>
-      <w:proofErr w:type="spellEnd"/>
-      <w:r>
-        <w:rPr>
-          <w:rFonts w:eastAsia="Times New Roman" w:cs="Times New Roman"/>
-        </w:rPr>
-        <w:t>: A rendelés azonosítóját tartalmazza</w:t>
+      <w:r>
+        <w:rPr>
+          <w:rFonts w:eastAsia="Times New Roman" w:cs="Times New Roman"/>
+        </w:rPr>
+        <w:t>id: A rendelés azonosítóját tartalmazza</w:t>
       </w:r>
       <w:r>
         <w:rPr>
@@ -3303,19 +3070,11 @@
         </w:rPr>
         <w:tab/>
       </w:r>
-      <w:proofErr w:type="spellStart"/>
-      <w:r>
-        <w:rPr>
-          <w:rFonts w:eastAsia="Times New Roman" w:cs="Times New Roman"/>
-        </w:rPr>
-        <w:t>főétel_id</w:t>
-      </w:r>
-      <w:proofErr w:type="spellEnd"/>
-      <w:r>
-        <w:rPr>
-          <w:rFonts w:eastAsia="Times New Roman" w:cs="Times New Roman"/>
-        </w:rPr>
-        <w:t>: A Főétel azonosítóját tartalmazza</w:t>
+      <w:r>
+        <w:rPr>
+          <w:rFonts w:eastAsia="Times New Roman" w:cs="Times New Roman"/>
+        </w:rPr>
+        <w:t>főétel_id: A Főétel azonosítóját tartalmazza</w:t>
       </w:r>
       <w:r>
         <w:rPr>
@@ -3336,20 +3095,7 @@
           <w:rFonts w:eastAsia="Times New Roman" w:cs="Times New Roman"/>
         </w:rPr>
         <w:tab/>
-      </w:r>
-      <w:proofErr w:type="spellStart"/>
-      <w:r>
-        <w:rPr>
-          <w:rFonts w:eastAsia="Times New Roman" w:cs="Times New Roman"/>
-        </w:rPr>
-        <w:t>köret_id</w:t>
-      </w:r>
-      <w:proofErr w:type="spellEnd"/>
-      <w:r>
-        <w:rPr>
-          <w:rFonts w:eastAsia="Times New Roman" w:cs="Times New Roman"/>
-        </w:rPr>
-        <w:t>: A Köret azonosítóját tartalmazza</w:t>
+        <w:t>köret_id: A Köret azonosítóját tartalmazza</w:t>
       </w:r>
       <w:r>
         <w:rPr>
@@ -3371,19 +3117,11 @@
         </w:rPr>
         <w:tab/>
       </w:r>
-      <w:proofErr w:type="spellStart"/>
-      <w:r>
-        <w:rPr>
-          <w:rFonts w:eastAsia="Times New Roman" w:cs="Times New Roman"/>
-        </w:rPr>
-        <w:t>szosz_id</w:t>
-      </w:r>
-      <w:proofErr w:type="spellEnd"/>
-      <w:r>
-        <w:rPr>
-          <w:rFonts w:eastAsia="Times New Roman" w:cs="Times New Roman"/>
-        </w:rPr>
-        <w:t>: A Szósz azonosítóját tartalmazza</w:t>
+      <w:r>
+        <w:rPr>
+          <w:rFonts w:eastAsia="Times New Roman" w:cs="Times New Roman"/>
+        </w:rPr>
+        <w:t>szosz_id: A Szósz azonosítóját tartalmazza</w:t>
       </w:r>
       <w:r>
         <w:rPr>
@@ -3405,19 +3143,11 @@
         </w:rPr>
         <w:tab/>
       </w:r>
-      <w:proofErr w:type="spellStart"/>
-      <w:r>
-        <w:rPr>
-          <w:rFonts w:eastAsia="Times New Roman" w:cs="Times New Roman"/>
-        </w:rPr>
-        <w:t>üditő_id</w:t>
-      </w:r>
-      <w:proofErr w:type="spellEnd"/>
-      <w:r>
-        <w:rPr>
-          <w:rFonts w:eastAsia="Times New Roman" w:cs="Times New Roman"/>
-        </w:rPr>
-        <w:t>: Az Üdítő azonosítóját tartalmazza</w:t>
+      <w:r>
+        <w:rPr>
+          <w:rFonts w:eastAsia="Times New Roman" w:cs="Times New Roman"/>
+        </w:rPr>
+        <w:t>üditő_id: Az Üdítő azonosítóját tartalmazza</w:t>
       </w:r>
       <w:r>
         <w:rPr>
@@ -3439,19 +3169,11 @@
         </w:rPr>
         <w:tab/>
       </w:r>
-      <w:proofErr w:type="spellStart"/>
-      <w:r>
-        <w:rPr>
-          <w:rFonts w:eastAsia="Times New Roman" w:cs="Times New Roman"/>
-        </w:rPr>
-        <w:t>fel_id</w:t>
-      </w:r>
-      <w:proofErr w:type="spellEnd"/>
-      <w:r>
-        <w:rPr>
-          <w:rFonts w:eastAsia="Times New Roman" w:cs="Times New Roman"/>
-        </w:rPr>
-        <w:t>: A felhasználó azonosítóját tartalmazza</w:t>
+      <w:r>
+        <w:rPr>
+          <w:rFonts w:eastAsia="Times New Roman" w:cs="Times New Roman"/>
+        </w:rPr>
+        <w:t>fel_id: A felhasználó azonosítóját tartalmazza</w:t>
       </w:r>
       <w:r>
         <w:rPr>
@@ -3472,20 +3194,7 @@
           <w:rFonts w:eastAsia="Times New Roman" w:cs="Times New Roman"/>
         </w:rPr>
         <w:tab/>
-      </w:r>
-      <w:proofErr w:type="spellStart"/>
-      <w:r>
-        <w:rPr>
-          <w:rFonts w:eastAsia="Times New Roman" w:cs="Times New Roman"/>
-        </w:rPr>
-        <w:t>desszert_id</w:t>
-      </w:r>
-      <w:proofErr w:type="spellEnd"/>
-      <w:r>
-        <w:rPr>
-          <w:rFonts w:eastAsia="Times New Roman" w:cs="Times New Roman"/>
-        </w:rPr>
-        <w:t>: A Desszert azonosítóját tartalmazza</w:t>
+        <w:t>desszert_id: A Desszert azonosítóját tartalmazza</w:t>
       </w:r>
       <w:r>
         <w:rPr>
@@ -3529,19 +3238,11 @@
         </w:rPr>
         <w:tab/>
       </w:r>
-      <w:proofErr w:type="spellStart"/>
-      <w:r>
-        <w:rPr>
-          <w:rFonts w:eastAsia="Times New Roman" w:cs="Times New Roman"/>
-        </w:rPr>
-        <w:t>id</w:t>
-      </w:r>
-      <w:proofErr w:type="spellEnd"/>
-      <w:r>
-        <w:rPr>
-          <w:rFonts w:eastAsia="Times New Roman" w:cs="Times New Roman"/>
-        </w:rPr>
-        <w:t>: A Főétel azonosítóját tartalmazza</w:t>
+      <w:r>
+        <w:rPr>
+          <w:rFonts w:eastAsia="Times New Roman" w:cs="Times New Roman"/>
+        </w:rPr>
+        <w:t>id: A Főétel azonosítóját tartalmazza</w:t>
       </w:r>
       <w:r>
         <w:rPr>
@@ -3651,20 +3352,7 @@
           <w:rFonts w:eastAsia="Times New Roman" w:cs="Times New Roman"/>
         </w:rPr>
         <w:tab/>
-      </w:r>
-      <w:proofErr w:type="spellStart"/>
-      <w:r>
-        <w:rPr>
-          <w:rFonts w:eastAsia="Times New Roman" w:cs="Times New Roman"/>
-        </w:rPr>
-        <w:t>id</w:t>
-      </w:r>
-      <w:proofErr w:type="spellEnd"/>
-      <w:r>
-        <w:rPr>
-          <w:rFonts w:eastAsia="Times New Roman" w:cs="Times New Roman"/>
-        </w:rPr>
-        <w:t>: A Köret azonosítóját tartalmazza</w:t>
+        <w:t>id: A Köret azonosítóját tartalmazza</w:t>
       </w:r>
       <w:r>
         <w:rPr>
@@ -3947,20 +3635,7 @@
           <w:rFonts w:eastAsia="Times New Roman" w:cs="Times New Roman"/>
         </w:rPr>
         <w:tab/>
-      </w:r>
-      <w:proofErr w:type="spellStart"/>
-      <w:r>
-        <w:rPr>
-          <w:rFonts w:eastAsia="Times New Roman" w:cs="Times New Roman"/>
-        </w:rPr>
-        <w:t>id</w:t>
-      </w:r>
-      <w:proofErr w:type="spellEnd"/>
-      <w:r>
-        <w:rPr>
-          <w:rFonts w:eastAsia="Times New Roman" w:cs="Times New Roman"/>
-        </w:rPr>
-        <w:t xml:space="preserve">: A </w:t>
+        <w:t xml:space="preserve">id: A </w:t>
       </w:r>
       <w:r>
         <w:rPr>
@@ -4092,20 +3767,7 @@
           <w:rFonts w:eastAsia="Times New Roman" w:cs="Times New Roman"/>
         </w:rPr>
         <w:tab/>
-      </w:r>
-      <w:proofErr w:type="spellStart"/>
-      <w:r>
-        <w:rPr>
-          <w:rFonts w:eastAsia="Times New Roman" w:cs="Times New Roman"/>
-        </w:rPr>
-        <w:t>id</w:t>
-      </w:r>
-      <w:proofErr w:type="spellEnd"/>
-      <w:r>
-        <w:rPr>
-          <w:rFonts w:eastAsia="Times New Roman" w:cs="Times New Roman"/>
-        </w:rPr>
-        <w:t>: A</w:t>
+        <w:t>id: A</w:t>
       </w:r>
       <w:r>
         <w:rPr>
@@ -4264,20 +3926,7 @@
           <w:rFonts w:eastAsia="Times New Roman" w:cs="Times New Roman"/>
         </w:rPr>
         <w:tab/>
-      </w:r>
-      <w:proofErr w:type="spellStart"/>
-      <w:r>
-        <w:rPr>
-          <w:rFonts w:eastAsia="Times New Roman" w:cs="Times New Roman"/>
-        </w:rPr>
-        <w:t>id</w:t>
-      </w:r>
-      <w:proofErr w:type="spellEnd"/>
-      <w:r>
-        <w:rPr>
-          <w:rFonts w:eastAsia="Times New Roman" w:cs="Times New Roman"/>
-        </w:rPr>
-        <w:t>: A Desszert azonosítóját tartalmazza</w:t>
+        <w:t>id: A Desszert azonosítóját tartalmazza</w:t>
       </w:r>
       <w:r>
         <w:rPr>
@@ -4664,21 +4313,7 @@
         <w:rPr>
           <w:rFonts w:eastAsia="Times New Roman" w:cs="Times New Roman"/>
         </w:rPr>
-        <w:t xml:space="preserve">- Server.js - A szerver indítója fájlja (Indító parancs: </w:t>
-      </w:r>
-      <w:proofErr w:type="spellStart"/>
-      <w:r>
-        <w:rPr>
-          <w:rFonts w:eastAsia="Times New Roman" w:cs="Times New Roman"/>
-        </w:rPr>
-        <w:t>Node</w:t>
-      </w:r>
-      <w:proofErr w:type="spellEnd"/>
-      <w:r>
-        <w:rPr>
-          <w:rFonts w:eastAsia="Times New Roman" w:cs="Times New Roman"/>
-        </w:rPr>
-        <w:t xml:space="preserve"> Server.js)</w:t>
+        <w:t>- Server.js - A szerver indítója fájlja (Indító parancs: Node Server.js)</w:t>
       </w:r>
     </w:p>
     <w:p>
@@ -4692,41 +4327,13 @@
         <w:rPr>
           <w:rFonts w:eastAsia="Times New Roman" w:cs="Times New Roman"/>
         </w:rPr>
-        <w:t xml:space="preserve">- </w:t>
-      </w:r>
-      <w:proofErr w:type="spellStart"/>
-      <w:r>
-        <w:rPr>
-          <w:rFonts w:eastAsia="Times New Roman" w:cs="Times New Roman"/>
-        </w:rPr>
-        <w:t>routes</w:t>
-      </w:r>
-      <w:proofErr w:type="spellEnd"/>
-      <w:r>
-        <w:rPr>
-          <w:rFonts w:eastAsia="Times New Roman" w:cs="Times New Roman"/>
-        </w:rPr>
-        <w:t xml:space="preserve">/apiRoutes.js - A szerver végpontjait, (API) tartalmazza, </w:t>
-      </w:r>
-      <w:r>
-        <w:rPr>
-          <w:rFonts w:eastAsia="Times New Roman" w:cs="Times New Roman"/>
-        </w:rPr>
-        <w:t xml:space="preserve">az </w:t>
-      </w:r>
-      <w:proofErr w:type="spellStart"/>
-      <w:r>
-        <w:rPr>
-          <w:rFonts w:eastAsia="Times New Roman" w:cs="Times New Roman"/>
-        </w:rPr>
-        <w:t>express</w:t>
-      </w:r>
-      <w:proofErr w:type="spellEnd"/>
-      <w:r>
-        <w:rPr>
-          <w:rFonts w:eastAsia="Times New Roman" w:cs="Times New Roman"/>
-        </w:rPr>
-        <w:t xml:space="preserve"> </w:t>
+        <w:t xml:space="preserve">- routes/apiRoutes.js - A szerver végpontjait, (API) tartalmazza, </w:t>
+      </w:r>
+      <w:r>
+        <w:rPr>
+          <w:rFonts w:eastAsia="Times New Roman" w:cs="Times New Roman"/>
+        </w:rPr>
+        <w:t xml:space="preserve">az express </w:t>
       </w:r>
       <w:r>
         <w:tab/>
@@ -4761,21 +4368,7 @@
         <w:rPr>
           <w:rFonts w:eastAsia="Times New Roman" w:cs="Times New Roman"/>
         </w:rPr>
-        <w:t xml:space="preserve"> a </w:t>
-      </w:r>
-      <w:proofErr w:type="spellStart"/>
-      <w:r>
-        <w:rPr>
-          <w:rFonts w:eastAsia="Times New Roman" w:cs="Times New Roman"/>
-        </w:rPr>
-        <w:t>controllerek</w:t>
-      </w:r>
-      <w:proofErr w:type="spellEnd"/>
-      <w:r>
-        <w:rPr>
-          <w:rFonts w:eastAsia="Times New Roman" w:cs="Times New Roman"/>
-        </w:rPr>
-        <w:t xml:space="preserve"> felhasználásával</w:t>
+        <w:t xml:space="preserve"> a controllerek felhasználásával</w:t>
       </w:r>
     </w:p>
     <w:p>
@@ -4823,21 +4416,7 @@
         <w:rPr>
           <w:rFonts w:eastAsia="Times New Roman" w:cs="Times New Roman"/>
         </w:rPr>
-        <w:t xml:space="preserve"> – A Profilhoz </w:t>
-      </w:r>
-      <w:proofErr w:type="spellStart"/>
-      <w:r>
-        <w:rPr>
-          <w:rFonts w:eastAsia="Times New Roman" w:cs="Times New Roman"/>
-        </w:rPr>
-        <w:t>kapcsodó</w:t>
-      </w:r>
-      <w:proofErr w:type="spellEnd"/>
-      <w:r>
-        <w:rPr>
-          <w:rFonts w:eastAsia="Times New Roman" w:cs="Times New Roman"/>
-        </w:rPr>
-        <w:t xml:space="preserve"> API-k útvonalát tartalmazza</w:t>
+        <w:t xml:space="preserve"> – A Profilhoz kapcsodó API-k útvonalát tartalmazza</w:t>
       </w:r>
     </w:p>
     <w:p>
@@ -4851,21 +4430,7 @@
         <w:rPr>
           <w:rFonts w:eastAsia="Times New Roman" w:cs="Times New Roman"/>
         </w:rPr>
-        <w:t xml:space="preserve">- </w:t>
-      </w:r>
-      <w:proofErr w:type="spellStart"/>
-      <w:r>
-        <w:rPr>
-          <w:rFonts w:eastAsia="Times New Roman" w:cs="Times New Roman"/>
-        </w:rPr>
-        <w:t>models</w:t>
-      </w:r>
-      <w:proofErr w:type="spellEnd"/>
-      <w:r>
-        <w:rPr>
-          <w:rFonts w:eastAsia="Times New Roman" w:cs="Times New Roman"/>
-        </w:rPr>
-        <w:t xml:space="preserve">/foodModel.js - A szerver adatait tartalmazza, később adatbázissal </w:t>
+        <w:t xml:space="preserve">- models/foodModel.js - A szerver adatait tartalmazza, később adatbázissal </w:t>
       </w:r>
       <w:r>
         <w:tab/>
@@ -4926,21 +4491,7 @@
         <w:rPr>
           <w:rFonts w:eastAsia="Times New Roman" w:cs="Times New Roman"/>
         </w:rPr>
-        <w:t xml:space="preserve">- </w:t>
-      </w:r>
-      <w:proofErr w:type="spellStart"/>
-      <w:r>
-        <w:rPr>
-          <w:rFonts w:eastAsia="Times New Roman" w:cs="Times New Roman"/>
-        </w:rPr>
-        <w:t>controllers</w:t>
-      </w:r>
-      <w:proofErr w:type="spellEnd"/>
-      <w:r>
-        <w:rPr>
-          <w:rFonts w:eastAsia="Times New Roman" w:cs="Times New Roman"/>
-        </w:rPr>
-        <w:t xml:space="preserve">/foodController.js - A szerver vezérlője, tartalmazza a </w:t>
+        <w:t xml:space="preserve">- controllers/foodController.js - A szerver vezérlője, tartalmazza a </w:t>
       </w:r>
       <w:r>
         <w:tab/>
@@ -5005,35 +4556,7 @@
         <w:rPr>
           <w:rFonts w:eastAsia="Times New Roman" w:cs="Times New Roman"/>
         </w:rPr>
-        <w:t xml:space="preserve">pageController.js – A </w:t>
-      </w:r>
-      <w:proofErr w:type="spellStart"/>
-      <w:r>
-        <w:rPr>
-          <w:rFonts w:eastAsia="Times New Roman" w:cs="Times New Roman"/>
-        </w:rPr>
-        <w:t>pageRoutes</w:t>
-      </w:r>
-      <w:proofErr w:type="spellEnd"/>
-      <w:r>
-        <w:rPr>
-          <w:rFonts w:eastAsia="Times New Roman" w:cs="Times New Roman"/>
-        </w:rPr>
-        <w:t xml:space="preserve"> – hoz a </w:t>
-      </w:r>
-      <w:proofErr w:type="spellStart"/>
-      <w:r>
-        <w:rPr>
-          <w:rFonts w:eastAsia="Times New Roman" w:cs="Times New Roman"/>
-        </w:rPr>
-        <w:t>controller</w:t>
-      </w:r>
-      <w:proofErr w:type="spellEnd"/>
-      <w:r>
-        <w:rPr>
-          <w:rFonts w:eastAsia="Times New Roman" w:cs="Times New Roman"/>
-        </w:rPr>
-        <w:t>, az oldalak közötti</w:t>
+        <w:t>pageController.js – A pageRoutes – hoz a controller, az oldalak közötti</w:t>
       </w:r>
       <w:r>
         <w:rPr>
@@ -5053,35 +4576,7 @@
         <w:rPr>
           <w:rFonts w:eastAsia="Times New Roman" w:cs="Times New Roman"/>
         </w:rPr>
-        <w:t xml:space="preserve">/userController.js – A </w:t>
-      </w:r>
-      <w:proofErr w:type="spellStart"/>
-      <w:r>
-        <w:rPr>
-          <w:rFonts w:eastAsia="Times New Roman" w:cs="Times New Roman"/>
-        </w:rPr>
-        <w:t>userRoutes</w:t>
-      </w:r>
-      <w:proofErr w:type="spellEnd"/>
-      <w:r>
-        <w:rPr>
-          <w:rFonts w:eastAsia="Times New Roman" w:cs="Times New Roman"/>
-        </w:rPr>
-        <w:t xml:space="preserve"> és a </w:t>
-      </w:r>
-      <w:proofErr w:type="spellStart"/>
-      <w:r>
-        <w:rPr>
-          <w:rFonts w:eastAsia="Times New Roman" w:cs="Times New Roman"/>
-        </w:rPr>
-        <w:t>userModel-hez</w:t>
-      </w:r>
-      <w:proofErr w:type="spellEnd"/>
-      <w:r>
-        <w:rPr>
-          <w:rFonts w:eastAsia="Times New Roman" w:cs="Times New Roman"/>
-        </w:rPr>
-        <w:t xml:space="preserve"> tartozó kontroller, ami a feltöltést, illetve a profilhoz tartozó lekérdezéseket biztosítja</w:t>
+        <w:t>/userController.js – A userRoutes és a userModel-hez tartozó kontroller, ami a feltöltést, illetve a profilhoz tartozó lekérdezéseket biztosítja</w:t>
       </w:r>
     </w:p>
     <w:p>
@@ -5095,21 +4590,7 @@
         <w:rPr>
           <w:rFonts w:eastAsia="Times New Roman" w:cs="Times New Roman"/>
         </w:rPr>
-        <w:t xml:space="preserve">- </w:t>
-      </w:r>
-      <w:proofErr w:type="spellStart"/>
-      <w:r>
-        <w:rPr>
-          <w:rFonts w:eastAsia="Times New Roman" w:cs="Times New Roman"/>
-        </w:rPr>
-        <w:t>config</w:t>
-      </w:r>
-      <w:proofErr w:type="spellEnd"/>
-      <w:r>
-        <w:rPr>
-          <w:rFonts w:eastAsia="Times New Roman" w:cs="Times New Roman"/>
-        </w:rPr>
-        <w:t>/db.js – A</w:t>
+        <w:t>- config/db.js – A</w:t>
       </w:r>
       <w:r>
         <w:rPr>
@@ -5135,21 +4616,7 @@
         <w:rPr>
           <w:rFonts w:eastAsia="Times New Roman" w:cs="Times New Roman"/>
         </w:rPr>
-        <w:t xml:space="preserve"> kezelését tartalmazza, amit az </w:t>
-      </w:r>
-      <w:proofErr w:type="spellStart"/>
-      <w:r>
-        <w:rPr>
-          <w:rFonts w:eastAsia="Times New Roman" w:cs="Times New Roman"/>
-        </w:rPr>
-        <w:t>npm</w:t>
-      </w:r>
-      <w:proofErr w:type="spellEnd"/>
-      <w:r>
-        <w:rPr>
-          <w:rFonts w:eastAsia="Times New Roman" w:cs="Times New Roman"/>
-        </w:rPr>
-        <w:t xml:space="preserve"> </w:t>
+        <w:t xml:space="preserve"> kezelését tartalmazza, amit az npm </w:t>
       </w:r>
     </w:p>
     <w:p>
@@ -5163,21 +4630,7 @@
           <w:rFonts w:eastAsia="Times New Roman" w:cs="Times New Roman"/>
         </w:rPr>
         <w:tab/>
-        <w:t xml:space="preserve">mysql2 </w:t>
-      </w:r>
-      <w:proofErr w:type="spellStart"/>
-      <w:r>
-        <w:rPr>
-          <w:rFonts w:eastAsia="Times New Roman" w:cs="Times New Roman"/>
-        </w:rPr>
-        <w:t>module</w:t>
-      </w:r>
-      <w:proofErr w:type="spellEnd"/>
-      <w:r>
-        <w:rPr>
-          <w:rFonts w:eastAsia="Times New Roman" w:cs="Times New Roman"/>
-        </w:rPr>
-        <w:t xml:space="preserve"> biztosít.</w:t>
+        <w:t>mysql2 module biztosít.</w:t>
       </w:r>
     </w:p>
     <w:p>
@@ -5193,33 +4646,17 @@
         <w:tab/>
         <w:t xml:space="preserve">- </w:t>
       </w:r>
-      <w:proofErr w:type="spellStart"/>
       <w:r>
         <w:rPr>
           <w:rFonts w:eastAsia="Times New Roman" w:cs="Times New Roman"/>
         </w:rPr>
         <w:t>config</w:t>
       </w:r>
-      <w:proofErr w:type="spellEnd"/>
-      <w:r>
-        <w:rPr>
-          <w:rFonts w:eastAsia="Times New Roman" w:cs="Times New Roman"/>
-        </w:rPr>
-        <w:t>/</w:t>
-      </w:r>
-      <w:proofErr w:type="spellStart"/>
-      <w:r>
-        <w:rPr>
-          <w:rFonts w:eastAsia="Times New Roman" w:cs="Times New Roman"/>
-        </w:rPr>
-        <w:t>database.sql</w:t>
-      </w:r>
-      <w:proofErr w:type="spellEnd"/>
-      <w:r>
-        <w:rPr>
-          <w:rFonts w:eastAsia="Times New Roman" w:cs="Times New Roman"/>
-        </w:rPr>
-        <w:t xml:space="preserve"> – Az adatbázis leírását, kódját tartalmazza.</w:t>
+      <w:r>
+        <w:rPr>
+          <w:rFonts w:eastAsia="Times New Roman" w:cs="Times New Roman"/>
+        </w:rPr>
+        <w:t>/database.sql – Az adatbázis leírását, kódját tartalmazza.</w:t>
       </w:r>
     </w:p>
     <w:p>
@@ -5235,19 +4672,11 @@
         <w:tab/>
         <w:t xml:space="preserve">- </w:t>
       </w:r>
-      <w:proofErr w:type="spellStart"/>
-      <w:r>
-        <w:rPr>
-          <w:rFonts w:eastAsia="Times New Roman" w:cs="Times New Roman"/>
-        </w:rPr>
-        <w:t>seed</w:t>
-      </w:r>
-      <w:proofErr w:type="spellEnd"/>
-      <w:r>
-        <w:rPr>
-          <w:rFonts w:eastAsia="Times New Roman" w:cs="Times New Roman"/>
-        </w:rPr>
-        <w:t>/</w:t>
+      <w:r>
+        <w:rPr>
+          <w:rFonts w:eastAsia="Times New Roman" w:cs="Times New Roman"/>
+        </w:rPr>
+        <w:t>seed/</w:t>
       </w:r>
       <w:r>
         <w:rPr>
@@ -5287,16 +4716,8 @@
         <w:rPr>
           <w:rFonts w:eastAsia="Times New Roman" w:cs="Times New Roman"/>
         </w:rPr>
-        <w:t>.</w:t>
-      </w:r>
-      <w:proofErr w:type="spellStart"/>
-      <w:r>
-        <w:rPr>
-          <w:rFonts w:eastAsia="Times New Roman" w:cs="Times New Roman"/>
-        </w:rPr>
-        <w:t>env</w:t>
-      </w:r>
-      <w:proofErr w:type="spellEnd"/>
+        <w:t>.env</w:t>
+      </w:r>
       <w:proofErr w:type="gramEnd"/>
       <w:r>
         <w:rPr>
@@ -5329,91 +4750,7 @@
           <w:rFonts w:eastAsia="Times New Roman" w:cs="Times New Roman"/>
         </w:rPr>
         <w:tab/>
-        <w:t>-</w:t>
-      </w:r>
-      <w:proofErr w:type="spellStart"/>
-      <w:r>
-        <w:rPr>
-          <w:rFonts w:eastAsia="Times New Roman" w:cs="Times New Roman"/>
-        </w:rPr>
-        <w:t>node_modules</w:t>
-      </w:r>
-      <w:proofErr w:type="spellEnd"/>
-      <w:r>
-        <w:rPr>
-          <w:rFonts w:eastAsia="Times New Roman" w:cs="Times New Roman"/>
-        </w:rPr>
-        <w:t xml:space="preserve"> – az </w:t>
-      </w:r>
-      <w:proofErr w:type="spellStart"/>
-      <w:r>
-        <w:rPr>
-          <w:rFonts w:eastAsia="Times New Roman" w:cs="Times New Roman"/>
-        </w:rPr>
-        <w:t>npm</w:t>
-      </w:r>
-      <w:proofErr w:type="spellEnd"/>
-      <w:r>
-        <w:rPr>
-          <w:rFonts w:eastAsia="Times New Roman" w:cs="Times New Roman"/>
-        </w:rPr>
-        <w:t xml:space="preserve"> csomagkezelő-</w:t>
-      </w:r>
-      <w:proofErr w:type="spellStart"/>
-      <w:r>
-        <w:rPr>
-          <w:rFonts w:eastAsia="Times New Roman" w:cs="Times New Roman"/>
-        </w:rPr>
-        <w:t>höz</w:t>
-      </w:r>
-      <w:proofErr w:type="spellEnd"/>
-      <w:r>
-        <w:rPr>
-          <w:rFonts w:eastAsia="Times New Roman" w:cs="Times New Roman"/>
-        </w:rPr>
-        <w:t xml:space="preserve"> szükséges, az </w:t>
-      </w:r>
-      <w:proofErr w:type="spellStart"/>
-      <w:r>
-        <w:rPr>
-          <w:rFonts w:eastAsia="Times New Roman" w:cs="Times New Roman"/>
-        </w:rPr>
-        <w:t>npm</w:t>
-      </w:r>
-      <w:proofErr w:type="spellEnd"/>
-      <w:r>
-        <w:rPr>
-          <w:rFonts w:eastAsia="Times New Roman" w:cs="Times New Roman"/>
-        </w:rPr>
-        <w:t xml:space="preserve"> </w:t>
-      </w:r>
-      <w:proofErr w:type="spellStart"/>
-      <w:r>
-        <w:rPr>
-          <w:rFonts w:eastAsia="Times New Roman" w:cs="Times New Roman"/>
-        </w:rPr>
-        <w:t>init</w:t>
-      </w:r>
-      <w:proofErr w:type="spellEnd"/>
-      <w:r>
-        <w:rPr>
-          <w:rFonts w:eastAsia="Times New Roman" w:cs="Times New Roman"/>
-        </w:rPr>
-        <w:t xml:space="preserve"> </w:t>
-      </w:r>
-      <w:proofErr w:type="spellStart"/>
-      <w:r>
-        <w:rPr>
-          <w:rFonts w:eastAsia="Times New Roman" w:cs="Times New Roman"/>
-        </w:rPr>
-        <w:t>parancsal</w:t>
-      </w:r>
-      <w:proofErr w:type="spellEnd"/>
-      <w:r>
-        <w:rPr>
-          <w:rFonts w:eastAsia="Times New Roman" w:cs="Times New Roman"/>
-        </w:rPr>
-        <w:t>, automatikusan legenerálja</w:t>
+        <w:t>-node_modules – az npm csomagkezelő-höz szükséges, az npm init parancsal, automatikusan legenerálja</w:t>
       </w:r>
     </w:p>
     <w:p>
@@ -5656,12 +4993,10 @@
       <w:r>
         <w:t xml:space="preserve">(A </w:t>
       </w:r>
-      <w:proofErr w:type="spellStart"/>
       <w:proofErr w:type="gramStart"/>
       <w:r>
         <w:t>Views</w:t>
       </w:r>
-      <w:proofErr w:type="spellEnd"/>
       <w:proofErr w:type="gramEnd"/>
       <w:r>
         <w:t xml:space="preserve"> illetve a Public mappák nem a Backend részei)</w:t>
@@ -5818,15 +5153,7 @@
         <w:t>-</w:t>
       </w:r>
       <w:r>
-        <w:t xml:space="preserve"> </w:t>
-      </w:r>
-      <w:proofErr w:type="spellStart"/>
-      <w:r>
-        <w:t>apiRoutes</w:t>
-      </w:r>
-      <w:proofErr w:type="spellEnd"/>
-      <w:r>
-        <w:t>:</w:t>
+        <w:t xml:space="preserve"> apiRoutes:</w:t>
       </w:r>
     </w:p>
     <w:p>
@@ -5836,14 +5163,9 @@
       <w:r>
         <w:t xml:space="preserve">- </w:t>
       </w:r>
-      <w:proofErr w:type="spellStart"/>
       <w:proofErr w:type="gramStart"/>
       <w:r>
-        <w:t>get</w:t>
-      </w:r>
-      <w:proofErr w:type="spellEnd"/>
-      <w:r>
-        <w:t>(</w:t>
+        <w:t>get(</w:t>
       </w:r>
       <w:proofErr w:type="gramEnd"/>
       <w:r>
@@ -5855,15 +5177,7 @@
         <w:ind w:left="1843"/>
       </w:pPr>
       <w:r>
-        <w:t xml:space="preserve">- </w:t>
-      </w:r>
-      <w:proofErr w:type="spellStart"/>
-      <w:r>
-        <w:t>get</w:t>
-      </w:r>
-      <w:proofErr w:type="spellEnd"/>
-      <w:r>
-        <w:t>(’/login’)</w:t>
+        <w:t>- get(’/login’)</w:t>
       </w:r>
     </w:p>
     <w:p>
@@ -5871,23 +5185,7 @@
         <w:ind w:left="1843"/>
       </w:pPr>
       <w:r>
-        <w:t xml:space="preserve">- </w:t>
-      </w:r>
-      <w:proofErr w:type="spellStart"/>
-      <w:r>
-        <w:t>get</w:t>
-      </w:r>
-      <w:proofErr w:type="spellEnd"/>
-      <w:r>
-        <w:t>(’/</w:t>
-      </w:r>
-      <w:proofErr w:type="spellStart"/>
-      <w:r>
-        <w:t>registration</w:t>
-      </w:r>
-      <w:proofErr w:type="spellEnd"/>
-      <w:r>
-        <w:t>’)</w:t>
+        <w:t>- get(’/registration’)</w:t>
       </w:r>
     </w:p>
     <w:p>
@@ -5895,15 +5193,7 @@
         <w:ind w:left="1843"/>
       </w:pPr>
       <w:r>
-        <w:t>- post(’</w:t>
-      </w:r>
-      <w:proofErr w:type="spellStart"/>
-      <w:r>
-        <w:t>order</w:t>
-      </w:r>
-      <w:proofErr w:type="spellEnd"/>
-      <w:r>
-        <w:t>’)</w:t>
+        <w:t>- post(’order’)</w:t>
       </w:r>
     </w:p>
     <w:p>
@@ -5911,13 +5201,8 @@
         <w:tab/>
         <w:t xml:space="preserve">- </w:t>
       </w:r>
-      <w:proofErr w:type="spellStart"/>
-      <w:r>
-        <w:t>pageRoutes</w:t>
-      </w:r>
-      <w:proofErr w:type="spellEnd"/>
-      <w:r>
-        <w:t>:</w:t>
+      <w:r>
+        <w:t>pageRoutes:</w:t>
       </w:r>
     </w:p>
     <w:p>
@@ -5927,14 +5212,9 @@
       <w:r>
         <w:t xml:space="preserve">- </w:t>
       </w:r>
-      <w:proofErr w:type="spellStart"/>
       <w:proofErr w:type="gramStart"/>
       <w:r>
-        <w:t>get</w:t>
-      </w:r>
-      <w:proofErr w:type="spellEnd"/>
-      <w:r>
-        <w:t>(</w:t>
+        <w:t>get(</w:t>
       </w:r>
       <w:proofErr w:type="gramEnd"/>
       <w:r>
@@ -5946,37 +5226,13 @@
         <w:ind w:left="1843"/>
       </w:pPr>
       <w:r>
-        <w:t xml:space="preserve">- </w:t>
-      </w:r>
-      <w:proofErr w:type="spellStart"/>
-      <w:r>
-        <w:t>get</w:t>
-      </w:r>
-      <w:proofErr w:type="spellEnd"/>
-      <w:r>
-        <w:t>(’/</w:t>
-      </w:r>
-      <w:proofErr w:type="spellStart"/>
-      <w:r>
-        <w:t>profile</w:t>
-      </w:r>
-      <w:proofErr w:type="spellEnd"/>
-      <w:r>
-        <w:t>’)</w:t>
+        <w:t>- get(’/profile’)</w:t>
       </w:r>
     </w:p>
     <w:p>
       <w:r>
         <w:tab/>
-        <w:t xml:space="preserve">- </w:t>
-      </w:r>
-      <w:proofErr w:type="spellStart"/>
-      <w:r>
-        <w:t>userRoutes</w:t>
-      </w:r>
-      <w:proofErr w:type="spellEnd"/>
-      <w:r>
-        <w:t>:</w:t>
+        <w:t>- userRoutes:</w:t>
       </w:r>
     </w:p>
     <w:p>
@@ -5984,15 +5240,7 @@
         <w:ind w:left="1843"/>
       </w:pPr>
       <w:r>
-        <w:t>- post(’/</w:t>
-      </w:r>
-      <w:proofErr w:type="spellStart"/>
-      <w:r>
-        <w:t>feltoltes</w:t>
-      </w:r>
-      <w:proofErr w:type="spellEnd"/>
-      <w:r>
-        <w:t>’)</w:t>
+        <w:t>- post(’/feltoltes’)</w:t>
       </w:r>
     </w:p>
     <w:p>
@@ -6008,23 +5256,7 @@
         <w:ind w:left="1843"/>
       </w:pPr>
       <w:r>
-        <w:t xml:space="preserve">- </w:t>
-      </w:r>
-      <w:proofErr w:type="spellStart"/>
-      <w:r>
-        <w:t>delete</w:t>
-      </w:r>
-      <w:proofErr w:type="spellEnd"/>
-      <w:r>
-        <w:t>(’/</w:t>
-      </w:r>
-      <w:proofErr w:type="spellStart"/>
-      <w:r>
-        <w:t>delete</w:t>
-      </w:r>
-      <w:proofErr w:type="spellEnd"/>
-      <w:r>
-        <w:t>’)</w:t>
+        <w:t>- delete(’/delete’)</w:t>
       </w:r>
     </w:p>
     <w:p/>
@@ -6042,23 +5274,10 @@
         <w:t>API) tesztelésére a</w:t>
       </w:r>
       <w:r>
-        <w:t xml:space="preserve"> </w:t>
-      </w:r>
-      <w:proofErr w:type="spellStart"/>
-      <w:r>
-        <w:t>Jest</w:t>
-      </w:r>
-      <w:proofErr w:type="spellEnd"/>
-      <w:r>
-        <w:t xml:space="preserve"> </w:t>
-      </w:r>
-      <w:proofErr w:type="spellStart"/>
-      <w:r>
-        <w:t>SuperTest-et</w:t>
-      </w:r>
-      <w:proofErr w:type="spellEnd"/>
-      <w:r>
-        <w:t xml:space="preserve"> használtuk,</w:t>
+        <w:t xml:space="preserve"> Jest</w:t>
+      </w:r>
+      <w:r>
+        <w:t xml:space="preserve"> SuperTest-et használtuk,</w:t>
       </w:r>
       <w:r>
         <w:t xml:space="preserve"> illetve a manuális teszt során, a Postman programban teszteltük, amíg a frontend nem lett hozzá készen.</w:t>
@@ -6594,7 +5813,6 @@
           <w:szCs w:val="24"/>
         </w:rPr>
       </w:pPr>
-      <w:proofErr w:type="spellStart"/>
       <w:r>
         <w:rPr>
           <w:rFonts w:eastAsia="Times New Roman" w:cs="Times New Roman"/>
@@ -6602,9 +5820,8 @@
           <w:bCs/>
           <w:szCs w:val="24"/>
         </w:rPr>
-        <w:t>SuperTest</w:t>
-      </w:r>
-      <w:proofErr w:type="spellEnd"/>
+        <w:t>SuperTest:</w:t>
+      </w:r>
       <w:r>
         <w:rPr>
           <w:rFonts w:eastAsia="Times New Roman" w:cs="Times New Roman"/>
@@ -6612,97 +5829,72 @@
           <w:bCs/>
           <w:szCs w:val="24"/>
         </w:rPr>
-        <w:t>:</w:t>
-      </w:r>
-      <w:r>
-        <w:rPr>
-          <w:rFonts w:eastAsia="Times New Roman" w:cs="Times New Roman"/>
-          <w:b/>
-          <w:bCs/>
+        <w:t xml:space="preserve"> </w:t>
+      </w:r>
+      <w:r>
+        <w:rPr>
+          <w:rFonts w:eastAsia="Times New Roman" w:cs="Times New Roman"/>
           <w:szCs w:val="24"/>
         </w:rPr>
+        <w:t>A</w:t>
+      </w:r>
+      <w:r>
+        <w:rPr>
+          <w:rFonts w:eastAsia="Times New Roman" w:cs="Times New Roman"/>
+          <w:szCs w:val="24"/>
+        </w:rPr>
+        <w:t xml:space="preserve"> JEST</w:t>
+      </w:r>
+      <w:r>
+        <w:rPr>
+          <w:rFonts w:eastAsia="Times New Roman" w:cs="Times New Roman"/>
+          <w:szCs w:val="24"/>
+        </w:rPr>
         <w:t xml:space="preserve"> </w:t>
       </w:r>
+      <w:proofErr w:type="gramStart"/>
       <w:r>
         <w:rPr>
           <w:rFonts w:eastAsia="Times New Roman" w:cs="Times New Roman"/>
           <w:szCs w:val="24"/>
         </w:rPr>
-        <w:t>A</w:t>
+        <w:t>tartalmazza</w:t>
       </w:r>
       <w:r>
         <w:rPr>
           <w:rFonts w:eastAsia="Times New Roman" w:cs="Times New Roman"/>
           <w:szCs w:val="24"/>
         </w:rPr>
-        <w:t xml:space="preserve"> JEST</w:t>
+        <w:t xml:space="preserve"> </w:t>
       </w:r>
       <w:r>
         <w:rPr>
           <w:rFonts w:eastAsia="Times New Roman" w:cs="Times New Roman"/>
           <w:szCs w:val="24"/>
         </w:rPr>
-        <w:t xml:space="preserve"> </w:t>
-      </w:r>
-      <w:proofErr w:type="gramStart"/>
+        <w:t>.</w:t>
+      </w:r>
       <w:r>
         <w:rPr>
           <w:rFonts w:eastAsia="Times New Roman" w:cs="Times New Roman"/>
           <w:szCs w:val="24"/>
         </w:rPr>
-        <w:t>tartalmazza</w:t>
+        <w:t>Eg</w:t>
       </w:r>
       <w:r>
         <w:rPr>
           <w:rFonts w:eastAsia="Times New Roman" w:cs="Times New Roman"/>
           <w:szCs w:val="24"/>
         </w:rPr>
-        <w:t xml:space="preserve"> </w:t>
-      </w:r>
+        <w:t>y</w:t>
+      </w:r>
+      <w:proofErr w:type="gramEnd"/>
       <w:r>
         <w:rPr>
           <w:rFonts w:eastAsia="Times New Roman" w:cs="Times New Roman"/>
           <w:szCs w:val="24"/>
         </w:rPr>
-        <w:t>.</w:t>
-      </w:r>
-      <w:r>
-        <w:rPr>
-          <w:rFonts w:eastAsia="Times New Roman" w:cs="Times New Roman"/>
-          <w:szCs w:val="24"/>
-        </w:rPr>
-        <w:t>Eg</w:t>
-      </w:r>
-      <w:r>
-        <w:rPr>
-          <w:rFonts w:eastAsia="Times New Roman" w:cs="Times New Roman"/>
-          <w:szCs w:val="24"/>
-        </w:rPr>
-        <w:t>y</w:t>
-      </w:r>
-      <w:proofErr w:type="gramEnd"/>
-      <w:r>
-        <w:rPr>
-          <w:rFonts w:eastAsia="Times New Roman" w:cs="Times New Roman"/>
-          <w:szCs w:val="24"/>
-        </w:rPr>
-        <w:t xml:space="preserve"> csomag, amit az </w:t>
-      </w:r>
-      <w:proofErr w:type="spellStart"/>
-      <w:r>
-        <w:rPr>
-          <w:rFonts w:eastAsia="Times New Roman" w:cs="Times New Roman"/>
-          <w:szCs w:val="24"/>
-        </w:rPr>
-        <w:t>npm</w:t>
-      </w:r>
-      <w:proofErr w:type="spellEnd"/>
-      <w:r>
-        <w:rPr>
-          <w:rFonts w:eastAsia="Times New Roman" w:cs="Times New Roman"/>
-          <w:szCs w:val="24"/>
-        </w:rPr>
-        <w:t xml:space="preserve"> csomagkezelővel lehet feltelepíteni, mely lehetővé teszi az API-k automatikus tesztelését, úgynevezett Unit teszteket lehet </w:t>
+        <w:t xml:space="preserve"> csomag, amit az npm csomagkezelővel lehet feltelepíteni, mely lehetővé teszi az API-k automatikus tesztelését, úgynevezett Unit teszteket lehet </w:t>
       </w:r>
       <w:r>
         <w:rPr>
@@ -6823,6 +6015,7 @@
           <w:rFonts w:eastAsia="Times New Roman" w:cs="Times New Roman"/>
           <w:b/>
           <w:bCs/>
+          <w:noProof/>
           <w:szCs w:val="24"/>
         </w:rPr>
         <w:drawing>
@@ -6881,134 +6074,38 @@
           <w:rFonts w:eastAsia="Times New Roman" w:cs="Times New Roman"/>
           <w:szCs w:val="24"/>
         </w:rPr>
-        <w:t>az /</w:t>
-      </w:r>
-      <w:proofErr w:type="spellStart"/>
+        <w:t xml:space="preserve">az /api végpontot, egy get kérést tesztelünk le. A describe egy api tesztet mutat, a test, a teszteset, </w:t>
+      </w:r>
+      <w:proofErr w:type="gramStart"/>
       <w:r>
         <w:rPr>
           <w:rFonts w:eastAsia="Times New Roman" w:cs="Times New Roman"/>
           <w:szCs w:val="24"/>
         </w:rPr>
-        <w:t>api</w:t>
-      </w:r>
-      <w:proofErr w:type="spellEnd"/>
+        <w:t>illetve</w:t>
+      </w:r>
+      <w:proofErr w:type="gramEnd"/>
       <w:r>
         <w:rPr>
           <w:rFonts w:eastAsia="Times New Roman" w:cs="Times New Roman"/>
           <w:szCs w:val="24"/>
         </w:rPr>
-        <w:t xml:space="preserve"> végpontot, egy </w:t>
-      </w:r>
-      <w:proofErr w:type="spellStart"/>
+        <w:t xml:space="preserve"> hogy mit várunk vissza. </w:t>
+      </w:r>
       <w:r>
         <w:rPr>
           <w:rFonts w:eastAsia="Times New Roman" w:cs="Times New Roman"/>
           <w:szCs w:val="24"/>
         </w:rPr>
-        <w:t>get</w:t>
-      </w:r>
-      <w:proofErr w:type="spellEnd"/>
+        <w:t xml:space="preserve">Egy valós függvény adatait, Mock-oljuk, tehát nem </w:t>
+      </w:r>
       <w:r>
         <w:rPr>
           <w:rFonts w:eastAsia="Times New Roman" w:cs="Times New Roman"/>
           <w:szCs w:val="24"/>
         </w:rPr>
-        <w:t xml:space="preserve"> kérést tesztelünk le. A </w:t>
-      </w:r>
-      <w:proofErr w:type="spellStart"/>
-      <w:r>
-        <w:rPr>
-          <w:rFonts w:eastAsia="Times New Roman" w:cs="Times New Roman"/>
-          <w:szCs w:val="24"/>
-        </w:rPr>
-        <w:t>describe</w:t>
-      </w:r>
-      <w:proofErr w:type="spellEnd"/>
-      <w:r>
-        <w:rPr>
-          <w:rFonts w:eastAsia="Times New Roman" w:cs="Times New Roman"/>
-          <w:szCs w:val="24"/>
-        </w:rPr>
-        <w:t xml:space="preserve"> egy </w:t>
-      </w:r>
-      <w:proofErr w:type="spellStart"/>
-      <w:r>
-        <w:rPr>
-          <w:rFonts w:eastAsia="Times New Roman" w:cs="Times New Roman"/>
-          <w:szCs w:val="24"/>
-        </w:rPr>
-        <w:t>api</w:t>
-      </w:r>
-      <w:proofErr w:type="spellEnd"/>
-      <w:r>
-        <w:rPr>
-          <w:rFonts w:eastAsia="Times New Roman" w:cs="Times New Roman"/>
-          <w:szCs w:val="24"/>
-        </w:rPr>
-        <w:t xml:space="preserve"> tesztet mutat, a test, a teszteset, </w:t>
-      </w:r>
-      <w:proofErr w:type="gramStart"/>
-      <w:r>
-        <w:rPr>
-          <w:rFonts w:eastAsia="Times New Roman" w:cs="Times New Roman"/>
-          <w:szCs w:val="24"/>
-        </w:rPr>
-        <w:t>illetve</w:t>
-      </w:r>
-      <w:proofErr w:type="gramEnd"/>
-      <w:r>
-        <w:rPr>
-          <w:rFonts w:eastAsia="Times New Roman" w:cs="Times New Roman"/>
-          <w:szCs w:val="24"/>
-        </w:rPr>
-        <w:t xml:space="preserve"> hogy mit várunk vissza. </w:t>
-      </w:r>
-      <w:r>
-        <w:rPr>
-          <w:rFonts w:eastAsia="Times New Roman" w:cs="Times New Roman"/>
-          <w:szCs w:val="24"/>
-        </w:rPr>
-        <w:t xml:space="preserve">Egy valós függvény adatait, </w:t>
-      </w:r>
-      <w:proofErr w:type="spellStart"/>
-      <w:r>
-        <w:rPr>
-          <w:rFonts w:eastAsia="Times New Roman" w:cs="Times New Roman"/>
-          <w:szCs w:val="24"/>
-        </w:rPr>
-        <w:t>Mock-oljuk</w:t>
-      </w:r>
-      <w:proofErr w:type="spellEnd"/>
-      <w:r>
-        <w:rPr>
-          <w:rFonts w:eastAsia="Times New Roman" w:cs="Times New Roman"/>
-          <w:szCs w:val="24"/>
-        </w:rPr>
-        <w:t xml:space="preserve">, tehát nem </w:t>
-      </w:r>
-      <w:r>
-        <w:rPr>
-          <w:rFonts w:eastAsia="Times New Roman" w:cs="Times New Roman"/>
-          <w:szCs w:val="24"/>
-        </w:rPr>
         <w:lastRenderedPageBreak/>
-        <w:t xml:space="preserve">valós adatbázis kapcsolat, nem valós adatokkal dolgozunk a tesztelés során. Az </w:t>
-      </w:r>
-      <w:proofErr w:type="spellStart"/>
-      <w:r>
-        <w:rPr>
-          <w:rFonts w:eastAsia="Times New Roman" w:cs="Times New Roman"/>
-          <w:szCs w:val="24"/>
-        </w:rPr>
-        <w:t>except</w:t>
-      </w:r>
-      <w:proofErr w:type="spellEnd"/>
-      <w:r>
-        <w:rPr>
-          <w:rFonts w:eastAsia="Times New Roman" w:cs="Times New Roman"/>
-          <w:szCs w:val="24"/>
-        </w:rPr>
-        <w:t xml:space="preserve">-ek, azok, amiket vissza </w:t>
+        <w:t xml:space="preserve">valós adatbázis kapcsolat, nem valós adatokkal dolgozunk a tesztelés során. Az except-ek, azok, amiket vissza </w:t>
       </w:r>
       <w:proofErr w:type="gramStart"/>
       <w:r>
@@ -7168,240 +6265,116 @@
         </w:rPr>
         <w:t>szemben(</w:t>
       </w:r>
-      <w:proofErr w:type="spellStart"/>
       <w:proofErr w:type="gramEnd"/>
       <w:r>
         <w:rPr>
           <w:rFonts w:eastAsia="Times New Roman" w:cs="Times New Roman"/>
           <w:szCs w:val="24"/>
         </w:rPr>
-        <w:t>node</w:t>
-      </w:r>
-      <w:proofErr w:type="spellEnd"/>
-      <w:r>
+        <w:t>node server) ezt, az npx(Node Package Executor)-al kell elindítani.</w:t>
+      </w:r>
+    </w:p>
+    <w:p>
+      <w:pPr>
         <w:rPr>
           <w:rFonts w:eastAsia="Times New Roman" w:cs="Times New Roman"/>
           <w:szCs w:val="24"/>
         </w:rPr>
-        <w:t xml:space="preserve"> server) ezt, az </w:t>
-      </w:r>
-      <w:proofErr w:type="spellStart"/>
+      </w:pPr>
       <w:r>
         <w:rPr>
           <w:rFonts w:eastAsia="Times New Roman" w:cs="Times New Roman"/>
           <w:szCs w:val="24"/>
         </w:rPr>
-        <w:t>npx</w:t>
-      </w:r>
-      <w:proofErr w:type="spellEnd"/>
+        <w:t xml:space="preserve">parancs: </w:t>
+      </w:r>
       <w:r>
         <w:rPr>
           <w:rFonts w:eastAsia="Times New Roman" w:cs="Times New Roman"/>
           <w:szCs w:val="24"/>
         </w:rPr>
-        <w:t>(</w:t>
-      </w:r>
-      <w:proofErr w:type="spellStart"/>
+        <w:t xml:space="preserve">npx jest </w:t>
+      </w:r>
       <w:r>
         <w:rPr>
           <w:rFonts w:eastAsia="Times New Roman" w:cs="Times New Roman"/>
           <w:szCs w:val="24"/>
         </w:rPr>
-        <w:t>Node</w:t>
-      </w:r>
-      <w:proofErr w:type="spellEnd"/>
+        <w:t>--</w:t>
+      </w:r>
       <w:r>
         <w:rPr>
           <w:rFonts w:eastAsia="Times New Roman" w:cs="Times New Roman"/>
           <w:szCs w:val="24"/>
         </w:rPr>
+        <w:t>detectOpenHandles</w:t>
+      </w:r>
+    </w:p>
+    <w:p>
+      <w:pPr>
+        <w:rPr>
+          <w:noProof/>
+        </w:rPr>
+      </w:pPr>
+      <w:r>
+        <w:rPr>
+          <w:rFonts w:eastAsia="Times New Roman" w:cs="Times New Roman"/>
+          <w:szCs w:val="24"/>
+        </w:rPr>
+        <w:t>A -- detectOpenHandles, azért szükséges, mert ha esetleg, a tesztelés nem állna le magától, a parancsra, akkor ez leállítja, miután a teszt visszaadta az eredményt.</w:t>
+      </w:r>
+      <w:r>
+        <w:rPr>
+          <w:noProof/>
+        </w:rPr>
         <w:t xml:space="preserve"> </w:t>
       </w:r>
-      <w:proofErr w:type="spellStart"/>
-      <w:r>
+    </w:p>
+    <w:p>
+      <w:pPr>
+        <w:rPr>
+          <w:noProof/>
+        </w:rPr>
+      </w:pPr>
+    </w:p>
+    <w:p>
+      <w:pPr>
+        <w:rPr>
+          <w:noProof/>
+        </w:rPr>
+      </w:pPr>
+      <w:r>
+        <w:rPr>
+          <w:noProof/>
+        </w:rPr>
+        <w:t>Tesztelési Eredmény:</w:t>
+      </w:r>
+    </w:p>
+    <w:p>
+      <w:pPr>
         <w:rPr>
           <w:rFonts w:eastAsia="Times New Roman" w:cs="Times New Roman"/>
           <w:szCs w:val="24"/>
         </w:rPr>
-        <w:t>Package</w:t>
-      </w:r>
-      <w:proofErr w:type="spellEnd"/>
-      <w:r>
+      </w:pPr>
+    </w:p>
+    <w:p>
+      <w:pPr>
         <w:rPr>
           <w:rFonts w:eastAsia="Times New Roman" w:cs="Times New Roman"/>
           <w:szCs w:val="24"/>
         </w:rPr>
-        <w:t xml:space="preserve"> </w:t>
-      </w:r>
-      <w:proofErr w:type="spellStart"/>
+      </w:pPr>
       <w:r>
         <w:rPr>
           <w:rFonts w:eastAsia="Times New Roman" w:cs="Times New Roman"/>
           <w:szCs w:val="24"/>
         </w:rPr>
-        <w:t>Executor</w:t>
-      </w:r>
-      <w:proofErr w:type="spellEnd"/>
-      <w:r>
-        <w:rPr>
-          <w:rFonts w:eastAsia="Times New Roman" w:cs="Times New Roman"/>
-          <w:szCs w:val="24"/>
-        </w:rPr>
-        <w:t>)-</w:t>
-      </w:r>
-      <w:proofErr w:type="spellStart"/>
-      <w:r>
-        <w:rPr>
-          <w:rFonts w:eastAsia="Times New Roman" w:cs="Times New Roman"/>
-          <w:szCs w:val="24"/>
-        </w:rPr>
-        <w:t>al</w:t>
-      </w:r>
-      <w:proofErr w:type="spellEnd"/>
-      <w:r>
-        <w:rPr>
-          <w:rFonts w:eastAsia="Times New Roman" w:cs="Times New Roman"/>
-          <w:szCs w:val="24"/>
-        </w:rPr>
-        <w:t xml:space="preserve"> kell elindítani.</w:t>
-      </w:r>
-    </w:p>
-    <w:p>
-      <w:pPr>
-        <w:rPr>
-          <w:rFonts w:eastAsia="Times New Roman" w:cs="Times New Roman"/>
-          <w:szCs w:val="24"/>
-        </w:rPr>
-      </w:pPr>
-      <w:r>
-        <w:rPr>
-          <w:rFonts w:eastAsia="Times New Roman" w:cs="Times New Roman"/>
-          <w:szCs w:val="24"/>
-        </w:rPr>
-        <w:t xml:space="preserve">parancs: </w:t>
-      </w:r>
-      <w:proofErr w:type="spellStart"/>
-      <w:r>
-        <w:rPr>
-          <w:rFonts w:eastAsia="Times New Roman" w:cs="Times New Roman"/>
-          <w:szCs w:val="24"/>
-        </w:rPr>
-        <w:t>npx</w:t>
-      </w:r>
-      <w:proofErr w:type="spellEnd"/>
-      <w:r>
-        <w:rPr>
-          <w:rFonts w:eastAsia="Times New Roman" w:cs="Times New Roman"/>
-          <w:szCs w:val="24"/>
-        </w:rPr>
-        <w:t xml:space="preserve"> </w:t>
-      </w:r>
-      <w:proofErr w:type="spellStart"/>
-      <w:r>
-        <w:rPr>
-          <w:rFonts w:eastAsia="Times New Roman" w:cs="Times New Roman"/>
-          <w:szCs w:val="24"/>
-        </w:rPr>
-        <w:t>jest</w:t>
-      </w:r>
-      <w:proofErr w:type="spellEnd"/>
-      <w:r>
-        <w:rPr>
-          <w:rFonts w:eastAsia="Times New Roman" w:cs="Times New Roman"/>
-          <w:szCs w:val="24"/>
-        </w:rPr>
-        <w:t xml:space="preserve"> </w:t>
-      </w:r>
-      <w:r>
-        <w:rPr>
-          <w:rFonts w:eastAsia="Times New Roman" w:cs="Times New Roman"/>
-          <w:szCs w:val="24"/>
-        </w:rPr>
-        <w:t>--</w:t>
-      </w:r>
-      <w:proofErr w:type="spellStart"/>
-      <w:r>
-        <w:rPr>
-          <w:rFonts w:eastAsia="Times New Roman" w:cs="Times New Roman"/>
-          <w:szCs w:val="24"/>
-        </w:rPr>
-        <w:t>detectOpenHandles</w:t>
-      </w:r>
-      <w:proofErr w:type="spellEnd"/>
-    </w:p>
-    <w:p>
-      <w:pPr>
-        <w:rPr>
-          <w:noProof/>
-        </w:rPr>
-      </w:pPr>
-      <w:r>
-        <w:rPr>
-          <w:rFonts w:eastAsia="Times New Roman" w:cs="Times New Roman"/>
-          <w:szCs w:val="24"/>
-        </w:rPr>
-        <w:t xml:space="preserve">A -- </w:t>
-      </w:r>
-      <w:proofErr w:type="spellStart"/>
-      <w:r>
-        <w:rPr>
-          <w:rFonts w:eastAsia="Times New Roman" w:cs="Times New Roman"/>
-          <w:szCs w:val="24"/>
-        </w:rPr>
-        <w:t>detectOpenHandles</w:t>
-      </w:r>
-      <w:proofErr w:type="spellEnd"/>
-      <w:r>
-        <w:rPr>
-          <w:rFonts w:eastAsia="Times New Roman" w:cs="Times New Roman"/>
-          <w:szCs w:val="24"/>
-        </w:rPr>
-        <w:t>, azért szükséges, mert ha esetleg, a tesztelés nem állna le magától, a parancsra, akkor ez leállítja, miután a teszt visszaadta az eredményt.</w:t>
-      </w:r>
-      <w:r>
-        <w:rPr>
-          <w:noProof/>
-        </w:rPr>
-        <w:t xml:space="preserve"> </w:t>
-      </w:r>
-    </w:p>
-    <w:p>
-      <w:pPr>
-        <w:rPr>
-          <w:noProof/>
-        </w:rPr>
-      </w:pPr>
-    </w:p>
-    <w:p>
-      <w:pPr>
-        <w:rPr>
-          <w:noProof/>
-        </w:rPr>
-      </w:pPr>
-      <w:r>
-        <w:rPr>
-          <w:noProof/>
-        </w:rPr>
-        <w:t>Tesztelési Eredmény:</w:t>
-      </w:r>
-    </w:p>
-    <w:p>
-      <w:pPr>
-        <w:rPr>
-          <w:rFonts w:eastAsia="Times New Roman" w:cs="Times New Roman"/>
-          <w:szCs w:val="24"/>
-        </w:rPr>
-      </w:pPr>
-      <w:r>
-        <w:rPr>
-          <w:rFonts w:eastAsia="Times New Roman" w:cs="Times New Roman"/>
-          <w:szCs w:val="24"/>
-        </w:rPr>
         <w:drawing>
-          <wp:inline distT="0" distB="0" distL="0" distR="0" wp14:anchorId="74E39104" wp14:editId="593F2A08">
-            <wp:extent cx="4544059" cy="1543265"/>
-            <wp:effectExtent l="0" t="0" r="9525" b="0"/>
-            <wp:docPr id="44" name="Kép 44"/>
+          <wp:inline distT="0" distB="0" distL="0" distR="0" wp14:anchorId="0837B379" wp14:editId="2F9342C3">
+            <wp:extent cx="5255813" cy="2708427"/>
+            <wp:effectExtent l="0" t="0" r="2540" b="0"/>
+            <wp:docPr id="46" name="Kép 46"/>
             <wp:cNvGraphicFramePr>
               <a:graphicFrameLocks xmlns:a="http://schemas.openxmlformats.org/drawingml/2006/main" noChangeAspect="1"/>
             </wp:cNvGraphicFramePr>
@@ -7421,7 +6394,7 @@
                   <pic:spPr>
                     <a:xfrm>
                       <a:off x="0" y="0"/>
-                      <a:ext cx="4544059" cy="1543265"/>
+                      <a:ext cx="5270155" cy="2715817"/>
                     </a:xfrm>
                     <a:prstGeom prst="rect">
                       <a:avLst/>
@@ -7441,6 +6414,29 @@
           <w:szCs w:val="24"/>
         </w:rPr>
       </w:pPr>
+      <w:r>
+        <w:rPr>
+          <w:rFonts w:eastAsia="Times New Roman" w:cs="Times New Roman"/>
+          <w:szCs w:val="24"/>
+        </w:rPr>
+        <w:t xml:space="preserve">Itt a </w:t>
+      </w:r>
+      <w:proofErr w:type="gramStart"/>
+      <w:r>
+        <w:rPr>
+          <w:rFonts w:eastAsia="Times New Roman" w:cs="Times New Roman"/>
+          <w:szCs w:val="24"/>
+        </w:rPr>
+        <w:t>GET</w:t>
+      </w:r>
+      <w:proofErr w:type="gramEnd"/>
+      <w:r>
+        <w:rPr>
+          <w:rFonts w:eastAsia="Times New Roman" w:cs="Times New Roman"/>
+          <w:szCs w:val="24"/>
+        </w:rPr>
+        <w:t xml:space="preserve"> illetve a POST is sikeres eredményt adott vissza</w:t>
+      </w:r>
     </w:p>
     <w:p>
       <w:pPr>
@@ -7654,21 +6650,7 @@
         <w:rPr>
           <w:rFonts w:eastAsia="Times New Roman" w:cs="Times New Roman"/>
         </w:rPr>
-        <w:t xml:space="preserve"> Backend Szerver kezeli, mikor megváltozik az </w:t>
-      </w:r>
-      <w:proofErr w:type="spellStart"/>
-      <w:r>
-        <w:rPr>
-          <w:rFonts w:eastAsia="Times New Roman" w:cs="Times New Roman"/>
-        </w:rPr>
-        <w:t>id</w:t>
-      </w:r>
-      <w:proofErr w:type="spellEnd"/>
-      <w:r>
-        <w:rPr>
-          <w:rFonts w:eastAsia="Times New Roman" w:cs="Times New Roman"/>
-        </w:rPr>
-        <w:t xml:space="preserve"> egy külön met</w:t>
+        <w:t xml:space="preserve"> Backend Szerver kezeli, mikor megváltozik az id egy külön met</w:t>
       </w:r>
       <w:r>
         <w:rPr>
@@ -7706,63 +6688,7 @@
         <w:rPr>
           <w:rFonts w:eastAsia="Times New Roman" w:cs="Times New Roman"/>
         </w:rPr>
-        <w:t xml:space="preserve"> </w:t>
-      </w:r>
-      <w:proofErr w:type="spellStart"/>
-      <w:r>
-        <w:rPr>
-          <w:rFonts w:eastAsia="Times New Roman" w:cs="Times New Roman"/>
-        </w:rPr>
-        <w:t>idHandler</w:t>
-      </w:r>
-      <w:proofErr w:type="spellEnd"/>
-      <w:r>
-        <w:rPr>
-          <w:rFonts w:eastAsia="Times New Roman" w:cs="Times New Roman"/>
-        </w:rPr>
-        <w:t xml:space="preserve"> metódus, </w:t>
-      </w:r>
-      <w:proofErr w:type="spellStart"/>
-      <w:r>
-        <w:rPr>
-          <w:rFonts w:eastAsia="Times New Roman" w:cs="Times New Roman"/>
-        </w:rPr>
-        <w:t>újraosztja</w:t>
-      </w:r>
-      <w:proofErr w:type="spellEnd"/>
-      <w:r>
-        <w:rPr>
-          <w:rFonts w:eastAsia="Times New Roman" w:cs="Times New Roman"/>
-        </w:rPr>
-        <w:t xml:space="preserve"> az </w:t>
-      </w:r>
-      <w:proofErr w:type="spellStart"/>
-      <w:r>
-        <w:rPr>
-          <w:rFonts w:eastAsia="Times New Roman" w:cs="Times New Roman"/>
-        </w:rPr>
-        <w:t>id</w:t>
-      </w:r>
-      <w:proofErr w:type="spellEnd"/>
-      <w:r>
-        <w:rPr>
-          <w:rFonts w:eastAsia="Times New Roman" w:cs="Times New Roman"/>
-        </w:rPr>
-        <w:t xml:space="preserve">-t, így, mindig a valós </w:t>
-      </w:r>
-      <w:proofErr w:type="spellStart"/>
-      <w:r>
-        <w:rPr>
-          <w:rFonts w:eastAsia="Times New Roman" w:cs="Times New Roman"/>
-        </w:rPr>
-        <w:t>id</w:t>
-      </w:r>
-      <w:proofErr w:type="spellEnd"/>
-      <w:r>
-        <w:rPr>
-          <w:rFonts w:eastAsia="Times New Roman" w:cs="Times New Roman"/>
-        </w:rPr>
-        <w:t xml:space="preserve"> számát kapjuk az adott terméknek</w:t>
+        <w:t xml:space="preserve"> idHandler metódus, újraosztja az id-t, így, mindig a valós id számát kapjuk az adott terméknek</w:t>
       </w:r>
       <w:r>
         <w:rPr>
@@ -7795,15 +6721,7 @@
         <w:jc w:val="left"/>
       </w:pPr>
       <w:r>
-        <w:t xml:space="preserve">A Frontend azon része egy weboldalnak vagy alkalmazásnak, amit a felhasználó tud látni és </w:t>
-      </w:r>
-      <w:proofErr w:type="spellStart"/>
-      <w:r>
-        <w:t>interaktálni</w:t>
-      </w:r>
-      <w:proofErr w:type="spellEnd"/>
-      <w:r>
-        <w:t xml:space="preserve"> vele, bele értve a megjelenés, a gombok és maga a tartalom. A weboldal elkészítéséhez</w:t>
+        <w:t>A Frontend azon része egy weboldalnak vagy alkalmazásnak, amit a felhasználó tud látni és interaktálni vele, bele értve a megjelenés, a gombok és maga a tartalom. A weboldal elkészítéséhez</w:t>
       </w:r>
       <w:r>
         <w:t xml:space="preserve"> a HTML, CSS és JavaScript </w:t>
@@ -7896,15 +6814,7 @@
         <w:t>A frontend, több hónapos munkája után, a kinézetet elkészítettük, és véglegessé formáltuk.</w:t>
       </w:r>
       <w:r>
-        <w:t xml:space="preserve"> A </w:t>
-      </w:r>
-      <w:proofErr w:type="spellStart"/>
-      <w:r>
-        <w:t>logo</w:t>
-      </w:r>
-      <w:proofErr w:type="spellEnd"/>
-      <w:r>
-        <w:t>-t az egyik csapat tag készítette, az alsó képeket, AI generálta.</w:t>
+        <w:t xml:space="preserve"> A logo-t az egyik csapat tag készítette, az alsó képeket, AI generálta.</w:t>
       </w:r>
     </w:p>
     <w:p>
@@ -8617,14 +7527,9 @@
       <w:r>
         <w:t>(</w:t>
       </w:r>
-      <w:proofErr w:type="spellStart"/>
       <w:proofErr w:type="gramEnd"/>
       <w:r>
-        <w:t>Embedded</w:t>
-      </w:r>
-      <w:proofErr w:type="spellEnd"/>
-      <w:r>
-        <w:t xml:space="preserve"> JavaScript)</w:t>
+        <w:t>Embedded JavaScript)</w:t>
       </w:r>
       <w:r>
         <w:t>: Az adatbázisból érkező értékek beágyazását segítette elő.</w:t>
@@ -8787,23 +7692,7 @@
           <w:b/>
           <w:bCs/>
         </w:rPr>
-        <w:t xml:space="preserve">(EJS értékadás: &lt;%= </w:t>
-      </w:r>
-      <w:proofErr w:type="spellStart"/>
-      <w:r>
-        <w:rPr>
-          <w:b/>
-          <w:bCs/>
-        </w:rPr>
-        <w:t>foodName</w:t>
-      </w:r>
-      <w:proofErr w:type="spellEnd"/>
-      <w:r>
-        <w:rPr>
-          <w:b/>
-          <w:bCs/>
-        </w:rPr>
-        <w:t xml:space="preserve"> %&gt;)</w:t>
+        <w:t>(EJS értékadás: &lt;%= foodName %&gt;)</w:t>
       </w:r>
     </w:p>
     <w:p>
@@ -8822,49 +7711,27 @@
         <w:spacing w:line="259" w:lineRule="auto"/>
         <w:jc w:val="left"/>
       </w:pPr>
-      <w:proofErr w:type="spellStart"/>
       <w:r>
         <w:rPr>
           <w:b/>
           <w:bCs/>
         </w:rPr>
         <w:lastRenderedPageBreak/>
-        <w:t>Admin</w:t>
-      </w:r>
-      <w:proofErr w:type="spellEnd"/>
+        <w:t>Admin Applikáció</w:t>
+      </w:r>
       <w:r>
         <w:rPr>
           <w:b/>
           <w:bCs/>
         </w:rPr>
-        <w:t xml:space="preserve"> Applikáció</w:t>
-      </w:r>
-      <w:r>
-        <w:rPr>
-          <w:b/>
-          <w:bCs/>
-        </w:rPr>
         <w:t xml:space="preserve">: </w:t>
       </w:r>
       <w:r>
-        <w:t xml:space="preserve">Az </w:t>
-      </w:r>
-      <w:proofErr w:type="spellStart"/>
-      <w:r>
-        <w:t>admin</w:t>
-      </w:r>
-      <w:proofErr w:type="spellEnd"/>
-      <w:r>
-        <w:t xml:space="preserve"> applikáció, Visual </w:t>
-      </w:r>
-      <w:proofErr w:type="spellStart"/>
+        <w:t xml:space="preserve">Az admin applikáció, Visual </w:t>
+      </w:r>
       <w:proofErr w:type="gramStart"/>
       <w:r>
-        <w:t>Studio</w:t>
-      </w:r>
-      <w:proofErr w:type="spellEnd"/>
-      <w:r>
-        <w:t>(</w:t>
+        <w:t>Studio(</w:t>
       </w:r>
       <w:proofErr w:type="gramEnd"/>
       <w:r>
@@ -8881,14 +7748,7 @@
       </w:r>
       <w:r>
         <w:br/>
-      </w:r>
-      <w:proofErr w:type="spellStart"/>
-      <w:r>
-        <w:t>Admin</w:t>
-      </w:r>
-      <w:proofErr w:type="spellEnd"/>
-      <w:r>
-        <w:t xml:space="preserve"> applikációnak a feladata, hogy egy újonnan felregisztrált felhasználó fiókját aktiválni lehessen, ez egyfajta moderálási jogkört ad, hogyha </w:t>
+        <w:t xml:space="preserve">Admin applikációnak a feladata, hogy egy újonnan felregisztrált felhasználó fiókját aktiválni lehessen, ez egyfajta moderálási jogkört ad, hogyha </w:t>
       </w:r>
       <w:r>
         <w:t xml:space="preserve">valaki </w:t>
@@ -9056,7 +7916,7 @@
               </wp:anchor>
             </w:drawing>
           </mc:Choice>
-          <mc:Fallback xmlns:a14="http://schemas.microsoft.com/office/drawing/2010/main" xmlns:pic="http://schemas.openxmlformats.org/drawingml/2006/picture" xmlns:a="http://schemas.openxmlformats.org/drawingml/2006/main">
+          <mc:Fallback xmlns:a="http://schemas.openxmlformats.org/drawingml/2006/main" xmlns:pic="http://schemas.openxmlformats.org/drawingml/2006/picture" xmlns:a14="http://schemas.microsoft.com/office/drawing/2010/main">
             <w:pict>
               <v:shape id="Derékszögű háromszög 7" style="position:absolute;margin-left:0;margin-top:-71pt;width:190.5pt;height:190.5pt;rotation:90;z-index:251670528;visibility:visible;mso-wrap-style:square;mso-width-percent:0;mso-wrap-distance-left:9pt;mso-wrap-distance-top:0;mso-wrap-distance-right:9pt;mso-wrap-distance-bottom:0;mso-position-horizontal:left;mso-position-horizontal-relative:page;mso-position-vertical:absolute;mso-position-vertical-relative:text;mso-width-percent:0;mso-width-relative:margin;v-text-anchor:middle" coordsize="2419350,2419350" o:spid="_x0000_s1026" fillcolor="#ed7d31 [3205]" stroked="f" strokeweight="1pt" path="m,2419350l,c806450,806450,-382154,2206666,2419350,2419350l,2419350xe" o:gfxdata="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" w14:anchorId="3D992DA4">
                 <v:stroke joinstyle="miter"/>
@@ -9141,15 +8001,7 @@
         <w:t>(</w:t>
       </w:r>
       <w:r>
-        <w:t xml:space="preserve">A JEST </w:t>
-      </w:r>
-      <w:proofErr w:type="spellStart"/>
-      <w:r>
-        <w:t>SuperTest</w:t>
-      </w:r>
-      <w:proofErr w:type="spellEnd"/>
-      <w:r>
-        <w:t xml:space="preserve"> csomagját felhasználva</w:t>
+        <w:t>A JEST SuperTest csomagját felhasználva</w:t>
       </w:r>
       <w:r>
         <w:t>, pársoros kódrészeket írtunk, a végpontok automatikus tesztelésére. Ezt egy külön indítási módszerrel kell elindítani, és akkor fog lefutni a teszt.</w:t>
@@ -9326,7 +8178,7 @@
               </wp:anchor>
             </w:drawing>
           </mc:Choice>
-          <mc:Fallback xmlns:a14="http://schemas.microsoft.com/office/drawing/2010/main" xmlns:pic="http://schemas.openxmlformats.org/drawingml/2006/picture" xmlns:a="http://schemas.openxmlformats.org/drawingml/2006/main">
+          <mc:Fallback xmlns:a="http://schemas.openxmlformats.org/drawingml/2006/main" xmlns:pic="http://schemas.openxmlformats.org/drawingml/2006/picture" xmlns:a14="http://schemas.microsoft.com/office/drawing/2010/main">
             <w:pict>
               <v:shape id="Derékszögű háromszög 7" style="position:absolute;margin-left:0;margin-top:-71.35pt;width:190.5pt;height:190.5pt;rotation:90;z-index:251672576;visibility:visible;mso-wrap-style:square;mso-width-percent:0;mso-wrap-distance-left:9pt;mso-wrap-distance-top:0;mso-wrap-distance-right:9pt;mso-wrap-distance-bottom:0;mso-position-horizontal:left;mso-position-horizontal-relative:page;mso-position-vertical:absolute;mso-position-vertical-relative:text;mso-width-percent:0;mso-width-relative:margin;v-text-anchor:middle" coordsize="2419350,2419350" o:spid="_x0000_s1026" fillcolor="#ed7d31 [3205]" stroked="f" strokeweight="1pt" path="m,2419350l,c806450,806450,-382154,2206666,2419350,2419350l,2419350xe" o:gfxdata="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" w14:anchorId="0AF53019">
                 <v:stroke joinstyle="miter"/>
@@ -9362,13 +8214,8 @@
     </w:p>
     <w:p/>
     <w:p>
-      <w:proofErr w:type="spellStart"/>
-      <w:r>
-        <w:t>Admin</w:t>
-      </w:r>
-      <w:proofErr w:type="spellEnd"/>
-      <w:r>
-        <w:t xml:space="preserve"> felületen nagyobb jogkör, illetve szebb kinézet</w:t>
+      <w:r>
+        <w:t>Admin felületen nagyobb jogkör, illetve szebb kinézet</w:t>
       </w:r>
     </w:p>
     <w:sectPr>

--- a/FejlesztőisablonWIP.docx
+++ b/FejlesztőisablonWIP.docx
@@ -141,7 +141,7 @@
               </wp:anchor>
             </w:drawing>
           </mc:Choice>
-          <mc:Fallback xmlns:a="http://schemas.openxmlformats.org/drawingml/2006/main" xmlns:pic="http://schemas.openxmlformats.org/drawingml/2006/picture" xmlns:a14="http://schemas.microsoft.com/office/drawing/2010/main">
+          <mc:Fallback xmlns:a14="http://schemas.microsoft.com/office/drawing/2010/main" xmlns:pic="http://schemas.openxmlformats.org/drawingml/2006/picture" xmlns:a="http://schemas.openxmlformats.org/drawingml/2006/main">
             <w:pict>
               <v:shape id="Derékszögű háromszög 7" style="position:absolute;margin-left:0;margin-top:-70.65pt;width:190.5pt;height:190.5pt;rotation:90;z-index:251660288;visibility:visible;mso-wrap-style:square;mso-width-percent:0;mso-wrap-distance-left:9pt;mso-wrap-distance-top:0;mso-wrap-distance-right:9pt;mso-wrap-distance-bottom:0;mso-position-horizontal:left;mso-position-horizontal-relative:page;mso-position-vertical:absolute;mso-position-vertical-relative:text;mso-width-percent:0;mso-width-relative:margin;v-text-anchor:middle" coordsize="2419350,2419350" o:spid="_x0000_s1026" fillcolor="#ed7d31 [3205]" stroked="f" strokeweight="1pt" path="m,2419350l,c806450,806450,-382154,2206666,2419350,2419350l,2419350xe" o:gfxdata="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" w14:anchorId="022CF62E">
                 <v:stroke joinstyle="miter"/>
@@ -1114,7 +1114,7 @@
               </wp:anchor>
             </w:drawing>
           </mc:Choice>
-          <mc:Fallback xmlns:a="http://schemas.openxmlformats.org/drawingml/2006/main" xmlns:pic="http://schemas.openxmlformats.org/drawingml/2006/picture" xmlns:a14="http://schemas.microsoft.com/office/drawing/2010/main">
+          <mc:Fallback xmlns:a14="http://schemas.microsoft.com/office/drawing/2010/main" xmlns:pic="http://schemas.openxmlformats.org/drawingml/2006/picture" xmlns:a="http://schemas.openxmlformats.org/drawingml/2006/main">
             <w:pict>
               <v:shape id="Derékszögű háromszög 7" style="position:absolute;margin-left:-86.55pt;margin-top:-71.05pt;width:190.5pt;height:190.5pt;rotation:90;z-index:251662336;visibility:visible;mso-wrap-style:square;mso-width-percent:0;mso-wrap-distance-left:9pt;mso-wrap-distance-top:0;mso-wrap-distance-right:9pt;mso-wrap-distance-bottom:0;mso-position-horizontal:absolute;mso-position-horizontal-relative:text;mso-position-vertical:absolute;mso-position-vertical-relative:text;mso-width-percent:0;mso-width-relative:margin;v-text-anchor:middle" coordsize="2419350,2419350" o:spid="_x0000_s1026" fillcolor="#ed7d31 [3205]" stroked="f" strokeweight="1pt" path="m,2419350l,c806450,806450,-382154,2206666,2419350,2419350l,2419350xe" o:gfxdata="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" w14:anchorId="76C634DC">
                 <v:stroke joinstyle="miter"/>
@@ -1149,7 +1149,15 @@
         <w:t xml:space="preserve">A </w:t>
       </w:r>
       <w:r>
-        <w:t>weboldalt, csak a regisztráció, illetve az adminok által jóváhagyást követően lehet használni</w:t>
+        <w:t xml:space="preserve">weboldalt, csak a regisztráció, illetve az </w:t>
+      </w:r>
+      <w:proofErr w:type="spellStart"/>
+      <w:r>
+        <w:t>adminok</w:t>
+      </w:r>
+      <w:proofErr w:type="spellEnd"/>
+      <w:r>
+        <w:t xml:space="preserve"> által jóváhagyást követően lehet használni</w:t>
       </w:r>
       <w:r>
         <w:t xml:space="preserve">. </w:t>
@@ -1158,7 +1166,15 @@
         <w:t>A szükséges adatok: Felhasználónév, Lakcím, Email, Jelszó, Jelszó megint</w:t>
       </w:r>
       <w:r>
-        <w:t xml:space="preserve">. A Jelszót nem rögzítjük, egy úgynevezett HASH technikával titkosítjuk, melyet egy </w:t>
+        <w:t xml:space="preserve">. A Jelszót nem rögzítjük, egy úgynevezett HASH technikával </w:t>
+      </w:r>
+      <w:proofErr w:type="spellStart"/>
+      <w:r>
+        <w:t>titkosítjuk</w:t>
+      </w:r>
+      <w:proofErr w:type="spellEnd"/>
+      <w:r>
+        <w:t xml:space="preserve">, melyet egy </w:t>
       </w:r>
       <w:r>
         <w:t>modul generál, és azt tároljuk el</w:t>
@@ -1317,7 +1333,7 @@
               </wp:anchor>
             </w:drawing>
           </mc:Choice>
-          <mc:Fallback xmlns:a="http://schemas.openxmlformats.org/drawingml/2006/main" xmlns:pic="http://schemas.openxmlformats.org/drawingml/2006/picture" xmlns:a14="http://schemas.microsoft.com/office/drawing/2010/main">
+          <mc:Fallback xmlns:a14="http://schemas.microsoft.com/office/drawing/2010/main" xmlns:pic="http://schemas.openxmlformats.org/drawingml/2006/picture" xmlns:a="http://schemas.openxmlformats.org/drawingml/2006/main">
             <w:pict>
               <v:shape id="Derékszögű háromszög 7" style="position:absolute;margin-left:0;margin-top:-71.15pt;width:190.5pt;height:190.5pt;rotation:90;z-index:251664384;visibility:visible;mso-wrap-style:square;mso-width-percent:0;mso-wrap-distance-left:9pt;mso-wrap-distance-top:0;mso-wrap-distance-right:9pt;mso-wrap-distance-bottom:0;mso-position-horizontal:left;mso-position-horizontal-relative:page;mso-position-vertical:absolute;mso-position-vertical-relative:text;mso-width-percent:0;mso-width-relative:margin;v-text-anchor:middle" coordsize="2419350,2419350" o:spid="_x0000_s1026" fillcolor="#ed7d31 [3205]" stroked="f" strokeweight="1pt" path="m,2419350l,c806450,806450,-382154,2206666,2419350,2419350l,2419350xe" o:gfxdata="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" w14:anchorId="2E1CBD0A">
                 <v:stroke joinstyle="miter"/>
@@ -1383,7 +1399,6 @@
         <w:spacing w:before="0" w:beforeAutospacing="0" w:after="0" w:afterAutospacing="0"/>
         <w:ind w:left="720"/>
       </w:pPr>
-      <w:proofErr w:type="gramStart"/>
       <w:r>
         <w:rPr>
           <w:rFonts w:hAnsi="Symbol"/>
@@ -1397,17 +1412,18 @@
         <w:rPr>
           <w:rStyle w:val="Kiemels2"/>
         </w:rPr>
-        <w:t>Minimum</w:t>
-      </w:r>
-      <w:proofErr w:type="gramEnd"/>
-      <w:r>
-        <w:rPr>
-          <w:rStyle w:val="Kiemels2"/>
-        </w:rPr>
-        <w:t>:</w:t>
-      </w:r>
-      <w:r>
-        <w:t xml:space="preserve"> 1–2 magos, 1 GHz-es processzor</w:t>
+        <w:t>Minimum:</w:t>
+      </w:r>
+      <w:r>
+        <w:t xml:space="preserve"> 1–2 magos, 1 </w:t>
+      </w:r>
+      <w:proofErr w:type="spellStart"/>
+      <w:r>
+        <w:t>GHz</w:t>
+      </w:r>
+      <w:proofErr w:type="spellEnd"/>
+      <w:r>
+        <w:t>-es processzor</w:t>
       </w:r>
     </w:p>
     <w:p>
@@ -1416,7 +1432,6 @@
         <w:spacing w:before="0" w:beforeAutospacing="0" w:after="0" w:afterAutospacing="0"/>
         <w:ind w:left="720"/>
       </w:pPr>
-      <w:proofErr w:type="gramStart"/>
       <w:r>
         <w:rPr>
           <w:rFonts w:hAnsi="Symbol"/>
@@ -1430,17 +1445,18 @@
         <w:rPr>
           <w:rStyle w:val="Kiemels2"/>
         </w:rPr>
-        <w:t>Ajánlott</w:t>
-      </w:r>
-      <w:proofErr w:type="gramEnd"/>
-      <w:r>
-        <w:rPr>
-          <w:rStyle w:val="Kiemels2"/>
-        </w:rPr>
-        <w:t>:</w:t>
-      </w:r>
-      <w:r>
-        <w:t xml:space="preserve"> 2–4 magos, modern CPU (pl. Intel i3 vagy AMD Ryzen 3)</w:t>
+        <w:t>Ajánlott:</w:t>
+      </w:r>
+      <w:r>
+        <w:t xml:space="preserve"> 2–4 magos, modern CPU (pl. Intel i3 vagy AMD </w:t>
+      </w:r>
+      <w:proofErr w:type="spellStart"/>
+      <w:r>
+        <w:t>Ryzen</w:t>
+      </w:r>
+      <w:proofErr w:type="spellEnd"/>
+      <w:r>
+        <w:t xml:space="preserve"> 3)</w:t>
       </w:r>
     </w:p>
     <w:p>
@@ -1473,7 +1489,6 @@
         <w:spacing w:before="0" w:beforeAutospacing="0" w:after="0" w:afterAutospacing="0"/>
         <w:ind w:left="720"/>
       </w:pPr>
-      <w:proofErr w:type="gramStart"/>
       <w:r>
         <w:rPr>
           <w:rFonts w:hAnsi="Symbol"/>
@@ -1487,14 +1502,7 @@
         <w:rPr>
           <w:rStyle w:val="Kiemels2"/>
         </w:rPr>
-        <w:t>Minimum</w:t>
-      </w:r>
-      <w:proofErr w:type="gramEnd"/>
-      <w:r>
-        <w:rPr>
-          <w:rStyle w:val="Kiemels2"/>
-        </w:rPr>
-        <w:t>:</w:t>
+        <w:t>Minimum:</w:t>
       </w:r>
       <w:r>
         <w:t xml:space="preserve"> 2 GB RAM</w:t>
@@ -1506,7 +1514,6 @@
         <w:spacing w:before="0" w:beforeAutospacing="0" w:after="0" w:afterAutospacing="0"/>
         <w:ind w:left="720"/>
       </w:pPr>
-      <w:proofErr w:type="gramStart"/>
       <w:r>
         <w:rPr>
           <w:rFonts w:hAnsi="Symbol"/>
@@ -1520,14 +1527,7 @@
         <w:rPr>
           <w:rStyle w:val="Kiemels2"/>
         </w:rPr>
-        <w:t>Ajánlott</w:t>
-      </w:r>
-      <w:proofErr w:type="gramEnd"/>
-      <w:r>
-        <w:rPr>
-          <w:rStyle w:val="Kiemels2"/>
-        </w:rPr>
-        <w:t>:</w:t>
+        <w:t>Ajánlott:</w:t>
       </w:r>
       <w:r>
         <w:t xml:space="preserve"> 4–8 GB RAM</w:t>
@@ -1562,7 +1562,6 @@
         <w:spacing w:before="0" w:beforeAutospacing="0" w:after="0" w:afterAutospacing="0"/>
         <w:ind w:left="720"/>
       </w:pPr>
-      <w:proofErr w:type="gramStart"/>
       <w:r>
         <w:rPr>
           <w:rFonts w:hAnsi="Symbol"/>
@@ -1576,14 +1575,7 @@
         <w:rPr>
           <w:rStyle w:val="Kiemels2"/>
         </w:rPr>
-        <w:t>Minimum</w:t>
-      </w:r>
-      <w:proofErr w:type="gramEnd"/>
-      <w:r>
-        <w:rPr>
-          <w:rStyle w:val="Kiemels2"/>
-        </w:rPr>
-        <w:t>:</w:t>
+        <w:t>Minimum:</w:t>
       </w:r>
       <w:r>
         <w:t xml:space="preserve"> 10 GB szabad hely</w:t>
@@ -1595,7 +1587,6 @@
         <w:spacing w:before="0" w:beforeAutospacing="0" w:after="0" w:afterAutospacing="0"/>
         <w:ind w:left="720"/>
       </w:pPr>
-      <w:proofErr w:type="gramStart"/>
       <w:r>
         <w:rPr>
           <w:rFonts w:hAnsi="Symbol"/>
@@ -1609,14 +1600,7 @@
         <w:rPr>
           <w:rStyle w:val="Kiemels2"/>
         </w:rPr>
-        <w:t>Ajánlott</w:t>
-      </w:r>
-      <w:proofErr w:type="gramEnd"/>
-      <w:r>
-        <w:rPr>
-          <w:rStyle w:val="Kiemels2"/>
-        </w:rPr>
-        <w:t>:</w:t>
+        <w:t>Ajánlott:</w:t>
       </w:r>
       <w:r>
         <w:t xml:space="preserve"> SSD meghajtó legalább 50 GB szabad hellyel</w:t>
@@ -1725,7 +1709,15 @@
         <w:t>B</w:t>
       </w:r>
       <w:r>
-        <w:t>öngésző (pl.: Chrome, FireFox)</w:t>
+        <w:t xml:space="preserve">öngésző (pl.: Chrome, </w:t>
+      </w:r>
+      <w:proofErr w:type="spellStart"/>
+      <w:r>
+        <w:t>FireFox</w:t>
+      </w:r>
+      <w:proofErr w:type="spellEnd"/>
+      <w:r>
+        <w:t>)</w:t>
       </w:r>
     </w:p>
     <w:p>
@@ -1758,7 +1750,15 @@
         <w:t xml:space="preserve">Egy weboldal futtatásához alapvetően nem kell túl erős hardver – különösen akkor, ha csak fejlesztésre vagy kisebb forgalmú kiszolgálásra használjuk. </w:t>
       </w:r>
       <w:r>
-        <w:t>Az operációs rendszer biztosítja azt az alapvető környezetet, ahol a webszerver, adatbázis és egyéb szoftverek futnak. Például Windows, Linux vagy macOS. Ez futtatja a XAMPP-ot és kezeli a rendszer erőforrásait.</w:t>
+        <w:t xml:space="preserve">Az operációs rendszer biztosítja azt az alapvető környezetet, ahol a webszerver, adatbázis és egyéb szoftverek futnak. Például Windows, Linux vagy </w:t>
+      </w:r>
+      <w:proofErr w:type="spellStart"/>
+      <w:r>
+        <w:t>macOS</w:t>
+      </w:r>
+      <w:proofErr w:type="spellEnd"/>
+      <w:r>
+        <w:t>. Ez futtatja a XAMPP-ot és kezeli a rendszer erőforrásait.</w:t>
       </w:r>
       <w:r>
         <w:t xml:space="preserve"> A XAMPP egy olyan csomag, amely tartalmazza a legfontosabb szerverkomponenseket, amik szükségesek a weboldal futtatásához, tehát lehetővé teszi, hogy helyben (lokálisan) futtassuk és teszteljük a weboldalt. A böngésző egy kliensprogram, am</w:t>
@@ -1773,7 +1773,15 @@
         <w:t>Maga a</w:t>
       </w:r>
       <w:r>
-        <w:t xml:space="preserve"> böngésző kérést küld a szervernek (pl. a XAMPP által futtatott Apache-nak), majd megjeleníti a válaszként kapott HTML, CSS és JavaScript tartalmat.</w:t>
+        <w:t xml:space="preserve"> böngésző kérést küld a szervernek (pl. a XAMPP által futtatott </w:t>
+      </w:r>
+      <w:proofErr w:type="spellStart"/>
+      <w:r>
+        <w:t>Apache-nak</w:t>
+      </w:r>
+      <w:proofErr w:type="spellEnd"/>
+      <w:r>
+        <w:t>), majd megjeleníti a válaszként kapott HTML, CSS és JavaScript tartalmat.</w:t>
       </w:r>
     </w:p>
     <w:p>
@@ -1929,7 +1937,7 @@
               </wp:anchor>
             </w:drawing>
           </mc:Choice>
-          <mc:Fallback xmlns:a="http://schemas.openxmlformats.org/drawingml/2006/main" xmlns:pic="http://schemas.openxmlformats.org/drawingml/2006/picture" xmlns:a14="http://schemas.microsoft.com/office/drawing/2010/main">
+          <mc:Fallback xmlns:a14="http://schemas.microsoft.com/office/drawing/2010/main" xmlns:pic="http://schemas.openxmlformats.org/drawingml/2006/picture" xmlns:a="http://schemas.openxmlformats.org/drawingml/2006/main">
             <w:pict>
               <v:shape id="Derékszögű háromszög 7" style="position:absolute;margin-left:0;margin-top:-71.1pt;width:190.5pt;height:190.5pt;rotation:90;z-index:251666432;visibility:visible;mso-wrap-style:square;mso-width-percent:0;mso-wrap-distance-left:9pt;mso-wrap-distance-top:0;mso-wrap-distance-right:9pt;mso-wrap-distance-bottom:0;mso-position-horizontal:left;mso-position-horizontal-relative:page;mso-position-vertical:absolute;mso-position-vertical-relative:text;mso-width-percent:0;mso-width-relative:margin;v-text-anchor:middle" coordsize="2419350,2419350" o:spid="_x0000_s1026" fillcolor="#ed7d31 [3205]" stroked="f" strokeweight="1pt" path="m,2419350l,c806450,806450,-382154,2206666,2419350,2419350l,2419350xe" o:gfxdata="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" w14:anchorId="2FA07425">
                 <v:stroke joinstyle="miter"/>
@@ -2078,33 +2086,41 @@
         <w:rPr>
           <w:lang w:val="en-US"/>
         </w:rPr>
-        <w:t xml:space="preserve">Visual Studio </w:t>
-      </w:r>
-      <w:proofErr w:type="gramStart"/>
+        <w:t>Visual Studio Code</w:t>
+      </w:r>
       <w:r>
         <w:rPr>
           <w:lang w:val="en-US"/>
         </w:rPr>
-        <w:t>Code</w:t>
-      </w:r>
+        <w:t>(</w:t>
+      </w:r>
+      <w:proofErr w:type="spellStart"/>
       <w:r>
         <w:rPr>
           <w:lang w:val="en-US"/>
         </w:rPr>
-        <w:t>(</w:t>
-      </w:r>
-      <w:proofErr w:type="gramEnd"/>
+        <w:t>Fejlesztői</w:t>
+      </w:r>
+      <w:proofErr w:type="spellEnd"/>
       <w:r>
         <w:rPr>
           <w:lang w:val="en-US"/>
         </w:rPr>
-        <w:t>Fejlesztői</w:t>
-      </w:r>
+        <w:t xml:space="preserve"> </w:t>
+      </w:r>
+      <w:proofErr w:type="spellStart"/>
       <w:r>
         <w:rPr>
           <w:lang w:val="en-US"/>
         </w:rPr>
-        <w:t xml:space="preserve"> Környezet)</w:t>
+        <w:t>Környezet</w:t>
+      </w:r>
+      <w:proofErr w:type="spellEnd"/>
+      <w:r>
+        <w:rPr>
+          <w:lang w:val="en-US"/>
+        </w:rPr>
+        <w:t>)</w:t>
       </w:r>
     </w:p>
     <w:p>
@@ -2133,21 +2149,42 @@
         <w:t xml:space="preserve">.1 </w:t>
       </w:r>
       <w:r>
-        <w:t>Visual Studio Code</w:t>
+        <w:t xml:space="preserve">Visual </w:t>
+      </w:r>
+      <w:proofErr w:type="spellStart"/>
+      <w:r>
+        <w:t>Studio</w:t>
+      </w:r>
+      <w:proofErr w:type="spellEnd"/>
+      <w:r>
+        <w:t xml:space="preserve"> </w:t>
+      </w:r>
+      <w:proofErr w:type="spellStart"/>
+      <w:r>
+        <w:t>Code</w:t>
       </w:r>
       <w:bookmarkEnd w:id="3"/>
-    </w:p>
-    <w:p>
-      <w:r>
-        <w:t xml:space="preserve">A Visual Studio </w:t>
-      </w:r>
-      <w:proofErr w:type="gramStart"/>
-      <w:r>
-        <w:t>Code(</w:t>
-      </w:r>
-      <w:proofErr w:type="gramEnd"/>
-      <w:r>
-        <w:t xml:space="preserve">VSC) egy </w:t>
+      <w:proofErr w:type="spellEnd"/>
+    </w:p>
+    <w:p>
+      <w:r>
+        <w:t xml:space="preserve">A Visual </w:t>
+      </w:r>
+      <w:proofErr w:type="spellStart"/>
+      <w:r>
+        <w:t>Studio</w:t>
+      </w:r>
+      <w:proofErr w:type="spellEnd"/>
+      <w:r>
+        <w:t xml:space="preserve"> </w:t>
+      </w:r>
+      <w:proofErr w:type="spellStart"/>
+      <w:r>
+        <w:t>Code</w:t>
+      </w:r>
+      <w:proofErr w:type="spellEnd"/>
+      <w:r>
+        <w:t xml:space="preserve">(VSC) egy </w:t>
       </w:r>
       <w:r>
         <w:t xml:space="preserve">fejlesztői </w:t>
@@ -2155,13 +2192,59 @@
       <w:r>
         <w:t>környezet(</w:t>
       </w:r>
+      <w:proofErr w:type="spellStart"/>
       <w:r>
         <w:rPr>
           <w:rFonts w:eastAsia="Times New Roman" w:cs="Times New Roman"/>
           <w:color w:val="0D0D0D" w:themeColor="text1" w:themeTint="F2"/>
           <w:szCs w:val="24"/>
         </w:rPr>
-        <w:t>Integrated Development Environment (IDE)</w:t>
+        <w:t>Integrated</w:t>
+      </w:r>
+      <w:proofErr w:type="spellEnd"/>
+      <w:r>
+        <w:rPr>
+          <w:rFonts w:eastAsia="Times New Roman" w:cs="Times New Roman"/>
+          <w:color w:val="0D0D0D" w:themeColor="text1" w:themeTint="F2"/>
+          <w:szCs w:val="24"/>
+        </w:rPr>
+        <w:t xml:space="preserve"> </w:t>
+      </w:r>
+      <w:proofErr w:type="spellStart"/>
+      <w:r>
+        <w:rPr>
+          <w:rFonts w:eastAsia="Times New Roman" w:cs="Times New Roman"/>
+          <w:color w:val="0D0D0D" w:themeColor="text1" w:themeTint="F2"/>
+          <w:szCs w:val="24"/>
+        </w:rPr>
+        <w:t>Development</w:t>
+      </w:r>
+      <w:proofErr w:type="spellEnd"/>
+      <w:r>
+        <w:rPr>
+          <w:rFonts w:eastAsia="Times New Roman" w:cs="Times New Roman"/>
+          <w:color w:val="0D0D0D" w:themeColor="text1" w:themeTint="F2"/>
+          <w:szCs w:val="24"/>
+        </w:rPr>
+        <w:t xml:space="preserve"> </w:t>
+      </w:r>
+      <w:proofErr w:type="spellStart"/>
+      <w:r>
+        <w:rPr>
+          <w:rFonts w:eastAsia="Times New Roman" w:cs="Times New Roman"/>
+          <w:color w:val="0D0D0D" w:themeColor="text1" w:themeTint="F2"/>
+          <w:szCs w:val="24"/>
+        </w:rPr>
+        <w:t>Environment</w:t>
+      </w:r>
+      <w:proofErr w:type="spellEnd"/>
+      <w:r>
+        <w:rPr>
+          <w:rFonts w:eastAsia="Times New Roman" w:cs="Times New Roman"/>
+          <w:color w:val="0D0D0D" w:themeColor="text1" w:themeTint="F2"/>
+          <w:szCs w:val="24"/>
+        </w:rPr>
+        <w:t xml:space="preserve"> (IDE)</w:t>
       </w:r>
       <w:r>
         <w:t>)</w:t>
@@ -2179,7 +2262,15 @@
         <w:t xml:space="preserve"> </w:t>
       </w:r>
       <w:r>
-        <w:t>mi a HTML5, CSS3, JavaScript-et használtuk, illetve az EJS-t. Ebben a környe</w:t>
+        <w:t>mi a HTML5, CSS3, JavaScript-</w:t>
+      </w:r>
+      <w:proofErr w:type="spellStart"/>
+      <w:r>
+        <w:t>et</w:t>
+      </w:r>
+      <w:proofErr w:type="spellEnd"/>
+      <w:r>
+        <w:t xml:space="preserve"> használtuk, illetve az EJS-t. Ebben a környe</w:t>
       </w:r>
       <w:r>
         <w:t>zetben használtuk, illetve fejlesztettünk.</w:t>
@@ -2263,13 +2354,8 @@
         <w:t>A</w:t>
       </w:r>
       <w:r>
-        <w:t xml:space="preserve"> XAMPP egy program, melyben adatbázist lehet </w:t>
-      </w:r>
-      <w:proofErr w:type="gramStart"/>
-      <w:r>
-        <w:t>működtetni</w:t>
-      </w:r>
-      <w:proofErr w:type="gramEnd"/>
+        <w:t xml:space="preserve"> XAMPP egy program, melyben adatbázist lehet működtetni</w:t>
+      </w:r>
       <w:r>
         <w:t xml:space="preserve"> amit mi is használtunk. Ehhez az SQL adatbáziskezelő nyelvet használtuk</w:t>
       </w:r>
@@ -2277,7 +2363,23 @@
         <w:t>.</w:t>
       </w:r>
       <w:r>
-        <w:t xml:space="preserve"> Továbbá, fejlesztés alatt az Apache szervert is használtuk, amely a PHP MyAdmin felületet biztosította, mely grafikus adatbázis kezelő oldal.</w:t>
+        <w:t xml:space="preserve"> Továbbá, fejlesztés alatt az </w:t>
+      </w:r>
+      <w:proofErr w:type="spellStart"/>
+      <w:r>
+        <w:t>Apache</w:t>
+      </w:r>
+      <w:proofErr w:type="spellEnd"/>
+      <w:r>
+        <w:t xml:space="preserve"> szervert is használtuk, amely a PHP </w:t>
+      </w:r>
+      <w:proofErr w:type="spellStart"/>
+      <w:r>
+        <w:t>MyAdmin</w:t>
+      </w:r>
+      <w:proofErr w:type="spellEnd"/>
+      <w:r>
+        <w:t xml:space="preserve"> felületet biztosította, mely grafikus adatbázis kezelő oldal.</w:t>
       </w:r>
     </w:p>
     <w:p>
@@ -2488,7 +2590,7 @@
               </wp:anchor>
             </w:drawing>
           </mc:Choice>
-          <mc:Fallback xmlns:a="http://schemas.openxmlformats.org/drawingml/2006/main" xmlns:pic="http://schemas.openxmlformats.org/drawingml/2006/picture" xmlns:a14="http://schemas.microsoft.com/office/drawing/2010/main">
+          <mc:Fallback xmlns:a14="http://schemas.microsoft.com/office/drawing/2010/main" xmlns:pic="http://schemas.openxmlformats.org/drawingml/2006/picture" xmlns:a="http://schemas.openxmlformats.org/drawingml/2006/main">
             <w:pict>
               <v:shape id="Derékszögű háromszög 7" style="position:absolute;margin-left:0;margin-top:-71.35pt;width:190.5pt;height:190.5pt;rotation:90;z-index:251668480;visibility:visible;mso-wrap-style:square;mso-width-percent:0;mso-wrap-distance-left:9pt;mso-wrap-distance-top:0;mso-wrap-distance-right:9pt;mso-wrap-distance-bottom:0;mso-position-horizontal:left;mso-position-horizontal-relative:page;mso-position-vertical:absolute;mso-position-vertical-relative:text;mso-width-percent:0;mso-width-relative:margin;v-text-anchor:middle" coordsize="2419350,2419350" o:spid="_x0000_s1026" fillcolor="#ed7d31 [3205]" stroked="f" strokeweight="1pt" path="m,2419350l,c806450,806450,-382154,2206666,2419350,2419350l,2419350xe" o:gfxdata="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" w14:anchorId="09313364">
                 <v:stroke joinstyle="miter"/>
@@ -2622,18 +2724,15 @@
         <w:t>Az adatbázis 7 db táblát tartalmaz: Felhasználó, Rendelés, Főétel, Köret, Szósz, Desszert, Üdítő</w:t>
       </w:r>
       <w:r>
-        <w:t xml:space="preserve">. Az utóbbi 5 a weboldalon szereplő kategóriákat írja le. A Rendelés az egy </w:t>
-      </w:r>
-      <w:proofErr w:type="gramStart"/>
-      <w:r>
-        <w:t>kapcsoló tábla</w:t>
-      </w:r>
-      <w:proofErr w:type="gramEnd"/>
-      <w:r>
-        <w:t xml:space="preserve">, de egy rendelést tartalmaz </w:t>
-      </w:r>
-      <w:r>
-        <w:t xml:space="preserve">id-k szerint. A Felhasználó meg egy felhasználó </w:t>
+        <w:t xml:space="preserve">. Az utóbbi 5 a weboldalon szereplő kategóriákat írja le. A Rendelés az egy kapcsoló tábla, de egy rendelést tartalmaz </w:t>
+      </w:r>
+      <w:proofErr w:type="spellStart"/>
+      <w:r>
+        <w:t>id</w:t>
+      </w:r>
+      <w:proofErr w:type="spellEnd"/>
+      <w:r>
+        <w:t xml:space="preserve">-k szerint. A Felhasználó meg egy felhasználó </w:t>
       </w:r>
       <w:r>
         <w:t>megadott információit, szerepkörét, és profiljának a helyzetét tartalmazza.</w:t>
@@ -2646,9 +2745,11 @@
       <w:r>
         <w:t xml:space="preserve"> adatbázis neve: </w:t>
       </w:r>
+      <w:proofErr w:type="spellStart"/>
       <w:r>
         <w:t>dozsa_csarda_adatbazis</w:t>
       </w:r>
+      <w:proofErr w:type="spellEnd"/>
     </w:p>
     <w:p>
       <w:pPr>
@@ -2850,11 +2951,19 @@
         </w:rPr>
         <w:tab/>
       </w:r>
-      <w:r>
-        <w:rPr>
-          <w:rFonts w:eastAsia="Times New Roman" w:cs="Times New Roman"/>
-        </w:rPr>
-        <w:t>id: A felhasználó azonosítóját tartalmazza</w:t>
+      <w:proofErr w:type="spellStart"/>
+      <w:r>
+        <w:rPr>
+          <w:rFonts w:eastAsia="Times New Roman" w:cs="Times New Roman"/>
+        </w:rPr>
+        <w:t>id</w:t>
+      </w:r>
+      <w:proofErr w:type="spellEnd"/>
+      <w:r>
+        <w:rPr>
+          <w:rFonts w:eastAsia="Times New Roman" w:cs="Times New Roman"/>
+        </w:rPr>
+        <w:t>: A felhasználó azonosítóját tartalmazza</w:t>
       </w:r>
       <w:r>
         <w:rPr>
@@ -2901,7 +3010,21 @@
           <w:rFonts w:eastAsia="Times New Roman" w:cs="Times New Roman"/>
         </w:rPr>
         <w:tab/>
-        <w:t>jelszó: A felhasználó jelszavát, Hash-elve/titkosítva tartalmazza</w:t>
+        <w:t xml:space="preserve">jelszó: A felhasználó jelszavát, </w:t>
+      </w:r>
+      <w:proofErr w:type="spellStart"/>
+      <w:r>
+        <w:rPr>
+          <w:rFonts w:eastAsia="Times New Roman" w:cs="Times New Roman"/>
+        </w:rPr>
+        <w:t>Hash</w:t>
+      </w:r>
+      <w:proofErr w:type="spellEnd"/>
+      <w:r>
+        <w:rPr>
+          <w:rFonts w:eastAsia="Times New Roman" w:cs="Times New Roman"/>
+        </w:rPr>
+        <w:t>-elve/titkosítva tartalmazza</w:t>
       </w:r>
     </w:p>
     <w:p>
@@ -2948,7 +3071,35 @@
         <w:rPr>
           <w:rFonts w:eastAsia="Times New Roman" w:cs="Times New Roman"/>
         </w:rPr>
-        <w:t>(admin, user)</w:t>
+        <w:t>(</w:t>
+      </w:r>
+      <w:proofErr w:type="spellStart"/>
+      <w:r>
+        <w:rPr>
+          <w:rFonts w:eastAsia="Times New Roman" w:cs="Times New Roman"/>
+        </w:rPr>
+        <w:t>admin</w:t>
+      </w:r>
+      <w:proofErr w:type="spellEnd"/>
+      <w:r>
+        <w:rPr>
+          <w:rFonts w:eastAsia="Times New Roman" w:cs="Times New Roman"/>
+        </w:rPr>
+        <w:t xml:space="preserve">, </w:t>
+      </w:r>
+      <w:proofErr w:type="spellStart"/>
+      <w:r>
+        <w:rPr>
+          <w:rFonts w:eastAsia="Times New Roman" w:cs="Times New Roman"/>
+        </w:rPr>
+        <w:t>user</w:t>
+      </w:r>
+      <w:proofErr w:type="spellEnd"/>
+      <w:r>
+        <w:rPr>
+          <w:rFonts w:eastAsia="Times New Roman" w:cs="Times New Roman"/>
+        </w:rPr>
+        <w:t>)</w:t>
       </w:r>
     </w:p>
     <w:p>
@@ -3044,11 +3195,19 @@
         </w:rPr>
         <w:tab/>
       </w:r>
-      <w:r>
-        <w:rPr>
-          <w:rFonts w:eastAsia="Times New Roman" w:cs="Times New Roman"/>
-        </w:rPr>
-        <w:t>id: A rendelés azonosítóját tartalmazza</w:t>
+      <w:proofErr w:type="spellStart"/>
+      <w:r>
+        <w:rPr>
+          <w:rFonts w:eastAsia="Times New Roman" w:cs="Times New Roman"/>
+        </w:rPr>
+        <w:t>id</w:t>
+      </w:r>
+      <w:proofErr w:type="spellEnd"/>
+      <w:r>
+        <w:rPr>
+          <w:rFonts w:eastAsia="Times New Roman" w:cs="Times New Roman"/>
+        </w:rPr>
+        <w:t>: A rendelés azonosítóját tartalmazza</w:t>
       </w:r>
       <w:r>
         <w:rPr>
@@ -3070,11 +3229,19 @@
         </w:rPr>
         <w:tab/>
       </w:r>
-      <w:r>
-        <w:rPr>
-          <w:rFonts w:eastAsia="Times New Roman" w:cs="Times New Roman"/>
-        </w:rPr>
-        <w:t>főétel_id: A Főétel azonosítóját tartalmazza</w:t>
+      <w:proofErr w:type="spellStart"/>
+      <w:r>
+        <w:rPr>
+          <w:rFonts w:eastAsia="Times New Roman" w:cs="Times New Roman"/>
+        </w:rPr>
+        <w:t>főétel_id</w:t>
+      </w:r>
+      <w:proofErr w:type="spellEnd"/>
+      <w:r>
+        <w:rPr>
+          <w:rFonts w:eastAsia="Times New Roman" w:cs="Times New Roman"/>
+        </w:rPr>
+        <w:t>: A Főétel azonosítóját tartalmazza</w:t>
       </w:r>
       <w:r>
         <w:rPr>
@@ -3095,7 +3262,20 @@
           <w:rFonts w:eastAsia="Times New Roman" w:cs="Times New Roman"/>
         </w:rPr>
         <w:tab/>
-        <w:t>köret_id: A Köret azonosítóját tartalmazza</w:t>
+      </w:r>
+      <w:proofErr w:type="spellStart"/>
+      <w:r>
+        <w:rPr>
+          <w:rFonts w:eastAsia="Times New Roman" w:cs="Times New Roman"/>
+        </w:rPr>
+        <w:t>köret_id</w:t>
+      </w:r>
+      <w:proofErr w:type="spellEnd"/>
+      <w:r>
+        <w:rPr>
+          <w:rFonts w:eastAsia="Times New Roman" w:cs="Times New Roman"/>
+        </w:rPr>
+        <w:t>: A Köret azonosítóját tartalmazza</w:t>
       </w:r>
       <w:r>
         <w:rPr>
@@ -3117,11 +3297,19 @@
         </w:rPr>
         <w:tab/>
       </w:r>
-      <w:r>
-        <w:rPr>
-          <w:rFonts w:eastAsia="Times New Roman" w:cs="Times New Roman"/>
-        </w:rPr>
-        <w:t>szosz_id: A Szósz azonosítóját tartalmazza</w:t>
+      <w:proofErr w:type="spellStart"/>
+      <w:r>
+        <w:rPr>
+          <w:rFonts w:eastAsia="Times New Roman" w:cs="Times New Roman"/>
+        </w:rPr>
+        <w:t>szosz_id</w:t>
+      </w:r>
+      <w:proofErr w:type="spellEnd"/>
+      <w:r>
+        <w:rPr>
+          <w:rFonts w:eastAsia="Times New Roman" w:cs="Times New Roman"/>
+        </w:rPr>
+        <w:t>: A Szósz azonosítóját tartalmazza</w:t>
       </w:r>
       <w:r>
         <w:rPr>
@@ -3143,11 +3331,19 @@
         </w:rPr>
         <w:tab/>
       </w:r>
-      <w:r>
-        <w:rPr>
-          <w:rFonts w:eastAsia="Times New Roman" w:cs="Times New Roman"/>
-        </w:rPr>
-        <w:t>üditő_id: Az Üdítő azonosítóját tartalmazza</w:t>
+      <w:proofErr w:type="spellStart"/>
+      <w:r>
+        <w:rPr>
+          <w:rFonts w:eastAsia="Times New Roman" w:cs="Times New Roman"/>
+        </w:rPr>
+        <w:t>üditő_id</w:t>
+      </w:r>
+      <w:proofErr w:type="spellEnd"/>
+      <w:r>
+        <w:rPr>
+          <w:rFonts w:eastAsia="Times New Roman" w:cs="Times New Roman"/>
+        </w:rPr>
+        <w:t>: Az Üdítő azonosítóját tartalmazza</w:t>
       </w:r>
       <w:r>
         <w:rPr>
@@ -3169,11 +3365,19 @@
         </w:rPr>
         <w:tab/>
       </w:r>
-      <w:r>
-        <w:rPr>
-          <w:rFonts w:eastAsia="Times New Roman" w:cs="Times New Roman"/>
-        </w:rPr>
-        <w:t>fel_id: A felhasználó azonosítóját tartalmazza</w:t>
+      <w:proofErr w:type="spellStart"/>
+      <w:r>
+        <w:rPr>
+          <w:rFonts w:eastAsia="Times New Roman" w:cs="Times New Roman"/>
+        </w:rPr>
+        <w:t>fel_id</w:t>
+      </w:r>
+      <w:proofErr w:type="spellEnd"/>
+      <w:r>
+        <w:rPr>
+          <w:rFonts w:eastAsia="Times New Roman" w:cs="Times New Roman"/>
+        </w:rPr>
+        <w:t>: A felhasználó azonosítóját tartalmazza</w:t>
       </w:r>
       <w:r>
         <w:rPr>
@@ -3194,7 +3398,20 @@
           <w:rFonts w:eastAsia="Times New Roman" w:cs="Times New Roman"/>
         </w:rPr>
         <w:tab/>
-        <w:t>desszert_id: A Desszert azonosítóját tartalmazza</w:t>
+      </w:r>
+      <w:proofErr w:type="spellStart"/>
+      <w:r>
+        <w:rPr>
+          <w:rFonts w:eastAsia="Times New Roman" w:cs="Times New Roman"/>
+        </w:rPr>
+        <w:t>desszert_id</w:t>
+      </w:r>
+      <w:proofErr w:type="spellEnd"/>
+      <w:r>
+        <w:rPr>
+          <w:rFonts w:eastAsia="Times New Roman" w:cs="Times New Roman"/>
+        </w:rPr>
+        <w:t>: A Desszert azonosítóját tartalmazza</w:t>
       </w:r>
       <w:r>
         <w:rPr>
@@ -3238,11 +3455,19 @@
         </w:rPr>
         <w:tab/>
       </w:r>
-      <w:r>
-        <w:rPr>
-          <w:rFonts w:eastAsia="Times New Roman" w:cs="Times New Roman"/>
-        </w:rPr>
-        <w:t>id: A Főétel azonosítóját tartalmazza</w:t>
+      <w:proofErr w:type="spellStart"/>
+      <w:r>
+        <w:rPr>
+          <w:rFonts w:eastAsia="Times New Roman" w:cs="Times New Roman"/>
+        </w:rPr>
+        <w:t>id</w:t>
+      </w:r>
+      <w:proofErr w:type="spellEnd"/>
+      <w:r>
+        <w:rPr>
+          <w:rFonts w:eastAsia="Times New Roman" w:cs="Times New Roman"/>
+        </w:rPr>
+        <w:t>: A Főétel azonosítóját tartalmazza</w:t>
       </w:r>
       <w:r>
         <w:rPr>
@@ -3352,7 +3577,20 @@
           <w:rFonts w:eastAsia="Times New Roman" w:cs="Times New Roman"/>
         </w:rPr>
         <w:tab/>
-        <w:t>id: A Köret azonosítóját tartalmazza</w:t>
+      </w:r>
+      <w:proofErr w:type="spellStart"/>
+      <w:r>
+        <w:rPr>
+          <w:rFonts w:eastAsia="Times New Roman" w:cs="Times New Roman"/>
+        </w:rPr>
+        <w:t>id</w:t>
+      </w:r>
+      <w:proofErr w:type="spellEnd"/>
+      <w:r>
+        <w:rPr>
+          <w:rFonts w:eastAsia="Times New Roman" w:cs="Times New Roman"/>
+        </w:rPr>
+        <w:t>: A Köret azonosítóját tartalmazza</w:t>
       </w:r>
       <w:r>
         <w:rPr>
@@ -3635,7 +3873,20 @@
           <w:rFonts w:eastAsia="Times New Roman" w:cs="Times New Roman"/>
         </w:rPr>
         <w:tab/>
-        <w:t xml:space="preserve">id: A </w:t>
+      </w:r>
+      <w:proofErr w:type="spellStart"/>
+      <w:r>
+        <w:rPr>
+          <w:rFonts w:eastAsia="Times New Roman" w:cs="Times New Roman"/>
+        </w:rPr>
+        <w:t>id</w:t>
+      </w:r>
+      <w:proofErr w:type="spellEnd"/>
+      <w:r>
+        <w:rPr>
+          <w:rFonts w:eastAsia="Times New Roman" w:cs="Times New Roman"/>
+        </w:rPr>
+        <w:t xml:space="preserve">: A </w:t>
       </w:r>
       <w:r>
         <w:rPr>
@@ -3767,7 +4018,20 @@
           <w:rFonts w:eastAsia="Times New Roman" w:cs="Times New Roman"/>
         </w:rPr>
         <w:tab/>
-        <w:t>id: A</w:t>
+      </w:r>
+      <w:proofErr w:type="spellStart"/>
+      <w:r>
+        <w:rPr>
+          <w:rFonts w:eastAsia="Times New Roman" w:cs="Times New Roman"/>
+        </w:rPr>
+        <w:t>id</w:t>
+      </w:r>
+      <w:proofErr w:type="spellEnd"/>
+      <w:r>
+        <w:rPr>
+          <w:rFonts w:eastAsia="Times New Roman" w:cs="Times New Roman"/>
+        </w:rPr>
+        <w:t>: A</w:t>
       </w:r>
       <w:r>
         <w:rPr>
@@ -3926,7 +4190,20 @@
           <w:rFonts w:eastAsia="Times New Roman" w:cs="Times New Roman"/>
         </w:rPr>
         <w:tab/>
-        <w:t>id: A Desszert azonosítóját tartalmazza</w:t>
+      </w:r>
+      <w:proofErr w:type="spellStart"/>
+      <w:r>
+        <w:rPr>
+          <w:rFonts w:eastAsia="Times New Roman" w:cs="Times New Roman"/>
+        </w:rPr>
+        <w:t>id</w:t>
+      </w:r>
+      <w:proofErr w:type="spellEnd"/>
+      <w:r>
+        <w:rPr>
+          <w:rFonts w:eastAsia="Times New Roman" w:cs="Times New Roman"/>
+        </w:rPr>
+        <w:t>: A Desszert azonosítóját tartalmazza</w:t>
       </w:r>
       <w:r>
         <w:rPr>
@@ -4313,7 +4590,21 @@
         <w:rPr>
           <w:rFonts w:eastAsia="Times New Roman" w:cs="Times New Roman"/>
         </w:rPr>
-        <w:t>- Server.js - A szerver indítója fájlja (Indító parancs: Node Server.js)</w:t>
+        <w:t xml:space="preserve">- Server.js - A szerver indítója fájlja (Indító parancs: </w:t>
+      </w:r>
+      <w:proofErr w:type="spellStart"/>
+      <w:r>
+        <w:rPr>
+          <w:rFonts w:eastAsia="Times New Roman" w:cs="Times New Roman"/>
+        </w:rPr>
+        <w:t>Node</w:t>
+      </w:r>
+      <w:proofErr w:type="spellEnd"/>
+      <w:r>
+        <w:rPr>
+          <w:rFonts w:eastAsia="Times New Roman" w:cs="Times New Roman"/>
+        </w:rPr>
+        <w:t xml:space="preserve"> Server.js)</w:t>
       </w:r>
     </w:p>
     <w:p>
@@ -4327,13 +4618,41 @@
         <w:rPr>
           <w:rFonts w:eastAsia="Times New Roman" w:cs="Times New Roman"/>
         </w:rPr>
-        <w:t xml:space="preserve">- routes/apiRoutes.js - A szerver végpontjait, (API) tartalmazza, </w:t>
-      </w:r>
-      <w:r>
-        <w:rPr>
-          <w:rFonts w:eastAsia="Times New Roman" w:cs="Times New Roman"/>
-        </w:rPr>
-        <w:t xml:space="preserve">az express </w:t>
+        <w:t xml:space="preserve">- </w:t>
+      </w:r>
+      <w:proofErr w:type="spellStart"/>
+      <w:r>
+        <w:rPr>
+          <w:rFonts w:eastAsia="Times New Roman" w:cs="Times New Roman"/>
+        </w:rPr>
+        <w:t>routes</w:t>
+      </w:r>
+      <w:proofErr w:type="spellEnd"/>
+      <w:r>
+        <w:rPr>
+          <w:rFonts w:eastAsia="Times New Roman" w:cs="Times New Roman"/>
+        </w:rPr>
+        <w:t xml:space="preserve">/apiRoutes.js - A szerver végpontjait, (API) tartalmazza, </w:t>
+      </w:r>
+      <w:r>
+        <w:rPr>
+          <w:rFonts w:eastAsia="Times New Roman" w:cs="Times New Roman"/>
+        </w:rPr>
+        <w:t xml:space="preserve">az </w:t>
+      </w:r>
+      <w:proofErr w:type="spellStart"/>
+      <w:r>
+        <w:rPr>
+          <w:rFonts w:eastAsia="Times New Roman" w:cs="Times New Roman"/>
+        </w:rPr>
+        <w:t>express</w:t>
+      </w:r>
+      <w:proofErr w:type="spellEnd"/>
+      <w:r>
+        <w:rPr>
+          <w:rFonts w:eastAsia="Times New Roman" w:cs="Times New Roman"/>
+        </w:rPr>
+        <w:t xml:space="preserve"> </w:t>
       </w:r>
       <w:r>
         <w:tab/>
@@ -4353,7 +4672,6 @@
       <w:r>
         <w:tab/>
       </w:r>
-      <w:proofErr w:type="gramStart"/>
       <w:r>
         <w:tab/>
       </w:r>
@@ -4361,14 +4679,21 @@
         <w:rPr>
           <w:rFonts w:eastAsia="Times New Roman" w:cs="Times New Roman"/>
         </w:rPr>
-        <w:t xml:space="preserve">  illetve</w:t>
-      </w:r>
-      <w:proofErr w:type="gramEnd"/>
-      <w:r>
-        <w:rPr>
-          <w:rFonts w:eastAsia="Times New Roman" w:cs="Times New Roman"/>
-        </w:rPr>
-        <w:t xml:space="preserve"> a controllerek felhasználásával</w:t>
+        <w:t xml:space="preserve">  illetve a </w:t>
+      </w:r>
+      <w:proofErr w:type="spellStart"/>
+      <w:r>
+        <w:rPr>
+          <w:rFonts w:eastAsia="Times New Roman" w:cs="Times New Roman"/>
+        </w:rPr>
+        <w:t>controllerek</w:t>
+      </w:r>
+      <w:proofErr w:type="spellEnd"/>
+      <w:r>
+        <w:rPr>
+          <w:rFonts w:eastAsia="Times New Roman" w:cs="Times New Roman"/>
+        </w:rPr>
+        <w:t xml:space="preserve"> felhasználásával</w:t>
       </w:r>
     </w:p>
     <w:p>
@@ -4416,7 +4741,21 @@
         <w:rPr>
           <w:rFonts w:eastAsia="Times New Roman" w:cs="Times New Roman"/>
         </w:rPr>
-        <w:t xml:space="preserve"> – A Profilhoz kapcsodó API-k útvonalát tartalmazza</w:t>
+        <w:t xml:space="preserve"> – A Profilhoz </w:t>
+      </w:r>
+      <w:proofErr w:type="spellStart"/>
+      <w:r>
+        <w:rPr>
+          <w:rFonts w:eastAsia="Times New Roman" w:cs="Times New Roman"/>
+        </w:rPr>
+        <w:t>kapcsodó</w:t>
+      </w:r>
+      <w:proofErr w:type="spellEnd"/>
+      <w:r>
+        <w:rPr>
+          <w:rFonts w:eastAsia="Times New Roman" w:cs="Times New Roman"/>
+        </w:rPr>
+        <w:t xml:space="preserve"> API-k útvonalát tartalmazza</w:t>
       </w:r>
     </w:p>
     <w:p>
@@ -4430,7 +4769,21 @@
         <w:rPr>
           <w:rFonts w:eastAsia="Times New Roman" w:cs="Times New Roman"/>
         </w:rPr>
-        <w:t xml:space="preserve">- models/foodModel.js - A szerver adatait tartalmazza, később adatbázissal </w:t>
+        <w:t xml:space="preserve">- </w:t>
+      </w:r>
+      <w:proofErr w:type="spellStart"/>
+      <w:r>
+        <w:rPr>
+          <w:rFonts w:eastAsia="Times New Roman" w:cs="Times New Roman"/>
+        </w:rPr>
+        <w:t>models</w:t>
+      </w:r>
+      <w:proofErr w:type="spellEnd"/>
+      <w:r>
+        <w:rPr>
+          <w:rFonts w:eastAsia="Times New Roman" w:cs="Times New Roman"/>
+        </w:rPr>
+        <w:t xml:space="preserve">/foodModel.js - A szerver adatait tartalmazza, később adatbázissal </w:t>
       </w:r>
       <w:r>
         <w:tab/>
@@ -4491,7 +4844,21 @@
         <w:rPr>
           <w:rFonts w:eastAsia="Times New Roman" w:cs="Times New Roman"/>
         </w:rPr>
-        <w:t xml:space="preserve">- controllers/foodController.js - A szerver vezérlője, tartalmazza a </w:t>
+        <w:t xml:space="preserve">- </w:t>
+      </w:r>
+      <w:proofErr w:type="spellStart"/>
+      <w:r>
+        <w:rPr>
+          <w:rFonts w:eastAsia="Times New Roman" w:cs="Times New Roman"/>
+        </w:rPr>
+        <w:t>controllers</w:t>
+      </w:r>
+      <w:proofErr w:type="spellEnd"/>
+      <w:r>
+        <w:rPr>
+          <w:rFonts w:eastAsia="Times New Roman" w:cs="Times New Roman"/>
+        </w:rPr>
+        <w:t xml:space="preserve">/foodController.js - A szerver vezérlője, tartalmazza a </w:t>
       </w:r>
       <w:r>
         <w:tab/>
@@ -4556,7 +4923,35 @@
         <w:rPr>
           <w:rFonts w:eastAsia="Times New Roman" w:cs="Times New Roman"/>
         </w:rPr>
-        <w:t>pageController.js – A pageRoutes – hoz a controller, az oldalak közötti</w:t>
+        <w:t xml:space="preserve">pageController.js – A </w:t>
+      </w:r>
+      <w:proofErr w:type="spellStart"/>
+      <w:r>
+        <w:rPr>
+          <w:rFonts w:eastAsia="Times New Roman" w:cs="Times New Roman"/>
+        </w:rPr>
+        <w:t>pageRoutes</w:t>
+      </w:r>
+      <w:proofErr w:type="spellEnd"/>
+      <w:r>
+        <w:rPr>
+          <w:rFonts w:eastAsia="Times New Roman" w:cs="Times New Roman"/>
+        </w:rPr>
+        <w:t xml:space="preserve"> – hoz a </w:t>
+      </w:r>
+      <w:proofErr w:type="spellStart"/>
+      <w:r>
+        <w:rPr>
+          <w:rFonts w:eastAsia="Times New Roman" w:cs="Times New Roman"/>
+        </w:rPr>
+        <w:t>controller</w:t>
+      </w:r>
+      <w:proofErr w:type="spellEnd"/>
+      <w:r>
+        <w:rPr>
+          <w:rFonts w:eastAsia="Times New Roman" w:cs="Times New Roman"/>
+        </w:rPr>
+        <w:t>, az oldalak közötti</w:t>
       </w:r>
       <w:r>
         <w:rPr>
@@ -4576,7 +4971,35 @@
         <w:rPr>
           <w:rFonts w:eastAsia="Times New Roman" w:cs="Times New Roman"/>
         </w:rPr>
-        <w:t>/userController.js – A userRoutes és a userModel-hez tartozó kontroller, ami a feltöltést, illetve a profilhoz tartozó lekérdezéseket biztosítja</w:t>
+        <w:t xml:space="preserve">/userController.js – A </w:t>
+      </w:r>
+      <w:proofErr w:type="spellStart"/>
+      <w:r>
+        <w:rPr>
+          <w:rFonts w:eastAsia="Times New Roman" w:cs="Times New Roman"/>
+        </w:rPr>
+        <w:t>userRoutes</w:t>
+      </w:r>
+      <w:proofErr w:type="spellEnd"/>
+      <w:r>
+        <w:rPr>
+          <w:rFonts w:eastAsia="Times New Roman" w:cs="Times New Roman"/>
+        </w:rPr>
+        <w:t xml:space="preserve"> és a </w:t>
+      </w:r>
+      <w:proofErr w:type="spellStart"/>
+      <w:r>
+        <w:rPr>
+          <w:rFonts w:eastAsia="Times New Roman" w:cs="Times New Roman"/>
+        </w:rPr>
+        <w:t>userModel-hez</w:t>
+      </w:r>
+      <w:proofErr w:type="spellEnd"/>
+      <w:r>
+        <w:rPr>
+          <w:rFonts w:eastAsia="Times New Roman" w:cs="Times New Roman"/>
+        </w:rPr>
+        <w:t xml:space="preserve"> tartozó kontroller, ami a feltöltést, illetve a profilhoz tartozó lekérdezéseket biztosítja</w:t>
       </w:r>
     </w:p>
     <w:p>
@@ -4590,33 +5013,47 @@
         <w:rPr>
           <w:rFonts w:eastAsia="Times New Roman" w:cs="Times New Roman"/>
         </w:rPr>
-        <w:t>- config/db.js – A</w:t>
-      </w:r>
-      <w:r>
-        <w:rPr>
-          <w:rFonts w:eastAsia="Times New Roman" w:cs="Times New Roman"/>
-        </w:rPr>
-        <w:t xml:space="preserve">z adatbázis </w:t>
-      </w:r>
-      <w:proofErr w:type="gramStart"/>
-      <w:r>
-        <w:rPr>
-          <w:rFonts w:eastAsia="Times New Roman" w:cs="Times New Roman"/>
-        </w:rPr>
-        <w:t>használatát</w:t>
-      </w:r>
-      <w:proofErr w:type="gramEnd"/>
-      <w:r>
-        <w:rPr>
-          <w:rFonts w:eastAsia="Times New Roman" w:cs="Times New Roman"/>
-        </w:rPr>
-        <w:t xml:space="preserve"> illetve</w:t>
-      </w:r>
-      <w:r>
-        <w:rPr>
-          <w:rFonts w:eastAsia="Times New Roman" w:cs="Times New Roman"/>
-        </w:rPr>
-        <w:t xml:space="preserve"> kezelését tartalmazza, amit az npm </w:t>
+        <w:t xml:space="preserve">- </w:t>
+      </w:r>
+      <w:proofErr w:type="spellStart"/>
+      <w:r>
+        <w:rPr>
+          <w:rFonts w:eastAsia="Times New Roman" w:cs="Times New Roman"/>
+        </w:rPr>
+        <w:t>config</w:t>
+      </w:r>
+      <w:proofErr w:type="spellEnd"/>
+      <w:r>
+        <w:rPr>
+          <w:rFonts w:eastAsia="Times New Roman" w:cs="Times New Roman"/>
+        </w:rPr>
+        <w:t>/db.js – A</w:t>
+      </w:r>
+      <w:r>
+        <w:rPr>
+          <w:rFonts w:eastAsia="Times New Roman" w:cs="Times New Roman"/>
+        </w:rPr>
+        <w:t>z adatbázis használatát illetve</w:t>
+      </w:r>
+      <w:r>
+        <w:rPr>
+          <w:rFonts w:eastAsia="Times New Roman" w:cs="Times New Roman"/>
+        </w:rPr>
+        <w:t xml:space="preserve"> kezelését tartalmazza, amit az </w:t>
+      </w:r>
+      <w:proofErr w:type="spellStart"/>
+      <w:r>
+        <w:rPr>
+          <w:rFonts w:eastAsia="Times New Roman" w:cs="Times New Roman"/>
+        </w:rPr>
+        <w:t>npm</w:t>
+      </w:r>
+      <w:proofErr w:type="spellEnd"/>
+      <w:r>
+        <w:rPr>
+          <w:rFonts w:eastAsia="Times New Roman" w:cs="Times New Roman"/>
+        </w:rPr>
+        <w:t xml:space="preserve"> </w:t>
       </w:r>
     </w:p>
     <w:p>
@@ -4630,7 +5067,21 @@
           <w:rFonts w:eastAsia="Times New Roman" w:cs="Times New Roman"/>
         </w:rPr>
         <w:tab/>
-        <w:t>mysql2 module biztosít.</w:t>
+        <w:t xml:space="preserve">mysql2 </w:t>
+      </w:r>
+      <w:proofErr w:type="spellStart"/>
+      <w:r>
+        <w:rPr>
+          <w:rFonts w:eastAsia="Times New Roman" w:cs="Times New Roman"/>
+        </w:rPr>
+        <w:t>module</w:t>
+      </w:r>
+      <w:proofErr w:type="spellEnd"/>
+      <w:r>
+        <w:rPr>
+          <w:rFonts w:eastAsia="Times New Roman" w:cs="Times New Roman"/>
+        </w:rPr>
+        <w:t xml:space="preserve"> biztosít.</w:t>
       </w:r>
     </w:p>
     <w:p>
@@ -4646,17 +5097,33 @@
         <w:tab/>
         <w:t xml:space="preserve">- </w:t>
       </w:r>
+      <w:proofErr w:type="spellStart"/>
       <w:r>
         <w:rPr>
           <w:rFonts w:eastAsia="Times New Roman" w:cs="Times New Roman"/>
         </w:rPr>
         <w:t>config</w:t>
       </w:r>
-      <w:r>
-        <w:rPr>
-          <w:rFonts w:eastAsia="Times New Roman" w:cs="Times New Roman"/>
-        </w:rPr>
-        <w:t>/database.sql – Az adatbázis leírását, kódját tartalmazza.</w:t>
+      <w:proofErr w:type="spellEnd"/>
+      <w:r>
+        <w:rPr>
+          <w:rFonts w:eastAsia="Times New Roman" w:cs="Times New Roman"/>
+        </w:rPr>
+        <w:t>/</w:t>
+      </w:r>
+      <w:proofErr w:type="spellStart"/>
+      <w:r>
+        <w:rPr>
+          <w:rFonts w:eastAsia="Times New Roman" w:cs="Times New Roman"/>
+        </w:rPr>
+        <w:t>database.sql</w:t>
+      </w:r>
+      <w:proofErr w:type="spellEnd"/>
+      <w:r>
+        <w:rPr>
+          <w:rFonts w:eastAsia="Times New Roman" w:cs="Times New Roman"/>
+        </w:rPr>
+        <w:t xml:space="preserve"> – Az adatbázis leírását, kódját tartalmazza.</w:t>
       </w:r>
     </w:p>
     <w:p>
@@ -4672,31 +5139,25 @@
         <w:tab/>
         <w:t xml:space="preserve">- </w:t>
       </w:r>
-      <w:r>
-        <w:rPr>
-          <w:rFonts w:eastAsia="Times New Roman" w:cs="Times New Roman"/>
-        </w:rPr>
-        <w:t>seed/</w:t>
-      </w:r>
-      <w:r>
-        <w:rPr>
-          <w:rFonts w:eastAsia="Times New Roman" w:cs="Times New Roman"/>
-        </w:rPr>
-        <w:t xml:space="preserve">seedFood.js – Az adatbázis alap adatait tartalmazza, </w:t>
-      </w:r>
-      <w:proofErr w:type="gramStart"/>
-      <w:r>
-        <w:rPr>
-          <w:rFonts w:eastAsia="Times New Roman" w:cs="Times New Roman"/>
-        </w:rPr>
-        <w:t>mely</w:t>
-      </w:r>
-      <w:proofErr w:type="gramEnd"/>
-      <w:r>
-        <w:rPr>
-          <w:rFonts w:eastAsia="Times New Roman" w:cs="Times New Roman"/>
-        </w:rPr>
-        <w:t xml:space="preserve"> ha lefut, feltölti őket</w:t>
+      <w:proofErr w:type="spellStart"/>
+      <w:r>
+        <w:rPr>
+          <w:rFonts w:eastAsia="Times New Roman" w:cs="Times New Roman"/>
+        </w:rPr>
+        <w:t>seed</w:t>
+      </w:r>
+      <w:proofErr w:type="spellEnd"/>
+      <w:r>
+        <w:rPr>
+          <w:rFonts w:eastAsia="Times New Roman" w:cs="Times New Roman"/>
+        </w:rPr>
+        <w:t>/</w:t>
+      </w:r>
+      <w:r>
+        <w:rPr>
+          <w:rFonts w:eastAsia="Times New Roman" w:cs="Times New Roman"/>
+        </w:rPr>
+        <w:t>seedFood.js – Az adatbázis alap adatait tartalmazza, mely ha lefut, feltölti őket</w:t>
       </w:r>
     </w:p>
     <w:p>
@@ -4710,15 +5171,16 @@
           <w:rFonts w:eastAsia="Times New Roman" w:cs="Times New Roman"/>
         </w:rPr>
         <w:tab/>
-      </w:r>
-      <w:proofErr w:type="gramStart"/>
-      <w:r>
-        <w:rPr>
-          <w:rFonts w:eastAsia="Times New Roman" w:cs="Times New Roman"/>
-        </w:rPr>
-        <w:t>.env</w:t>
-      </w:r>
-      <w:proofErr w:type="gramEnd"/>
+        <w:t>.</w:t>
+      </w:r>
+      <w:proofErr w:type="spellStart"/>
+      <w:r>
+        <w:rPr>
+          <w:rFonts w:eastAsia="Times New Roman" w:cs="Times New Roman"/>
+        </w:rPr>
+        <w:t>env</w:t>
+      </w:r>
+      <w:proofErr w:type="spellEnd"/>
       <w:r>
         <w:rPr>
           <w:rFonts w:eastAsia="Times New Roman" w:cs="Times New Roman"/>
@@ -4750,7 +5212,91 @@
           <w:rFonts w:eastAsia="Times New Roman" w:cs="Times New Roman"/>
         </w:rPr>
         <w:tab/>
-        <w:t>-node_modules – az npm csomagkezelő-höz szükséges, az npm init parancsal, automatikusan legenerálja</w:t>
+        <w:t>-</w:t>
+      </w:r>
+      <w:proofErr w:type="spellStart"/>
+      <w:r>
+        <w:rPr>
+          <w:rFonts w:eastAsia="Times New Roman" w:cs="Times New Roman"/>
+        </w:rPr>
+        <w:t>node_modules</w:t>
+      </w:r>
+      <w:proofErr w:type="spellEnd"/>
+      <w:r>
+        <w:rPr>
+          <w:rFonts w:eastAsia="Times New Roman" w:cs="Times New Roman"/>
+        </w:rPr>
+        <w:t xml:space="preserve"> – az </w:t>
+      </w:r>
+      <w:proofErr w:type="spellStart"/>
+      <w:r>
+        <w:rPr>
+          <w:rFonts w:eastAsia="Times New Roman" w:cs="Times New Roman"/>
+        </w:rPr>
+        <w:t>npm</w:t>
+      </w:r>
+      <w:proofErr w:type="spellEnd"/>
+      <w:r>
+        <w:rPr>
+          <w:rFonts w:eastAsia="Times New Roman" w:cs="Times New Roman"/>
+        </w:rPr>
+        <w:t xml:space="preserve"> csomagkezelő-</w:t>
+      </w:r>
+      <w:proofErr w:type="spellStart"/>
+      <w:r>
+        <w:rPr>
+          <w:rFonts w:eastAsia="Times New Roman" w:cs="Times New Roman"/>
+        </w:rPr>
+        <w:t>höz</w:t>
+      </w:r>
+      <w:proofErr w:type="spellEnd"/>
+      <w:r>
+        <w:rPr>
+          <w:rFonts w:eastAsia="Times New Roman" w:cs="Times New Roman"/>
+        </w:rPr>
+        <w:t xml:space="preserve"> szükséges, az </w:t>
+      </w:r>
+      <w:proofErr w:type="spellStart"/>
+      <w:r>
+        <w:rPr>
+          <w:rFonts w:eastAsia="Times New Roman" w:cs="Times New Roman"/>
+        </w:rPr>
+        <w:t>npm</w:t>
+      </w:r>
+      <w:proofErr w:type="spellEnd"/>
+      <w:r>
+        <w:rPr>
+          <w:rFonts w:eastAsia="Times New Roman" w:cs="Times New Roman"/>
+        </w:rPr>
+        <w:t xml:space="preserve"> </w:t>
+      </w:r>
+      <w:proofErr w:type="spellStart"/>
+      <w:r>
+        <w:rPr>
+          <w:rFonts w:eastAsia="Times New Roman" w:cs="Times New Roman"/>
+        </w:rPr>
+        <w:t>init</w:t>
+      </w:r>
+      <w:proofErr w:type="spellEnd"/>
+      <w:r>
+        <w:rPr>
+          <w:rFonts w:eastAsia="Times New Roman" w:cs="Times New Roman"/>
+        </w:rPr>
+        <w:t xml:space="preserve"> </w:t>
+      </w:r>
+      <w:proofErr w:type="spellStart"/>
+      <w:r>
+        <w:rPr>
+          <w:rFonts w:eastAsia="Times New Roman" w:cs="Times New Roman"/>
+        </w:rPr>
+        <w:t>parancsal</w:t>
+      </w:r>
+      <w:proofErr w:type="spellEnd"/>
+      <w:r>
+        <w:rPr>
+          <w:rFonts w:eastAsia="Times New Roman" w:cs="Times New Roman"/>
+        </w:rPr>
+        <w:t>, automatikusan legenerálja</w:t>
       </w:r>
     </w:p>
     <w:p>
@@ -4993,11 +5539,11 @@
       <w:r>
         <w:t xml:space="preserve">(A </w:t>
       </w:r>
-      <w:proofErr w:type="gramStart"/>
+      <w:proofErr w:type="spellStart"/>
       <w:r>
         <w:t>Views</w:t>
       </w:r>
-      <w:proofErr w:type="gramEnd"/>
+      <w:proofErr w:type="spellEnd"/>
       <w:r>
         <w:t xml:space="preserve"> illetve a Public mappák nem a Backend részei)</w:t>
       </w:r>
@@ -5153,7 +5699,15 @@
         <w:t>-</w:t>
       </w:r>
       <w:r>
-        <w:t xml:space="preserve"> apiRoutes:</w:t>
+        <w:t xml:space="preserve"> </w:t>
+      </w:r>
+      <w:proofErr w:type="spellStart"/>
+      <w:r>
+        <w:t>apiRoutes</w:t>
+      </w:r>
+      <w:proofErr w:type="spellEnd"/>
+      <w:r>
+        <w:t>:</w:t>
       </w:r>
     </w:p>
     <w:p>
@@ -5163,13 +5717,13 @@
       <w:r>
         <w:t xml:space="preserve">- </w:t>
       </w:r>
-      <w:proofErr w:type="gramStart"/>
-      <w:r>
-        <w:t>get(</w:t>
-      </w:r>
-      <w:proofErr w:type="gramEnd"/>
-      <w:r>
-        <w:t>’/’)</w:t>
+      <w:proofErr w:type="spellStart"/>
+      <w:r>
+        <w:t>get</w:t>
+      </w:r>
+      <w:proofErr w:type="spellEnd"/>
+      <w:r>
+        <w:t>(’/’)</w:t>
       </w:r>
     </w:p>
     <w:p>
@@ -5177,7 +5731,15 @@
         <w:ind w:left="1843"/>
       </w:pPr>
       <w:r>
-        <w:t>- get(’/login’)</w:t>
+        <w:t xml:space="preserve">- </w:t>
+      </w:r>
+      <w:proofErr w:type="spellStart"/>
+      <w:r>
+        <w:t>get</w:t>
+      </w:r>
+      <w:proofErr w:type="spellEnd"/>
+      <w:r>
+        <w:t>(’/login’)</w:t>
       </w:r>
     </w:p>
     <w:p>
@@ -5185,7 +5747,23 @@
         <w:ind w:left="1843"/>
       </w:pPr>
       <w:r>
-        <w:t>- get(’/registration’)</w:t>
+        <w:t xml:space="preserve">- </w:t>
+      </w:r>
+      <w:proofErr w:type="spellStart"/>
+      <w:r>
+        <w:t>get</w:t>
+      </w:r>
+      <w:proofErr w:type="spellEnd"/>
+      <w:r>
+        <w:t>(’/</w:t>
+      </w:r>
+      <w:proofErr w:type="spellStart"/>
+      <w:r>
+        <w:t>registration</w:t>
+      </w:r>
+      <w:proofErr w:type="spellEnd"/>
+      <w:r>
+        <w:t>’)</w:t>
       </w:r>
     </w:p>
     <w:p>
@@ -5193,7 +5771,15 @@
         <w:ind w:left="1843"/>
       </w:pPr>
       <w:r>
-        <w:t>- post(’order’)</w:t>
+        <w:t>- post(’</w:t>
+      </w:r>
+      <w:proofErr w:type="spellStart"/>
+      <w:r>
+        <w:t>order</w:t>
+      </w:r>
+      <w:proofErr w:type="spellEnd"/>
+      <w:r>
+        <w:t>’)</w:t>
       </w:r>
     </w:p>
     <w:p>
@@ -5201,8 +5787,13 @@
         <w:tab/>
         <w:t xml:space="preserve">- </w:t>
       </w:r>
-      <w:r>
-        <w:t>pageRoutes:</w:t>
+      <w:proofErr w:type="spellStart"/>
+      <w:r>
+        <w:t>pageRoutes</w:t>
+      </w:r>
+      <w:proofErr w:type="spellEnd"/>
+      <w:r>
+        <w:t>:</w:t>
       </w:r>
     </w:p>
     <w:p>
@@ -5212,13 +5803,13 @@
       <w:r>
         <w:t xml:space="preserve">- </w:t>
       </w:r>
-      <w:proofErr w:type="gramStart"/>
-      <w:r>
-        <w:t>get(</w:t>
-      </w:r>
-      <w:proofErr w:type="gramEnd"/>
-      <w:r>
-        <w:t>’/’)</w:t>
+      <w:proofErr w:type="spellStart"/>
+      <w:r>
+        <w:t>get</w:t>
+      </w:r>
+      <w:proofErr w:type="spellEnd"/>
+      <w:r>
+        <w:t>(’/’)</w:t>
       </w:r>
     </w:p>
     <w:p>
@@ -5226,13 +5817,37 @@
         <w:ind w:left="1843"/>
       </w:pPr>
       <w:r>
-        <w:t>- get(’/profile’)</w:t>
+        <w:t xml:space="preserve">- </w:t>
+      </w:r>
+      <w:proofErr w:type="spellStart"/>
+      <w:r>
+        <w:t>get</w:t>
+      </w:r>
+      <w:proofErr w:type="spellEnd"/>
+      <w:r>
+        <w:t>(’/</w:t>
+      </w:r>
+      <w:proofErr w:type="spellStart"/>
+      <w:r>
+        <w:t>profile</w:t>
+      </w:r>
+      <w:proofErr w:type="spellEnd"/>
+      <w:r>
+        <w:t>’)</w:t>
       </w:r>
     </w:p>
     <w:p>
       <w:r>
         <w:tab/>
-        <w:t>- userRoutes:</w:t>
+        <w:t xml:space="preserve">- </w:t>
+      </w:r>
+      <w:proofErr w:type="spellStart"/>
+      <w:r>
+        <w:t>userRoutes</w:t>
+      </w:r>
+      <w:proofErr w:type="spellEnd"/>
+      <w:r>
+        <w:t>:</w:t>
       </w:r>
     </w:p>
     <w:p>
@@ -5240,7 +5855,15 @@
         <w:ind w:left="1843"/>
       </w:pPr>
       <w:r>
-        <w:t>- post(’/feltoltes’)</w:t>
+        <w:t>- post(’/</w:t>
+      </w:r>
+      <w:proofErr w:type="spellStart"/>
+      <w:r>
+        <w:t>feltoltes</w:t>
+      </w:r>
+      <w:proofErr w:type="spellEnd"/>
+      <w:r>
+        <w:t>’)</w:t>
       </w:r>
     </w:p>
     <w:p>
@@ -5256,28 +5879,49 @@
         <w:ind w:left="1843"/>
       </w:pPr>
       <w:r>
-        <w:t>- delete(’/delete’)</w:t>
+        <w:t xml:space="preserve">- </w:t>
+      </w:r>
+      <w:proofErr w:type="spellStart"/>
+      <w:r>
+        <w:t>delete</w:t>
+      </w:r>
+      <w:proofErr w:type="spellEnd"/>
+      <w:r>
+        <w:t>(’/</w:t>
+      </w:r>
+      <w:proofErr w:type="spellStart"/>
+      <w:r>
+        <w:t>delete</w:t>
+      </w:r>
+      <w:proofErr w:type="spellEnd"/>
+      <w:r>
+        <w:t>’)</w:t>
       </w:r>
     </w:p>
     <w:p/>
     <w:p/>
     <w:p>
       <w:r>
-        <w:t xml:space="preserve">A Backend </w:t>
-      </w:r>
-      <w:proofErr w:type="gramStart"/>
-      <w:r>
-        <w:t>végpontjai(</w:t>
-      </w:r>
-      <w:proofErr w:type="gramEnd"/>
-      <w:r>
-        <w:t>API) tesztelésére a</w:t>
-      </w:r>
-      <w:r>
-        <w:t xml:space="preserve"> Jest</w:t>
-      </w:r>
-      <w:r>
-        <w:t xml:space="preserve"> SuperTest-et használtuk,</w:t>
+        <w:t>A Backend végpontjai(API) tesztelésére a</w:t>
+      </w:r>
+      <w:r>
+        <w:t xml:space="preserve"> </w:t>
+      </w:r>
+      <w:proofErr w:type="spellStart"/>
+      <w:r>
+        <w:t>Jest</w:t>
+      </w:r>
+      <w:proofErr w:type="spellEnd"/>
+      <w:r>
+        <w:t xml:space="preserve"> </w:t>
+      </w:r>
+      <w:proofErr w:type="spellStart"/>
+      <w:r>
+        <w:t>SuperTest-et</w:t>
+      </w:r>
+      <w:proofErr w:type="spellEnd"/>
+      <w:r>
+        <w:t xml:space="preserve"> használtuk,</w:t>
       </w:r>
       <w:r>
         <w:t xml:space="preserve"> illetve a manuális teszt során, a Postman programban teszteltük, amíg a frontend nem lett hozzá készen.</w:t>
@@ -5810,18 +6454,12 @@
       <w:pPr>
         <w:rPr>
           <w:rFonts w:eastAsia="Times New Roman" w:cs="Times New Roman"/>
-          <w:szCs w:val="24"/>
-        </w:rPr>
-      </w:pPr>
-      <w:r>
-        <w:rPr>
-          <w:rFonts w:eastAsia="Times New Roman" w:cs="Times New Roman"/>
           <w:b/>
           <w:bCs/>
           <w:szCs w:val="24"/>
         </w:rPr>
-        <w:t>SuperTest:</w:t>
-      </w:r>
+      </w:pPr>
+      <w:proofErr w:type="spellStart"/>
       <w:r>
         <w:rPr>
           <w:rFonts w:eastAsia="Times New Roman" w:cs="Times New Roman"/>
@@ -5829,614 +6467,120 @@
           <w:bCs/>
           <w:szCs w:val="24"/>
         </w:rPr>
-        <w:t xml:space="preserve"> </w:t>
-      </w:r>
-      <w:r>
-        <w:rPr>
-          <w:rFonts w:eastAsia="Times New Roman" w:cs="Times New Roman"/>
-          <w:szCs w:val="24"/>
-        </w:rPr>
-        <w:t>A</w:t>
-      </w:r>
-      <w:r>
-        <w:rPr>
-          <w:rFonts w:eastAsia="Times New Roman" w:cs="Times New Roman"/>
-          <w:szCs w:val="24"/>
-        </w:rPr>
-        <w:t xml:space="preserve"> JEST</w:t>
-      </w:r>
-      <w:r>
-        <w:rPr>
-          <w:rFonts w:eastAsia="Times New Roman" w:cs="Times New Roman"/>
-          <w:szCs w:val="24"/>
-        </w:rPr>
-        <w:t xml:space="preserve"> </w:t>
-      </w:r>
-      <w:proofErr w:type="gramStart"/>
-      <w:r>
-        <w:rPr>
-          <w:rFonts w:eastAsia="Times New Roman" w:cs="Times New Roman"/>
-          <w:szCs w:val="24"/>
-        </w:rPr>
-        <w:t>tartalmazza</w:t>
-      </w:r>
-      <w:r>
-        <w:rPr>
-          <w:rFonts w:eastAsia="Times New Roman" w:cs="Times New Roman"/>
-          <w:szCs w:val="24"/>
-        </w:rPr>
-        <w:t xml:space="preserve"> </w:t>
-      </w:r>
-      <w:r>
-        <w:rPr>
-          <w:rFonts w:eastAsia="Times New Roman" w:cs="Times New Roman"/>
-          <w:szCs w:val="24"/>
-        </w:rPr>
-        <w:t>.</w:t>
-      </w:r>
-      <w:r>
-        <w:rPr>
-          <w:rFonts w:eastAsia="Times New Roman" w:cs="Times New Roman"/>
-          <w:szCs w:val="24"/>
-        </w:rPr>
-        <w:t>Eg</w:t>
-      </w:r>
-      <w:r>
-        <w:rPr>
-          <w:rFonts w:eastAsia="Times New Roman" w:cs="Times New Roman"/>
-          <w:szCs w:val="24"/>
-        </w:rPr>
-        <w:t>y</w:t>
-      </w:r>
-      <w:proofErr w:type="gramEnd"/>
-      <w:r>
-        <w:rPr>
-          <w:rFonts w:eastAsia="Times New Roman" w:cs="Times New Roman"/>
-          <w:szCs w:val="24"/>
-        </w:rPr>
-        <w:t xml:space="preserve"> csomag, amit az npm csomagkezelővel lehet feltelepíteni, mely lehetővé teszi az API-k automatikus tesztelését, úgynevezett Unit teszteket lehet </w:t>
-      </w:r>
-      <w:r>
-        <w:rPr>
-          <w:rFonts w:eastAsia="Times New Roman" w:cs="Times New Roman"/>
-          <w:szCs w:val="24"/>
-        </w:rPr>
-        <w:t>vele írni.</w:t>
-      </w:r>
-      <w:r>
-        <w:rPr>
-          <w:rFonts w:eastAsia="Times New Roman" w:cs="Times New Roman"/>
-          <w:szCs w:val="24"/>
-        </w:rPr>
-        <w:br/>
-      </w:r>
-      <w:r>
-        <w:rPr>
-          <w:rFonts w:eastAsia="Times New Roman" w:cs="Times New Roman"/>
-          <w:szCs w:val="24"/>
-        </w:rPr>
-        <w:br/>
-      </w:r>
-      <w:r>
-        <w:rPr>
-          <w:noProof/>
-        </w:rPr>
-        <w:lastRenderedPageBreak/>
-        <w:drawing>
-          <wp:inline distT="0" distB="0" distL="0" distR="0" wp14:anchorId="3D2FC15C" wp14:editId="5A6D71F6">
-            <wp:extent cx="5486400" cy="3088168"/>
-            <wp:effectExtent l="0" t="0" r="0" b="0"/>
-            <wp:docPr id="38" name="Kép 38" descr="Building A Scalable API Testing Framework With Jest And SuperTest"/>
-            <wp:cNvGraphicFramePr>
-              <a:graphicFrameLocks xmlns:a="http://schemas.openxmlformats.org/drawingml/2006/main" noChangeAspect="1"/>
-            </wp:cNvGraphicFramePr>
-            <a:graphic xmlns:a="http://schemas.openxmlformats.org/drawingml/2006/main">
-              <a:graphicData uri="http://schemas.openxmlformats.org/drawingml/2006/picture">
-                <pic:pic xmlns:pic="http://schemas.openxmlformats.org/drawingml/2006/picture">
-                  <pic:nvPicPr>
-                    <pic:cNvPr id="0" name="Picture 1" descr="Building A Scalable API Testing Framework With Jest And SuperTest"/>
-                    <pic:cNvPicPr>
-                      <a:picLocks noChangeAspect="1" noChangeArrowheads="1"/>
-                    </pic:cNvPicPr>
-                  </pic:nvPicPr>
-                  <pic:blipFill>
-                    <a:blip r:embed="rId17">
-                      <a:extLst>
-                        <a:ext uri="{28A0092B-C50C-407E-A947-70E740481C1C}">
-                          <a14:useLocalDpi xmlns:a14="http://schemas.microsoft.com/office/drawing/2010/main" val="0"/>
-                        </a:ext>
-                      </a:extLst>
-                    </a:blip>
-                    <a:srcRect/>
-                    <a:stretch>
-                      <a:fillRect/>
-                    </a:stretch>
-                  </pic:blipFill>
-                  <pic:spPr bwMode="auto">
-                    <a:xfrm>
-                      <a:off x="0" y="0"/>
-                      <a:ext cx="5488095" cy="3089122"/>
-                    </a:xfrm>
-                    <a:prstGeom prst="rect">
-                      <a:avLst/>
-                    </a:prstGeom>
-                    <a:noFill/>
-                    <a:ln>
-                      <a:noFill/>
-                    </a:ln>
-                  </pic:spPr>
-                </pic:pic>
-              </a:graphicData>
-            </a:graphic>
-          </wp:inline>
-        </w:drawing>
-      </w:r>
-      <w:r>
-        <w:rPr>
-          <w:rFonts w:eastAsia="Times New Roman" w:cs="Times New Roman"/>
-          <w:szCs w:val="24"/>
-        </w:rPr>
-        <w:br/>
-      </w:r>
-      <w:r>
-        <w:rPr>
-          <w:rFonts w:eastAsia="Times New Roman" w:cs="Times New Roman"/>
-          <w:szCs w:val="24"/>
-        </w:rPr>
-        <w:br/>
-      </w:r>
-      <w:r>
-        <w:rPr>
-          <w:rFonts w:eastAsia="Times New Roman" w:cs="Times New Roman"/>
-          <w:szCs w:val="24"/>
-        </w:rPr>
-        <w:t xml:space="preserve">A Projektben használt szerepe, és kódrészletek: </w:t>
-      </w:r>
-    </w:p>
-    <w:p>
-      <w:pPr>
-        <w:rPr>
-          <w:rFonts w:eastAsia="Times New Roman" w:cs="Times New Roman"/>
-          <w:szCs w:val="24"/>
-        </w:rPr>
-      </w:pPr>
-    </w:p>
-    <w:p>
-      <w:pPr>
+        <w:t>SuperTest</w:t>
+      </w:r>
+      <w:proofErr w:type="spellEnd"/>
+      <w:r>
         <w:rPr>
           <w:rFonts w:eastAsia="Times New Roman" w:cs="Times New Roman"/>
           <w:b/>
           <w:bCs/>
           <w:szCs w:val="24"/>
         </w:rPr>
-      </w:pPr>
+        <w:t>:</w:t>
+      </w:r>
       <w:r>
         <w:rPr>
           <w:rFonts w:eastAsia="Times New Roman" w:cs="Times New Roman"/>
           <w:b/>
           <w:bCs/>
-          <w:noProof/>
           <w:szCs w:val="24"/>
         </w:rPr>
-        <w:drawing>
-          <wp:inline distT="0" distB="0" distL="0" distR="0" wp14:anchorId="16E16F7D" wp14:editId="4DAF568B">
-            <wp:extent cx="5579745" cy="4527550"/>
-            <wp:effectExtent l="0" t="0" r="1905" b="6350"/>
-            <wp:docPr id="42" name="Kép 42"/>
-            <wp:cNvGraphicFramePr>
-              <a:graphicFrameLocks xmlns:a="http://schemas.openxmlformats.org/drawingml/2006/main" noChangeAspect="1"/>
-            </wp:cNvGraphicFramePr>
-            <a:graphic xmlns:a="http://schemas.openxmlformats.org/drawingml/2006/main">
-              <a:graphicData uri="http://schemas.openxmlformats.org/drawingml/2006/picture">
-                <pic:pic xmlns:pic="http://schemas.openxmlformats.org/drawingml/2006/picture">
-                  <pic:nvPicPr>
-                    <pic:cNvPr id="1" name=""/>
-                    <pic:cNvPicPr/>
-                  </pic:nvPicPr>
-                  <pic:blipFill>
-                    <a:blip r:embed="rId18"/>
-                    <a:stretch>
-                      <a:fillRect/>
-                    </a:stretch>
-                  </pic:blipFill>
-                  <pic:spPr>
-                    <a:xfrm>
-                      <a:off x="0" y="0"/>
-                      <a:ext cx="5579745" cy="4527550"/>
-                    </a:xfrm>
-                    <a:prstGeom prst="rect">
-                      <a:avLst/>
-                    </a:prstGeom>
-                  </pic:spPr>
-                </pic:pic>
-              </a:graphicData>
-            </a:graphic>
-          </wp:inline>
-        </w:drawing>
-      </w:r>
-    </w:p>
-    <w:p>
-      <w:pPr>
+        <w:t xml:space="preserve"> </w:t>
+      </w:r>
+      <w:r>
         <w:rPr>
           <w:rFonts w:eastAsia="Times New Roman" w:cs="Times New Roman"/>
           <w:szCs w:val="24"/>
         </w:rPr>
-      </w:pPr>
+        <w:t>A</w:t>
+      </w:r>
       <w:r>
         <w:rPr>
           <w:rFonts w:eastAsia="Times New Roman" w:cs="Times New Roman"/>
           <w:szCs w:val="24"/>
         </w:rPr>
-        <w:t xml:space="preserve">Itt </w:t>
+        <w:t xml:space="preserve"> JEST</w:t>
       </w:r>
       <w:r>
         <w:rPr>
           <w:rFonts w:eastAsia="Times New Roman" w:cs="Times New Roman"/>
           <w:szCs w:val="24"/>
         </w:rPr>
-        <w:t xml:space="preserve">az /api végpontot, egy get kérést tesztelünk le. A describe egy api tesztet mutat, a test, a teszteset, </w:t>
-      </w:r>
-      <w:proofErr w:type="gramStart"/>
+        <w:t xml:space="preserve"> tartalmazza</w:t>
+      </w:r>
       <w:r>
         <w:rPr>
           <w:rFonts w:eastAsia="Times New Roman" w:cs="Times New Roman"/>
           <w:szCs w:val="24"/>
         </w:rPr>
-        <w:t>illetve</w:t>
-      </w:r>
-      <w:proofErr w:type="gramEnd"/>
+        <w:t xml:space="preserve"> </w:t>
+      </w:r>
       <w:r>
         <w:rPr>
           <w:rFonts w:eastAsia="Times New Roman" w:cs="Times New Roman"/>
           <w:szCs w:val="24"/>
         </w:rPr>
-        <w:t xml:space="preserve"> hogy mit várunk vissza. </w:t>
+        <w:t>.</w:t>
       </w:r>
       <w:r>
         <w:rPr>
           <w:rFonts w:eastAsia="Times New Roman" w:cs="Times New Roman"/>
           <w:szCs w:val="24"/>
         </w:rPr>
-        <w:t xml:space="preserve">Egy valós függvény adatait, Mock-oljuk, tehát nem </w:t>
+        <w:t>Eg</w:t>
       </w:r>
       <w:r>
         <w:rPr>
           <w:rFonts w:eastAsia="Times New Roman" w:cs="Times New Roman"/>
           <w:szCs w:val="24"/>
         </w:rPr>
-        <w:lastRenderedPageBreak/>
-        <w:t xml:space="preserve">valós adatbázis kapcsolat, nem valós adatokkal dolgozunk a tesztelés során. Az except-ek, azok, amiket vissza </w:t>
-      </w:r>
-      <w:proofErr w:type="gramStart"/>
+        <w:t xml:space="preserve">y csomag, amit az </w:t>
+      </w:r>
+      <w:proofErr w:type="spellStart"/>
       <w:r>
         <w:rPr>
           <w:rFonts w:eastAsia="Times New Roman" w:cs="Times New Roman"/>
           <w:szCs w:val="24"/>
         </w:rPr>
-        <w:t>kell</w:t>
-      </w:r>
-      <w:proofErr w:type="gramEnd"/>
+        <w:t>npm</w:t>
+      </w:r>
+      <w:proofErr w:type="spellEnd"/>
       <w:r>
         <w:rPr>
           <w:rFonts w:eastAsia="Times New Roman" w:cs="Times New Roman"/>
           <w:szCs w:val="24"/>
         </w:rPr>
-        <w:t xml:space="preserve"> hogy kapjunk, hogy a tesztünk sikeres legyen. </w:t>
-      </w:r>
-    </w:p>
-    <w:p>
-      <w:pPr>
-        <w:ind w:firstLine="708"/>
+        <w:t xml:space="preserve"> csomagkezelővel lehet feltelepíteni, mely lehetővé teszi az API-k automatikus tesztelését, úgynevezett Unit teszteket lehet </w:t>
+      </w:r>
+      <w:r>
         <w:rPr>
           <w:rFonts w:eastAsia="Times New Roman" w:cs="Times New Roman"/>
           <w:szCs w:val="24"/>
         </w:rPr>
-      </w:pPr>
+        <w:t>vele írni.</w:t>
+      </w:r>
       <w:r>
         <w:rPr>
           <w:rFonts w:eastAsia="Times New Roman" w:cs="Times New Roman"/>
           <w:szCs w:val="24"/>
         </w:rPr>
-        <w:t>Sikeres Teszt:</w:t>
-      </w:r>
-    </w:p>
-    <w:p>
-      <w:pPr>
-        <w:ind w:firstLine="708"/>
+        <w:br/>
+      </w:r>
+      <w:r>
         <w:rPr>
           <w:rFonts w:eastAsia="Times New Roman" w:cs="Times New Roman"/>
           <w:szCs w:val="24"/>
         </w:rPr>
-      </w:pPr>
-      <w:r>
-        <w:rPr>
-          <w:rFonts w:eastAsia="Times New Roman" w:cs="Times New Roman"/>
-          <w:szCs w:val="24"/>
-        </w:rPr>
-        <w:tab/>
-        <w:t>Státuszkód: 200</w:t>
-      </w:r>
-    </w:p>
-    <w:p>
-      <w:pPr>
-        <w:ind w:firstLine="708"/>
-        <w:rPr>
-          <w:rFonts w:eastAsia="Times New Roman" w:cs="Times New Roman"/>
-          <w:szCs w:val="24"/>
-        </w:rPr>
-      </w:pPr>
-      <w:r>
-        <w:rPr>
-          <w:rFonts w:eastAsia="Times New Roman" w:cs="Times New Roman"/>
-          <w:szCs w:val="24"/>
-        </w:rPr>
-        <w:tab/>
-        <w:t>Tartalom: Üres</w:t>
-      </w:r>
-    </w:p>
-    <w:p>
-      <w:pPr>
-        <w:rPr>
-          <w:rFonts w:eastAsia="Times New Roman" w:cs="Times New Roman"/>
-          <w:szCs w:val="24"/>
-        </w:rPr>
-      </w:pPr>
-    </w:p>
-    <w:p>
-      <w:pPr>
-        <w:rPr>
-          <w:rFonts w:eastAsia="Times New Roman" w:cs="Times New Roman"/>
-          <w:szCs w:val="24"/>
-        </w:rPr>
-      </w:pPr>
-      <w:r>
-        <w:rPr>
-          <w:rFonts w:eastAsia="Times New Roman" w:cs="Times New Roman"/>
-          <w:szCs w:val="24"/>
-        </w:rPr>
-        <w:t xml:space="preserve">Ez egy úgynevezett </w:t>
-      </w:r>
-      <w:proofErr w:type="gramStart"/>
-      <w:r>
-        <w:rPr>
-          <w:rFonts w:eastAsia="Times New Roman" w:cs="Times New Roman"/>
-          <w:szCs w:val="24"/>
-        </w:rPr>
-        <w:t>egységteszt(</w:t>
-      </w:r>
-      <w:proofErr w:type="gramEnd"/>
-      <w:r>
-        <w:rPr>
-          <w:rFonts w:eastAsia="Times New Roman" w:cs="Times New Roman"/>
-          <w:szCs w:val="24"/>
-        </w:rPr>
-        <w:t>Unit Test), ami a kódunknak, egy meghatározott, kisebb egységét teszteli automatikusan.</w:t>
-      </w:r>
-    </w:p>
-    <w:p>
-      <w:pPr>
-        <w:rPr>
-          <w:rFonts w:eastAsia="Times New Roman" w:cs="Times New Roman"/>
-          <w:szCs w:val="24"/>
-        </w:rPr>
-      </w:pPr>
-    </w:p>
-    <w:p>
-      <w:pPr>
-        <w:rPr>
-          <w:rFonts w:eastAsia="Times New Roman" w:cs="Times New Roman"/>
-          <w:szCs w:val="24"/>
-        </w:rPr>
-      </w:pPr>
-      <w:r>
-        <w:rPr>
-          <w:rFonts w:eastAsia="Times New Roman" w:cs="Times New Roman"/>
-          <w:szCs w:val="24"/>
-        </w:rPr>
-        <w:t>Tesztelés Indítása:</w:t>
-      </w:r>
-    </w:p>
-    <w:p>
-      <w:pPr>
-        <w:rPr>
-          <w:rFonts w:eastAsia="Times New Roman" w:cs="Times New Roman"/>
-          <w:szCs w:val="24"/>
-        </w:rPr>
-      </w:pPr>
-      <w:r>
-        <w:rPr>
-          <w:rFonts w:eastAsia="Times New Roman" w:cs="Times New Roman"/>
-          <w:szCs w:val="24"/>
-        </w:rPr>
-        <w:tab/>
-      </w:r>
-      <w:r>
-        <w:rPr>
-          <w:rFonts w:eastAsia="Times New Roman" w:cs="Times New Roman"/>
-          <w:szCs w:val="24"/>
-        </w:rPr>
-        <w:t xml:space="preserve">A szerver indítással </w:t>
-      </w:r>
-      <w:proofErr w:type="gramStart"/>
-      <w:r>
-        <w:rPr>
-          <w:rFonts w:eastAsia="Times New Roman" w:cs="Times New Roman"/>
-          <w:szCs w:val="24"/>
-        </w:rPr>
-        <w:t>szemben(</w:t>
-      </w:r>
-      <w:proofErr w:type="gramEnd"/>
-      <w:r>
-        <w:rPr>
-          <w:rFonts w:eastAsia="Times New Roman" w:cs="Times New Roman"/>
-          <w:szCs w:val="24"/>
-        </w:rPr>
-        <w:t>node server) ezt, az npx(Node Package Executor)-al kell elindítani.</w:t>
-      </w:r>
-    </w:p>
-    <w:p>
-      <w:pPr>
-        <w:rPr>
-          <w:rFonts w:eastAsia="Times New Roman" w:cs="Times New Roman"/>
-          <w:szCs w:val="24"/>
-        </w:rPr>
-      </w:pPr>
-      <w:r>
-        <w:rPr>
-          <w:rFonts w:eastAsia="Times New Roman" w:cs="Times New Roman"/>
-          <w:szCs w:val="24"/>
-        </w:rPr>
-        <w:t xml:space="preserve">parancs: </w:t>
-      </w:r>
-      <w:r>
-        <w:rPr>
-          <w:rFonts w:eastAsia="Times New Roman" w:cs="Times New Roman"/>
-          <w:szCs w:val="24"/>
-        </w:rPr>
-        <w:t xml:space="preserve">npx jest </w:t>
-      </w:r>
-      <w:r>
-        <w:rPr>
-          <w:rFonts w:eastAsia="Times New Roman" w:cs="Times New Roman"/>
-          <w:szCs w:val="24"/>
-        </w:rPr>
-        <w:t>--</w:t>
-      </w:r>
-      <w:r>
-        <w:rPr>
-          <w:rFonts w:eastAsia="Times New Roman" w:cs="Times New Roman"/>
-          <w:szCs w:val="24"/>
-        </w:rPr>
-        <w:t>detectOpenHandles</w:t>
-      </w:r>
-    </w:p>
-    <w:p>
-      <w:pPr>
-        <w:rPr>
-          <w:noProof/>
-        </w:rPr>
-      </w:pPr>
-      <w:r>
-        <w:rPr>
-          <w:rFonts w:eastAsia="Times New Roman" w:cs="Times New Roman"/>
-          <w:szCs w:val="24"/>
-        </w:rPr>
-        <w:t>A -- detectOpenHandles, azért szükséges, mert ha esetleg, a tesztelés nem állna le magától, a parancsra, akkor ez leállítja, miután a teszt visszaadta az eredményt.</w:t>
-      </w:r>
-      <w:r>
-        <w:rPr>
-          <w:noProof/>
-        </w:rPr>
-        <w:t xml:space="preserve"> </w:t>
-      </w:r>
-    </w:p>
-    <w:p>
-      <w:pPr>
-        <w:rPr>
-          <w:noProof/>
-        </w:rPr>
-      </w:pPr>
-    </w:p>
-    <w:p>
-      <w:pPr>
-        <w:rPr>
-          <w:noProof/>
-        </w:rPr>
-      </w:pPr>
-      <w:r>
-        <w:rPr>
-          <w:noProof/>
-        </w:rPr>
-        <w:t>Tesztelési Eredmény:</w:t>
-      </w:r>
-    </w:p>
-    <w:p>
-      <w:pPr>
-        <w:rPr>
-          <w:rFonts w:eastAsia="Times New Roman" w:cs="Times New Roman"/>
-          <w:szCs w:val="24"/>
-        </w:rPr>
-      </w:pPr>
-    </w:p>
-    <w:p>
-      <w:pPr>
-        <w:rPr>
-          <w:rFonts w:eastAsia="Times New Roman" w:cs="Times New Roman"/>
-          <w:szCs w:val="24"/>
-        </w:rPr>
-      </w:pPr>
-      <w:r>
-        <w:rPr>
-          <w:rFonts w:eastAsia="Times New Roman" w:cs="Times New Roman"/>
-          <w:szCs w:val="24"/>
-        </w:rPr>
-        <w:drawing>
-          <wp:inline distT="0" distB="0" distL="0" distR="0" wp14:anchorId="0837B379" wp14:editId="2F9342C3">
-            <wp:extent cx="5255813" cy="2708427"/>
-            <wp:effectExtent l="0" t="0" r="2540" b="0"/>
-            <wp:docPr id="46" name="Kép 46"/>
-            <wp:cNvGraphicFramePr>
-              <a:graphicFrameLocks xmlns:a="http://schemas.openxmlformats.org/drawingml/2006/main" noChangeAspect="1"/>
-            </wp:cNvGraphicFramePr>
-            <a:graphic xmlns:a="http://schemas.openxmlformats.org/drawingml/2006/main">
-              <a:graphicData uri="http://schemas.openxmlformats.org/drawingml/2006/picture">
-                <pic:pic xmlns:pic="http://schemas.openxmlformats.org/drawingml/2006/picture">
-                  <pic:nvPicPr>
-                    <pic:cNvPr id="1" name=""/>
-                    <pic:cNvPicPr/>
-                  </pic:nvPicPr>
-                  <pic:blipFill>
-                    <a:blip r:embed="rId19"/>
-                    <a:stretch>
-                      <a:fillRect/>
-                    </a:stretch>
-                  </pic:blipFill>
-                  <pic:spPr>
-                    <a:xfrm>
-                      <a:off x="0" y="0"/>
-                      <a:ext cx="5270155" cy="2715817"/>
-                    </a:xfrm>
-                    <a:prstGeom prst="rect">
-                      <a:avLst/>
-                    </a:prstGeom>
-                  </pic:spPr>
-                </pic:pic>
-              </a:graphicData>
-            </a:graphic>
-          </wp:inline>
-        </w:drawing>
-      </w:r>
-    </w:p>
-    <w:p>
-      <w:pPr>
-        <w:rPr>
-          <w:rFonts w:eastAsia="Times New Roman" w:cs="Times New Roman"/>
-          <w:szCs w:val="24"/>
-        </w:rPr>
-      </w:pPr>
-      <w:r>
-        <w:rPr>
-          <w:rFonts w:eastAsia="Times New Roman" w:cs="Times New Roman"/>
-          <w:szCs w:val="24"/>
-        </w:rPr>
-        <w:t xml:space="preserve">Itt a </w:t>
-      </w:r>
-      <w:proofErr w:type="gramStart"/>
-      <w:r>
-        <w:rPr>
-          <w:rFonts w:eastAsia="Times New Roman" w:cs="Times New Roman"/>
-          <w:szCs w:val="24"/>
-        </w:rPr>
-        <w:t>GET</w:t>
-      </w:r>
-      <w:proofErr w:type="gramEnd"/>
-      <w:r>
-        <w:rPr>
-          <w:rFonts w:eastAsia="Times New Roman" w:cs="Times New Roman"/>
-          <w:szCs w:val="24"/>
-        </w:rPr>
-        <w:t xml:space="preserve"> illetve a POST is sikeres eredményt adott vissza</w:t>
-      </w:r>
+        <w:br/>
+      </w:r>
+    </w:p>
+    <w:p>
+      <w:pPr>
+        <w:rPr>
+          <w:noProof/>
+        </w:rPr>
+      </w:pPr>
     </w:p>
     <w:p>
       <w:pPr>
@@ -6614,7 +6758,7 @@
                     <pic:cNvPicPr/>
                   </pic:nvPicPr>
                   <pic:blipFill>
-                    <a:blip r:embed="rId20">
+                    <a:blip r:embed="rId17">
                       <a:extLst>
                         <a:ext uri="{28A0092B-C50C-407E-A947-70E740481C1C}">
                           <a14:useLocalDpi xmlns:a14="http://schemas.microsoft.com/office/drawing/2010/main" val="0"/>
@@ -6650,7 +6794,21 @@
         <w:rPr>
           <w:rFonts w:eastAsia="Times New Roman" w:cs="Times New Roman"/>
         </w:rPr>
-        <w:t xml:space="preserve"> Backend Szerver kezeli, mikor megváltozik az id egy külön met</w:t>
+        <w:t xml:space="preserve"> Backend Szerver kezeli, mikor megváltozik az </w:t>
+      </w:r>
+      <w:proofErr w:type="spellStart"/>
+      <w:r>
+        <w:rPr>
+          <w:rFonts w:eastAsia="Times New Roman" w:cs="Times New Roman"/>
+        </w:rPr>
+        <w:t>id</w:t>
+      </w:r>
+      <w:proofErr w:type="spellEnd"/>
+      <w:r>
+        <w:rPr>
+          <w:rFonts w:eastAsia="Times New Roman" w:cs="Times New Roman"/>
+        </w:rPr>
+        <w:t xml:space="preserve"> egy külön met</w:t>
       </w:r>
       <w:r>
         <w:rPr>
@@ -6688,7 +6846,63 @@
         <w:rPr>
           <w:rFonts w:eastAsia="Times New Roman" w:cs="Times New Roman"/>
         </w:rPr>
-        <w:t xml:space="preserve"> idHandler metódus, újraosztja az id-t, így, mindig a valós id számát kapjuk az adott terméknek</w:t>
+        <w:t xml:space="preserve"> </w:t>
+      </w:r>
+      <w:proofErr w:type="spellStart"/>
+      <w:r>
+        <w:rPr>
+          <w:rFonts w:eastAsia="Times New Roman" w:cs="Times New Roman"/>
+        </w:rPr>
+        <w:t>idHandler</w:t>
+      </w:r>
+      <w:proofErr w:type="spellEnd"/>
+      <w:r>
+        <w:rPr>
+          <w:rFonts w:eastAsia="Times New Roman" w:cs="Times New Roman"/>
+        </w:rPr>
+        <w:t xml:space="preserve"> metódus, </w:t>
+      </w:r>
+      <w:proofErr w:type="spellStart"/>
+      <w:r>
+        <w:rPr>
+          <w:rFonts w:eastAsia="Times New Roman" w:cs="Times New Roman"/>
+        </w:rPr>
+        <w:t>újraosztja</w:t>
+      </w:r>
+      <w:proofErr w:type="spellEnd"/>
+      <w:r>
+        <w:rPr>
+          <w:rFonts w:eastAsia="Times New Roman" w:cs="Times New Roman"/>
+        </w:rPr>
+        <w:t xml:space="preserve"> az </w:t>
+      </w:r>
+      <w:proofErr w:type="spellStart"/>
+      <w:r>
+        <w:rPr>
+          <w:rFonts w:eastAsia="Times New Roman" w:cs="Times New Roman"/>
+        </w:rPr>
+        <w:t>id</w:t>
+      </w:r>
+      <w:proofErr w:type="spellEnd"/>
+      <w:r>
+        <w:rPr>
+          <w:rFonts w:eastAsia="Times New Roman" w:cs="Times New Roman"/>
+        </w:rPr>
+        <w:t xml:space="preserve">-t, így, mindig a valós </w:t>
+      </w:r>
+      <w:proofErr w:type="spellStart"/>
+      <w:r>
+        <w:rPr>
+          <w:rFonts w:eastAsia="Times New Roman" w:cs="Times New Roman"/>
+        </w:rPr>
+        <w:t>id</w:t>
+      </w:r>
+      <w:proofErr w:type="spellEnd"/>
+      <w:r>
+        <w:rPr>
+          <w:rFonts w:eastAsia="Times New Roman" w:cs="Times New Roman"/>
+        </w:rPr>
+        <w:t xml:space="preserve"> számát kapjuk az adott terméknek</w:t>
       </w:r>
       <w:r>
         <w:rPr>
@@ -6721,7 +6935,15 @@
         <w:jc w:val="left"/>
       </w:pPr>
       <w:r>
-        <w:t>A Frontend azon része egy weboldalnak vagy alkalmazásnak, amit a felhasználó tud látni és interaktálni vele, bele értve a megjelenés, a gombok és maga a tartalom. A weboldal elkészítéséhez</w:t>
+        <w:t xml:space="preserve">A Frontend azon része egy weboldalnak vagy alkalmazásnak, amit a felhasználó tud látni és </w:t>
+      </w:r>
+      <w:proofErr w:type="spellStart"/>
+      <w:r>
+        <w:t>interaktálni</w:t>
+      </w:r>
+      <w:proofErr w:type="spellEnd"/>
+      <w:r>
+        <w:t xml:space="preserve"> vele, bele értve a megjelenés, a gombok és maga a tartalom. A weboldal elkészítéséhez</w:t>
       </w:r>
       <w:r>
         <w:t xml:space="preserve"> a HTML, CSS és JavaScript </w:t>
@@ -6814,7 +7036,15 @@
         <w:t>A frontend, több hónapos munkája után, a kinézetet elkészítettük, és véglegessé formáltuk.</w:t>
       </w:r>
       <w:r>
-        <w:t xml:space="preserve"> A logo-t az egyik csapat tag készítette, az alsó képeket, AI generálta.</w:t>
+        <w:t xml:space="preserve"> A </w:t>
+      </w:r>
+      <w:proofErr w:type="spellStart"/>
+      <w:r>
+        <w:t>logo</w:t>
+      </w:r>
+      <w:proofErr w:type="spellEnd"/>
+      <w:r>
+        <w:t>-t az egyik csapat tag készítette, az alsó képeket, AI generálta.</w:t>
       </w:r>
     </w:p>
     <w:p>
@@ -6856,7 +7086,7 @@
                     <pic:cNvPicPr/>
                   </pic:nvPicPr>
                   <pic:blipFill>
-                    <a:blip r:embed="rId21" cstate="print">
+                    <a:blip r:embed="rId18" cstate="print">
                       <a:extLst>
                         <a:ext uri="{28A0092B-C50C-407E-A947-70E740481C1C}">
                           <a14:useLocalDpi xmlns:a14="http://schemas.microsoft.com/office/drawing/2010/main" val="0"/>
@@ -6916,7 +7146,7 @@
                     <pic:cNvPicPr/>
                   </pic:nvPicPr>
                   <pic:blipFill>
-                    <a:blip r:embed="rId22">
+                    <a:blip r:embed="rId19">
                       <a:extLst>
                         <a:ext uri="{28A0092B-C50C-407E-A947-70E740481C1C}">
                           <a14:useLocalDpi xmlns:a14="http://schemas.microsoft.com/office/drawing/2010/main" val="0"/>
@@ -6968,7 +7198,7 @@
                     <pic:cNvPicPr/>
                   </pic:nvPicPr>
                   <pic:blipFill>
-                    <a:blip r:embed="rId23"/>
+                    <a:blip r:embed="rId20"/>
                     <a:stretch>
                       <a:fillRect/>
                     </a:stretch>
@@ -7171,15 +7401,7 @@
         <w:jc w:val="left"/>
       </w:pPr>
       <w:r>
-        <w:t xml:space="preserve">A regisztrációs oldal le van kezelve, hogy a felhasználó beteljesítse az új profil készítéséhez elvárt követelményeket, </w:t>
-      </w:r>
-      <w:proofErr w:type="gramStart"/>
-      <w:r>
-        <w:t>amiket</w:t>
-      </w:r>
-      <w:proofErr w:type="gramEnd"/>
-      <w:r>
-        <w:t xml:space="preserve"> ha megvalósít, a piros színből átvált zöldre, jelezve, hogy az adott követelményt sikeresen megtette.</w:t>
+        <w:t>A regisztrációs oldal le van kezelve, hogy a felhasználó beteljesítse az új profil készítéséhez elvárt követelményeket, amiket ha megvalósít, a piros színből átvált zöldre, jelezve, hogy az adott követelményt sikeresen megtette.</w:t>
       </w:r>
     </w:p>
     <w:p>
@@ -7224,7 +7446,7 @@
                     <pic:cNvPicPr/>
                   </pic:nvPicPr>
                   <pic:blipFill>
-                    <a:blip r:embed="rId24"/>
+                    <a:blip r:embed="rId21"/>
                     <a:stretch>
                       <a:fillRect/>
                     </a:stretch>
@@ -7478,7 +7700,7 @@
                     <pic:cNvPicPr/>
                   </pic:nvPicPr>
                   <pic:blipFill>
-                    <a:blip r:embed="rId25"/>
+                    <a:blip r:embed="rId22"/>
                     <a:stretch>
                       <a:fillRect/>
                     </a:stretch>
@@ -7505,7 +7727,146 @@
         <w:jc w:val="left"/>
       </w:pPr>
       <w:r>
+        <w:rPr>
+          <w:b/>
+          <w:bCs/>
+          <w:noProof/>
+          <w:sz w:val="34"/>
+          <w:szCs w:val="34"/>
+          <w:lang w:eastAsia="hu-HU"/>
+        </w:rPr>
         <w:lastRenderedPageBreak/>
+        <mc:AlternateContent>
+          <mc:Choice Requires="wps">
+            <w:drawing>
+              <wp:anchor distT="0" distB="0" distL="114300" distR="114300" simplePos="0" relativeHeight="251715584" behindDoc="0" locked="0" layoutInCell="1" allowOverlap="1" wp14:anchorId="09A8ED6F" wp14:editId="5A1696A4">
+                <wp:simplePos x="0" y="0"/>
+                <wp:positionH relativeFrom="page">
+                  <wp:posOffset>6709</wp:posOffset>
+                </wp:positionH>
+                <wp:positionV relativeFrom="paragraph">
+                  <wp:posOffset>-891181</wp:posOffset>
+                </wp:positionV>
+                <wp:extent cx="2419350" cy="2419350"/>
+                <wp:effectExtent l="0" t="0" r="0" b="0"/>
+                <wp:wrapNone/>
+                <wp:docPr id="57" name="Derékszögű háromszög 7"/>
+                <wp:cNvGraphicFramePr/>
+                <a:graphic xmlns:a="http://schemas.openxmlformats.org/drawingml/2006/main">
+                  <a:graphicData uri="http://schemas.microsoft.com/office/word/2010/wordprocessingShape">
+                    <wps:wsp>
+                      <wps:cNvSpPr/>
+                      <wps:spPr>
+                        <a:xfrm rot="5400000">
+                          <a:off x="0" y="0"/>
+                          <a:ext cx="2419350" cy="2419350"/>
+                        </a:xfrm>
+                        <a:custGeom>
+                          <a:avLst/>
+                          <a:gdLst>
+                            <a:gd name="connsiteX0" fmla="*/ 0 w 2419350"/>
+                            <a:gd name="connsiteY0" fmla="*/ 2419350 h 2419350"/>
+                            <a:gd name="connsiteX1" fmla="*/ 0 w 2419350"/>
+                            <a:gd name="connsiteY1" fmla="*/ 0 h 2419350"/>
+                            <a:gd name="connsiteX2" fmla="*/ 2419350 w 2419350"/>
+                            <a:gd name="connsiteY2" fmla="*/ 2419350 h 2419350"/>
+                            <a:gd name="connsiteX3" fmla="*/ 0 w 2419350"/>
+                            <a:gd name="connsiteY3" fmla="*/ 2419350 h 2419350"/>
+                            <a:gd name="connsiteX0" fmla="*/ 0 w 2419350"/>
+                            <a:gd name="connsiteY0" fmla="*/ 2419350 h 2419350"/>
+                            <a:gd name="connsiteX1" fmla="*/ 0 w 2419350"/>
+                            <a:gd name="connsiteY1" fmla="*/ 0 h 2419350"/>
+                            <a:gd name="connsiteX2" fmla="*/ 2419350 w 2419350"/>
+                            <a:gd name="connsiteY2" fmla="*/ 2419350 h 2419350"/>
+                            <a:gd name="connsiteX3" fmla="*/ 0 w 2419350"/>
+                            <a:gd name="connsiteY3" fmla="*/ 2419350 h 2419350"/>
+                          </a:gdLst>
+                          <a:ahLst/>
+                          <a:cxnLst>
+                            <a:cxn ang="0">
+                              <a:pos x="connsiteX0" y="connsiteY0"/>
+                            </a:cxn>
+                            <a:cxn ang="0">
+                              <a:pos x="connsiteX1" y="connsiteY1"/>
+                            </a:cxn>
+                            <a:cxn ang="0">
+                              <a:pos x="connsiteX2" y="connsiteY2"/>
+                            </a:cxn>
+                            <a:cxn ang="0">
+                              <a:pos x="connsiteX3" y="connsiteY3"/>
+                            </a:cxn>
+                          </a:cxnLst>
+                          <a:rect l="l" t="t" r="r" b="b"/>
+                          <a:pathLst>
+                            <a:path w="2419350" h="2419350">
+                              <a:moveTo>
+                                <a:pt x="0" y="2419350"/>
+                              </a:moveTo>
+                              <a:lnTo>
+                                <a:pt x="0" y="0"/>
+                              </a:lnTo>
+                              <a:cubicBezTo>
+                                <a:pt x="806450" y="806450"/>
+                                <a:pt x="-382154" y="2206666"/>
+                                <a:pt x="2419350" y="2419350"/>
+                              </a:cubicBezTo>
+                              <a:lnTo>
+                                <a:pt x="0" y="2419350"/>
+                              </a:lnTo>
+                              <a:close/>
+                            </a:path>
+                          </a:pathLst>
+                        </a:custGeom>
+                        <a:solidFill>
+                          <a:schemeClr val="accent2"/>
+                        </a:solidFill>
+                        <a:ln>
+                          <a:noFill/>
+                        </a:ln>
+                      </wps:spPr>
+                      <wps:style>
+                        <a:lnRef idx="2">
+                          <a:schemeClr val="accent1">
+                            <a:shade val="50000"/>
+                          </a:schemeClr>
+                        </a:lnRef>
+                        <a:fillRef idx="1">
+                          <a:schemeClr val="accent1"/>
+                        </a:fillRef>
+                        <a:effectRef idx="0">
+                          <a:schemeClr val="accent1"/>
+                        </a:effectRef>
+                        <a:fontRef idx="minor">
+                          <a:schemeClr val="lt1"/>
+                        </a:fontRef>
+                      </wps:style>
+                      <wps:bodyPr rot="0" spcFirstLastPara="0" vertOverflow="overflow" horzOverflow="overflow" vert="horz" wrap="square" lIns="91440" tIns="45720" rIns="91440" bIns="45720" numCol="1" spcCol="0" rtlCol="0" fromWordArt="0" anchor="ctr" anchorCtr="0" forceAA="0" compatLnSpc="1">
+                        <a:prstTxWarp prst="textNoShape">
+                          <a:avLst/>
+                        </a:prstTxWarp>
+                        <a:noAutofit/>
+                      </wps:bodyPr>
+                    </wps:wsp>
+                  </a:graphicData>
+                </a:graphic>
+                <wp14:sizeRelH relativeFrom="margin">
+                  <wp14:pctWidth>0</wp14:pctWidth>
+                </wp14:sizeRelH>
+              </wp:anchor>
+            </w:drawing>
+          </mc:Choice>
+          <mc:Fallback>
+            <w:pict>
+              <v:shape w14:anchorId="122191C9" id="Derékszögű háromszög 7" o:spid="_x0000_s1026" style="position:absolute;margin-left:.55pt;margin-top:-70.15pt;width:190.5pt;height:190.5pt;rotation:90;z-index:251715584;visibility:visible;mso-wrap-style:square;mso-width-percent:0;mso-wrap-distance-left:9pt;mso-wrap-distance-top:0;mso-wrap-distance-right:9pt;mso-wrap-distance-bottom:0;mso-position-horizontal:absolute;mso-position-horizontal-relative:page;mso-position-vertical:absolute;mso-position-vertical-relative:text;mso-width-percent:0;mso-width-relative:margin;v-text-anchor:middle" coordsize="2419350,2419350" o:gfxdata="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" path="m,2419350l,c806450,806450,-382154,2206666,2419350,2419350l,2419350xe" fillcolor="#ed7d31 [3205]" stroked="f" strokeweight="1pt">
+                <v:stroke joinstyle="miter"/>
+                <v:path arrowok="t" o:connecttype="custom" o:connectlocs="0,2419350;0,0;2419350,2419350;0,2419350" o:connectangles="0,0,0,0"/>
+                <w10:wrap anchorx="page"/>
+              </v:shape>
+            </w:pict>
+          </mc:Fallback>
+        </mc:AlternateContent>
+      </w:r>
+      <w:r>
         <w:t>Eltárolja a HTML értékeket ID szerint, amelyeket levizsgál, hogy nem üresek a mezők, a jelszó beteljesíti a követelményeket, illetve, hogy a két jelszó megegyezik egymással.</w:t>
       </w:r>
     </w:p>
@@ -7520,16 +7881,19 @@
         <w:spacing w:line="259" w:lineRule="auto"/>
         <w:jc w:val="left"/>
       </w:pPr>
-      <w:proofErr w:type="gramStart"/>
       <w:r>
         <w:t>EJS</w:t>
       </w:r>
       <w:r>
         <w:t>(</w:t>
       </w:r>
-      <w:proofErr w:type="gramEnd"/>
-      <w:r>
-        <w:t>Embedded JavaScript)</w:t>
+      <w:proofErr w:type="spellStart"/>
+      <w:r>
+        <w:t>Embedded</w:t>
+      </w:r>
+      <w:proofErr w:type="spellEnd"/>
+      <w:r>
+        <w:t xml:space="preserve"> JavaScript)</w:t>
       </w:r>
       <w:r>
         <w:t>: Az adatbázisból érkező értékek beágyazását segítette elő.</w:t>
@@ -7555,6 +7919,522 @@
             <wp:extent cx="5579745" cy="3444240"/>
             <wp:effectExtent l="0" t="0" r="1905" b="3810"/>
             <wp:docPr id="22" name="Kép 22"/>
+            <wp:cNvGraphicFramePr>
+              <a:graphicFrameLocks xmlns:a="http://schemas.openxmlformats.org/drawingml/2006/main" noChangeAspect="1"/>
+            </wp:cNvGraphicFramePr>
+            <a:graphic xmlns:a="http://schemas.openxmlformats.org/drawingml/2006/main">
+              <a:graphicData uri="http://schemas.openxmlformats.org/drawingml/2006/picture">
+                <pic:pic xmlns:pic="http://schemas.openxmlformats.org/drawingml/2006/picture">
+                  <pic:nvPicPr>
+                    <pic:cNvPr id="1" name=""/>
+                    <pic:cNvPicPr/>
+                  </pic:nvPicPr>
+                  <pic:blipFill>
+                    <a:blip r:embed="rId23"/>
+                    <a:stretch>
+                      <a:fillRect/>
+                    </a:stretch>
+                  </pic:blipFill>
+                  <pic:spPr>
+                    <a:xfrm>
+                      <a:off x="0" y="0"/>
+                      <a:ext cx="5579745" cy="3444240"/>
+                    </a:xfrm>
+                    <a:prstGeom prst="rect">
+                      <a:avLst/>
+                    </a:prstGeom>
+                  </pic:spPr>
+                </pic:pic>
+              </a:graphicData>
+            </a:graphic>
+          </wp:inline>
+        </w:drawing>
+      </w:r>
+    </w:p>
+    <w:p>
+      <w:pPr>
+        <w:spacing w:line="259" w:lineRule="auto"/>
+        <w:jc w:val="left"/>
+        <w:rPr>
+          <w:b/>
+          <w:bCs/>
+        </w:rPr>
+      </w:pPr>
+      <w:r>
+        <w:rPr>
+          <w:b/>
+          <w:bCs/>
+        </w:rPr>
+        <w:t>(Egy EJS kódrészlet)</w:t>
+      </w:r>
+    </w:p>
+    <w:p>
+      <w:pPr>
+        <w:spacing w:line="259" w:lineRule="auto"/>
+        <w:jc w:val="left"/>
+        <w:rPr>
+          <w:b/>
+          <w:bCs/>
+        </w:rPr>
+      </w:pPr>
+    </w:p>
+    <w:p>
+      <w:pPr>
+        <w:spacing w:line="259" w:lineRule="auto"/>
+        <w:jc w:val="left"/>
+      </w:pPr>
+      <w:r>
+        <w:t xml:space="preserve">Fontos! Az EJS mindig &lt;% %&gt; jelek között </w:t>
+      </w:r>
+      <w:r>
+        <w:t>kell beágyazni, ez a színtaktikája.</w:t>
+      </w:r>
+    </w:p>
+    <w:p>
+      <w:pPr>
+        <w:spacing w:line="259" w:lineRule="auto"/>
+        <w:jc w:val="left"/>
+        <w:rPr>
+          <w:b/>
+          <w:bCs/>
+        </w:rPr>
+      </w:pPr>
+      <w:r>
+        <w:rPr>
+          <w:b/>
+          <w:bCs/>
+          <w:noProof/>
+        </w:rPr>
+        <w:drawing>
+          <wp:inline distT="0" distB="0" distL="0" distR="0" wp14:anchorId="2F39B68D" wp14:editId="541D0C66">
+            <wp:extent cx="4982270" cy="1810003"/>
+            <wp:effectExtent l="0" t="0" r="0" b="0"/>
+            <wp:docPr id="24" name="Kép 24"/>
+            <wp:cNvGraphicFramePr>
+              <a:graphicFrameLocks xmlns:a="http://schemas.openxmlformats.org/drawingml/2006/main" noChangeAspect="1"/>
+            </wp:cNvGraphicFramePr>
+            <a:graphic xmlns:a="http://schemas.openxmlformats.org/drawingml/2006/main">
+              <a:graphicData uri="http://schemas.openxmlformats.org/drawingml/2006/picture">
+                <pic:pic xmlns:pic="http://schemas.openxmlformats.org/drawingml/2006/picture">
+                  <pic:nvPicPr>
+                    <pic:cNvPr id="1" name=""/>
+                    <pic:cNvPicPr/>
+                  </pic:nvPicPr>
+                  <pic:blipFill>
+                    <a:blip r:embed="rId24"/>
+                    <a:stretch>
+                      <a:fillRect/>
+                    </a:stretch>
+                  </pic:blipFill>
+                  <pic:spPr>
+                    <a:xfrm>
+                      <a:off x="0" y="0"/>
+                      <a:ext cx="4982270" cy="1810003"/>
+                    </a:xfrm>
+                    <a:prstGeom prst="rect">
+                      <a:avLst/>
+                    </a:prstGeom>
+                  </pic:spPr>
+                </pic:pic>
+              </a:graphicData>
+            </a:graphic>
+          </wp:inline>
+        </w:drawing>
+      </w:r>
+    </w:p>
+    <w:p>
+      <w:pPr>
+        <w:spacing w:line="259" w:lineRule="auto"/>
+        <w:jc w:val="left"/>
+        <w:rPr>
+          <w:b/>
+          <w:bCs/>
+        </w:rPr>
+      </w:pPr>
+      <w:r>
+        <w:rPr>
+          <w:b/>
+          <w:bCs/>
+        </w:rPr>
+        <w:t xml:space="preserve">(EJS értékadás: &lt;%= </w:t>
+      </w:r>
+      <w:proofErr w:type="spellStart"/>
+      <w:r>
+        <w:rPr>
+          <w:b/>
+          <w:bCs/>
+        </w:rPr>
+        <w:t>foodName</w:t>
+      </w:r>
+      <w:proofErr w:type="spellEnd"/>
+      <w:r>
+        <w:rPr>
+          <w:b/>
+          <w:bCs/>
+        </w:rPr>
+        <w:t xml:space="preserve"> %&gt;)</w:t>
+      </w:r>
+    </w:p>
+    <w:p>
+      <w:pPr>
+        <w:spacing w:line="259" w:lineRule="auto"/>
+        <w:jc w:val="left"/>
+        <w:rPr>
+          <w:b/>
+          <w:bCs/>
+        </w:rPr>
+      </w:pPr>
+    </w:p>
+    <w:p>
+      <w:pPr>
+        <w:pageBreakBefore/>
+        <w:spacing w:line="259" w:lineRule="auto"/>
+        <w:jc w:val="left"/>
+      </w:pPr>
+      <w:r>
+        <w:rPr>
+          <w:b/>
+          <w:bCs/>
+          <w:noProof/>
+          <w:sz w:val="34"/>
+          <w:szCs w:val="34"/>
+          <w:lang w:eastAsia="hu-HU"/>
+        </w:rPr>
+        <w:lastRenderedPageBreak/>
+        <mc:AlternateContent>
+          <mc:Choice Requires="wps">
+            <w:drawing>
+              <wp:anchor distT="0" distB="0" distL="114300" distR="114300" simplePos="0" relativeHeight="251717632" behindDoc="0" locked="0" layoutInCell="1" allowOverlap="1" wp14:anchorId="5CA18866" wp14:editId="6864036C">
+                <wp:simplePos x="0" y="0"/>
+                <wp:positionH relativeFrom="page">
+                  <wp:posOffset>-1243</wp:posOffset>
+                </wp:positionH>
+                <wp:positionV relativeFrom="paragraph">
+                  <wp:posOffset>-891237</wp:posOffset>
+                </wp:positionV>
+                <wp:extent cx="2419350" cy="2419350"/>
+                <wp:effectExtent l="0" t="0" r="0" b="0"/>
+                <wp:wrapNone/>
+                <wp:docPr id="58" name="Derékszögű háromszög 7"/>
+                <wp:cNvGraphicFramePr/>
+                <a:graphic xmlns:a="http://schemas.openxmlformats.org/drawingml/2006/main">
+                  <a:graphicData uri="http://schemas.microsoft.com/office/word/2010/wordprocessingShape">
+                    <wps:wsp>
+                      <wps:cNvSpPr/>
+                      <wps:spPr>
+                        <a:xfrm rot="5400000">
+                          <a:off x="0" y="0"/>
+                          <a:ext cx="2419350" cy="2419350"/>
+                        </a:xfrm>
+                        <a:custGeom>
+                          <a:avLst/>
+                          <a:gdLst>
+                            <a:gd name="connsiteX0" fmla="*/ 0 w 2419350"/>
+                            <a:gd name="connsiteY0" fmla="*/ 2419350 h 2419350"/>
+                            <a:gd name="connsiteX1" fmla="*/ 0 w 2419350"/>
+                            <a:gd name="connsiteY1" fmla="*/ 0 h 2419350"/>
+                            <a:gd name="connsiteX2" fmla="*/ 2419350 w 2419350"/>
+                            <a:gd name="connsiteY2" fmla="*/ 2419350 h 2419350"/>
+                            <a:gd name="connsiteX3" fmla="*/ 0 w 2419350"/>
+                            <a:gd name="connsiteY3" fmla="*/ 2419350 h 2419350"/>
+                            <a:gd name="connsiteX0" fmla="*/ 0 w 2419350"/>
+                            <a:gd name="connsiteY0" fmla="*/ 2419350 h 2419350"/>
+                            <a:gd name="connsiteX1" fmla="*/ 0 w 2419350"/>
+                            <a:gd name="connsiteY1" fmla="*/ 0 h 2419350"/>
+                            <a:gd name="connsiteX2" fmla="*/ 2419350 w 2419350"/>
+                            <a:gd name="connsiteY2" fmla="*/ 2419350 h 2419350"/>
+                            <a:gd name="connsiteX3" fmla="*/ 0 w 2419350"/>
+                            <a:gd name="connsiteY3" fmla="*/ 2419350 h 2419350"/>
+                          </a:gdLst>
+                          <a:ahLst/>
+                          <a:cxnLst>
+                            <a:cxn ang="0">
+                              <a:pos x="connsiteX0" y="connsiteY0"/>
+                            </a:cxn>
+                            <a:cxn ang="0">
+                              <a:pos x="connsiteX1" y="connsiteY1"/>
+                            </a:cxn>
+                            <a:cxn ang="0">
+                              <a:pos x="connsiteX2" y="connsiteY2"/>
+                            </a:cxn>
+                            <a:cxn ang="0">
+                              <a:pos x="connsiteX3" y="connsiteY3"/>
+                            </a:cxn>
+                          </a:cxnLst>
+                          <a:rect l="l" t="t" r="r" b="b"/>
+                          <a:pathLst>
+                            <a:path w="2419350" h="2419350">
+                              <a:moveTo>
+                                <a:pt x="0" y="2419350"/>
+                              </a:moveTo>
+                              <a:lnTo>
+                                <a:pt x="0" y="0"/>
+                              </a:lnTo>
+                              <a:cubicBezTo>
+                                <a:pt x="806450" y="806450"/>
+                                <a:pt x="-382154" y="2206666"/>
+                                <a:pt x="2419350" y="2419350"/>
+                              </a:cubicBezTo>
+                              <a:lnTo>
+                                <a:pt x="0" y="2419350"/>
+                              </a:lnTo>
+                              <a:close/>
+                            </a:path>
+                          </a:pathLst>
+                        </a:custGeom>
+                        <a:solidFill>
+                          <a:schemeClr val="accent2"/>
+                        </a:solidFill>
+                        <a:ln>
+                          <a:noFill/>
+                        </a:ln>
+                      </wps:spPr>
+                      <wps:style>
+                        <a:lnRef idx="2">
+                          <a:schemeClr val="accent1">
+                            <a:shade val="50000"/>
+                          </a:schemeClr>
+                        </a:lnRef>
+                        <a:fillRef idx="1">
+                          <a:schemeClr val="accent1"/>
+                        </a:fillRef>
+                        <a:effectRef idx="0">
+                          <a:schemeClr val="accent1"/>
+                        </a:effectRef>
+                        <a:fontRef idx="minor">
+                          <a:schemeClr val="lt1"/>
+                        </a:fontRef>
+                      </wps:style>
+                      <wps:bodyPr rot="0" spcFirstLastPara="0" vertOverflow="overflow" horzOverflow="overflow" vert="horz" wrap="square" lIns="91440" tIns="45720" rIns="91440" bIns="45720" numCol="1" spcCol="0" rtlCol="0" fromWordArt="0" anchor="ctr" anchorCtr="0" forceAA="0" compatLnSpc="1">
+                        <a:prstTxWarp prst="textNoShape">
+                          <a:avLst/>
+                        </a:prstTxWarp>
+                        <a:noAutofit/>
+                      </wps:bodyPr>
+                    </wps:wsp>
+                  </a:graphicData>
+                </a:graphic>
+                <wp14:sizeRelH relativeFrom="margin">
+                  <wp14:pctWidth>0</wp14:pctWidth>
+                </wp14:sizeRelH>
+              </wp:anchor>
+            </w:drawing>
+          </mc:Choice>
+          <mc:Fallback>
+            <w:pict>
+              <v:shape w14:anchorId="544BD0F3" id="Derékszögű háromszög 7" o:spid="_x0000_s1026" style="position:absolute;margin-left:-.1pt;margin-top:-70.2pt;width:190.5pt;height:190.5pt;rotation:90;z-index:251717632;visibility:visible;mso-wrap-style:square;mso-width-percent:0;mso-wrap-distance-left:9pt;mso-wrap-distance-top:0;mso-wrap-distance-right:9pt;mso-wrap-distance-bottom:0;mso-position-horizontal:absolute;mso-position-horizontal-relative:page;mso-position-vertical:absolute;mso-position-vertical-relative:text;mso-width-percent:0;mso-width-relative:margin;v-text-anchor:middle" coordsize="2419350,2419350" o:gfxdata="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" path="m,2419350l,c806450,806450,-382154,2206666,2419350,2419350l,2419350xe" fillcolor="#ed7d31 [3205]" stroked="f" strokeweight="1pt">
+                <v:stroke joinstyle="miter"/>
+                <v:path arrowok="t" o:connecttype="custom" o:connectlocs="0,2419350;0,0;2419350,2419350;0,2419350" o:connectangles="0,0,0,0"/>
+                <w10:wrap anchorx="page"/>
+              </v:shape>
+            </w:pict>
+          </mc:Fallback>
+        </mc:AlternateContent>
+      </w:r>
+      <w:proofErr w:type="spellStart"/>
+      <w:r>
+        <w:rPr>
+          <w:b/>
+          <w:bCs/>
+        </w:rPr>
+        <w:t>Admin</w:t>
+      </w:r>
+      <w:proofErr w:type="spellEnd"/>
+      <w:r>
+        <w:rPr>
+          <w:b/>
+          <w:bCs/>
+        </w:rPr>
+        <w:t xml:space="preserve"> Applikáció</w:t>
+      </w:r>
+      <w:r>
+        <w:rPr>
+          <w:b/>
+          <w:bCs/>
+        </w:rPr>
+        <w:t xml:space="preserve">: </w:t>
+      </w:r>
+      <w:r>
+        <w:t xml:space="preserve">Az </w:t>
+      </w:r>
+      <w:proofErr w:type="spellStart"/>
+      <w:r>
+        <w:t>admin</w:t>
+      </w:r>
+      <w:proofErr w:type="spellEnd"/>
+      <w:r>
+        <w:t xml:space="preserve"> applikáció, Visual </w:t>
+      </w:r>
+      <w:proofErr w:type="spellStart"/>
+      <w:r>
+        <w:t>Studio</w:t>
+      </w:r>
+      <w:proofErr w:type="spellEnd"/>
+      <w:r>
+        <w:t>(VS)-ben készült C# nyelven, WPF</w:t>
+      </w:r>
+      <w:r>
+        <w:t xml:space="preserve"> technikával</w:t>
+      </w:r>
+      <w:r>
+        <w:t>.</w:t>
+      </w:r>
+      <w:r>
+        <w:br/>
+      </w:r>
+      <w:r>
+        <w:br/>
+      </w:r>
+      <w:proofErr w:type="spellStart"/>
+      <w:r>
+        <w:t>Admin</w:t>
+      </w:r>
+      <w:proofErr w:type="spellEnd"/>
+      <w:r>
+        <w:t xml:space="preserve"> applikációnak a feladata, hogy egy újonnan felregisztrált felhasználó fiókját aktiválni lehessen, ez egyfajta moderálási jogkört ad, hogyha </w:t>
+      </w:r>
+      <w:r>
+        <w:t xml:space="preserve">valaki </w:t>
+      </w:r>
+      <w:r>
+        <w:t>nem megfelelő nevet ad meg.</w:t>
+      </w:r>
+      <w:r>
+        <w:br/>
+        <w:t>A jövőben nagyobb jogkör adása lehetséges</w:t>
+      </w:r>
+      <w:r>
+        <w:br/>
+      </w:r>
+      <w:r>
+        <w:br/>
+        <w:t xml:space="preserve">Az </w:t>
+      </w:r>
+      <w:proofErr w:type="spellStart"/>
+      <w:r>
+        <w:t>admin</w:t>
+      </w:r>
+      <w:proofErr w:type="spellEnd"/>
+      <w:r>
+        <w:t xml:space="preserve"> felület kinézete alaphelyzetben:</w:t>
+      </w:r>
+    </w:p>
+    <w:p>
+      <w:pPr>
+        <w:spacing w:line="259" w:lineRule="auto"/>
+        <w:jc w:val="left"/>
+        <w:rPr>
+          <w:b/>
+          <w:bCs/>
+        </w:rPr>
+      </w:pPr>
+      <w:r>
+        <w:rPr>
+          <w:b/>
+          <w:bCs/>
+        </w:rPr>
+        <w:drawing>
+          <wp:inline distT="0" distB="0" distL="0" distR="0" wp14:anchorId="5DCE359C" wp14:editId="44AFADC9">
+            <wp:extent cx="5579745" cy="3145790"/>
+            <wp:effectExtent l="0" t="0" r="1905" b="0"/>
+            <wp:docPr id="63" name="Kép 63"/>
+            <wp:cNvGraphicFramePr>
+              <a:graphicFrameLocks xmlns:a="http://schemas.openxmlformats.org/drawingml/2006/main" noChangeAspect="1"/>
+            </wp:cNvGraphicFramePr>
+            <a:graphic xmlns:a="http://schemas.openxmlformats.org/drawingml/2006/main">
+              <a:graphicData uri="http://schemas.openxmlformats.org/drawingml/2006/picture">
+                <pic:pic xmlns:pic="http://schemas.openxmlformats.org/drawingml/2006/picture">
+                  <pic:nvPicPr>
+                    <pic:cNvPr id="1" name=""/>
+                    <pic:cNvPicPr/>
+                  </pic:nvPicPr>
+                  <pic:blipFill>
+                    <a:blip r:embed="rId25"/>
+                    <a:stretch>
+                      <a:fillRect/>
+                    </a:stretch>
+                  </pic:blipFill>
+                  <pic:spPr>
+                    <a:xfrm>
+                      <a:off x="0" y="0"/>
+                      <a:ext cx="5579745" cy="3145790"/>
+                    </a:xfrm>
+                    <a:prstGeom prst="rect">
+                      <a:avLst/>
+                    </a:prstGeom>
+                  </pic:spPr>
+                </pic:pic>
+              </a:graphicData>
+            </a:graphic>
+          </wp:inline>
+        </w:drawing>
+      </w:r>
+      <w:r>
+        <w:rPr>
+          <w:b/>
+          <w:bCs/>
+        </w:rPr>
+        <w:br/>
+      </w:r>
+      <w:r>
+        <w:rPr>
+          <w:b/>
+          <w:bCs/>
+        </w:rPr>
+        <w:br/>
+      </w:r>
+      <w:r>
+        <w:t xml:space="preserve">Az </w:t>
+      </w:r>
+      <w:proofErr w:type="spellStart"/>
+      <w:r>
+        <w:t>admin</w:t>
+      </w:r>
+      <w:proofErr w:type="spellEnd"/>
+      <w:r>
+        <w:rPr>
+          <w:b/>
+          <w:bCs/>
+        </w:rPr>
+        <w:t xml:space="preserve"> </w:t>
+      </w:r>
+      <w:r>
+        <w:t>felület</w:t>
+      </w:r>
+      <w:r>
+        <w:rPr>
+          <w:b/>
+          <w:bCs/>
+        </w:rPr>
+        <w:t xml:space="preserve"> </w:t>
+      </w:r>
+      <w:r>
+        <w:t>kinézete, amikor valaki regisztrált az oldalra</w:t>
+      </w:r>
+      <w:r>
+        <w:rPr>
+          <w:b/>
+          <w:bCs/>
+        </w:rPr>
+        <w:t>:</w:t>
+      </w:r>
+      <w:r>
+        <w:rPr>
+          <w:b/>
+          <w:bCs/>
+        </w:rPr>
+        <w:br/>
+      </w:r>
+      <w:r>
+        <w:rPr>
+          <w:b/>
+          <w:bCs/>
+        </w:rPr>
+        <w:drawing>
+          <wp:inline distT="0" distB="0" distL="0" distR="0" wp14:anchorId="4E7433D4" wp14:editId="40FE9B67">
+            <wp:extent cx="5579745" cy="3140075"/>
+            <wp:effectExtent l="0" t="0" r="1905" b="3175"/>
+            <wp:docPr id="1656926720" name="Kép 1656926720"/>
             <wp:cNvGraphicFramePr>
               <a:graphicFrameLocks xmlns:a="http://schemas.openxmlformats.org/drawingml/2006/main" noChangeAspect="1"/>
             </wp:cNvGraphicFramePr>
@@ -7574,7 +8454,7 @@
                   <pic:spPr>
                     <a:xfrm>
                       <a:off x="0" y="0"/>
-                      <a:ext cx="5579745" cy="3444240"/>
+                      <a:ext cx="5579745" cy="3140075"/>
                     </a:xfrm>
                     <a:prstGeom prst="rect">
                       <a:avLst/>
@@ -7586,190 +8466,6 @@
           </wp:inline>
         </w:drawing>
       </w:r>
-    </w:p>
-    <w:p>
-      <w:pPr>
-        <w:spacing w:line="259" w:lineRule="auto"/>
-        <w:jc w:val="left"/>
-        <w:rPr>
-          <w:b/>
-          <w:bCs/>
-        </w:rPr>
-      </w:pPr>
-      <w:r>
-        <w:rPr>
-          <w:b/>
-          <w:bCs/>
-        </w:rPr>
-        <w:t>(Egy EJS kódrészlet)</w:t>
-      </w:r>
-    </w:p>
-    <w:p>
-      <w:pPr>
-        <w:spacing w:line="259" w:lineRule="auto"/>
-        <w:jc w:val="left"/>
-        <w:rPr>
-          <w:b/>
-          <w:bCs/>
-        </w:rPr>
-      </w:pPr>
-    </w:p>
-    <w:p>
-      <w:pPr>
-        <w:spacing w:line="259" w:lineRule="auto"/>
-        <w:jc w:val="left"/>
-      </w:pPr>
-      <w:r>
-        <w:t xml:space="preserve">Fontos! Az EJS mindig &lt;% %&gt; jelek között </w:t>
-      </w:r>
-      <w:r>
-        <w:t>kell beágyazni, ez a színtaktikája.</w:t>
-      </w:r>
-    </w:p>
-    <w:p>
-      <w:pPr>
-        <w:spacing w:line="259" w:lineRule="auto"/>
-        <w:jc w:val="left"/>
-        <w:rPr>
-          <w:b/>
-          <w:bCs/>
-        </w:rPr>
-      </w:pPr>
-      <w:r>
-        <w:rPr>
-          <w:b/>
-          <w:bCs/>
-          <w:noProof/>
-        </w:rPr>
-        <w:drawing>
-          <wp:inline distT="0" distB="0" distL="0" distR="0" wp14:anchorId="2F39B68D" wp14:editId="541D0C66">
-            <wp:extent cx="4982270" cy="1810003"/>
-            <wp:effectExtent l="0" t="0" r="0" b="0"/>
-            <wp:docPr id="24" name="Kép 24"/>
-            <wp:cNvGraphicFramePr>
-              <a:graphicFrameLocks xmlns:a="http://schemas.openxmlformats.org/drawingml/2006/main" noChangeAspect="1"/>
-            </wp:cNvGraphicFramePr>
-            <a:graphic xmlns:a="http://schemas.openxmlformats.org/drawingml/2006/main">
-              <a:graphicData uri="http://schemas.openxmlformats.org/drawingml/2006/picture">
-                <pic:pic xmlns:pic="http://schemas.openxmlformats.org/drawingml/2006/picture">
-                  <pic:nvPicPr>
-                    <pic:cNvPr id="1" name=""/>
-                    <pic:cNvPicPr/>
-                  </pic:nvPicPr>
-                  <pic:blipFill>
-                    <a:blip r:embed="rId27"/>
-                    <a:stretch>
-                      <a:fillRect/>
-                    </a:stretch>
-                  </pic:blipFill>
-                  <pic:spPr>
-                    <a:xfrm>
-                      <a:off x="0" y="0"/>
-                      <a:ext cx="4982270" cy="1810003"/>
-                    </a:xfrm>
-                    <a:prstGeom prst="rect">
-                      <a:avLst/>
-                    </a:prstGeom>
-                  </pic:spPr>
-                </pic:pic>
-              </a:graphicData>
-            </a:graphic>
-          </wp:inline>
-        </w:drawing>
-      </w:r>
-    </w:p>
-    <w:p>
-      <w:pPr>
-        <w:spacing w:line="259" w:lineRule="auto"/>
-        <w:jc w:val="left"/>
-        <w:rPr>
-          <w:b/>
-          <w:bCs/>
-        </w:rPr>
-      </w:pPr>
-      <w:r>
-        <w:rPr>
-          <w:b/>
-          <w:bCs/>
-        </w:rPr>
-        <w:t>(EJS értékadás: &lt;%= foodName %&gt;)</w:t>
-      </w:r>
-    </w:p>
-    <w:p>
-      <w:pPr>
-        <w:spacing w:line="259" w:lineRule="auto"/>
-        <w:jc w:val="left"/>
-        <w:rPr>
-          <w:b/>
-          <w:bCs/>
-        </w:rPr>
-      </w:pPr>
-    </w:p>
-    <w:p>
-      <w:pPr>
-        <w:pageBreakBefore/>
-        <w:spacing w:line="259" w:lineRule="auto"/>
-        <w:jc w:val="left"/>
-      </w:pPr>
-      <w:r>
-        <w:rPr>
-          <w:b/>
-          <w:bCs/>
-        </w:rPr>
-        <w:lastRenderedPageBreak/>
-        <w:t>Admin Applikáció</w:t>
-      </w:r>
-      <w:r>
-        <w:rPr>
-          <w:b/>
-          <w:bCs/>
-        </w:rPr>
-        <w:t xml:space="preserve">: </w:t>
-      </w:r>
-      <w:r>
-        <w:t xml:space="preserve">Az admin applikáció, Visual </w:t>
-      </w:r>
-      <w:proofErr w:type="gramStart"/>
-      <w:r>
-        <w:t>Studio(</w:t>
-      </w:r>
-      <w:proofErr w:type="gramEnd"/>
-      <w:r>
-        <w:t>VS)-ben készült C# nyelven, WPF</w:t>
-      </w:r>
-      <w:r>
-        <w:t xml:space="preserve"> technikával</w:t>
-      </w:r>
-      <w:r>
-        <w:t>.</w:t>
-      </w:r>
-      <w:r>
-        <w:br/>
-      </w:r>
-      <w:r>
-        <w:br/>
-        <w:t xml:space="preserve">Admin applikációnak a feladata, hogy egy újonnan felregisztrált felhasználó fiókját aktiválni lehessen, ez egyfajta moderálási jogkört ad, hogyha </w:t>
-      </w:r>
-      <w:r>
-        <w:t xml:space="preserve">valaki </w:t>
-      </w:r>
-      <w:r>
-        <w:t>nem megfelelő nevet ad meg.</w:t>
-      </w:r>
-      <w:r>
-        <w:br/>
-        <w:t>A jövőben nagyobb jogkör adása lehetséges</w:t>
-      </w:r>
-    </w:p>
-    <w:p>
-      <w:pPr>
-        <w:spacing w:line="259" w:lineRule="auto"/>
-        <w:jc w:val="left"/>
-        <w:rPr>
-          <w:b/>
-          <w:bCs/>
-        </w:rPr>
-      </w:pPr>
       <w:r>
         <w:rPr>
           <w:b/>
@@ -7916,7 +8612,7 @@
               </wp:anchor>
             </w:drawing>
           </mc:Choice>
-          <mc:Fallback xmlns:a="http://schemas.openxmlformats.org/drawingml/2006/main" xmlns:pic="http://schemas.openxmlformats.org/drawingml/2006/picture" xmlns:a14="http://schemas.microsoft.com/office/drawing/2010/main">
+          <mc:Fallback xmlns:a14="http://schemas.microsoft.com/office/drawing/2010/main" xmlns:pic="http://schemas.openxmlformats.org/drawingml/2006/picture" xmlns:a="http://schemas.openxmlformats.org/drawingml/2006/main">
             <w:pict>
               <v:shape id="Derékszögű háromszög 7" style="position:absolute;margin-left:0;margin-top:-71pt;width:190.5pt;height:190.5pt;rotation:90;z-index:251670528;visibility:visible;mso-wrap-style:square;mso-width-percent:0;mso-wrap-distance-left:9pt;mso-wrap-distance-top:0;mso-wrap-distance-right:9pt;mso-wrap-distance-bottom:0;mso-position-horizontal:left;mso-position-horizontal-relative:page;mso-position-vertical:absolute;mso-position-vertical-relative:text;mso-width-percent:0;mso-width-relative:margin;v-text-anchor:middle" coordsize="2419350,2419350" o:spid="_x0000_s1026" fillcolor="#ed7d31 [3205]" stroked="f" strokeweight="1pt" path="m,2419350l,c806450,806450,-382154,2206666,2419350,2419350l,2419350xe" o:gfxdata="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" w14:anchorId="3D992DA4">
                 <v:stroke joinstyle="miter"/>
@@ -7965,15 +8661,7 @@
         <w:t xml:space="preserve"> Manuális Teszt – (</w:t>
       </w:r>
       <w:r>
-        <w:t xml:space="preserve">http kérés/URL alapján, a POSTMAN alkalmazás </w:t>
-      </w:r>
-      <w:proofErr w:type="gramStart"/>
-      <w:r>
-        <w:t>segítségével</w:t>
-      </w:r>
-      <w:proofErr w:type="gramEnd"/>
-      <w:r>
-        <w:t xml:space="preserve"> illetve a válaszkódok ellenőrzésével.</w:t>
+        <w:t>http kérés/URL alapján, a POSTMAN alkalmazás segítségével illetve a válaszkódok ellenőrzésével.</w:t>
       </w:r>
       <w:r>
         <w:t>)</w:t>
@@ -8001,10 +8689,30 @@
         <w:t>(</w:t>
       </w:r>
       <w:r>
-        <w:t>A JEST SuperTest csomagját felhasználva</w:t>
-      </w:r>
-      <w:r>
-        <w:t>, pársoros kódrészeket írtunk, a végpontok automatikus tesztelésére. Ezt egy külön indítási módszerrel kell elindítani, és akkor fog lefutni a teszt.</w:t>
+        <w:t xml:space="preserve">A JEST </w:t>
+      </w:r>
+      <w:proofErr w:type="spellStart"/>
+      <w:r>
+        <w:t>SuperTest</w:t>
+      </w:r>
+      <w:proofErr w:type="spellEnd"/>
+      <w:r>
+        <w:t xml:space="preserve"> csomagját felhasználva</w:t>
+      </w:r>
+      <w:r>
+        <w:t xml:space="preserve">, </w:t>
+      </w:r>
+      <w:r>
+        <w:t xml:space="preserve">teszteltük </w:t>
+      </w:r>
+      <w:r>
+        <w:t>a végpontok</w:t>
+      </w:r>
+      <w:r>
+        <w:t>at</w:t>
+      </w:r>
+      <w:r>
+        <w:t>. Ezt egy külön indítási módszerrel kell elindítani, és akkor fog lefutni a teszt.</w:t>
       </w:r>
       <w:r>
         <w:t>)</w:t>
@@ -8023,7 +8731,1610 @@
         <w:t>Unit Teszt teszteredményei:</w:t>
       </w:r>
     </w:p>
+    <w:p>
+      <w:pPr>
+        <w:rPr>
+          <w:rFonts w:eastAsia="Times New Roman" w:cs="Times New Roman"/>
+          <w:szCs w:val="24"/>
+        </w:rPr>
+      </w:pPr>
+      <w:r>
+        <w:rPr>
+          <w:rFonts w:eastAsia="Times New Roman" w:cs="Times New Roman"/>
+          <w:szCs w:val="24"/>
+        </w:rPr>
+        <w:t xml:space="preserve">A </w:t>
+      </w:r>
+      <w:proofErr w:type="spellStart"/>
+      <w:r>
+        <w:rPr>
+          <w:rFonts w:eastAsia="Times New Roman" w:cs="Times New Roman"/>
+          <w:szCs w:val="24"/>
+        </w:rPr>
+        <w:t>describe</w:t>
+      </w:r>
+      <w:proofErr w:type="spellEnd"/>
+      <w:r>
+        <w:rPr>
+          <w:rFonts w:eastAsia="Times New Roman" w:cs="Times New Roman"/>
+          <w:szCs w:val="24"/>
+        </w:rPr>
+        <w:t xml:space="preserve"> egy </w:t>
+      </w:r>
+      <w:proofErr w:type="spellStart"/>
+      <w:r>
+        <w:rPr>
+          <w:rFonts w:eastAsia="Times New Roman" w:cs="Times New Roman"/>
+          <w:szCs w:val="24"/>
+        </w:rPr>
+        <w:t>api</w:t>
+      </w:r>
+      <w:proofErr w:type="spellEnd"/>
+      <w:r>
+        <w:rPr>
+          <w:rFonts w:eastAsia="Times New Roman" w:cs="Times New Roman"/>
+          <w:szCs w:val="24"/>
+        </w:rPr>
+        <w:t xml:space="preserve"> tesztet mutat, a test, a teszteset, illetve hogy mit várunk vissza. Egy valós függvény adatait, </w:t>
+      </w:r>
+      <w:proofErr w:type="spellStart"/>
+      <w:r>
+        <w:rPr>
+          <w:rFonts w:eastAsia="Times New Roman" w:cs="Times New Roman"/>
+          <w:szCs w:val="24"/>
+        </w:rPr>
+        <w:t>Mock-oljuk</w:t>
+      </w:r>
+      <w:proofErr w:type="spellEnd"/>
+      <w:r>
+        <w:rPr>
+          <w:rFonts w:eastAsia="Times New Roman" w:cs="Times New Roman"/>
+          <w:szCs w:val="24"/>
+        </w:rPr>
+        <w:t xml:space="preserve">, tehát nem valós adatbázis kapcsolat, nem valós adatokkal dolgozunk a tesztelés során. Az </w:t>
+      </w:r>
+      <w:proofErr w:type="spellStart"/>
+      <w:r>
+        <w:rPr>
+          <w:rFonts w:eastAsia="Times New Roman" w:cs="Times New Roman"/>
+          <w:szCs w:val="24"/>
+        </w:rPr>
+        <w:t>except</w:t>
+      </w:r>
+      <w:proofErr w:type="spellEnd"/>
+      <w:r>
+        <w:rPr>
+          <w:rFonts w:eastAsia="Times New Roman" w:cs="Times New Roman"/>
+          <w:szCs w:val="24"/>
+        </w:rPr>
+        <w:t xml:space="preserve">-ek, azok, amiket vissza kell hogy kapjunk, hogy a tesztünk sikeres legyen. </w:t>
+      </w:r>
+    </w:p>
+    <w:p>
+      <w:pPr>
+        <w:ind w:firstLine="708"/>
+        <w:rPr>
+          <w:rFonts w:eastAsia="Times New Roman" w:cs="Times New Roman"/>
+          <w:szCs w:val="24"/>
+        </w:rPr>
+      </w:pPr>
+      <w:r>
+        <w:rPr>
+          <w:rFonts w:eastAsia="Times New Roman" w:cs="Times New Roman"/>
+          <w:szCs w:val="24"/>
+        </w:rPr>
+        <w:t>Sikeres Teszt:</w:t>
+      </w:r>
+    </w:p>
+    <w:p>
+      <w:pPr>
+        <w:ind w:firstLine="708"/>
+        <w:rPr>
+          <w:rFonts w:eastAsia="Times New Roman" w:cs="Times New Roman"/>
+          <w:szCs w:val="24"/>
+        </w:rPr>
+      </w:pPr>
+      <w:r>
+        <w:rPr>
+          <w:rFonts w:eastAsia="Times New Roman" w:cs="Times New Roman"/>
+          <w:szCs w:val="24"/>
+        </w:rPr>
+        <w:tab/>
+        <w:t>Státuszkód: 200</w:t>
+      </w:r>
+    </w:p>
+    <w:p>
+      <w:pPr>
+        <w:ind w:firstLine="708"/>
+        <w:rPr>
+          <w:rFonts w:eastAsia="Times New Roman" w:cs="Times New Roman"/>
+          <w:szCs w:val="24"/>
+        </w:rPr>
+      </w:pPr>
+      <w:r>
+        <w:rPr>
+          <w:rFonts w:eastAsia="Times New Roman" w:cs="Times New Roman"/>
+          <w:szCs w:val="24"/>
+        </w:rPr>
+        <w:tab/>
+        <w:t>Tartalom: Üres</w:t>
+      </w:r>
+    </w:p>
+    <w:p>
+      <w:pPr>
+        <w:rPr>
+          <w:rFonts w:eastAsia="Times New Roman" w:cs="Times New Roman"/>
+          <w:szCs w:val="24"/>
+        </w:rPr>
+      </w:pPr>
+    </w:p>
+    <w:p>
+      <w:pPr>
+        <w:rPr>
+          <w:rFonts w:eastAsia="Times New Roman" w:cs="Times New Roman"/>
+          <w:szCs w:val="24"/>
+        </w:rPr>
+      </w:pPr>
+      <w:r>
+        <w:rPr>
+          <w:rFonts w:eastAsia="Times New Roman" w:cs="Times New Roman"/>
+          <w:szCs w:val="24"/>
+        </w:rPr>
+        <w:t>Ez egy úgynevezett egységteszt(Unit Test), ami a kódunknak, egy meghatározott, kisebb egységét teszteli automatikusan.</w:t>
+      </w:r>
+    </w:p>
+    <w:p>
+      <w:pPr>
+        <w:rPr>
+          <w:rFonts w:eastAsia="Times New Roman" w:cs="Times New Roman"/>
+          <w:szCs w:val="24"/>
+        </w:rPr>
+      </w:pPr>
+    </w:p>
+    <w:p>
+      <w:pPr>
+        <w:rPr>
+          <w:rFonts w:eastAsia="Times New Roman" w:cs="Times New Roman"/>
+          <w:szCs w:val="24"/>
+        </w:rPr>
+      </w:pPr>
+      <w:r>
+        <w:rPr>
+          <w:rFonts w:eastAsia="Times New Roman" w:cs="Times New Roman"/>
+          <w:szCs w:val="24"/>
+        </w:rPr>
+        <w:t>Tesztelés Indítása:</w:t>
+      </w:r>
+    </w:p>
+    <w:p>
+      <w:pPr>
+        <w:rPr>
+          <w:rFonts w:eastAsia="Times New Roman" w:cs="Times New Roman"/>
+          <w:szCs w:val="24"/>
+        </w:rPr>
+      </w:pPr>
+      <w:r>
+        <w:rPr>
+          <w:rFonts w:eastAsia="Times New Roman" w:cs="Times New Roman"/>
+          <w:szCs w:val="24"/>
+        </w:rPr>
+        <w:tab/>
+        <w:t>A szerver indítással szemben(</w:t>
+      </w:r>
+      <w:proofErr w:type="spellStart"/>
+      <w:r>
+        <w:rPr>
+          <w:rFonts w:eastAsia="Times New Roman" w:cs="Times New Roman"/>
+          <w:szCs w:val="24"/>
+        </w:rPr>
+        <w:t>node</w:t>
+      </w:r>
+      <w:proofErr w:type="spellEnd"/>
+      <w:r>
+        <w:rPr>
+          <w:rFonts w:eastAsia="Times New Roman" w:cs="Times New Roman"/>
+          <w:szCs w:val="24"/>
+        </w:rPr>
+        <w:t xml:space="preserve"> server) ezt, az </w:t>
+      </w:r>
+      <w:proofErr w:type="spellStart"/>
+      <w:r>
+        <w:rPr>
+          <w:rFonts w:eastAsia="Times New Roman" w:cs="Times New Roman"/>
+          <w:szCs w:val="24"/>
+        </w:rPr>
+        <w:t>npx</w:t>
+      </w:r>
+      <w:proofErr w:type="spellEnd"/>
+      <w:r>
+        <w:rPr>
+          <w:rFonts w:eastAsia="Times New Roman" w:cs="Times New Roman"/>
+          <w:szCs w:val="24"/>
+        </w:rPr>
+        <w:t>(</w:t>
+      </w:r>
+      <w:proofErr w:type="spellStart"/>
+      <w:r>
+        <w:rPr>
+          <w:rFonts w:eastAsia="Times New Roman" w:cs="Times New Roman"/>
+          <w:szCs w:val="24"/>
+        </w:rPr>
+        <w:t>Node</w:t>
+      </w:r>
+      <w:proofErr w:type="spellEnd"/>
+      <w:r>
+        <w:rPr>
+          <w:rFonts w:eastAsia="Times New Roman" w:cs="Times New Roman"/>
+          <w:szCs w:val="24"/>
+        </w:rPr>
+        <w:t xml:space="preserve"> </w:t>
+      </w:r>
+      <w:proofErr w:type="spellStart"/>
+      <w:r>
+        <w:rPr>
+          <w:rFonts w:eastAsia="Times New Roman" w:cs="Times New Roman"/>
+          <w:szCs w:val="24"/>
+        </w:rPr>
+        <w:t>Package</w:t>
+      </w:r>
+      <w:proofErr w:type="spellEnd"/>
+      <w:r>
+        <w:rPr>
+          <w:rFonts w:eastAsia="Times New Roman" w:cs="Times New Roman"/>
+          <w:szCs w:val="24"/>
+        </w:rPr>
+        <w:t xml:space="preserve"> </w:t>
+      </w:r>
+      <w:proofErr w:type="spellStart"/>
+      <w:r>
+        <w:rPr>
+          <w:rFonts w:eastAsia="Times New Roman" w:cs="Times New Roman"/>
+          <w:szCs w:val="24"/>
+        </w:rPr>
+        <w:t>Executor</w:t>
+      </w:r>
+      <w:proofErr w:type="spellEnd"/>
+      <w:r>
+        <w:rPr>
+          <w:rFonts w:eastAsia="Times New Roman" w:cs="Times New Roman"/>
+          <w:szCs w:val="24"/>
+        </w:rPr>
+        <w:t>)-</w:t>
+      </w:r>
+      <w:proofErr w:type="spellStart"/>
+      <w:r>
+        <w:rPr>
+          <w:rFonts w:eastAsia="Times New Roman" w:cs="Times New Roman"/>
+          <w:szCs w:val="24"/>
+        </w:rPr>
+        <w:t>al</w:t>
+      </w:r>
+      <w:proofErr w:type="spellEnd"/>
+      <w:r>
+        <w:rPr>
+          <w:rFonts w:eastAsia="Times New Roman" w:cs="Times New Roman"/>
+          <w:szCs w:val="24"/>
+        </w:rPr>
+        <w:t xml:space="preserve"> kell elindítani.</w:t>
+      </w:r>
+    </w:p>
+    <w:p>
+      <w:pPr>
+        <w:rPr>
+          <w:rFonts w:eastAsia="Times New Roman" w:cs="Times New Roman"/>
+          <w:szCs w:val="24"/>
+        </w:rPr>
+      </w:pPr>
+      <w:r>
+        <w:rPr>
+          <w:rFonts w:eastAsia="Times New Roman" w:cs="Times New Roman"/>
+          <w:szCs w:val="24"/>
+        </w:rPr>
+        <w:t xml:space="preserve">parancs: </w:t>
+      </w:r>
+      <w:proofErr w:type="spellStart"/>
+      <w:r>
+        <w:rPr>
+          <w:rFonts w:eastAsia="Times New Roman" w:cs="Times New Roman"/>
+          <w:szCs w:val="24"/>
+        </w:rPr>
+        <w:t>npx</w:t>
+      </w:r>
+      <w:proofErr w:type="spellEnd"/>
+      <w:r>
+        <w:rPr>
+          <w:rFonts w:eastAsia="Times New Roman" w:cs="Times New Roman"/>
+          <w:szCs w:val="24"/>
+        </w:rPr>
+        <w:t xml:space="preserve"> </w:t>
+      </w:r>
+      <w:proofErr w:type="spellStart"/>
+      <w:r>
+        <w:rPr>
+          <w:rFonts w:eastAsia="Times New Roman" w:cs="Times New Roman"/>
+          <w:szCs w:val="24"/>
+        </w:rPr>
+        <w:t>jest</w:t>
+      </w:r>
+      <w:proofErr w:type="spellEnd"/>
+      <w:r>
+        <w:rPr>
+          <w:rFonts w:eastAsia="Times New Roman" w:cs="Times New Roman"/>
+          <w:szCs w:val="24"/>
+        </w:rPr>
+        <w:t xml:space="preserve"> test/api.test.js </w:t>
+      </w:r>
+      <w:r>
+        <w:rPr>
+          <w:rFonts w:eastAsia="Times New Roman" w:cs="Times New Roman"/>
+          <w:szCs w:val="24"/>
+        </w:rPr>
+        <w:t>–</w:t>
+      </w:r>
+      <w:proofErr w:type="spellStart"/>
+      <w:r>
+        <w:rPr>
+          <w:rFonts w:eastAsia="Times New Roman" w:cs="Times New Roman"/>
+          <w:szCs w:val="24"/>
+        </w:rPr>
+        <w:t>detectOpenHandles</w:t>
+      </w:r>
+      <w:proofErr w:type="spellEnd"/>
+    </w:p>
+    <w:p>
+      <w:pPr>
+        <w:rPr>
+          <w:noProof/>
+        </w:rPr>
+      </w:pPr>
+      <w:r>
+        <w:rPr>
+          <w:rFonts w:eastAsia="Times New Roman" w:cs="Times New Roman"/>
+          <w:szCs w:val="24"/>
+        </w:rPr>
+        <w:t xml:space="preserve">A -- </w:t>
+      </w:r>
+      <w:proofErr w:type="spellStart"/>
+      <w:r>
+        <w:rPr>
+          <w:rFonts w:eastAsia="Times New Roman" w:cs="Times New Roman"/>
+          <w:szCs w:val="24"/>
+        </w:rPr>
+        <w:t>detectOpenHandles</w:t>
+      </w:r>
+      <w:proofErr w:type="spellEnd"/>
+      <w:r>
+        <w:rPr>
+          <w:rFonts w:eastAsia="Times New Roman" w:cs="Times New Roman"/>
+          <w:szCs w:val="24"/>
+        </w:rPr>
+        <w:t>, azért szükséges, mert ha esetleg, a tesztelés nem állna le magától, a parancsra, akkor ez leállítja, miután a teszt visszaadta az eredményt.</w:t>
+      </w:r>
+      <w:r>
+        <w:rPr>
+          <w:noProof/>
+        </w:rPr>
+        <w:t xml:space="preserve"> </w:t>
+      </w:r>
+    </w:p>
+    <w:p>
+      <w:pPr>
+        <w:rPr>
+          <w:noProof/>
+        </w:rPr>
+      </w:pPr>
+    </w:p>
+    <w:p>
+      <w:pPr>
+        <w:rPr>
+          <w:noProof/>
+        </w:rPr>
+      </w:pPr>
+      <w:r>
+        <w:rPr>
+          <w:noProof/>
+        </w:rPr>
+        <w:t>Tesztelés</w:t>
+      </w:r>
+      <w:r>
+        <w:rPr>
+          <w:noProof/>
+        </w:rPr>
+        <w:t xml:space="preserve"> Leírása</w:t>
+      </w:r>
+      <w:r>
+        <w:rPr>
+          <w:noProof/>
+        </w:rPr>
+        <w:t>(Jest, SuperTest)</w:t>
+      </w:r>
+      <w:r>
+        <w:rPr>
+          <w:noProof/>
+        </w:rPr>
+        <w:t>:</w:t>
+      </w:r>
+    </w:p>
+    <w:p>
+      <w:pPr>
+        <w:rPr>
+          <w:rFonts w:eastAsia="Times New Roman" w:cs="Times New Roman"/>
+          <w:szCs w:val="24"/>
+        </w:rPr>
+      </w:pPr>
+      <w:r>
+        <w:rPr>
+          <w:b/>
+          <w:bCs/>
+          <w:noProof/>
+          <w:sz w:val="34"/>
+          <w:szCs w:val="34"/>
+          <w:lang w:eastAsia="hu-HU"/>
+        </w:rPr>
+        <w:lastRenderedPageBreak/>
+        <mc:AlternateContent>
+          <mc:Choice Requires="wps">
+            <w:drawing>
+              <wp:anchor distT="0" distB="0" distL="114300" distR="114300" simplePos="0" relativeHeight="251719680" behindDoc="0" locked="0" layoutInCell="1" allowOverlap="1" wp14:anchorId="2054B170" wp14:editId="0C93E90A">
+                <wp:simplePos x="0" y="0"/>
+                <wp:positionH relativeFrom="page">
+                  <wp:posOffset>14661</wp:posOffset>
+                </wp:positionH>
+                <wp:positionV relativeFrom="paragraph">
+                  <wp:posOffset>-899133</wp:posOffset>
+                </wp:positionV>
+                <wp:extent cx="2419350" cy="2419350"/>
+                <wp:effectExtent l="0" t="0" r="0" b="0"/>
+                <wp:wrapNone/>
+                <wp:docPr id="59" name="Derékszögű háromszög 7"/>
+                <wp:cNvGraphicFramePr/>
+                <a:graphic xmlns:a="http://schemas.openxmlformats.org/drawingml/2006/main">
+                  <a:graphicData uri="http://schemas.microsoft.com/office/word/2010/wordprocessingShape">
+                    <wps:wsp>
+                      <wps:cNvSpPr/>
+                      <wps:spPr>
+                        <a:xfrm rot="5400000">
+                          <a:off x="0" y="0"/>
+                          <a:ext cx="2419350" cy="2419350"/>
+                        </a:xfrm>
+                        <a:custGeom>
+                          <a:avLst/>
+                          <a:gdLst>
+                            <a:gd name="connsiteX0" fmla="*/ 0 w 2419350"/>
+                            <a:gd name="connsiteY0" fmla="*/ 2419350 h 2419350"/>
+                            <a:gd name="connsiteX1" fmla="*/ 0 w 2419350"/>
+                            <a:gd name="connsiteY1" fmla="*/ 0 h 2419350"/>
+                            <a:gd name="connsiteX2" fmla="*/ 2419350 w 2419350"/>
+                            <a:gd name="connsiteY2" fmla="*/ 2419350 h 2419350"/>
+                            <a:gd name="connsiteX3" fmla="*/ 0 w 2419350"/>
+                            <a:gd name="connsiteY3" fmla="*/ 2419350 h 2419350"/>
+                            <a:gd name="connsiteX0" fmla="*/ 0 w 2419350"/>
+                            <a:gd name="connsiteY0" fmla="*/ 2419350 h 2419350"/>
+                            <a:gd name="connsiteX1" fmla="*/ 0 w 2419350"/>
+                            <a:gd name="connsiteY1" fmla="*/ 0 h 2419350"/>
+                            <a:gd name="connsiteX2" fmla="*/ 2419350 w 2419350"/>
+                            <a:gd name="connsiteY2" fmla="*/ 2419350 h 2419350"/>
+                            <a:gd name="connsiteX3" fmla="*/ 0 w 2419350"/>
+                            <a:gd name="connsiteY3" fmla="*/ 2419350 h 2419350"/>
+                          </a:gdLst>
+                          <a:ahLst/>
+                          <a:cxnLst>
+                            <a:cxn ang="0">
+                              <a:pos x="connsiteX0" y="connsiteY0"/>
+                            </a:cxn>
+                            <a:cxn ang="0">
+                              <a:pos x="connsiteX1" y="connsiteY1"/>
+                            </a:cxn>
+                            <a:cxn ang="0">
+                              <a:pos x="connsiteX2" y="connsiteY2"/>
+                            </a:cxn>
+                            <a:cxn ang="0">
+                              <a:pos x="connsiteX3" y="connsiteY3"/>
+                            </a:cxn>
+                          </a:cxnLst>
+                          <a:rect l="l" t="t" r="r" b="b"/>
+                          <a:pathLst>
+                            <a:path w="2419350" h="2419350">
+                              <a:moveTo>
+                                <a:pt x="0" y="2419350"/>
+                              </a:moveTo>
+                              <a:lnTo>
+                                <a:pt x="0" y="0"/>
+                              </a:lnTo>
+                              <a:cubicBezTo>
+                                <a:pt x="806450" y="806450"/>
+                                <a:pt x="-382154" y="2206666"/>
+                                <a:pt x="2419350" y="2419350"/>
+                              </a:cubicBezTo>
+                              <a:lnTo>
+                                <a:pt x="0" y="2419350"/>
+                              </a:lnTo>
+                              <a:close/>
+                            </a:path>
+                          </a:pathLst>
+                        </a:custGeom>
+                        <a:solidFill>
+                          <a:schemeClr val="accent2"/>
+                        </a:solidFill>
+                        <a:ln>
+                          <a:noFill/>
+                        </a:ln>
+                      </wps:spPr>
+                      <wps:style>
+                        <a:lnRef idx="2">
+                          <a:schemeClr val="accent1">
+                            <a:shade val="50000"/>
+                          </a:schemeClr>
+                        </a:lnRef>
+                        <a:fillRef idx="1">
+                          <a:schemeClr val="accent1"/>
+                        </a:fillRef>
+                        <a:effectRef idx="0">
+                          <a:schemeClr val="accent1"/>
+                        </a:effectRef>
+                        <a:fontRef idx="minor">
+                          <a:schemeClr val="lt1"/>
+                        </a:fontRef>
+                      </wps:style>
+                      <wps:bodyPr rot="0" spcFirstLastPara="0" vertOverflow="overflow" horzOverflow="overflow" vert="horz" wrap="square" lIns="91440" tIns="45720" rIns="91440" bIns="45720" numCol="1" spcCol="0" rtlCol="0" fromWordArt="0" anchor="ctr" anchorCtr="0" forceAA="0" compatLnSpc="1">
+                        <a:prstTxWarp prst="textNoShape">
+                          <a:avLst/>
+                        </a:prstTxWarp>
+                        <a:noAutofit/>
+                      </wps:bodyPr>
+                    </wps:wsp>
+                  </a:graphicData>
+                </a:graphic>
+                <wp14:sizeRelH relativeFrom="margin">
+                  <wp14:pctWidth>0</wp14:pctWidth>
+                </wp14:sizeRelH>
+              </wp:anchor>
+            </w:drawing>
+          </mc:Choice>
+          <mc:Fallback>
+            <w:pict>
+              <v:shape w14:anchorId="728BB0B0" id="Derékszögű háromszög 7" o:spid="_x0000_s1026" style="position:absolute;margin-left:1.15pt;margin-top:-70.8pt;width:190.5pt;height:190.5pt;rotation:90;z-index:251719680;visibility:visible;mso-wrap-style:square;mso-width-percent:0;mso-wrap-distance-left:9pt;mso-wrap-distance-top:0;mso-wrap-distance-right:9pt;mso-wrap-distance-bottom:0;mso-position-horizontal:absolute;mso-position-horizontal-relative:page;mso-position-vertical:absolute;mso-position-vertical-relative:text;mso-width-percent:0;mso-width-relative:margin;v-text-anchor:middle" coordsize="2419350,2419350" o:gfxdata="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" path="m,2419350l,c806450,806450,-382154,2206666,2419350,2419350l,2419350xe" fillcolor="#ed7d31 [3205]" stroked="f" strokeweight="1pt">
+                <v:stroke joinstyle="miter"/>
+                <v:path arrowok="t" o:connecttype="custom" o:connectlocs="0,2419350;0,0;2419350,2419350;0,2419350" o:connectangles="0,0,0,0"/>
+                <w10:wrap anchorx="page"/>
+              </v:shape>
+            </w:pict>
+          </mc:Fallback>
+        </mc:AlternateContent>
+      </w:r>
+      <w:r>
+        <w:rPr>
+          <w:noProof/>
+        </w:rPr>
+        <w:drawing>
+          <wp:inline distT="0" distB="0" distL="0" distR="0" wp14:anchorId="5A015E1B" wp14:editId="018425BA">
+            <wp:extent cx="5486400" cy="3088168"/>
+            <wp:effectExtent l="0" t="0" r="0" b="0"/>
+            <wp:docPr id="38" name="Kép 38" descr="Building A Scalable API Testing Framework With Jest And SuperTest"/>
+            <wp:cNvGraphicFramePr>
+              <a:graphicFrameLocks xmlns:a="http://schemas.openxmlformats.org/drawingml/2006/main" noChangeAspect="1"/>
+            </wp:cNvGraphicFramePr>
+            <a:graphic xmlns:a="http://schemas.openxmlformats.org/drawingml/2006/main">
+              <a:graphicData uri="http://schemas.openxmlformats.org/drawingml/2006/picture">
+                <pic:pic xmlns:pic="http://schemas.openxmlformats.org/drawingml/2006/picture">
+                  <pic:nvPicPr>
+                    <pic:cNvPr id="0" name="Picture 1" descr="Building A Scalable API Testing Framework With Jest And SuperTest"/>
+                    <pic:cNvPicPr>
+                      <a:picLocks noChangeAspect="1" noChangeArrowheads="1"/>
+                    </pic:cNvPicPr>
+                  </pic:nvPicPr>
+                  <pic:blipFill>
+                    <a:blip r:embed="rId27">
+                      <a:extLst>
+                        <a:ext uri="{28A0092B-C50C-407E-A947-70E740481C1C}">
+                          <a14:useLocalDpi xmlns:a14="http://schemas.microsoft.com/office/drawing/2010/main" val="0"/>
+                        </a:ext>
+                      </a:extLst>
+                    </a:blip>
+                    <a:srcRect/>
+                    <a:stretch>
+                      <a:fillRect/>
+                    </a:stretch>
+                  </pic:blipFill>
+                  <pic:spPr bwMode="auto">
+                    <a:xfrm>
+                      <a:off x="0" y="0"/>
+                      <a:ext cx="5488095" cy="3089122"/>
+                    </a:xfrm>
+                    <a:prstGeom prst="rect">
+                      <a:avLst/>
+                    </a:prstGeom>
+                    <a:noFill/>
+                    <a:ln>
+                      <a:noFill/>
+                    </a:ln>
+                  </pic:spPr>
+                </pic:pic>
+              </a:graphicData>
+            </a:graphic>
+          </wp:inline>
+        </w:drawing>
+      </w:r>
+      <w:r>
+        <w:rPr>
+          <w:rFonts w:eastAsia="Times New Roman" w:cs="Times New Roman"/>
+          <w:szCs w:val="24"/>
+        </w:rPr>
+        <w:br/>
+      </w:r>
+      <w:r>
+        <w:rPr>
+          <w:rFonts w:eastAsia="Times New Roman" w:cs="Times New Roman"/>
+          <w:szCs w:val="24"/>
+        </w:rPr>
+        <w:br/>
+        <w:t xml:space="preserve">A Projektben használt szerepe, és kódrészletek: </w:t>
+      </w:r>
+    </w:p>
+    <w:p>
+      <w:pPr>
+        <w:rPr>
+          <w:rFonts w:eastAsia="Times New Roman" w:cs="Times New Roman"/>
+          <w:szCs w:val="24"/>
+        </w:rPr>
+      </w:pPr>
+    </w:p>
+    <w:p>
+      <w:pPr>
+        <w:rPr>
+          <w:rFonts w:eastAsia="Times New Roman" w:cs="Times New Roman"/>
+          <w:b/>
+          <w:bCs/>
+          <w:szCs w:val="24"/>
+        </w:rPr>
+      </w:pPr>
+      <w:r>
+        <w:rPr>
+          <w:rFonts w:eastAsia="Times New Roman" w:cs="Times New Roman"/>
+          <w:b/>
+          <w:bCs/>
+          <w:noProof/>
+          <w:szCs w:val="24"/>
+        </w:rPr>
+        <w:drawing>
+          <wp:inline distT="0" distB="0" distL="0" distR="0" wp14:anchorId="45A803F9" wp14:editId="59AD3229">
+            <wp:extent cx="5579745" cy="4527550"/>
+            <wp:effectExtent l="0" t="0" r="1905" b="6350"/>
+            <wp:docPr id="42" name="Kép 42"/>
+            <wp:cNvGraphicFramePr>
+              <a:graphicFrameLocks xmlns:a="http://schemas.openxmlformats.org/drawingml/2006/main" noChangeAspect="1"/>
+            </wp:cNvGraphicFramePr>
+            <a:graphic xmlns:a="http://schemas.openxmlformats.org/drawingml/2006/main">
+              <a:graphicData uri="http://schemas.openxmlformats.org/drawingml/2006/picture">
+                <pic:pic xmlns:pic="http://schemas.openxmlformats.org/drawingml/2006/picture">
+                  <pic:nvPicPr>
+                    <pic:cNvPr id="1" name=""/>
+                    <pic:cNvPicPr/>
+                  </pic:nvPicPr>
+                  <pic:blipFill>
+                    <a:blip r:embed="rId28"/>
+                    <a:stretch>
+                      <a:fillRect/>
+                    </a:stretch>
+                  </pic:blipFill>
+                  <pic:spPr>
+                    <a:xfrm>
+                      <a:off x="0" y="0"/>
+                      <a:ext cx="5579745" cy="4527550"/>
+                    </a:xfrm>
+                    <a:prstGeom prst="rect">
+                      <a:avLst/>
+                    </a:prstGeom>
+                  </pic:spPr>
+                </pic:pic>
+              </a:graphicData>
+            </a:graphic>
+          </wp:inline>
+        </w:drawing>
+      </w:r>
+    </w:p>
+    <w:p>
+      <w:pPr>
+        <w:rPr>
+          <w:noProof/>
+        </w:rPr>
+      </w:pPr>
+    </w:p>
+    <w:p>
+      <w:pPr>
+        <w:rPr>
+          <w:noProof/>
+        </w:rPr>
+      </w:pPr>
+      <w:r>
+        <w:rPr>
+          <w:b/>
+          <w:bCs/>
+          <w:noProof/>
+          <w:sz w:val="34"/>
+          <w:szCs w:val="34"/>
+          <w:lang w:eastAsia="hu-HU"/>
+        </w:rPr>
+        <w:lastRenderedPageBreak/>
+        <mc:AlternateContent>
+          <mc:Choice Requires="wps">
+            <w:drawing>
+              <wp:anchor distT="0" distB="0" distL="114300" distR="114300" simplePos="0" relativeHeight="251721728" behindDoc="0" locked="0" layoutInCell="1" allowOverlap="1" wp14:anchorId="763FECD7" wp14:editId="34ED0659">
+                <wp:simplePos x="0" y="0"/>
+                <wp:positionH relativeFrom="page">
+                  <wp:posOffset>-1242</wp:posOffset>
+                </wp:positionH>
+                <wp:positionV relativeFrom="paragraph">
+                  <wp:posOffset>-899133</wp:posOffset>
+                </wp:positionV>
+                <wp:extent cx="2419350" cy="2419350"/>
+                <wp:effectExtent l="0" t="0" r="0" b="0"/>
+                <wp:wrapNone/>
+                <wp:docPr id="60" name="Derékszögű háromszög 7"/>
+                <wp:cNvGraphicFramePr/>
+                <a:graphic xmlns:a="http://schemas.openxmlformats.org/drawingml/2006/main">
+                  <a:graphicData uri="http://schemas.microsoft.com/office/word/2010/wordprocessingShape">
+                    <wps:wsp>
+                      <wps:cNvSpPr/>
+                      <wps:spPr>
+                        <a:xfrm rot="5400000">
+                          <a:off x="0" y="0"/>
+                          <a:ext cx="2419350" cy="2419350"/>
+                        </a:xfrm>
+                        <a:custGeom>
+                          <a:avLst/>
+                          <a:gdLst>
+                            <a:gd name="connsiteX0" fmla="*/ 0 w 2419350"/>
+                            <a:gd name="connsiteY0" fmla="*/ 2419350 h 2419350"/>
+                            <a:gd name="connsiteX1" fmla="*/ 0 w 2419350"/>
+                            <a:gd name="connsiteY1" fmla="*/ 0 h 2419350"/>
+                            <a:gd name="connsiteX2" fmla="*/ 2419350 w 2419350"/>
+                            <a:gd name="connsiteY2" fmla="*/ 2419350 h 2419350"/>
+                            <a:gd name="connsiteX3" fmla="*/ 0 w 2419350"/>
+                            <a:gd name="connsiteY3" fmla="*/ 2419350 h 2419350"/>
+                            <a:gd name="connsiteX0" fmla="*/ 0 w 2419350"/>
+                            <a:gd name="connsiteY0" fmla="*/ 2419350 h 2419350"/>
+                            <a:gd name="connsiteX1" fmla="*/ 0 w 2419350"/>
+                            <a:gd name="connsiteY1" fmla="*/ 0 h 2419350"/>
+                            <a:gd name="connsiteX2" fmla="*/ 2419350 w 2419350"/>
+                            <a:gd name="connsiteY2" fmla="*/ 2419350 h 2419350"/>
+                            <a:gd name="connsiteX3" fmla="*/ 0 w 2419350"/>
+                            <a:gd name="connsiteY3" fmla="*/ 2419350 h 2419350"/>
+                          </a:gdLst>
+                          <a:ahLst/>
+                          <a:cxnLst>
+                            <a:cxn ang="0">
+                              <a:pos x="connsiteX0" y="connsiteY0"/>
+                            </a:cxn>
+                            <a:cxn ang="0">
+                              <a:pos x="connsiteX1" y="connsiteY1"/>
+                            </a:cxn>
+                            <a:cxn ang="0">
+                              <a:pos x="connsiteX2" y="connsiteY2"/>
+                            </a:cxn>
+                            <a:cxn ang="0">
+                              <a:pos x="connsiteX3" y="connsiteY3"/>
+                            </a:cxn>
+                          </a:cxnLst>
+                          <a:rect l="l" t="t" r="r" b="b"/>
+                          <a:pathLst>
+                            <a:path w="2419350" h="2419350">
+                              <a:moveTo>
+                                <a:pt x="0" y="2419350"/>
+                              </a:moveTo>
+                              <a:lnTo>
+                                <a:pt x="0" y="0"/>
+                              </a:lnTo>
+                              <a:cubicBezTo>
+                                <a:pt x="806450" y="806450"/>
+                                <a:pt x="-382154" y="2206666"/>
+                                <a:pt x="2419350" y="2419350"/>
+                              </a:cubicBezTo>
+                              <a:lnTo>
+                                <a:pt x="0" y="2419350"/>
+                              </a:lnTo>
+                              <a:close/>
+                            </a:path>
+                          </a:pathLst>
+                        </a:custGeom>
+                        <a:solidFill>
+                          <a:schemeClr val="accent2"/>
+                        </a:solidFill>
+                        <a:ln>
+                          <a:noFill/>
+                        </a:ln>
+                      </wps:spPr>
+                      <wps:style>
+                        <a:lnRef idx="2">
+                          <a:schemeClr val="accent1">
+                            <a:shade val="50000"/>
+                          </a:schemeClr>
+                        </a:lnRef>
+                        <a:fillRef idx="1">
+                          <a:schemeClr val="accent1"/>
+                        </a:fillRef>
+                        <a:effectRef idx="0">
+                          <a:schemeClr val="accent1"/>
+                        </a:effectRef>
+                        <a:fontRef idx="minor">
+                          <a:schemeClr val="lt1"/>
+                        </a:fontRef>
+                      </wps:style>
+                      <wps:bodyPr rot="0" spcFirstLastPara="0" vertOverflow="overflow" horzOverflow="overflow" vert="horz" wrap="square" lIns="91440" tIns="45720" rIns="91440" bIns="45720" numCol="1" spcCol="0" rtlCol="0" fromWordArt="0" anchor="ctr" anchorCtr="0" forceAA="0" compatLnSpc="1">
+                        <a:prstTxWarp prst="textNoShape">
+                          <a:avLst/>
+                        </a:prstTxWarp>
+                        <a:noAutofit/>
+                      </wps:bodyPr>
+                    </wps:wsp>
+                  </a:graphicData>
+                </a:graphic>
+                <wp14:sizeRelH relativeFrom="margin">
+                  <wp14:pctWidth>0</wp14:pctWidth>
+                </wp14:sizeRelH>
+              </wp:anchor>
+            </w:drawing>
+          </mc:Choice>
+          <mc:Fallback>
+            <w:pict>
+              <v:shape w14:anchorId="2F052BFA" id="Derékszögű háromszög 7" o:spid="_x0000_s1026" style="position:absolute;margin-left:-.1pt;margin-top:-70.8pt;width:190.5pt;height:190.5pt;rotation:90;z-index:251721728;visibility:visible;mso-wrap-style:square;mso-width-percent:0;mso-wrap-distance-left:9pt;mso-wrap-distance-top:0;mso-wrap-distance-right:9pt;mso-wrap-distance-bottom:0;mso-position-horizontal:absolute;mso-position-horizontal-relative:page;mso-position-vertical:absolute;mso-position-vertical-relative:text;mso-width-percent:0;mso-width-relative:margin;v-text-anchor:middle" coordsize="2419350,2419350" o:gfxdata="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" path="m,2419350l,c806450,806450,-382154,2206666,2419350,2419350l,2419350xe" fillcolor="#ed7d31 [3205]" stroked="f" strokeweight="1pt">
+                <v:stroke joinstyle="miter"/>
+                <v:path arrowok="t" o:connecttype="custom" o:connectlocs="0,2419350;0,0;2419350,2419350;0,2419350" o:connectangles="0,0,0,0"/>
+                <w10:wrap anchorx="page"/>
+              </v:shape>
+            </w:pict>
+          </mc:Fallback>
+        </mc:AlternateContent>
+      </w:r>
+      <w:r>
+        <w:rPr>
+          <w:noProof/>
+        </w:rPr>
+        <w:drawing>
+          <wp:inline distT="0" distB="0" distL="0" distR="0" wp14:anchorId="6C4F2DBE" wp14:editId="349AC125">
+            <wp:extent cx="5258534" cy="1571844"/>
+            <wp:effectExtent l="0" t="0" r="0" b="9525"/>
+            <wp:docPr id="44" name="Kép 44"/>
+            <wp:cNvGraphicFramePr>
+              <a:graphicFrameLocks xmlns:a="http://schemas.openxmlformats.org/drawingml/2006/main" noChangeAspect="1"/>
+            </wp:cNvGraphicFramePr>
+            <a:graphic xmlns:a="http://schemas.openxmlformats.org/drawingml/2006/main">
+              <a:graphicData uri="http://schemas.openxmlformats.org/drawingml/2006/picture">
+                <pic:pic xmlns:pic="http://schemas.openxmlformats.org/drawingml/2006/picture">
+                  <pic:nvPicPr>
+                    <pic:cNvPr id="1" name=""/>
+                    <pic:cNvPicPr/>
+                  </pic:nvPicPr>
+                  <pic:blipFill>
+                    <a:blip r:embed="rId29"/>
+                    <a:stretch>
+                      <a:fillRect/>
+                    </a:stretch>
+                  </pic:blipFill>
+                  <pic:spPr>
+                    <a:xfrm>
+                      <a:off x="0" y="0"/>
+                      <a:ext cx="5258534" cy="1571844"/>
+                    </a:xfrm>
+                    <a:prstGeom prst="rect">
+                      <a:avLst/>
+                    </a:prstGeom>
+                  </pic:spPr>
+                </pic:pic>
+              </a:graphicData>
+            </a:graphic>
+          </wp:inline>
+        </w:drawing>
+      </w:r>
+    </w:p>
+    <w:p>
+      <w:pPr>
+        <w:rPr>
+          <w:noProof/>
+        </w:rPr>
+      </w:pPr>
+      <w:r>
+        <w:rPr>
+          <w:noProof/>
+        </w:rPr>
+        <w:t>Elsőre:</w:t>
+      </w:r>
+    </w:p>
+    <w:p>
+      <w:pPr>
+        <w:rPr>
+          <w:noProof/>
+        </w:rPr>
+      </w:pPr>
+      <w:r>
+        <w:rPr>
+          <w:noProof/>
+        </w:rPr>
+        <w:t>GET, POST, és 2 DELETE működött, de a szerverhiba, és a nincs ilyen felhasználóra megbukott a teszt.</w:t>
+      </w:r>
+    </w:p>
+    <w:p>
+      <w:pPr>
+        <w:rPr>
+          <w:noProof/>
+        </w:rPr>
+      </w:pPr>
+      <w:r>
+        <w:rPr>
+          <w:noProof/>
+        </w:rPr>
+        <w:t>Javított változat:</w:t>
+      </w:r>
+    </w:p>
+    <w:p>
+      <w:pPr>
+        <w:rPr>
+          <w:noProof/>
+        </w:rPr>
+      </w:pPr>
+    </w:p>
+    <w:p>
+      <w:pPr>
+        <w:rPr>
+          <w:noProof/>
+        </w:rPr>
+      </w:pPr>
+      <w:r>
+        <w:rPr>
+          <w:noProof/>
+        </w:rPr>
+        <w:drawing>
+          <wp:inline distT="0" distB="0" distL="0" distR="0" wp14:anchorId="7E7F1FB8" wp14:editId="6DF0E494">
+            <wp:extent cx="3915321" cy="4029637"/>
+            <wp:effectExtent l="0" t="0" r="9525" b="9525"/>
+            <wp:docPr id="48" name="Kép 48"/>
+            <wp:cNvGraphicFramePr>
+              <a:graphicFrameLocks xmlns:a="http://schemas.openxmlformats.org/drawingml/2006/main" noChangeAspect="1"/>
+            </wp:cNvGraphicFramePr>
+            <a:graphic xmlns:a="http://schemas.openxmlformats.org/drawingml/2006/main">
+              <a:graphicData uri="http://schemas.openxmlformats.org/drawingml/2006/picture">
+                <pic:pic xmlns:pic="http://schemas.openxmlformats.org/drawingml/2006/picture">
+                  <pic:nvPicPr>
+                    <pic:cNvPr id="1" name=""/>
+                    <pic:cNvPicPr/>
+                  </pic:nvPicPr>
+                  <pic:blipFill>
+                    <a:blip r:embed="rId30"/>
+                    <a:stretch>
+                      <a:fillRect/>
+                    </a:stretch>
+                  </pic:blipFill>
+                  <pic:spPr>
+                    <a:xfrm>
+                      <a:off x="0" y="0"/>
+                      <a:ext cx="3915321" cy="4029637"/>
+                    </a:xfrm>
+                    <a:prstGeom prst="rect">
+                      <a:avLst/>
+                    </a:prstGeom>
+                  </pic:spPr>
+                </pic:pic>
+              </a:graphicData>
+            </a:graphic>
+          </wp:inline>
+        </w:drawing>
+      </w:r>
+    </w:p>
+    <w:p>
+      <w:pPr>
+        <w:rPr>
+          <w:noProof/>
+        </w:rPr>
+      </w:pPr>
+      <w:r>
+        <w:rPr>
+          <w:noProof/>
+        </w:rPr>
+        <w:t>Hiányzott ez a kódrészlet. Megírtuk, és utána a tesztelési eredmények sikeresek lettek.</w:t>
+      </w:r>
+      <w:r>
+        <w:rPr>
+          <w:noProof/>
+        </w:rPr>
+        <w:t xml:space="preserve"> </w:t>
+      </w:r>
+    </w:p>
+    <w:p>
+      <w:pPr>
+        <w:rPr>
+          <w:noProof/>
+        </w:rPr>
+      </w:pPr>
+      <w:r>
+        <w:rPr>
+          <w:b/>
+          <w:bCs/>
+          <w:noProof/>
+          <w:sz w:val="34"/>
+          <w:szCs w:val="34"/>
+          <w:lang w:eastAsia="hu-HU"/>
+        </w:rPr>
+        <w:lastRenderedPageBreak/>
+        <mc:AlternateContent>
+          <mc:Choice Requires="wps">
+            <w:drawing>
+              <wp:anchor distT="0" distB="0" distL="114300" distR="114300" simplePos="0" relativeHeight="251723776" behindDoc="0" locked="0" layoutInCell="1" allowOverlap="1" wp14:anchorId="5D04F23C" wp14:editId="001BBA0F">
+                <wp:simplePos x="0" y="0"/>
+                <wp:positionH relativeFrom="page">
+                  <wp:posOffset>-1242</wp:posOffset>
+                </wp:positionH>
+                <wp:positionV relativeFrom="paragraph">
+                  <wp:posOffset>-899132</wp:posOffset>
+                </wp:positionV>
+                <wp:extent cx="2419350" cy="2419350"/>
+                <wp:effectExtent l="0" t="0" r="0" b="0"/>
+                <wp:wrapNone/>
+                <wp:docPr id="61" name="Derékszögű háromszög 7"/>
+                <wp:cNvGraphicFramePr/>
+                <a:graphic xmlns:a="http://schemas.openxmlformats.org/drawingml/2006/main">
+                  <a:graphicData uri="http://schemas.microsoft.com/office/word/2010/wordprocessingShape">
+                    <wps:wsp>
+                      <wps:cNvSpPr/>
+                      <wps:spPr>
+                        <a:xfrm rot="5400000">
+                          <a:off x="0" y="0"/>
+                          <a:ext cx="2419350" cy="2419350"/>
+                        </a:xfrm>
+                        <a:custGeom>
+                          <a:avLst/>
+                          <a:gdLst>
+                            <a:gd name="connsiteX0" fmla="*/ 0 w 2419350"/>
+                            <a:gd name="connsiteY0" fmla="*/ 2419350 h 2419350"/>
+                            <a:gd name="connsiteX1" fmla="*/ 0 w 2419350"/>
+                            <a:gd name="connsiteY1" fmla="*/ 0 h 2419350"/>
+                            <a:gd name="connsiteX2" fmla="*/ 2419350 w 2419350"/>
+                            <a:gd name="connsiteY2" fmla="*/ 2419350 h 2419350"/>
+                            <a:gd name="connsiteX3" fmla="*/ 0 w 2419350"/>
+                            <a:gd name="connsiteY3" fmla="*/ 2419350 h 2419350"/>
+                            <a:gd name="connsiteX0" fmla="*/ 0 w 2419350"/>
+                            <a:gd name="connsiteY0" fmla="*/ 2419350 h 2419350"/>
+                            <a:gd name="connsiteX1" fmla="*/ 0 w 2419350"/>
+                            <a:gd name="connsiteY1" fmla="*/ 0 h 2419350"/>
+                            <a:gd name="connsiteX2" fmla="*/ 2419350 w 2419350"/>
+                            <a:gd name="connsiteY2" fmla="*/ 2419350 h 2419350"/>
+                            <a:gd name="connsiteX3" fmla="*/ 0 w 2419350"/>
+                            <a:gd name="connsiteY3" fmla="*/ 2419350 h 2419350"/>
+                          </a:gdLst>
+                          <a:ahLst/>
+                          <a:cxnLst>
+                            <a:cxn ang="0">
+                              <a:pos x="connsiteX0" y="connsiteY0"/>
+                            </a:cxn>
+                            <a:cxn ang="0">
+                              <a:pos x="connsiteX1" y="connsiteY1"/>
+                            </a:cxn>
+                            <a:cxn ang="0">
+                              <a:pos x="connsiteX2" y="connsiteY2"/>
+                            </a:cxn>
+                            <a:cxn ang="0">
+                              <a:pos x="connsiteX3" y="connsiteY3"/>
+                            </a:cxn>
+                          </a:cxnLst>
+                          <a:rect l="l" t="t" r="r" b="b"/>
+                          <a:pathLst>
+                            <a:path w="2419350" h="2419350">
+                              <a:moveTo>
+                                <a:pt x="0" y="2419350"/>
+                              </a:moveTo>
+                              <a:lnTo>
+                                <a:pt x="0" y="0"/>
+                              </a:lnTo>
+                              <a:cubicBezTo>
+                                <a:pt x="806450" y="806450"/>
+                                <a:pt x="-382154" y="2206666"/>
+                                <a:pt x="2419350" y="2419350"/>
+                              </a:cubicBezTo>
+                              <a:lnTo>
+                                <a:pt x="0" y="2419350"/>
+                              </a:lnTo>
+                              <a:close/>
+                            </a:path>
+                          </a:pathLst>
+                        </a:custGeom>
+                        <a:solidFill>
+                          <a:schemeClr val="accent2"/>
+                        </a:solidFill>
+                        <a:ln>
+                          <a:noFill/>
+                        </a:ln>
+                      </wps:spPr>
+                      <wps:style>
+                        <a:lnRef idx="2">
+                          <a:schemeClr val="accent1">
+                            <a:shade val="50000"/>
+                          </a:schemeClr>
+                        </a:lnRef>
+                        <a:fillRef idx="1">
+                          <a:schemeClr val="accent1"/>
+                        </a:fillRef>
+                        <a:effectRef idx="0">
+                          <a:schemeClr val="accent1"/>
+                        </a:effectRef>
+                        <a:fontRef idx="minor">
+                          <a:schemeClr val="lt1"/>
+                        </a:fontRef>
+                      </wps:style>
+                      <wps:bodyPr rot="0" spcFirstLastPara="0" vertOverflow="overflow" horzOverflow="overflow" vert="horz" wrap="square" lIns="91440" tIns="45720" rIns="91440" bIns="45720" numCol="1" spcCol="0" rtlCol="0" fromWordArt="0" anchor="ctr" anchorCtr="0" forceAA="0" compatLnSpc="1">
+                        <a:prstTxWarp prst="textNoShape">
+                          <a:avLst/>
+                        </a:prstTxWarp>
+                        <a:noAutofit/>
+                      </wps:bodyPr>
+                    </wps:wsp>
+                  </a:graphicData>
+                </a:graphic>
+                <wp14:sizeRelH relativeFrom="margin">
+                  <wp14:pctWidth>0</wp14:pctWidth>
+                </wp14:sizeRelH>
+              </wp:anchor>
+            </w:drawing>
+          </mc:Choice>
+          <mc:Fallback>
+            <w:pict>
+              <v:shape w14:anchorId="5BCF0DBA" id="Derékszögű háromszög 7" o:spid="_x0000_s1026" style="position:absolute;margin-left:-.1pt;margin-top:-70.8pt;width:190.5pt;height:190.5pt;rotation:90;z-index:251723776;visibility:visible;mso-wrap-style:square;mso-width-percent:0;mso-wrap-distance-left:9pt;mso-wrap-distance-top:0;mso-wrap-distance-right:9pt;mso-wrap-distance-bottom:0;mso-position-horizontal:absolute;mso-position-horizontal-relative:page;mso-position-vertical:absolute;mso-position-vertical-relative:text;mso-width-percent:0;mso-width-relative:margin;v-text-anchor:middle" coordsize="2419350,2419350" o:gfxdata="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" path="m,2419350l,c806450,806450,-382154,2206666,2419350,2419350l,2419350xe" fillcolor="#ed7d31 [3205]" stroked="f" strokeweight="1pt">
+                <v:stroke joinstyle="miter"/>
+                <v:path arrowok="t" o:connecttype="custom" o:connectlocs="0,2419350;0,0;2419350,2419350;0,2419350" o:connectangles="0,0,0,0"/>
+                <w10:wrap anchorx="page"/>
+              </v:shape>
+            </w:pict>
+          </mc:Fallback>
+        </mc:AlternateContent>
+      </w:r>
+      <w:r>
+        <w:rPr>
+          <w:noProof/>
+        </w:rPr>
+        <w:drawing>
+          <wp:inline distT="0" distB="0" distL="0" distR="0" wp14:anchorId="3B0A2936" wp14:editId="0FDBCC7E">
+            <wp:extent cx="4158533" cy="1962182"/>
+            <wp:effectExtent l="0" t="0" r="0" b="0"/>
+            <wp:docPr id="47" name="Kép 47"/>
+            <wp:cNvGraphicFramePr>
+              <a:graphicFrameLocks xmlns:a="http://schemas.openxmlformats.org/drawingml/2006/main" noChangeAspect="1"/>
+            </wp:cNvGraphicFramePr>
+            <a:graphic xmlns:a="http://schemas.openxmlformats.org/drawingml/2006/main">
+              <a:graphicData uri="http://schemas.openxmlformats.org/drawingml/2006/picture">
+                <pic:pic xmlns:pic="http://schemas.openxmlformats.org/drawingml/2006/picture">
+                  <pic:nvPicPr>
+                    <pic:cNvPr id="1" name=""/>
+                    <pic:cNvPicPr/>
+                  </pic:nvPicPr>
+                  <pic:blipFill>
+                    <a:blip r:embed="rId31"/>
+                    <a:stretch>
+                      <a:fillRect/>
+                    </a:stretch>
+                  </pic:blipFill>
+                  <pic:spPr>
+                    <a:xfrm>
+                      <a:off x="0" y="0"/>
+                      <a:ext cx="4166498" cy="1965940"/>
+                    </a:xfrm>
+                    <a:prstGeom prst="rect">
+                      <a:avLst/>
+                    </a:prstGeom>
+                  </pic:spPr>
+                </pic:pic>
+              </a:graphicData>
+            </a:graphic>
+          </wp:inline>
+        </w:drawing>
+      </w:r>
+    </w:p>
+    <w:p>
+      <w:pPr>
+        <w:rPr>
+          <w:noProof/>
+        </w:rPr>
+      </w:pPr>
+    </w:p>
+    <w:p>
+      <w:pPr>
+        <w:rPr>
+          <w:noProof/>
+        </w:rPr>
+      </w:pPr>
+    </w:p>
+    <w:p>
+      <w:pPr>
+        <w:rPr>
+          <w:noProof/>
+        </w:rPr>
+      </w:pPr>
+    </w:p>
+    <w:p>
+      <w:pPr>
+        <w:rPr>
+          <w:rFonts w:eastAsia="Times New Roman" w:cs="Times New Roman"/>
+          <w:szCs w:val="24"/>
+        </w:rPr>
+      </w:pPr>
+      <w:r>
+        <w:rPr>
+          <w:rFonts w:eastAsia="Times New Roman" w:cs="Times New Roman"/>
+          <w:szCs w:val="24"/>
+        </w:rPr>
+        <w:t>Update tesztelés</w:t>
+      </w:r>
+    </w:p>
+    <w:p>
+      <w:pPr>
+        <w:rPr>
+          <w:rFonts w:eastAsia="Times New Roman" w:cs="Times New Roman"/>
+          <w:szCs w:val="24"/>
+        </w:rPr>
+      </w:pPr>
+      <w:r>
+        <w:rPr>
+          <w:rFonts w:eastAsia="Times New Roman" w:cs="Times New Roman"/>
+          <w:szCs w:val="24"/>
+        </w:rPr>
+        <w:drawing>
+          <wp:inline distT="0" distB="0" distL="0" distR="0" wp14:anchorId="15F7BDA2" wp14:editId="039F6A00">
+            <wp:extent cx="4699221" cy="5367004"/>
+            <wp:effectExtent l="0" t="0" r="6350" b="5715"/>
+            <wp:docPr id="49" name="Kép 49"/>
+            <wp:cNvGraphicFramePr>
+              <a:graphicFrameLocks xmlns:a="http://schemas.openxmlformats.org/drawingml/2006/main" noChangeAspect="1"/>
+            </wp:cNvGraphicFramePr>
+            <a:graphic xmlns:a="http://schemas.openxmlformats.org/drawingml/2006/main">
+              <a:graphicData uri="http://schemas.openxmlformats.org/drawingml/2006/picture">
+                <pic:pic xmlns:pic="http://schemas.openxmlformats.org/drawingml/2006/picture">
+                  <pic:nvPicPr>
+                    <pic:cNvPr id="1" name=""/>
+                    <pic:cNvPicPr/>
+                  </pic:nvPicPr>
+                  <pic:blipFill>
+                    <a:blip r:embed="rId32"/>
+                    <a:stretch>
+                      <a:fillRect/>
+                    </a:stretch>
+                  </pic:blipFill>
+                  <pic:spPr>
+                    <a:xfrm>
+                      <a:off x="0" y="0"/>
+                      <a:ext cx="4700900" cy="5368921"/>
+                    </a:xfrm>
+                    <a:prstGeom prst="rect">
+                      <a:avLst/>
+                    </a:prstGeom>
+                  </pic:spPr>
+                </pic:pic>
+              </a:graphicData>
+            </a:graphic>
+          </wp:inline>
+        </w:drawing>
+      </w:r>
+    </w:p>
+    <w:p>
+      <w:pPr>
+        <w:rPr>
+          <w:rFonts w:eastAsia="Times New Roman" w:cs="Times New Roman"/>
+          <w:szCs w:val="24"/>
+        </w:rPr>
+      </w:pPr>
+    </w:p>
+    <w:p>
+      <w:pPr>
+        <w:rPr>
+          <w:rFonts w:eastAsia="Times New Roman" w:cs="Times New Roman"/>
+          <w:szCs w:val="24"/>
+        </w:rPr>
+      </w:pPr>
+      <w:r>
+        <w:rPr>
+          <w:b/>
+          <w:bCs/>
+          <w:noProof/>
+          <w:sz w:val="34"/>
+          <w:szCs w:val="34"/>
+          <w:lang w:eastAsia="hu-HU"/>
+        </w:rPr>
+        <w:lastRenderedPageBreak/>
+        <mc:AlternateContent>
+          <mc:Choice Requires="wps">
+            <w:drawing>
+              <wp:anchor distT="0" distB="0" distL="114300" distR="114300" simplePos="0" relativeHeight="251725824" behindDoc="0" locked="0" layoutInCell="1" allowOverlap="1" wp14:anchorId="7A70977A" wp14:editId="5896E99C">
+                <wp:simplePos x="0" y="0"/>
+                <wp:positionH relativeFrom="page">
+                  <wp:posOffset>-1242</wp:posOffset>
+                </wp:positionH>
+                <wp:positionV relativeFrom="paragraph">
+                  <wp:posOffset>-900568</wp:posOffset>
+                </wp:positionV>
+                <wp:extent cx="2419350" cy="2419350"/>
+                <wp:effectExtent l="0" t="0" r="0" b="0"/>
+                <wp:wrapNone/>
+                <wp:docPr id="62" name="Derékszögű háromszög 7"/>
+                <wp:cNvGraphicFramePr/>
+                <a:graphic xmlns:a="http://schemas.openxmlformats.org/drawingml/2006/main">
+                  <a:graphicData uri="http://schemas.microsoft.com/office/word/2010/wordprocessingShape">
+                    <wps:wsp>
+                      <wps:cNvSpPr/>
+                      <wps:spPr>
+                        <a:xfrm rot="5400000">
+                          <a:off x="0" y="0"/>
+                          <a:ext cx="2419350" cy="2419350"/>
+                        </a:xfrm>
+                        <a:custGeom>
+                          <a:avLst/>
+                          <a:gdLst>
+                            <a:gd name="connsiteX0" fmla="*/ 0 w 2419350"/>
+                            <a:gd name="connsiteY0" fmla="*/ 2419350 h 2419350"/>
+                            <a:gd name="connsiteX1" fmla="*/ 0 w 2419350"/>
+                            <a:gd name="connsiteY1" fmla="*/ 0 h 2419350"/>
+                            <a:gd name="connsiteX2" fmla="*/ 2419350 w 2419350"/>
+                            <a:gd name="connsiteY2" fmla="*/ 2419350 h 2419350"/>
+                            <a:gd name="connsiteX3" fmla="*/ 0 w 2419350"/>
+                            <a:gd name="connsiteY3" fmla="*/ 2419350 h 2419350"/>
+                            <a:gd name="connsiteX0" fmla="*/ 0 w 2419350"/>
+                            <a:gd name="connsiteY0" fmla="*/ 2419350 h 2419350"/>
+                            <a:gd name="connsiteX1" fmla="*/ 0 w 2419350"/>
+                            <a:gd name="connsiteY1" fmla="*/ 0 h 2419350"/>
+                            <a:gd name="connsiteX2" fmla="*/ 2419350 w 2419350"/>
+                            <a:gd name="connsiteY2" fmla="*/ 2419350 h 2419350"/>
+                            <a:gd name="connsiteX3" fmla="*/ 0 w 2419350"/>
+                            <a:gd name="connsiteY3" fmla="*/ 2419350 h 2419350"/>
+                          </a:gdLst>
+                          <a:ahLst/>
+                          <a:cxnLst>
+                            <a:cxn ang="0">
+                              <a:pos x="connsiteX0" y="connsiteY0"/>
+                            </a:cxn>
+                            <a:cxn ang="0">
+                              <a:pos x="connsiteX1" y="connsiteY1"/>
+                            </a:cxn>
+                            <a:cxn ang="0">
+                              <a:pos x="connsiteX2" y="connsiteY2"/>
+                            </a:cxn>
+                            <a:cxn ang="0">
+                              <a:pos x="connsiteX3" y="connsiteY3"/>
+                            </a:cxn>
+                          </a:cxnLst>
+                          <a:rect l="l" t="t" r="r" b="b"/>
+                          <a:pathLst>
+                            <a:path w="2419350" h="2419350">
+                              <a:moveTo>
+                                <a:pt x="0" y="2419350"/>
+                              </a:moveTo>
+                              <a:lnTo>
+                                <a:pt x="0" y="0"/>
+                              </a:lnTo>
+                              <a:cubicBezTo>
+                                <a:pt x="806450" y="806450"/>
+                                <a:pt x="-382154" y="2206666"/>
+                                <a:pt x="2419350" y="2419350"/>
+                              </a:cubicBezTo>
+                              <a:lnTo>
+                                <a:pt x="0" y="2419350"/>
+                              </a:lnTo>
+                              <a:close/>
+                            </a:path>
+                          </a:pathLst>
+                        </a:custGeom>
+                        <a:solidFill>
+                          <a:schemeClr val="accent2"/>
+                        </a:solidFill>
+                        <a:ln>
+                          <a:noFill/>
+                        </a:ln>
+                      </wps:spPr>
+                      <wps:style>
+                        <a:lnRef idx="2">
+                          <a:schemeClr val="accent1">
+                            <a:shade val="50000"/>
+                          </a:schemeClr>
+                        </a:lnRef>
+                        <a:fillRef idx="1">
+                          <a:schemeClr val="accent1"/>
+                        </a:fillRef>
+                        <a:effectRef idx="0">
+                          <a:schemeClr val="accent1"/>
+                        </a:effectRef>
+                        <a:fontRef idx="minor">
+                          <a:schemeClr val="lt1"/>
+                        </a:fontRef>
+                      </wps:style>
+                      <wps:bodyPr rot="0" spcFirstLastPara="0" vertOverflow="overflow" horzOverflow="overflow" vert="horz" wrap="square" lIns="91440" tIns="45720" rIns="91440" bIns="45720" numCol="1" spcCol="0" rtlCol="0" fromWordArt="0" anchor="ctr" anchorCtr="0" forceAA="0" compatLnSpc="1">
+                        <a:prstTxWarp prst="textNoShape">
+                          <a:avLst/>
+                        </a:prstTxWarp>
+                        <a:noAutofit/>
+                      </wps:bodyPr>
+                    </wps:wsp>
+                  </a:graphicData>
+                </a:graphic>
+                <wp14:sizeRelH relativeFrom="margin">
+                  <wp14:pctWidth>0</wp14:pctWidth>
+                </wp14:sizeRelH>
+              </wp:anchor>
+            </w:drawing>
+          </mc:Choice>
+          <mc:Fallback>
+            <w:pict>
+              <v:shape w14:anchorId="749AE5DF" id="Derékszögű háromszög 7" o:spid="_x0000_s1026" style="position:absolute;margin-left:-.1pt;margin-top:-70.9pt;width:190.5pt;height:190.5pt;rotation:90;z-index:251725824;visibility:visible;mso-wrap-style:square;mso-width-percent:0;mso-wrap-distance-left:9pt;mso-wrap-distance-top:0;mso-wrap-distance-right:9pt;mso-wrap-distance-bottom:0;mso-position-horizontal:absolute;mso-position-horizontal-relative:page;mso-position-vertical:absolute;mso-position-vertical-relative:text;mso-width-percent:0;mso-width-relative:margin;v-text-anchor:middle" coordsize="2419350,2419350" o:gfxdata="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" path="m,2419350l,c806450,806450,-382154,2206666,2419350,2419350l,2419350xe" fillcolor="#ed7d31 [3205]" stroked="f" strokeweight="1pt">
+                <v:stroke joinstyle="miter"/>
+                <v:path arrowok="t" o:connecttype="custom" o:connectlocs="0,2419350;0,0;2419350,2419350;0,2419350" o:connectangles="0,0,0,0"/>
+                <w10:wrap anchorx="page"/>
+              </v:shape>
+            </w:pict>
+          </mc:Fallback>
+        </mc:AlternateContent>
+      </w:r>
+      <w:r>
+        <w:rPr>
+          <w:rFonts w:eastAsia="Times New Roman" w:cs="Times New Roman"/>
+          <w:szCs w:val="24"/>
+        </w:rPr>
+        <w:t xml:space="preserve">a </w:t>
+      </w:r>
+      <w:proofErr w:type="spellStart"/>
+      <w:r>
+        <w:rPr>
+          <w:rFonts w:eastAsia="Times New Roman" w:cs="Times New Roman"/>
+          <w:szCs w:val="24"/>
+        </w:rPr>
+        <w:t>beforeEach</w:t>
+      </w:r>
+      <w:proofErr w:type="spellEnd"/>
+      <w:r>
+        <w:rPr>
+          <w:rFonts w:eastAsia="Times New Roman" w:cs="Times New Roman"/>
+          <w:szCs w:val="24"/>
+        </w:rPr>
+        <w:t xml:space="preserve"> függvényt kellett kiegészíteni</w:t>
+      </w:r>
+    </w:p>
+    <w:p>
+      <w:pPr>
+        <w:rPr>
+          <w:rFonts w:eastAsia="Times New Roman" w:cs="Times New Roman"/>
+          <w:szCs w:val="24"/>
+        </w:rPr>
+      </w:pPr>
+      <w:r>
+        <w:rPr>
+          <w:rFonts w:eastAsia="Times New Roman" w:cs="Times New Roman"/>
+          <w:szCs w:val="24"/>
+        </w:rPr>
+        <w:drawing>
+          <wp:inline distT="0" distB="0" distL="0" distR="0" wp14:anchorId="20348239" wp14:editId="19747557">
+            <wp:extent cx="3334215" cy="1514686"/>
+            <wp:effectExtent l="0" t="0" r="0" b="9525"/>
+            <wp:docPr id="50" name="Kép 50"/>
+            <wp:cNvGraphicFramePr>
+              <a:graphicFrameLocks xmlns:a="http://schemas.openxmlformats.org/drawingml/2006/main" noChangeAspect="1"/>
+            </wp:cNvGraphicFramePr>
+            <a:graphic xmlns:a="http://schemas.openxmlformats.org/drawingml/2006/main">
+              <a:graphicData uri="http://schemas.openxmlformats.org/drawingml/2006/picture">
+                <pic:pic xmlns:pic="http://schemas.openxmlformats.org/drawingml/2006/picture">
+                  <pic:nvPicPr>
+                    <pic:cNvPr id="1" name=""/>
+                    <pic:cNvPicPr/>
+                  </pic:nvPicPr>
+                  <pic:blipFill>
+                    <a:blip r:embed="rId33"/>
+                    <a:stretch>
+                      <a:fillRect/>
+                    </a:stretch>
+                  </pic:blipFill>
+                  <pic:spPr>
+                    <a:xfrm>
+                      <a:off x="0" y="0"/>
+                      <a:ext cx="3334215" cy="1514686"/>
+                    </a:xfrm>
+                    <a:prstGeom prst="rect">
+                      <a:avLst/>
+                    </a:prstGeom>
+                  </pic:spPr>
+                </pic:pic>
+              </a:graphicData>
+            </a:graphic>
+          </wp:inline>
+        </w:drawing>
+      </w:r>
+    </w:p>
+    <w:p>
+      <w:pPr>
+        <w:ind w:left="993"/>
+      </w:pPr>
+    </w:p>
+    <w:p>
+      <w:pPr>
+        <w:ind w:left="993"/>
+      </w:pPr>
+    </w:p>
+    <w:p>
+      <w:pPr>
+        <w:ind w:left="993"/>
+      </w:pPr>
+    </w:p>
+    <w:p>
+      <w:pPr>
+        <w:rPr>
+          <w:rFonts w:eastAsia="Times New Roman" w:cs="Times New Roman"/>
+          <w:szCs w:val="24"/>
+        </w:rPr>
+      </w:pPr>
+      <w:r>
+        <w:rPr>
+          <w:rFonts w:eastAsia="Times New Roman" w:cs="Times New Roman"/>
+          <w:szCs w:val="24"/>
+        </w:rPr>
+        <w:t>Így a tesztelési eredmény:</w:t>
+      </w:r>
+    </w:p>
+    <w:p>
+      <w:pPr>
+        <w:rPr>
+          <w:rFonts w:eastAsia="Times New Roman" w:cs="Times New Roman"/>
+          <w:szCs w:val="24"/>
+        </w:rPr>
+      </w:pPr>
+      <w:r>
+        <w:rPr>
+          <w:rFonts w:eastAsia="Times New Roman" w:cs="Times New Roman"/>
+          <w:szCs w:val="24"/>
+        </w:rPr>
+        <w:drawing>
+          <wp:inline distT="0" distB="0" distL="0" distR="0" wp14:anchorId="760099D1" wp14:editId="1019E2EF">
+            <wp:extent cx="5010849" cy="3162741"/>
+            <wp:effectExtent l="0" t="0" r="0" b="0"/>
+            <wp:docPr id="51" name="Kép 51"/>
+            <wp:cNvGraphicFramePr>
+              <a:graphicFrameLocks xmlns:a="http://schemas.openxmlformats.org/drawingml/2006/main" noChangeAspect="1"/>
+            </wp:cNvGraphicFramePr>
+            <a:graphic xmlns:a="http://schemas.openxmlformats.org/drawingml/2006/main">
+              <a:graphicData uri="http://schemas.openxmlformats.org/drawingml/2006/picture">
+                <pic:pic xmlns:pic="http://schemas.openxmlformats.org/drawingml/2006/picture">
+                  <pic:nvPicPr>
+                    <pic:cNvPr id="1" name=""/>
+                    <pic:cNvPicPr/>
+                  </pic:nvPicPr>
+                  <pic:blipFill>
+                    <a:blip r:embed="rId34"/>
+                    <a:stretch>
+                      <a:fillRect/>
+                    </a:stretch>
+                  </pic:blipFill>
+                  <pic:spPr>
+                    <a:xfrm>
+                      <a:off x="0" y="0"/>
+                      <a:ext cx="5010849" cy="3162741"/>
+                    </a:xfrm>
+                    <a:prstGeom prst="rect">
+                      <a:avLst/>
+                    </a:prstGeom>
+                  </pic:spPr>
+                </pic:pic>
+              </a:graphicData>
+            </a:graphic>
+          </wp:inline>
+        </w:drawing>
+      </w:r>
+    </w:p>
+    <w:p>
+      <w:pPr>
+        <w:ind w:left="993"/>
+      </w:pPr>
+    </w:p>
     <w:p/>
+    <w:p>
+      <w:pPr>
+        <w:rPr>
+          <w:rFonts w:eastAsia="Times New Roman" w:cs="Times New Roman"/>
+          <w:szCs w:val="24"/>
+        </w:rPr>
+      </w:pPr>
+      <w:r>
+        <w:br w:type="page"/>
+      </w:r>
+    </w:p>
     <w:p>
       <w:pPr>
         <w:spacing w:line="259" w:lineRule="auto"/>
@@ -8036,9 +10347,6 @@
           <w:szCs w:val="32"/>
         </w:rPr>
       </w:pPr>
-      <w:r>
-        <w:br w:type="page"/>
-      </w:r>
     </w:p>
     <w:bookmarkStart w:id="7" w:name="_Toc210293138"/>
     <w:p>
@@ -8058,7 +10366,6 @@
           <w:szCs w:val="34"/>
           <w:lang w:eastAsia="hu-HU"/>
         </w:rPr>
-        <w:lastRenderedPageBreak/>
         <mc:AlternateContent>
           <mc:Choice Requires="wps">
             <w:drawing>
@@ -8178,7 +10485,7 @@
               </wp:anchor>
             </w:drawing>
           </mc:Choice>
-          <mc:Fallback xmlns:a="http://schemas.openxmlformats.org/drawingml/2006/main" xmlns:pic="http://schemas.openxmlformats.org/drawingml/2006/picture" xmlns:a14="http://schemas.microsoft.com/office/drawing/2010/main">
+          <mc:Fallback xmlns:a14="http://schemas.microsoft.com/office/drawing/2010/main" xmlns:pic="http://schemas.openxmlformats.org/drawingml/2006/picture" xmlns:a="http://schemas.openxmlformats.org/drawingml/2006/main">
             <w:pict>
               <v:shape id="Derékszögű háromszög 7" style="position:absolute;margin-left:0;margin-top:-71.35pt;width:190.5pt;height:190.5pt;rotation:90;z-index:251672576;visibility:visible;mso-wrap-style:square;mso-width-percent:0;mso-wrap-distance-left:9pt;mso-wrap-distance-top:0;mso-wrap-distance-right:9pt;mso-wrap-distance-bottom:0;mso-position-horizontal:left;mso-position-horizontal-relative:page;mso-position-vertical:absolute;mso-position-vertical-relative:text;mso-width-percent:0;mso-width-relative:margin;v-text-anchor:middle" coordsize="2419350,2419350" o:spid="_x0000_s1026" fillcolor="#ed7d31 [3205]" stroked="f" strokeweight="1pt" path="m,2419350l,c806450,806450,-382154,2206666,2419350,2419350l,2419350xe" o:gfxdata="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" w14:anchorId="0AF53019">
                 <v:stroke joinstyle="miter"/>
@@ -8214,8 +10521,13 @@
     </w:p>
     <w:p/>
     <w:p>
-      <w:r>
-        <w:t>Admin felületen nagyobb jogkör, illetve szebb kinézet</w:t>
+      <w:proofErr w:type="spellStart"/>
+      <w:r>
+        <w:t>Admin</w:t>
+      </w:r>
+      <w:proofErr w:type="spellEnd"/>
+      <w:r>
+        <w:t xml:space="preserve"> felületen nagyobb jogkör, illetve szebb kinézet</w:t>
       </w:r>
     </w:p>
     <w:sectPr>

--- a/FejlesztőisablonWIP.docx
+++ b/FejlesztőisablonWIP.docx
@@ -1,6 +1,6 @@
 
 <file path=word/document.xml><?xml version="1.0" encoding="utf-8"?>
-<w:document xmlns:wpc="http://schemas.microsoft.com/office/word/2010/wordprocessingCanvas" xmlns:cx="http://schemas.microsoft.com/office/drawing/2014/chartex" xmlns:cx1="http://schemas.microsoft.com/office/drawing/2015/9/8/chartex" xmlns:cx2="http://schemas.microsoft.com/office/drawing/2015/10/21/chartex" xmlns:cx3="http://schemas.microsoft.com/office/drawing/2016/5/9/chartex" xmlns:cx4="http://schemas.microsoft.com/office/drawing/2016/5/10/chartex" xmlns:cx5="http://schemas.microsoft.com/office/drawing/2016/5/11/chartex" xmlns:cx6="http://schemas.microsoft.com/office/drawing/2016/5/12/chartex" xmlns:cx7="http://schemas.microsoft.com/office/drawing/2016/5/13/chartex" xmlns:cx8="http://schemas.microsoft.com/office/drawing/2016/5/14/chartex" xmlns:mc="http://schemas.openxmlformats.org/markup-compatibility/2006" xmlns:aink="http://schemas.microsoft.com/office/drawing/2016/ink" xmlns:am3d="http://schemas.microsoft.com/office/drawing/2017/model3d" xmlns:o="urn:schemas-microsoft-com:office:office" xmlns:r="http://schemas.openxmlformats.org/officeDocument/2006/relationships" xmlns:m="http://schemas.openxmlformats.org/officeDocument/2006/math" xmlns:v="urn:schemas-microsoft-com:vml" xmlns:wp14="http://schemas.microsoft.com/office/word/2010/wordprocessingDrawing" xmlns:wp="http://schemas.openxmlformats.org/drawingml/2006/wordprocessingDrawing" xmlns:w10="urn:schemas-microsoft-com:office:word" xmlns:w="http://schemas.openxmlformats.org/wordprocessingml/2006/main" xmlns:w14="http://schemas.microsoft.com/office/word/2010/wordml" xmlns:w15="http://schemas.microsoft.com/office/word/2012/wordml" xmlns:w16cex="http://schemas.microsoft.com/office/word/2018/wordml/cex" xmlns:w16cid="http://schemas.microsoft.com/office/word/2016/wordml/cid" xmlns:w16="http://schemas.microsoft.com/office/word/2018/wordml" xmlns:w16sdtdh="http://schemas.microsoft.com/office/word/2020/wordml/sdtdatahash" xmlns:w16se="http://schemas.microsoft.com/office/word/2015/wordml/symex" xmlns:wpg="http://schemas.microsoft.com/office/word/2010/wordprocessingGroup" xmlns:wpi="http://schemas.microsoft.com/office/word/2010/wordprocessingInk" xmlns:wne="http://schemas.microsoft.com/office/word/2006/wordml" xmlns:wps="http://schemas.microsoft.com/office/word/2010/wordprocessingShape" mc:Ignorable="w14 w15 w16se w16cid w16 w16cex w16sdtdh wp14">
+<w:document xmlns:wpc="http://schemas.microsoft.com/office/word/2010/wordprocessingCanvas" xmlns:cx="http://schemas.microsoft.com/office/drawing/2014/chartex" xmlns:mc="http://schemas.openxmlformats.org/markup-compatibility/2006" xmlns:o="urn:schemas-microsoft-com:office:office" xmlns:r="http://schemas.openxmlformats.org/officeDocument/2006/relationships" xmlns:m="http://schemas.openxmlformats.org/officeDocument/2006/math" xmlns:v="urn:schemas-microsoft-com:vml" xmlns:wp14="http://schemas.microsoft.com/office/word/2010/wordprocessingDrawing" xmlns:wp="http://schemas.openxmlformats.org/drawingml/2006/wordprocessingDrawing" xmlns:w10="urn:schemas-microsoft-com:office:word" xmlns:w="http://schemas.openxmlformats.org/wordprocessingml/2006/main" xmlns:w14="http://schemas.microsoft.com/office/word/2010/wordml" xmlns:w15="http://schemas.microsoft.com/office/word/2012/wordml" xmlns:w16se="http://schemas.microsoft.com/office/word/2015/wordml/symex" xmlns:wpg="http://schemas.microsoft.com/office/word/2010/wordprocessingGroup" xmlns:wpi="http://schemas.microsoft.com/office/word/2010/wordprocessingInk" xmlns:wne="http://schemas.microsoft.com/office/word/2006/wordml" xmlns:wps="http://schemas.microsoft.com/office/word/2010/wordprocessingShape" mc:Ignorable="w14 w15 w16se wp14">
   <w:body>
     <w:p>
       <w:pPr>
@@ -141,7 +141,7 @@
               </wp:anchor>
             </w:drawing>
           </mc:Choice>
-          <mc:Fallback xmlns:a14="http://schemas.microsoft.com/office/drawing/2010/main" xmlns:pic="http://schemas.openxmlformats.org/drawingml/2006/picture" xmlns:a="http://schemas.openxmlformats.org/drawingml/2006/main">
+          <mc:Fallback xmlns:cx1="http://schemas.microsoft.com/office/drawing/2015/9/8/chartex" xmlns:cx2="http://schemas.microsoft.com/office/drawing/2015/10/21/chartex" xmlns:cx3="http://schemas.microsoft.com/office/drawing/2016/5/9/chartex" xmlns:cx4="http://schemas.microsoft.com/office/drawing/2016/5/10/chartex" xmlns:cx5="http://schemas.microsoft.com/office/drawing/2016/5/11/chartex" xmlns:cx6="http://schemas.microsoft.com/office/drawing/2016/5/12/chartex" xmlns:cx7="http://schemas.microsoft.com/office/drawing/2016/5/13/chartex" xmlns:cx8="http://schemas.microsoft.com/office/drawing/2016/5/14/chartex" xmlns:aink="http://schemas.microsoft.com/office/drawing/2016/ink" xmlns:am3d="http://schemas.microsoft.com/office/drawing/2017/model3d" xmlns:w16cex="http://schemas.microsoft.com/office/word/2018/wordml/cex" xmlns:w16cid="http://schemas.microsoft.com/office/word/2016/wordml/cid" xmlns:w16="http://schemas.microsoft.com/office/word/2018/wordml" xmlns:w16sdtdh="http://schemas.microsoft.com/office/word/2020/wordml/sdtdatahash" xmlns:a14="http://schemas.microsoft.com/office/drawing/2010/main" xmlns:pic="http://schemas.openxmlformats.org/drawingml/2006/picture" xmlns:a="http://schemas.openxmlformats.org/drawingml/2006/main">
             <w:pict>
               <v:shape id="Derékszögű háromszög 7" style="position:absolute;margin-left:0;margin-top:-70.65pt;width:190.5pt;height:190.5pt;rotation:90;z-index:251660288;visibility:visible;mso-wrap-style:square;mso-width-percent:0;mso-wrap-distance-left:9pt;mso-wrap-distance-top:0;mso-wrap-distance-right:9pt;mso-wrap-distance-bottom:0;mso-position-horizontal:left;mso-position-horizontal-relative:page;mso-position-vertical:absolute;mso-position-vertical-relative:text;mso-width-percent:0;mso-width-relative:margin;v-text-anchor:middle" coordsize="2419350,2419350" o:spid="_x0000_s1026" fillcolor="#ed7d31 [3205]" stroked="f" strokeweight="1pt" path="m,2419350l,c806450,806450,-382154,2206666,2419350,2419350l,2419350xe" o:gfxdata="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" w14:anchorId="022CF62E">
                 <v:stroke joinstyle="miter"/>
@@ -1114,7 +1114,7 @@
               </wp:anchor>
             </w:drawing>
           </mc:Choice>
-          <mc:Fallback xmlns:a14="http://schemas.microsoft.com/office/drawing/2010/main" xmlns:pic="http://schemas.openxmlformats.org/drawingml/2006/picture" xmlns:a="http://schemas.openxmlformats.org/drawingml/2006/main">
+          <mc:Fallback xmlns:cx1="http://schemas.microsoft.com/office/drawing/2015/9/8/chartex" xmlns:cx2="http://schemas.microsoft.com/office/drawing/2015/10/21/chartex" xmlns:cx3="http://schemas.microsoft.com/office/drawing/2016/5/9/chartex" xmlns:cx4="http://schemas.microsoft.com/office/drawing/2016/5/10/chartex" xmlns:cx5="http://schemas.microsoft.com/office/drawing/2016/5/11/chartex" xmlns:cx6="http://schemas.microsoft.com/office/drawing/2016/5/12/chartex" xmlns:cx7="http://schemas.microsoft.com/office/drawing/2016/5/13/chartex" xmlns:cx8="http://schemas.microsoft.com/office/drawing/2016/5/14/chartex" xmlns:aink="http://schemas.microsoft.com/office/drawing/2016/ink" xmlns:am3d="http://schemas.microsoft.com/office/drawing/2017/model3d" xmlns:w16cex="http://schemas.microsoft.com/office/word/2018/wordml/cex" xmlns:w16cid="http://schemas.microsoft.com/office/word/2016/wordml/cid" xmlns:w16="http://schemas.microsoft.com/office/word/2018/wordml" xmlns:w16sdtdh="http://schemas.microsoft.com/office/word/2020/wordml/sdtdatahash" xmlns:a14="http://schemas.microsoft.com/office/drawing/2010/main" xmlns:pic="http://schemas.openxmlformats.org/drawingml/2006/picture" xmlns:a="http://schemas.openxmlformats.org/drawingml/2006/main">
             <w:pict>
               <v:shape id="Derékszögű háromszög 7" style="position:absolute;margin-left:-86.55pt;margin-top:-71.05pt;width:190.5pt;height:190.5pt;rotation:90;z-index:251662336;visibility:visible;mso-wrap-style:square;mso-width-percent:0;mso-wrap-distance-left:9pt;mso-wrap-distance-top:0;mso-wrap-distance-right:9pt;mso-wrap-distance-bottom:0;mso-position-horizontal:absolute;mso-position-horizontal-relative:text;mso-position-vertical:absolute;mso-position-vertical-relative:text;mso-width-percent:0;mso-width-relative:margin;v-text-anchor:middle" coordsize="2419350,2419350" o:spid="_x0000_s1026" fillcolor="#ed7d31 [3205]" stroked="f" strokeweight="1pt" path="m,2419350l,c806450,806450,-382154,2206666,2419350,2419350l,2419350xe" o:gfxdata="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" w14:anchorId="76C634DC">
                 <v:stroke joinstyle="miter"/>
@@ -1149,15 +1149,7 @@
         <w:t xml:space="preserve">A </w:t>
       </w:r>
       <w:r>
-        <w:t xml:space="preserve">weboldalt, csak a regisztráció, illetve az </w:t>
-      </w:r>
-      <w:proofErr w:type="spellStart"/>
-      <w:r>
-        <w:t>adminok</w:t>
-      </w:r>
-      <w:proofErr w:type="spellEnd"/>
-      <w:r>
-        <w:t xml:space="preserve"> által jóváhagyást követően lehet használni</w:t>
+        <w:t>weboldalt, csak a regisztráció, illetve az adminok által jóváhagyást követően lehet használni</w:t>
       </w:r>
       <w:r>
         <w:t xml:space="preserve">. </w:t>
@@ -1166,15 +1158,7 @@
         <w:t>A szükséges adatok: Felhasználónév, Lakcím, Email, Jelszó, Jelszó megint</w:t>
       </w:r>
       <w:r>
-        <w:t xml:space="preserve">. A Jelszót nem rögzítjük, egy úgynevezett HASH technikával </w:t>
-      </w:r>
-      <w:proofErr w:type="spellStart"/>
-      <w:r>
-        <w:t>titkosítjuk</w:t>
-      </w:r>
-      <w:proofErr w:type="spellEnd"/>
-      <w:r>
-        <w:t xml:space="preserve">, melyet egy </w:t>
+        <w:t xml:space="preserve">. A Jelszót nem rögzítjük, egy úgynevezett HASH technikával titkosítjuk, melyet egy </w:t>
       </w:r>
       <w:r>
         <w:t>modul generál, és azt tároljuk el</w:t>
@@ -1333,7 +1317,7 @@
               </wp:anchor>
             </w:drawing>
           </mc:Choice>
-          <mc:Fallback xmlns:a14="http://schemas.microsoft.com/office/drawing/2010/main" xmlns:pic="http://schemas.openxmlformats.org/drawingml/2006/picture" xmlns:a="http://schemas.openxmlformats.org/drawingml/2006/main">
+          <mc:Fallback xmlns:cx1="http://schemas.microsoft.com/office/drawing/2015/9/8/chartex" xmlns:cx2="http://schemas.microsoft.com/office/drawing/2015/10/21/chartex" xmlns:cx3="http://schemas.microsoft.com/office/drawing/2016/5/9/chartex" xmlns:cx4="http://schemas.microsoft.com/office/drawing/2016/5/10/chartex" xmlns:cx5="http://schemas.microsoft.com/office/drawing/2016/5/11/chartex" xmlns:cx6="http://schemas.microsoft.com/office/drawing/2016/5/12/chartex" xmlns:cx7="http://schemas.microsoft.com/office/drawing/2016/5/13/chartex" xmlns:cx8="http://schemas.microsoft.com/office/drawing/2016/5/14/chartex" xmlns:aink="http://schemas.microsoft.com/office/drawing/2016/ink" xmlns:am3d="http://schemas.microsoft.com/office/drawing/2017/model3d" xmlns:w16cex="http://schemas.microsoft.com/office/word/2018/wordml/cex" xmlns:w16cid="http://schemas.microsoft.com/office/word/2016/wordml/cid" xmlns:w16="http://schemas.microsoft.com/office/word/2018/wordml" xmlns:w16sdtdh="http://schemas.microsoft.com/office/word/2020/wordml/sdtdatahash" xmlns:a14="http://schemas.microsoft.com/office/drawing/2010/main" xmlns:pic="http://schemas.openxmlformats.org/drawingml/2006/picture" xmlns:a="http://schemas.openxmlformats.org/drawingml/2006/main">
             <w:pict>
               <v:shape id="Derékszögű háromszög 7" style="position:absolute;margin-left:0;margin-top:-71.15pt;width:190.5pt;height:190.5pt;rotation:90;z-index:251664384;visibility:visible;mso-wrap-style:square;mso-width-percent:0;mso-wrap-distance-left:9pt;mso-wrap-distance-top:0;mso-wrap-distance-right:9pt;mso-wrap-distance-bottom:0;mso-position-horizontal:left;mso-position-horizontal-relative:page;mso-position-vertical:absolute;mso-position-vertical-relative:text;mso-width-percent:0;mso-width-relative:margin;v-text-anchor:middle" coordsize="2419350,2419350" o:spid="_x0000_s1026" fillcolor="#ed7d31 [3205]" stroked="f" strokeweight="1pt" path="m,2419350l,c806450,806450,-382154,2206666,2419350,2419350l,2419350xe" o:gfxdata="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" w14:anchorId="2E1CBD0A">
                 <v:stroke joinstyle="miter"/>
@@ -1415,15 +1399,7 @@
         <w:t>Minimum:</w:t>
       </w:r>
       <w:r>
-        <w:t xml:space="preserve"> 1–2 magos, 1 </w:t>
-      </w:r>
-      <w:proofErr w:type="spellStart"/>
-      <w:r>
-        <w:t>GHz</w:t>
-      </w:r>
-      <w:proofErr w:type="spellEnd"/>
-      <w:r>
-        <w:t>-es processzor</w:t>
+        <w:t xml:space="preserve"> 1–2 magos, 1 GHz-es processzor</w:t>
       </w:r>
     </w:p>
     <w:p>
@@ -1448,15 +1424,7 @@
         <w:t>Ajánlott:</w:t>
       </w:r>
       <w:r>
-        <w:t xml:space="preserve"> 2–4 magos, modern CPU (pl. Intel i3 vagy AMD </w:t>
-      </w:r>
-      <w:proofErr w:type="spellStart"/>
-      <w:r>
-        <w:t>Ryzen</w:t>
-      </w:r>
-      <w:proofErr w:type="spellEnd"/>
-      <w:r>
-        <w:t xml:space="preserve"> 3)</w:t>
+        <w:t xml:space="preserve"> 2–4 magos, modern CPU (pl. Intel i3 vagy AMD Ryzen 3)</w:t>
       </w:r>
     </w:p>
     <w:p>
@@ -1709,15 +1677,7 @@
         <w:t>B</w:t>
       </w:r>
       <w:r>
-        <w:t xml:space="preserve">öngésző (pl.: Chrome, </w:t>
-      </w:r>
-      <w:proofErr w:type="spellStart"/>
-      <w:r>
-        <w:t>FireFox</w:t>
-      </w:r>
-      <w:proofErr w:type="spellEnd"/>
-      <w:r>
-        <w:t>)</w:t>
+        <w:t>öngésző (pl.: Chrome, FireFox)</w:t>
       </w:r>
     </w:p>
     <w:p>
@@ -1750,15 +1710,7 @@
         <w:t xml:space="preserve">Egy weboldal futtatásához alapvetően nem kell túl erős hardver – különösen akkor, ha csak fejlesztésre vagy kisebb forgalmú kiszolgálásra használjuk. </w:t>
       </w:r>
       <w:r>
-        <w:t xml:space="preserve">Az operációs rendszer biztosítja azt az alapvető környezetet, ahol a webszerver, adatbázis és egyéb szoftverek futnak. Például Windows, Linux vagy </w:t>
-      </w:r>
-      <w:proofErr w:type="spellStart"/>
-      <w:r>
-        <w:t>macOS</w:t>
-      </w:r>
-      <w:proofErr w:type="spellEnd"/>
-      <w:r>
-        <w:t>. Ez futtatja a XAMPP-ot és kezeli a rendszer erőforrásait.</w:t>
+        <w:t>Az operációs rendszer biztosítja azt az alapvető környezetet, ahol a webszerver, adatbázis és egyéb szoftverek futnak. Például Windows, Linux vagy macOS. Ez futtatja a XAMPP-ot és kezeli a rendszer erőforrásait.</w:t>
       </w:r>
       <w:r>
         <w:t xml:space="preserve"> A XAMPP egy olyan csomag, amely tartalmazza a legfontosabb szerverkomponenseket, amik szükségesek a weboldal futtatásához, tehát lehetővé teszi, hogy helyben (lokálisan) futtassuk és teszteljük a weboldalt. A böngésző egy kliensprogram, am</w:t>
@@ -1773,15 +1725,7 @@
         <w:t>Maga a</w:t>
       </w:r>
       <w:r>
-        <w:t xml:space="preserve"> böngésző kérést küld a szervernek (pl. a XAMPP által futtatott </w:t>
-      </w:r>
-      <w:proofErr w:type="spellStart"/>
-      <w:r>
-        <w:t>Apache-nak</w:t>
-      </w:r>
-      <w:proofErr w:type="spellEnd"/>
-      <w:r>
-        <w:t>), majd megjeleníti a válaszként kapott HTML, CSS és JavaScript tartalmat.</w:t>
+        <w:t xml:space="preserve"> böngésző kérést küld a szervernek (pl. a XAMPP által futtatott Apache-nak), majd megjeleníti a válaszként kapott HTML, CSS és JavaScript tartalmat.</w:t>
       </w:r>
     </w:p>
     <w:p>
@@ -1937,7 +1881,7 @@
               </wp:anchor>
             </w:drawing>
           </mc:Choice>
-          <mc:Fallback xmlns:a14="http://schemas.microsoft.com/office/drawing/2010/main" xmlns:pic="http://schemas.openxmlformats.org/drawingml/2006/picture" xmlns:a="http://schemas.openxmlformats.org/drawingml/2006/main">
+          <mc:Fallback xmlns:cx1="http://schemas.microsoft.com/office/drawing/2015/9/8/chartex" xmlns:cx2="http://schemas.microsoft.com/office/drawing/2015/10/21/chartex" xmlns:cx3="http://schemas.microsoft.com/office/drawing/2016/5/9/chartex" xmlns:cx4="http://schemas.microsoft.com/office/drawing/2016/5/10/chartex" xmlns:cx5="http://schemas.microsoft.com/office/drawing/2016/5/11/chartex" xmlns:cx6="http://schemas.microsoft.com/office/drawing/2016/5/12/chartex" xmlns:cx7="http://schemas.microsoft.com/office/drawing/2016/5/13/chartex" xmlns:cx8="http://schemas.microsoft.com/office/drawing/2016/5/14/chartex" xmlns:aink="http://schemas.microsoft.com/office/drawing/2016/ink" xmlns:am3d="http://schemas.microsoft.com/office/drawing/2017/model3d" xmlns:w16cex="http://schemas.microsoft.com/office/word/2018/wordml/cex" xmlns:w16cid="http://schemas.microsoft.com/office/word/2016/wordml/cid" xmlns:w16="http://schemas.microsoft.com/office/word/2018/wordml" xmlns:w16sdtdh="http://schemas.microsoft.com/office/word/2020/wordml/sdtdatahash" xmlns:a14="http://schemas.microsoft.com/office/drawing/2010/main" xmlns:pic="http://schemas.openxmlformats.org/drawingml/2006/picture" xmlns:a="http://schemas.openxmlformats.org/drawingml/2006/main">
             <w:pict>
               <v:shape id="Derékszögű háromszög 7" style="position:absolute;margin-left:0;margin-top:-71.1pt;width:190.5pt;height:190.5pt;rotation:90;z-index:251666432;visibility:visible;mso-wrap-style:square;mso-width-percent:0;mso-wrap-distance-left:9pt;mso-wrap-distance-top:0;mso-wrap-distance-right:9pt;mso-wrap-distance-bottom:0;mso-position-horizontal:left;mso-position-horizontal-relative:page;mso-position-vertical:absolute;mso-position-vertical-relative:text;mso-width-percent:0;mso-width-relative:margin;v-text-anchor:middle" coordsize="2419350,2419350" o:spid="_x0000_s1026" fillcolor="#ed7d31 [3205]" stroked="f" strokeweight="1pt" path="m,2419350l,c806450,806450,-382154,2206666,2419350,2419350l,2419350xe" o:gfxdata="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" w14:anchorId="2FA07425">
                 <v:stroke joinstyle="miter"/>
@@ -2094,33 +2038,17 @@
         </w:rPr>
         <w:t>(</w:t>
       </w:r>
-      <w:proofErr w:type="spellStart"/>
       <w:r>
         <w:rPr>
           <w:lang w:val="en-US"/>
         </w:rPr>
         <w:t>Fejlesztői</w:t>
       </w:r>
-      <w:proofErr w:type="spellEnd"/>
       <w:r>
         <w:rPr>
           <w:lang w:val="en-US"/>
         </w:rPr>
-        <w:t xml:space="preserve"> </w:t>
-      </w:r>
-      <w:proofErr w:type="spellStart"/>
-      <w:r>
-        <w:rPr>
-          <w:lang w:val="en-US"/>
-        </w:rPr>
-        <w:t>Környezet</w:t>
-      </w:r>
-      <w:proofErr w:type="spellEnd"/>
-      <w:r>
-        <w:rPr>
-          <w:lang w:val="en-US"/>
-        </w:rPr>
-        <w:t>)</w:t>
+        <w:t xml:space="preserve"> Környezet)</w:t>
       </w:r>
     </w:p>
     <w:p>
@@ -2149,42 +2077,13 @@
         <w:t xml:space="preserve">.1 </w:t>
       </w:r>
       <w:r>
-        <w:t xml:space="preserve">Visual </w:t>
-      </w:r>
-      <w:proofErr w:type="spellStart"/>
-      <w:r>
-        <w:t>Studio</w:t>
-      </w:r>
-      <w:proofErr w:type="spellEnd"/>
-      <w:r>
-        <w:t xml:space="preserve"> </w:t>
-      </w:r>
-      <w:proofErr w:type="spellStart"/>
-      <w:r>
-        <w:t>Code</w:t>
+        <w:t>Visual Studio Code</w:t>
       </w:r>
       <w:bookmarkEnd w:id="3"/>
-      <w:proofErr w:type="spellEnd"/>
-    </w:p>
-    <w:p>
-      <w:r>
-        <w:t xml:space="preserve">A Visual </w:t>
-      </w:r>
-      <w:proofErr w:type="spellStart"/>
-      <w:r>
-        <w:t>Studio</w:t>
-      </w:r>
-      <w:proofErr w:type="spellEnd"/>
-      <w:r>
-        <w:t xml:space="preserve"> </w:t>
-      </w:r>
-      <w:proofErr w:type="spellStart"/>
-      <w:r>
-        <w:t>Code</w:t>
-      </w:r>
-      <w:proofErr w:type="spellEnd"/>
-      <w:r>
-        <w:t xml:space="preserve">(VSC) egy </w:t>
+    </w:p>
+    <w:p>
+      <w:r>
+        <w:t xml:space="preserve">A Visual Studio Code(VSC) egy </w:t>
       </w:r>
       <w:r>
         <w:t xml:space="preserve">fejlesztői </w:t>
@@ -2192,85 +2091,31 @@
       <w:r>
         <w:t>környezet(</w:t>
       </w:r>
-      <w:proofErr w:type="spellStart"/>
       <w:r>
         <w:rPr>
           <w:rFonts w:eastAsia="Times New Roman" w:cs="Times New Roman"/>
           <w:color w:val="0D0D0D" w:themeColor="text1" w:themeTint="F2"/>
           <w:szCs w:val="24"/>
         </w:rPr>
-        <w:t>Integrated</w:t>
-      </w:r>
-      <w:proofErr w:type="spellEnd"/>
-      <w:r>
-        <w:rPr>
-          <w:rFonts w:eastAsia="Times New Roman" w:cs="Times New Roman"/>
-          <w:color w:val="0D0D0D" w:themeColor="text1" w:themeTint="F2"/>
-          <w:szCs w:val="24"/>
-        </w:rPr>
+        <w:t>Integrated Development Environment (IDE)</w:t>
+      </w:r>
+      <w:r>
+        <w:t>)</w:t>
+      </w:r>
+      <w:r>
         <w:t xml:space="preserve"> </w:t>
       </w:r>
-      <w:proofErr w:type="spellStart"/>
-      <w:r>
-        <w:rPr>
-          <w:rFonts w:eastAsia="Times New Roman" w:cs="Times New Roman"/>
-          <w:color w:val="0D0D0D" w:themeColor="text1" w:themeTint="F2"/>
-          <w:szCs w:val="24"/>
-        </w:rPr>
-        <w:t>Development</w:t>
-      </w:r>
-      <w:proofErr w:type="spellEnd"/>
-      <w:r>
-        <w:rPr>
-          <w:rFonts w:eastAsia="Times New Roman" w:cs="Times New Roman"/>
-          <w:color w:val="0D0D0D" w:themeColor="text1" w:themeTint="F2"/>
-          <w:szCs w:val="24"/>
-        </w:rPr>
+      <w:r>
+        <w:t xml:space="preserve">mely sok programozási nyelvet tartalmaz, </w:t>
+      </w:r>
+      <w:r>
+        <w:t>amelyek közül</w:t>
+      </w:r>
+      <w:r>
         <w:t xml:space="preserve"> </w:t>
       </w:r>
-      <w:proofErr w:type="spellStart"/>
-      <w:r>
-        <w:rPr>
-          <w:rFonts w:eastAsia="Times New Roman" w:cs="Times New Roman"/>
-          <w:color w:val="0D0D0D" w:themeColor="text1" w:themeTint="F2"/>
-          <w:szCs w:val="24"/>
-        </w:rPr>
-        <w:t>Environment</w:t>
-      </w:r>
-      <w:proofErr w:type="spellEnd"/>
-      <w:r>
-        <w:rPr>
-          <w:rFonts w:eastAsia="Times New Roman" w:cs="Times New Roman"/>
-          <w:color w:val="0D0D0D" w:themeColor="text1" w:themeTint="F2"/>
-          <w:szCs w:val="24"/>
-        </w:rPr>
-        <w:t xml:space="preserve"> (IDE)</w:t>
-      </w:r>
-      <w:r>
-        <w:t>)</w:t>
-      </w:r>
-      <w:r>
-        <w:t xml:space="preserve"> </w:t>
-      </w:r>
-      <w:r>
-        <w:t xml:space="preserve">mely sok programozási nyelvet tartalmaz, </w:t>
-      </w:r>
-      <w:r>
-        <w:t>amelyek közül</w:t>
-      </w:r>
-      <w:r>
-        <w:t xml:space="preserve"> </w:t>
-      </w:r>
-      <w:r>
-        <w:t>mi a HTML5, CSS3, JavaScript-</w:t>
-      </w:r>
-      <w:proofErr w:type="spellStart"/>
-      <w:r>
-        <w:t>et</w:t>
-      </w:r>
-      <w:proofErr w:type="spellEnd"/>
-      <w:r>
-        <w:t xml:space="preserve"> használtuk, illetve az EJS-t. Ebben a környe</w:t>
+      <w:r>
+        <w:t>mi a HTML5, CSS3, JavaScript-et használtuk, illetve az EJS-t. Ebben a környe</w:t>
       </w:r>
       <w:r>
         <w:t>zetben használtuk, illetve fejlesztettünk.</w:t>
@@ -2280,6 +2125,7 @@
       <w:r>
         <w:rPr>
           <w:noProof/>
+          <w:lang w:eastAsia="hu-HU"/>
         </w:rPr>
         <w:drawing>
           <wp:inline distT="0" distB="0" distL="0" distR="0" wp14:anchorId="7A2A8CAF" wp14:editId="41076B85">
@@ -2363,23 +2209,7 @@
         <w:t>.</w:t>
       </w:r>
       <w:r>
-        <w:t xml:space="preserve"> Továbbá, fejlesztés alatt az </w:t>
-      </w:r>
-      <w:proofErr w:type="spellStart"/>
-      <w:r>
-        <w:t>Apache</w:t>
-      </w:r>
-      <w:proofErr w:type="spellEnd"/>
-      <w:r>
-        <w:t xml:space="preserve"> szervert is használtuk, amely a PHP </w:t>
-      </w:r>
-      <w:proofErr w:type="spellStart"/>
-      <w:r>
-        <w:t>MyAdmin</w:t>
-      </w:r>
-      <w:proofErr w:type="spellEnd"/>
-      <w:r>
-        <w:t xml:space="preserve"> felületet biztosította, mely grafikus adatbázis kezelő oldal.</w:t>
+        <w:t xml:space="preserve"> Továbbá, fejlesztés alatt az Apache szervert is használtuk, amely a PHP MyAdmin felületet biztosította, mely grafikus adatbázis kezelő oldal.</w:t>
       </w:r>
     </w:p>
     <w:p>
@@ -2590,7 +2420,7 @@
               </wp:anchor>
             </w:drawing>
           </mc:Choice>
-          <mc:Fallback xmlns:a14="http://schemas.microsoft.com/office/drawing/2010/main" xmlns:pic="http://schemas.openxmlformats.org/drawingml/2006/picture" xmlns:a="http://schemas.openxmlformats.org/drawingml/2006/main">
+          <mc:Fallback xmlns:cx1="http://schemas.microsoft.com/office/drawing/2015/9/8/chartex" xmlns:cx2="http://schemas.microsoft.com/office/drawing/2015/10/21/chartex" xmlns:cx3="http://schemas.microsoft.com/office/drawing/2016/5/9/chartex" xmlns:cx4="http://schemas.microsoft.com/office/drawing/2016/5/10/chartex" xmlns:cx5="http://schemas.microsoft.com/office/drawing/2016/5/11/chartex" xmlns:cx6="http://schemas.microsoft.com/office/drawing/2016/5/12/chartex" xmlns:cx7="http://schemas.microsoft.com/office/drawing/2016/5/13/chartex" xmlns:cx8="http://schemas.microsoft.com/office/drawing/2016/5/14/chartex" xmlns:aink="http://schemas.microsoft.com/office/drawing/2016/ink" xmlns:am3d="http://schemas.microsoft.com/office/drawing/2017/model3d" xmlns:w16cex="http://schemas.microsoft.com/office/word/2018/wordml/cex" xmlns:w16cid="http://schemas.microsoft.com/office/word/2016/wordml/cid" xmlns:w16="http://schemas.microsoft.com/office/word/2018/wordml" xmlns:w16sdtdh="http://schemas.microsoft.com/office/word/2020/wordml/sdtdatahash" xmlns:a14="http://schemas.microsoft.com/office/drawing/2010/main" xmlns:pic="http://schemas.openxmlformats.org/drawingml/2006/picture" xmlns:a="http://schemas.openxmlformats.org/drawingml/2006/main">
             <w:pict>
               <v:shape id="Derékszögű háromszög 7" style="position:absolute;margin-left:0;margin-top:-71.35pt;width:190.5pt;height:190.5pt;rotation:90;z-index:251668480;visibility:visible;mso-wrap-style:square;mso-width-percent:0;mso-wrap-distance-left:9pt;mso-wrap-distance-top:0;mso-wrap-distance-right:9pt;mso-wrap-distance-bottom:0;mso-position-horizontal:left;mso-position-horizontal-relative:page;mso-position-vertical:absolute;mso-position-vertical-relative:text;mso-width-percent:0;mso-width-relative:margin;v-text-anchor:middle" coordsize="2419350,2419350" o:spid="_x0000_s1026" fillcolor="#ed7d31 [3205]" stroked="f" strokeweight="1pt" path="m,2419350l,c806450,806450,-382154,2206666,2419350,2419350l,2419350xe" o:gfxdata="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" w14:anchorId="09313364">
                 <v:stroke joinstyle="miter"/>
@@ -2620,6 +2450,7 @@
       <w:r>
         <w:rPr>
           <w:noProof/>
+          <w:lang w:eastAsia="hu-HU"/>
         </w:rPr>
         <w:drawing>
           <wp:anchor distT="0" distB="0" distL="114300" distR="114300" simplePos="0" relativeHeight="251671552" behindDoc="0" locked="0" layoutInCell="1" allowOverlap="1" wp14:anchorId="35428203" wp14:editId="3D4D5C8A">
@@ -2726,13 +2557,8 @@
       <w:r>
         <w:t xml:space="preserve">. Az utóbbi 5 a weboldalon szereplő kategóriákat írja le. A Rendelés az egy kapcsoló tábla, de egy rendelést tartalmaz </w:t>
       </w:r>
-      <w:proofErr w:type="spellStart"/>
-      <w:r>
-        <w:t>id</w:t>
-      </w:r>
-      <w:proofErr w:type="spellEnd"/>
-      <w:r>
-        <w:t xml:space="preserve">-k szerint. A Felhasználó meg egy felhasználó </w:t>
+      <w:r>
+        <w:t xml:space="preserve">id-k szerint. A Felhasználó meg egy felhasználó </w:t>
       </w:r>
       <w:r>
         <w:t>megadott információit, szerepkörét, és profiljának a helyzetét tartalmazza.</w:t>
@@ -2745,11 +2571,9 @@
       <w:r>
         <w:t xml:space="preserve"> adatbázis neve: </w:t>
       </w:r>
-      <w:proofErr w:type="spellStart"/>
       <w:r>
         <w:t>dozsa_csarda_adatbazis</w:t>
       </w:r>
-      <w:proofErr w:type="spellEnd"/>
     </w:p>
     <w:p>
       <w:pPr>
@@ -2891,7 +2715,7 @@
               </wp:anchor>
             </w:drawing>
           </mc:Choice>
-          <mc:Fallback>
+          <mc:Fallback xmlns:cx1="http://schemas.microsoft.com/office/drawing/2015/9/8/chartex" xmlns:cx2="http://schemas.microsoft.com/office/drawing/2015/10/21/chartex" xmlns:cx3="http://schemas.microsoft.com/office/drawing/2016/5/9/chartex" xmlns:cx4="http://schemas.microsoft.com/office/drawing/2016/5/10/chartex" xmlns:cx5="http://schemas.microsoft.com/office/drawing/2016/5/11/chartex" xmlns:cx6="http://schemas.microsoft.com/office/drawing/2016/5/12/chartex" xmlns:cx7="http://schemas.microsoft.com/office/drawing/2016/5/13/chartex" xmlns:cx8="http://schemas.microsoft.com/office/drawing/2016/5/14/chartex" xmlns:aink="http://schemas.microsoft.com/office/drawing/2016/ink" xmlns:am3d="http://schemas.microsoft.com/office/drawing/2017/model3d" xmlns:w16cex="http://schemas.microsoft.com/office/word/2018/wordml/cex" xmlns:w16cid="http://schemas.microsoft.com/office/word/2016/wordml/cid" xmlns:w16="http://schemas.microsoft.com/office/word/2018/wordml" xmlns:w16sdtdh="http://schemas.microsoft.com/office/word/2020/wordml/sdtdatahash">
             <w:pict>
               <v:shape w14:anchorId="57DD3788" id="Derékszögű háromszög 7" o:spid="_x0000_s1026" style="position:absolute;margin-left:-.1pt;margin-top:-70.8pt;width:190.5pt;height:190.5pt;rotation:90;z-index:251693056;visibility:visible;mso-wrap-style:square;mso-width-percent:0;mso-wrap-distance-left:9pt;mso-wrap-distance-top:0;mso-wrap-distance-right:9pt;mso-wrap-distance-bottom:0;mso-position-horizontal:absolute;mso-position-horizontal-relative:page;mso-position-vertical:absolute;mso-position-vertical-relative:text;mso-width-percent:0;mso-width-relative:margin;v-text-anchor:middle" coordsize="2419350,2419350" o:gfxdata="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" path="m,2419350l,c806450,806450,-382154,2206666,2419350,2419350l,2419350xe" fillcolor="#ed7d31 [3205]" stroked="f" strokeweight="1pt">
                 <v:stroke joinstyle="miter"/>
@@ -2951,19 +2775,11 @@
         </w:rPr>
         <w:tab/>
       </w:r>
-      <w:proofErr w:type="spellStart"/>
-      <w:r>
-        <w:rPr>
-          <w:rFonts w:eastAsia="Times New Roman" w:cs="Times New Roman"/>
-        </w:rPr>
-        <w:t>id</w:t>
-      </w:r>
-      <w:proofErr w:type="spellEnd"/>
-      <w:r>
-        <w:rPr>
-          <w:rFonts w:eastAsia="Times New Roman" w:cs="Times New Roman"/>
-        </w:rPr>
-        <w:t>: A felhasználó azonosítóját tartalmazza</w:t>
+      <w:r>
+        <w:rPr>
+          <w:rFonts w:eastAsia="Times New Roman" w:cs="Times New Roman"/>
+        </w:rPr>
+        <w:t>id: A felhasználó azonosítóját tartalmazza</w:t>
       </w:r>
       <w:r>
         <w:rPr>
@@ -3010,21 +2826,7 @@
           <w:rFonts w:eastAsia="Times New Roman" w:cs="Times New Roman"/>
         </w:rPr>
         <w:tab/>
-        <w:t xml:space="preserve">jelszó: A felhasználó jelszavát, </w:t>
-      </w:r>
-      <w:proofErr w:type="spellStart"/>
-      <w:r>
-        <w:rPr>
-          <w:rFonts w:eastAsia="Times New Roman" w:cs="Times New Roman"/>
-        </w:rPr>
-        <w:t>Hash</w:t>
-      </w:r>
-      <w:proofErr w:type="spellEnd"/>
-      <w:r>
-        <w:rPr>
-          <w:rFonts w:eastAsia="Times New Roman" w:cs="Times New Roman"/>
-        </w:rPr>
-        <w:t>-elve/titkosítva tartalmazza</w:t>
+        <w:t>jelszó: A felhasználó jelszavát, Hash-elve/titkosítva tartalmazza</w:t>
       </w:r>
     </w:p>
     <w:p>
@@ -3071,35 +2873,7 @@
         <w:rPr>
           <w:rFonts w:eastAsia="Times New Roman" w:cs="Times New Roman"/>
         </w:rPr>
-        <w:t>(</w:t>
-      </w:r>
-      <w:proofErr w:type="spellStart"/>
-      <w:r>
-        <w:rPr>
-          <w:rFonts w:eastAsia="Times New Roman" w:cs="Times New Roman"/>
-        </w:rPr>
-        <w:t>admin</w:t>
-      </w:r>
-      <w:proofErr w:type="spellEnd"/>
-      <w:r>
-        <w:rPr>
-          <w:rFonts w:eastAsia="Times New Roman" w:cs="Times New Roman"/>
-        </w:rPr>
-        <w:t xml:space="preserve">, </w:t>
-      </w:r>
-      <w:proofErr w:type="spellStart"/>
-      <w:r>
-        <w:rPr>
-          <w:rFonts w:eastAsia="Times New Roman" w:cs="Times New Roman"/>
-        </w:rPr>
-        <w:t>user</w:t>
-      </w:r>
-      <w:proofErr w:type="spellEnd"/>
-      <w:r>
-        <w:rPr>
-          <w:rFonts w:eastAsia="Times New Roman" w:cs="Times New Roman"/>
-        </w:rPr>
-        <w:t>)</w:t>
+        <w:t>(admin, user)</w:t>
       </w:r>
     </w:p>
     <w:p>
@@ -3195,19 +2969,11 @@
         </w:rPr>
         <w:tab/>
       </w:r>
-      <w:proofErr w:type="spellStart"/>
-      <w:r>
-        <w:rPr>
-          <w:rFonts w:eastAsia="Times New Roman" w:cs="Times New Roman"/>
-        </w:rPr>
-        <w:t>id</w:t>
-      </w:r>
-      <w:proofErr w:type="spellEnd"/>
-      <w:r>
-        <w:rPr>
-          <w:rFonts w:eastAsia="Times New Roman" w:cs="Times New Roman"/>
-        </w:rPr>
-        <w:t>: A rendelés azonosítóját tartalmazza</w:t>
+      <w:r>
+        <w:rPr>
+          <w:rFonts w:eastAsia="Times New Roman" w:cs="Times New Roman"/>
+        </w:rPr>
+        <w:t>id: A rendelés azonosítóját tartalmazza</w:t>
       </w:r>
       <w:r>
         <w:rPr>
@@ -3229,19 +2995,11 @@
         </w:rPr>
         <w:tab/>
       </w:r>
-      <w:proofErr w:type="spellStart"/>
-      <w:r>
-        <w:rPr>
-          <w:rFonts w:eastAsia="Times New Roman" w:cs="Times New Roman"/>
-        </w:rPr>
-        <w:t>főétel_id</w:t>
-      </w:r>
-      <w:proofErr w:type="spellEnd"/>
-      <w:r>
-        <w:rPr>
-          <w:rFonts w:eastAsia="Times New Roman" w:cs="Times New Roman"/>
-        </w:rPr>
-        <w:t>: A Főétel azonosítóját tartalmazza</w:t>
+      <w:r>
+        <w:rPr>
+          <w:rFonts w:eastAsia="Times New Roman" w:cs="Times New Roman"/>
+        </w:rPr>
+        <w:t>főétel_id: A Főétel azonosítóját tartalmazza</w:t>
       </w:r>
       <w:r>
         <w:rPr>
@@ -3262,20 +3020,7 @@
           <w:rFonts w:eastAsia="Times New Roman" w:cs="Times New Roman"/>
         </w:rPr>
         <w:tab/>
-      </w:r>
-      <w:proofErr w:type="spellStart"/>
-      <w:r>
-        <w:rPr>
-          <w:rFonts w:eastAsia="Times New Roman" w:cs="Times New Roman"/>
-        </w:rPr>
-        <w:t>köret_id</w:t>
-      </w:r>
-      <w:proofErr w:type="spellEnd"/>
-      <w:r>
-        <w:rPr>
-          <w:rFonts w:eastAsia="Times New Roman" w:cs="Times New Roman"/>
-        </w:rPr>
-        <w:t>: A Köret azonosítóját tartalmazza</w:t>
+        <w:t>köret_id: A Köret azonosítóját tartalmazza</w:t>
       </w:r>
       <w:r>
         <w:rPr>
@@ -3297,19 +3042,11 @@
         </w:rPr>
         <w:tab/>
       </w:r>
-      <w:proofErr w:type="spellStart"/>
-      <w:r>
-        <w:rPr>
-          <w:rFonts w:eastAsia="Times New Roman" w:cs="Times New Roman"/>
-        </w:rPr>
-        <w:t>szosz_id</w:t>
-      </w:r>
-      <w:proofErr w:type="spellEnd"/>
-      <w:r>
-        <w:rPr>
-          <w:rFonts w:eastAsia="Times New Roman" w:cs="Times New Roman"/>
-        </w:rPr>
-        <w:t>: A Szósz azonosítóját tartalmazza</w:t>
+      <w:r>
+        <w:rPr>
+          <w:rFonts w:eastAsia="Times New Roman" w:cs="Times New Roman"/>
+        </w:rPr>
+        <w:t>szosz_id: A Szósz azonosítóját tartalmazza</w:t>
       </w:r>
       <w:r>
         <w:rPr>
@@ -3331,19 +3068,11 @@
         </w:rPr>
         <w:tab/>
       </w:r>
-      <w:proofErr w:type="spellStart"/>
-      <w:r>
-        <w:rPr>
-          <w:rFonts w:eastAsia="Times New Roman" w:cs="Times New Roman"/>
-        </w:rPr>
-        <w:t>üditő_id</w:t>
-      </w:r>
-      <w:proofErr w:type="spellEnd"/>
-      <w:r>
-        <w:rPr>
-          <w:rFonts w:eastAsia="Times New Roman" w:cs="Times New Roman"/>
-        </w:rPr>
-        <w:t>: Az Üdítő azonosítóját tartalmazza</w:t>
+      <w:r>
+        <w:rPr>
+          <w:rFonts w:eastAsia="Times New Roman" w:cs="Times New Roman"/>
+        </w:rPr>
+        <w:t>üditő_id: Az Üdítő azonosítóját tartalmazza</w:t>
       </w:r>
       <w:r>
         <w:rPr>
@@ -3365,19 +3094,11 @@
         </w:rPr>
         <w:tab/>
       </w:r>
-      <w:proofErr w:type="spellStart"/>
-      <w:r>
-        <w:rPr>
-          <w:rFonts w:eastAsia="Times New Roman" w:cs="Times New Roman"/>
-        </w:rPr>
-        <w:t>fel_id</w:t>
-      </w:r>
-      <w:proofErr w:type="spellEnd"/>
-      <w:r>
-        <w:rPr>
-          <w:rFonts w:eastAsia="Times New Roman" w:cs="Times New Roman"/>
-        </w:rPr>
-        <w:t>: A felhasználó azonosítóját tartalmazza</w:t>
+      <w:r>
+        <w:rPr>
+          <w:rFonts w:eastAsia="Times New Roman" w:cs="Times New Roman"/>
+        </w:rPr>
+        <w:t>fel_id: A felhasználó azonosítóját tartalmazza</w:t>
       </w:r>
       <w:r>
         <w:rPr>
@@ -3398,20 +3119,7 @@
           <w:rFonts w:eastAsia="Times New Roman" w:cs="Times New Roman"/>
         </w:rPr>
         <w:tab/>
-      </w:r>
-      <w:proofErr w:type="spellStart"/>
-      <w:r>
-        <w:rPr>
-          <w:rFonts w:eastAsia="Times New Roman" w:cs="Times New Roman"/>
-        </w:rPr>
-        <w:t>desszert_id</w:t>
-      </w:r>
-      <w:proofErr w:type="spellEnd"/>
-      <w:r>
-        <w:rPr>
-          <w:rFonts w:eastAsia="Times New Roman" w:cs="Times New Roman"/>
-        </w:rPr>
-        <w:t>: A Desszert azonosítóját tartalmazza</w:t>
+        <w:t>desszert_id: A Desszert azonosítóját tartalmazza</w:t>
       </w:r>
       <w:r>
         <w:rPr>
@@ -3455,19 +3163,11 @@
         </w:rPr>
         <w:tab/>
       </w:r>
-      <w:proofErr w:type="spellStart"/>
-      <w:r>
-        <w:rPr>
-          <w:rFonts w:eastAsia="Times New Roman" w:cs="Times New Roman"/>
-        </w:rPr>
-        <w:t>id</w:t>
-      </w:r>
-      <w:proofErr w:type="spellEnd"/>
-      <w:r>
-        <w:rPr>
-          <w:rFonts w:eastAsia="Times New Roman" w:cs="Times New Roman"/>
-        </w:rPr>
-        <w:t>: A Főétel azonosítóját tartalmazza</w:t>
+      <w:r>
+        <w:rPr>
+          <w:rFonts w:eastAsia="Times New Roman" w:cs="Times New Roman"/>
+        </w:rPr>
+        <w:t>id: A Főétel azonosítóját tartalmazza</w:t>
       </w:r>
       <w:r>
         <w:rPr>
@@ -3577,20 +3277,7 @@
           <w:rFonts w:eastAsia="Times New Roman" w:cs="Times New Roman"/>
         </w:rPr>
         <w:tab/>
-      </w:r>
-      <w:proofErr w:type="spellStart"/>
-      <w:r>
-        <w:rPr>
-          <w:rFonts w:eastAsia="Times New Roman" w:cs="Times New Roman"/>
-        </w:rPr>
-        <w:t>id</w:t>
-      </w:r>
-      <w:proofErr w:type="spellEnd"/>
-      <w:r>
-        <w:rPr>
-          <w:rFonts w:eastAsia="Times New Roman" w:cs="Times New Roman"/>
-        </w:rPr>
-        <w:t>: A Köret azonosítóját tartalmazza</w:t>
+        <w:t>id: A Köret azonosítóját tartalmazza</w:t>
       </w:r>
       <w:r>
         <w:rPr>
@@ -3835,7 +3522,7 @@
               </wp:anchor>
             </w:drawing>
           </mc:Choice>
-          <mc:Fallback>
+          <mc:Fallback xmlns:cx1="http://schemas.microsoft.com/office/drawing/2015/9/8/chartex" xmlns:cx2="http://schemas.microsoft.com/office/drawing/2015/10/21/chartex" xmlns:cx3="http://schemas.microsoft.com/office/drawing/2016/5/9/chartex" xmlns:cx4="http://schemas.microsoft.com/office/drawing/2016/5/10/chartex" xmlns:cx5="http://schemas.microsoft.com/office/drawing/2016/5/11/chartex" xmlns:cx6="http://schemas.microsoft.com/office/drawing/2016/5/12/chartex" xmlns:cx7="http://schemas.microsoft.com/office/drawing/2016/5/13/chartex" xmlns:cx8="http://schemas.microsoft.com/office/drawing/2016/5/14/chartex" xmlns:aink="http://schemas.microsoft.com/office/drawing/2016/ink" xmlns:am3d="http://schemas.microsoft.com/office/drawing/2017/model3d" xmlns:w16cex="http://schemas.microsoft.com/office/word/2018/wordml/cex" xmlns:w16cid="http://schemas.microsoft.com/office/word/2016/wordml/cid" xmlns:w16="http://schemas.microsoft.com/office/word/2018/wordml" xmlns:w16sdtdh="http://schemas.microsoft.com/office/word/2020/wordml/sdtdatahash">
             <w:pict>
               <v:shape w14:anchorId="7FF36038" id="Derékszögű háromszög 7" o:spid="_x0000_s1026" style="position:absolute;margin-left:.55pt;margin-top:-71pt;width:190.5pt;height:190.5pt;rotation:90;z-index:251695104;visibility:visible;mso-wrap-style:square;mso-width-percent:0;mso-wrap-distance-left:9pt;mso-wrap-distance-top:0;mso-wrap-distance-right:9pt;mso-wrap-distance-bottom:0;mso-position-horizontal:absolute;mso-position-horizontal-relative:page;mso-position-vertical:absolute;mso-position-vertical-relative:text;mso-width-percent:0;mso-width-relative:margin;v-text-anchor:middle" coordsize="2419350,2419350" o:gfxdata="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" path="m,2419350l,c806450,806450,-382154,2206666,2419350,2419350l,2419350xe" fillcolor="#ed7d31 [3205]" stroked="f" strokeweight="1pt">
                 <v:stroke joinstyle="miter"/>
@@ -3873,20 +3560,7 @@
           <w:rFonts w:eastAsia="Times New Roman" w:cs="Times New Roman"/>
         </w:rPr>
         <w:tab/>
-      </w:r>
-      <w:proofErr w:type="spellStart"/>
-      <w:r>
-        <w:rPr>
-          <w:rFonts w:eastAsia="Times New Roman" w:cs="Times New Roman"/>
-        </w:rPr>
-        <w:t>id</w:t>
-      </w:r>
-      <w:proofErr w:type="spellEnd"/>
-      <w:r>
-        <w:rPr>
-          <w:rFonts w:eastAsia="Times New Roman" w:cs="Times New Roman"/>
-        </w:rPr>
-        <w:t xml:space="preserve">: A </w:t>
+        <w:t xml:space="preserve">id: A </w:t>
       </w:r>
       <w:r>
         <w:rPr>
@@ -4018,20 +3692,7 @@
           <w:rFonts w:eastAsia="Times New Roman" w:cs="Times New Roman"/>
         </w:rPr>
         <w:tab/>
-      </w:r>
-      <w:proofErr w:type="spellStart"/>
-      <w:r>
-        <w:rPr>
-          <w:rFonts w:eastAsia="Times New Roman" w:cs="Times New Roman"/>
-        </w:rPr>
-        <w:t>id</w:t>
-      </w:r>
-      <w:proofErr w:type="spellEnd"/>
-      <w:r>
-        <w:rPr>
-          <w:rFonts w:eastAsia="Times New Roman" w:cs="Times New Roman"/>
-        </w:rPr>
-        <w:t>: A</w:t>
+        <w:t>id: A</w:t>
       </w:r>
       <w:r>
         <w:rPr>
@@ -4190,20 +3851,7 @@
           <w:rFonts w:eastAsia="Times New Roman" w:cs="Times New Roman"/>
         </w:rPr>
         <w:tab/>
-      </w:r>
-      <w:proofErr w:type="spellStart"/>
-      <w:r>
-        <w:rPr>
-          <w:rFonts w:eastAsia="Times New Roman" w:cs="Times New Roman"/>
-        </w:rPr>
-        <w:t>id</w:t>
-      </w:r>
-      <w:proofErr w:type="spellEnd"/>
-      <w:r>
-        <w:rPr>
-          <w:rFonts w:eastAsia="Times New Roman" w:cs="Times New Roman"/>
-        </w:rPr>
-        <w:t>: A Desszert azonosítóját tartalmazza</w:t>
+        <w:t>id: A Desszert azonosítóját tartalmazza</w:t>
       </w:r>
       <w:r>
         <w:rPr>
@@ -4292,6 +3940,7 @@
         <w:rPr>
           <w:rFonts w:eastAsia="Times New Roman" w:cs="Times New Roman"/>
           <w:noProof/>
+          <w:lang w:eastAsia="hu-HU"/>
         </w:rPr>
         <w:drawing>
           <wp:inline distT="0" distB="0" distL="0" distR="0" wp14:anchorId="0E1D0FE9" wp14:editId="0BF80CDA">
@@ -4518,7 +4167,7 @@
               </wp:anchor>
             </w:drawing>
           </mc:Choice>
-          <mc:Fallback>
+          <mc:Fallback xmlns:cx1="http://schemas.microsoft.com/office/drawing/2015/9/8/chartex" xmlns:cx2="http://schemas.microsoft.com/office/drawing/2015/10/21/chartex" xmlns:cx3="http://schemas.microsoft.com/office/drawing/2016/5/9/chartex" xmlns:cx4="http://schemas.microsoft.com/office/drawing/2016/5/10/chartex" xmlns:cx5="http://schemas.microsoft.com/office/drawing/2016/5/11/chartex" xmlns:cx6="http://schemas.microsoft.com/office/drawing/2016/5/12/chartex" xmlns:cx7="http://schemas.microsoft.com/office/drawing/2016/5/13/chartex" xmlns:cx8="http://schemas.microsoft.com/office/drawing/2016/5/14/chartex" xmlns:aink="http://schemas.microsoft.com/office/drawing/2016/ink" xmlns:am3d="http://schemas.microsoft.com/office/drawing/2017/model3d" xmlns:w16cex="http://schemas.microsoft.com/office/word/2018/wordml/cex" xmlns:w16cid="http://schemas.microsoft.com/office/word/2016/wordml/cid" xmlns:w16="http://schemas.microsoft.com/office/word/2018/wordml" xmlns:w16sdtdh="http://schemas.microsoft.com/office/word/2020/wordml/sdtdatahash">
             <w:pict>
               <v:shape w14:anchorId="575AED58" id="Derékszögű háromszög 7" o:spid="_x0000_s1026" style="position:absolute;margin-left:-.1pt;margin-top:-70.15pt;width:190.5pt;height:190.5pt;rotation:90;z-index:251686912;visibility:visible;mso-wrap-style:square;mso-width-percent:0;mso-wrap-distance-left:9pt;mso-wrap-distance-top:0;mso-wrap-distance-right:9pt;mso-wrap-distance-bottom:0;mso-position-horizontal:absolute;mso-position-horizontal-relative:page;mso-position-vertical:absolute;mso-position-vertical-relative:text;mso-width-percent:0;mso-width-relative:margin;v-text-anchor:middle" coordsize="2419350,2419350" o:gfxdata="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" path="m,2419350l,c806450,806450,-382154,2206666,2419350,2419350l,2419350xe" fillcolor="#ed7d31 [3205]" stroked="f" strokeweight="1pt">
                 <v:stroke joinstyle="miter"/>
@@ -4590,21 +4239,7 @@
         <w:rPr>
           <w:rFonts w:eastAsia="Times New Roman" w:cs="Times New Roman"/>
         </w:rPr>
-        <w:t xml:space="preserve">- Server.js - A szerver indítója fájlja (Indító parancs: </w:t>
-      </w:r>
-      <w:proofErr w:type="spellStart"/>
-      <w:r>
-        <w:rPr>
-          <w:rFonts w:eastAsia="Times New Roman" w:cs="Times New Roman"/>
-        </w:rPr>
-        <w:t>Node</w:t>
-      </w:r>
-      <w:proofErr w:type="spellEnd"/>
-      <w:r>
-        <w:rPr>
-          <w:rFonts w:eastAsia="Times New Roman" w:cs="Times New Roman"/>
-        </w:rPr>
-        <w:t xml:space="preserve"> Server.js)</w:t>
+        <w:t>- Server.js - A szerver indítója fájlja (Indító parancs: Node Server.js)</w:t>
       </w:r>
     </w:p>
     <w:p>
@@ -4618,41 +4253,13 @@
         <w:rPr>
           <w:rFonts w:eastAsia="Times New Roman" w:cs="Times New Roman"/>
         </w:rPr>
-        <w:t xml:space="preserve">- </w:t>
-      </w:r>
-      <w:proofErr w:type="spellStart"/>
-      <w:r>
-        <w:rPr>
-          <w:rFonts w:eastAsia="Times New Roman" w:cs="Times New Roman"/>
-        </w:rPr>
-        <w:t>routes</w:t>
-      </w:r>
-      <w:proofErr w:type="spellEnd"/>
-      <w:r>
-        <w:rPr>
-          <w:rFonts w:eastAsia="Times New Roman" w:cs="Times New Roman"/>
-        </w:rPr>
-        <w:t xml:space="preserve">/apiRoutes.js - A szerver végpontjait, (API) tartalmazza, </w:t>
-      </w:r>
-      <w:r>
-        <w:rPr>
-          <w:rFonts w:eastAsia="Times New Roman" w:cs="Times New Roman"/>
-        </w:rPr>
-        <w:t xml:space="preserve">az </w:t>
-      </w:r>
-      <w:proofErr w:type="spellStart"/>
-      <w:r>
-        <w:rPr>
-          <w:rFonts w:eastAsia="Times New Roman" w:cs="Times New Roman"/>
-        </w:rPr>
-        <w:t>express</w:t>
-      </w:r>
-      <w:proofErr w:type="spellEnd"/>
-      <w:r>
-        <w:rPr>
-          <w:rFonts w:eastAsia="Times New Roman" w:cs="Times New Roman"/>
-        </w:rPr>
-        <w:t xml:space="preserve"> </w:t>
+        <w:t xml:space="preserve">- routes/apiRoutes.js - A szerver végpontjait, (API) tartalmazza, </w:t>
+      </w:r>
+      <w:r>
+        <w:rPr>
+          <w:rFonts w:eastAsia="Times New Roman" w:cs="Times New Roman"/>
+        </w:rPr>
+        <w:t xml:space="preserve">az express </w:t>
       </w:r>
       <w:r>
         <w:tab/>
@@ -4679,21 +4286,7 @@
         <w:rPr>
           <w:rFonts w:eastAsia="Times New Roman" w:cs="Times New Roman"/>
         </w:rPr>
-        <w:t xml:space="preserve">  illetve a </w:t>
-      </w:r>
-      <w:proofErr w:type="spellStart"/>
-      <w:r>
-        <w:rPr>
-          <w:rFonts w:eastAsia="Times New Roman" w:cs="Times New Roman"/>
-        </w:rPr>
-        <w:t>controllerek</w:t>
-      </w:r>
-      <w:proofErr w:type="spellEnd"/>
-      <w:r>
-        <w:rPr>
-          <w:rFonts w:eastAsia="Times New Roman" w:cs="Times New Roman"/>
-        </w:rPr>
-        <w:t xml:space="preserve"> felhasználásával</w:t>
+        <w:t xml:space="preserve">  illetve a controllerek felhasználásával</w:t>
       </w:r>
     </w:p>
     <w:p>
@@ -4741,21 +4334,7 @@
         <w:rPr>
           <w:rFonts w:eastAsia="Times New Roman" w:cs="Times New Roman"/>
         </w:rPr>
-        <w:t xml:space="preserve"> – A Profilhoz </w:t>
-      </w:r>
-      <w:proofErr w:type="spellStart"/>
-      <w:r>
-        <w:rPr>
-          <w:rFonts w:eastAsia="Times New Roman" w:cs="Times New Roman"/>
-        </w:rPr>
-        <w:t>kapcsodó</w:t>
-      </w:r>
-      <w:proofErr w:type="spellEnd"/>
-      <w:r>
-        <w:rPr>
-          <w:rFonts w:eastAsia="Times New Roman" w:cs="Times New Roman"/>
-        </w:rPr>
-        <w:t xml:space="preserve"> API-k útvonalát tartalmazza</w:t>
+        <w:t xml:space="preserve"> – A Profilhoz kapcsodó API-k útvonalát tartalmazza</w:t>
       </w:r>
     </w:p>
     <w:p>
@@ -4769,21 +4348,7 @@
         <w:rPr>
           <w:rFonts w:eastAsia="Times New Roman" w:cs="Times New Roman"/>
         </w:rPr>
-        <w:t xml:space="preserve">- </w:t>
-      </w:r>
-      <w:proofErr w:type="spellStart"/>
-      <w:r>
-        <w:rPr>
-          <w:rFonts w:eastAsia="Times New Roman" w:cs="Times New Roman"/>
-        </w:rPr>
-        <w:t>models</w:t>
-      </w:r>
-      <w:proofErr w:type="spellEnd"/>
-      <w:r>
-        <w:rPr>
-          <w:rFonts w:eastAsia="Times New Roman" w:cs="Times New Roman"/>
-        </w:rPr>
-        <w:t xml:space="preserve">/foodModel.js - A szerver adatait tartalmazza, később adatbázissal </w:t>
+        <w:t xml:space="preserve">- models/foodModel.js - A szerver adatait tartalmazza, később adatbázissal </w:t>
       </w:r>
       <w:r>
         <w:tab/>
@@ -4844,21 +4409,7 @@
         <w:rPr>
           <w:rFonts w:eastAsia="Times New Roman" w:cs="Times New Roman"/>
         </w:rPr>
-        <w:t xml:space="preserve">- </w:t>
-      </w:r>
-      <w:proofErr w:type="spellStart"/>
-      <w:r>
-        <w:rPr>
-          <w:rFonts w:eastAsia="Times New Roman" w:cs="Times New Roman"/>
-        </w:rPr>
-        <w:t>controllers</w:t>
-      </w:r>
-      <w:proofErr w:type="spellEnd"/>
-      <w:r>
-        <w:rPr>
-          <w:rFonts w:eastAsia="Times New Roman" w:cs="Times New Roman"/>
-        </w:rPr>
-        <w:t xml:space="preserve">/foodController.js - A szerver vezérlője, tartalmazza a </w:t>
+        <w:t xml:space="preserve">- controllers/foodController.js - A szerver vezérlője, tartalmazza a </w:t>
       </w:r>
       <w:r>
         <w:tab/>
@@ -4923,35 +4474,7 @@
         <w:rPr>
           <w:rFonts w:eastAsia="Times New Roman" w:cs="Times New Roman"/>
         </w:rPr>
-        <w:t xml:space="preserve">pageController.js – A </w:t>
-      </w:r>
-      <w:proofErr w:type="spellStart"/>
-      <w:r>
-        <w:rPr>
-          <w:rFonts w:eastAsia="Times New Roman" w:cs="Times New Roman"/>
-        </w:rPr>
-        <w:t>pageRoutes</w:t>
-      </w:r>
-      <w:proofErr w:type="spellEnd"/>
-      <w:r>
-        <w:rPr>
-          <w:rFonts w:eastAsia="Times New Roman" w:cs="Times New Roman"/>
-        </w:rPr>
-        <w:t xml:space="preserve"> – hoz a </w:t>
-      </w:r>
-      <w:proofErr w:type="spellStart"/>
-      <w:r>
-        <w:rPr>
-          <w:rFonts w:eastAsia="Times New Roman" w:cs="Times New Roman"/>
-        </w:rPr>
-        <w:t>controller</w:t>
-      </w:r>
-      <w:proofErr w:type="spellEnd"/>
-      <w:r>
-        <w:rPr>
-          <w:rFonts w:eastAsia="Times New Roman" w:cs="Times New Roman"/>
-        </w:rPr>
-        <w:t>, az oldalak közötti</w:t>
+        <w:t>pageController.js – A pageRoutes – hoz a controller, az oldalak közötti</w:t>
       </w:r>
       <w:r>
         <w:rPr>
@@ -4971,35 +4494,7 @@
         <w:rPr>
           <w:rFonts w:eastAsia="Times New Roman" w:cs="Times New Roman"/>
         </w:rPr>
-        <w:t xml:space="preserve">/userController.js – A </w:t>
-      </w:r>
-      <w:proofErr w:type="spellStart"/>
-      <w:r>
-        <w:rPr>
-          <w:rFonts w:eastAsia="Times New Roman" w:cs="Times New Roman"/>
-        </w:rPr>
-        <w:t>userRoutes</w:t>
-      </w:r>
-      <w:proofErr w:type="spellEnd"/>
-      <w:r>
-        <w:rPr>
-          <w:rFonts w:eastAsia="Times New Roman" w:cs="Times New Roman"/>
-        </w:rPr>
-        <w:t xml:space="preserve"> és a </w:t>
-      </w:r>
-      <w:proofErr w:type="spellStart"/>
-      <w:r>
-        <w:rPr>
-          <w:rFonts w:eastAsia="Times New Roman" w:cs="Times New Roman"/>
-        </w:rPr>
-        <w:t>userModel-hez</w:t>
-      </w:r>
-      <w:proofErr w:type="spellEnd"/>
-      <w:r>
-        <w:rPr>
-          <w:rFonts w:eastAsia="Times New Roman" w:cs="Times New Roman"/>
-        </w:rPr>
-        <w:t xml:space="preserve"> tartozó kontroller, ami a feltöltést, illetve a profilhoz tartozó lekérdezéseket biztosítja</w:t>
+        <w:t>/userController.js – A userRoutes és a userModel-hez tartozó kontroller, ami a feltöltést, illetve a profilhoz tartozó lekérdezéseket biztosítja</w:t>
       </w:r>
     </w:p>
     <w:p>
@@ -5013,21 +4508,7 @@
         <w:rPr>
           <w:rFonts w:eastAsia="Times New Roman" w:cs="Times New Roman"/>
         </w:rPr>
-        <w:t xml:space="preserve">- </w:t>
-      </w:r>
-      <w:proofErr w:type="spellStart"/>
-      <w:r>
-        <w:rPr>
-          <w:rFonts w:eastAsia="Times New Roman" w:cs="Times New Roman"/>
-        </w:rPr>
-        <w:t>config</w:t>
-      </w:r>
-      <w:proofErr w:type="spellEnd"/>
-      <w:r>
-        <w:rPr>
-          <w:rFonts w:eastAsia="Times New Roman" w:cs="Times New Roman"/>
-        </w:rPr>
-        <w:t>/db.js – A</w:t>
+        <w:t>- config/db.js – A</w:t>
       </w:r>
       <w:r>
         <w:rPr>
@@ -5039,21 +4520,7 @@
         <w:rPr>
           <w:rFonts w:eastAsia="Times New Roman" w:cs="Times New Roman"/>
         </w:rPr>
-        <w:t xml:space="preserve"> kezelését tartalmazza, amit az </w:t>
-      </w:r>
-      <w:proofErr w:type="spellStart"/>
-      <w:r>
-        <w:rPr>
-          <w:rFonts w:eastAsia="Times New Roman" w:cs="Times New Roman"/>
-        </w:rPr>
-        <w:t>npm</w:t>
-      </w:r>
-      <w:proofErr w:type="spellEnd"/>
-      <w:r>
-        <w:rPr>
-          <w:rFonts w:eastAsia="Times New Roman" w:cs="Times New Roman"/>
-        </w:rPr>
-        <w:t xml:space="preserve"> </w:t>
+        <w:t xml:space="preserve"> kezelését tartalmazza, amit az npm </w:t>
       </w:r>
     </w:p>
     <w:p>
@@ -5067,21 +4534,7 @@
           <w:rFonts w:eastAsia="Times New Roman" w:cs="Times New Roman"/>
         </w:rPr>
         <w:tab/>
-        <w:t xml:space="preserve">mysql2 </w:t>
-      </w:r>
-      <w:proofErr w:type="spellStart"/>
-      <w:r>
-        <w:rPr>
-          <w:rFonts w:eastAsia="Times New Roman" w:cs="Times New Roman"/>
-        </w:rPr>
-        <w:t>module</w:t>
-      </w:r>
-      <w:proofErr w:type="spellEnd"/>
-      <w:r>
-        <w:rPr>
-          <w:rFonts w:eastAsia="Times New Roman" w:cs="Times New Roman"/>
-        </w:rPr>
-        <w:t xml:space="preserve"> biztosít.</w:t>
+        <w:t>mysql2 module biztosít.</w:t>
       </w:r>
     </w:p>
     <w:p>
@@ -5097,33 +4550,17 @@
         <w:tab/>
         <w:t xml:space="preserve">- </w:t>
       </w:r>
-      <w:proofErr w:type="spellStart"/>
       <w:r>
         <w:rPr>
           <w:rFonts w:eastAsia="Times New Roman" w:cs="Times New Roman"/>
         </w:rPr>
         <w:t>config</w:t>
       </w:r>
-      <w:proofErr w:type="spellEnd"/>
-      <w:r>
-        <w:rPr>
-          <w:rFonts w:eastAsia="Times New Roman" w:cs="Times New Roman"/>
-        </w:rPr>
-        <w:t>/</w:t>
-      </w:r>
-      <w:proofErr w:type="spellStart"/>
-      <w:r>
-        <w:rPr>
-          <w:rFonts w:eastAsia="Times New Roman" w:cs="Times New Roman"/>
-        </w:rPr>
-        <w:t>database.sql</w:t>
-      </w:r>
-      <w:proofErr w:type="spellEnd"/>
-      <w:r>
-        <w:rPr>
-          <w:rFonts w:eastAsia="Times New Roman" w:cs="Times New Roman"/>
-        </w:rPr>
-        <w:t xml:space="preserve"> – Az adatbázis leírását, kódját tartalmazza.</w:t>
+      <w:r>
+        <w:rPr>
+          <w:rFonts w:eastAsia="Times New Roman" w:cs="Times New Roman"/>
+        </w:rPr>
+        <w:t>/database.sql – Az adatbázis leírását, kódját tartalmazza.</w:t>
       </w:r>
     </w:p>
     <w:p>
@@ -5139,19 +4576,11 @@
         <w:tab/>
         <w:t xml:space="preserve">- </w:t>
       </w:r>
-      <w:proofErr w:type="spellStart"/>
-      <w:r>
-        <w:rPr>
-          <w:rFonts w:eastAsia="Times New Roman" w:cs="Times New Roman"/>
-        </w:rPr>
-        <w:t>seed</w:t>
-      </w:r>
-      <w:proofErr w:type="spellEnd"/>
-      <w:r>
-        <w:rPr>
-          <w:rFonts w:eastAsia="Times New Roman" w:cs="Times New Roman"/>
-        </w:rPr>
-        <w:t>/</w:t>
+      <w:r>
+        <w:rPr>
+          <w:rFonts w:eastAsia="Times New Roman" w:cs="Times New Roman"/>
+        </w:rPr>
+        <w:t>seed/</w:t>
       </w:r>
       <w:r>
         <w:rPr>
@@ -5171,16 +4600,8 @@
           <w:rFonts w:eastAsia="Times New Roman" w:cs="Times New Roman"/>
         </w:rPr>
         <w:tab/>
-        <w:t>.</w:t>
-      </w:r>
-      <w:proofErr w:type="spellStart"/>
-      <w:r>
-        <w:rPr>
-          <w:rFonts w:eastAsia="Times New Roman" w:cs="Times New Roman"/>
-        </w:rPr>
-        <w:t>env</w:t>
-      </w:r>
-      <w:proofErr w:type="spellEnd"/>
+        <w:t>.env</w:t>
+      </w:r>
       <w:r>
         <w:rPr>
           <w:rFonts w:eastAsia="Times New Roman" w:cs="Times New Roman"/>
@@ -5212,97 +4633,14 @@
           <w:rFonts w:eastAsia="Times New Roman" w:cs="Times New Roman"/>
         </w:rPr>
         <w:tab/>
-        <w:t>-</w:t>
-      </w:r>
-      <w:proofErr w:type="spellStart"/>
-      <w:r>
-        <w:rPr>
-          <w:rFonts w:eastAsia="Times New Roman" w:cs="Times New Roman"/>
-        </w:rPr>
-        <w:t>node_modules</w:t>
-      </w:r>
-      <w:proofErr w:type="spellEnd"/>
-      <w:r>
-        <w:rPr>
-          <w:rFonts w:eastAsia="Times New Roman" w:cs="Times New Roman"/>
-        </w:rPr>
-        <w:t xml:space="preserve"> – az </w:t>
-      </w:r>
-      <w:proofErr w:type="spellStart"/>
-      <w:r>
-        <w:rPr>
-          <w:rFonts w:eastAsia="Times New Roman" w:cs="Times New Roman"/>
-        </w:rPr>
-        <w:t>npm</w:t>
-      </w:r>
-      <w:proofErr w:type="spellEnd"/>
-      <w:r>
-        <w:rPr>
-          <w:rFonts w:eastAsia="Times New Roman" w:cs="Times New Roman"/>
-        </w:rPr>
-        <w:t xml:space="preserve"> csomagkezelő-</w:t>
-      </w:r>
-      <w:proofErr w:type="spellStart"/>
-      <w:r>
-        <w:rPr>
-          <w:rFonts w:eastAsia="Times New Roman" w:cs="Times New Roman"/>
-        </w:rPr>
-        <w:t>höz</w:t>
-      </w:r>
-      <w:proofErr w:type="spellEnd"/>
-      <w:r>
-        <w:rPr>
-          <w:rFonts w:eastAsia="Times New Roman" w:cs="Times New Roman"/>
-        </w:rPr>
-        <w:t xml:space="preserve"> szükséges, az </w:t>
-      </w:r>
-      <w:proofErr w:type="spellStart"/>
-      <w:r>
-        <w:rPr>
-          <w:rFonts w:eastAsia="Times New Roman" w:cs="Times New Roman"/>
-        </w:rPr>
-        <w:t>npm</w:t>
-      </w:r>
-      <w:proofErr w:type="spellEnd"/>
-      <w:r>
-        <w:rPr>
-          <w:rFonts w:eastAsia="Times New Roman" w:cs="Times New Roman"/>
-        </w:rPr>
-        <w:t xml:space="preserve"> </w:t>
-      </w:r>
-      <w:proofErr w:type="spellStart"/>
-      <w:r>
-        <w:rPr>
-          <w:rFonts w:eastAsia="Times New Roman" w:cs="Times New Roman"/>
-        </w:rPr>
-        <w:t>init</w:t>
-      </w:r>
-      <w:proofErr w:type="spellEnd"/>
-      <w:r>
-        <w:rPr>
-          <w:rFonts w:eastAsia="Times New Roman" w:cs="Times New Roman"/>
-        </w:rPr>
-        <w:t xml:space="preserve"> </w:t>
-      </w:r>
-      <w:proofErr w:type="spellStart"/>
-      <w:r>
-        <w:rPr>
-          <w:rFonts w:eastAsia="Times New Roman" w:cs="Times New Roman"/>
-        </w:rPr>
-        <w:t>parancsal</w:t>
-      </w:r>
-      <w:proofErr w:type="spellEnd"/>
-      <w:r>
-        <w:rPr>
-          <w:rFonts w:eastAsia="Times New Roman" w:cs="Times New Roman"/>
-        </w:rPr>
-        <w:t>, automatikusan legenerálja</w:t>
-      </w:r>
-    </w:p>
-    <w:p>
-      <w:r>
-        <w:rPr>
-          <w:noProof/>
+        <w:t>-node_modules – az npm csomagkezelő-höz szükséges, az npm init parancsal, automatikusan legenerálja</w:t>
+      </w:r>
+    </w:p>
+    <w:p>
+      <w:r>
+        <w:rPr>
+          <w:noProof/>
+          <w:lang w:eastAsia="hu-HU"/>
         </w:rPr>
         <w:drawing>
           <wp:anchor distT="0" distB="0" distL="114300" distR="114300" simplePos="0" relativeHeight="251681792" behindDoc="0" locked="0" layoutInCell="1" allowOverlap="1" wp14:anchorId="4E697F27" wp14:editId="20FDCFDE">
@@ -5366,6 +4704,7 @@
       <w:r>
         <w:rPr>
           <w:noProof/>
+          <w:lang w:eastAsia="hu-HU"/>
         </w:rPr>
         <mc:AlternateContent>
           <mc:Choice Requires="wps">
@@ -5436,7 +4775,7 @@
               </wp:anchor>
             </w:drawing>
           </mc:Choice>
-          <mc:Fallback>
+          <mc:Fallback xmlns:cx1="http://schemas.microsoft.com/office/drawing/2015/9/8/chartex" xmlns:cx2="http://schemas.microsoft.com/office/drawing/2015/10/21/chartex" xmlns:cx3="http://schemas.microsoft.com/office/drawing/2016/5/9/chartex" xmlns:cx4="http://schemas.microsoft.com/office/drawing/2016/5/10/chartex" xmlns:cx5="http://schemas.microsoft.com/office/drawing/2016/5/11/chartex" xmlns:cx6="http://schemas.microsoft.com/office/drawing/2016/5/12/chartex" xmlns:cx7="http://schemas.microsoft.com/office/drawing/2016/5/13/chartex" xmlns:cx8="http://schemas.microsoft.com/office/drawing/2016/5/14/chartex" xmlns:aink="http://schemas.microsoft.com/office/drawing/2016/ink" xmlns:am3d="http://schemas.microsoft.com/office/drawing/2017/model3d" xmlns:w16cex="http://schemas.microsoft.com/office/word/2018/wordml/cex" xmlns:w16cid="http://schemas.microsoft.com/office/word/2016/wordml/cid" xmlns:w16="http://schemas.microsoft.com/office/word/2018/wordml" xmlns:w16sdtdh="http://schemas.microsoft.com/office/word/2020/wordml/sdtdatahash">
             <w:pict>
               <v:shape w14:anchorId="60B571D8" id="Szorzás jele 31" o:spid="_x0000_s1026" style="position:absolute;margin-left:44.3pt;margin-top:7.45pt;width:28.85pt;height:22.85pt;z-index:251684864;visibility:visible;mso-wrap-style:square;mso-width-percent:0;mso-height-percent:0;mso-wrap-distance-left:9pt;mso-wrap-distance-top:0;mso-wrap-distance-right:9pt;mso-wrap-distance-bottom:0;mso-position-horizontal:absolute;mso-position-horizontal-relative:text;mso-position-vertical:absolute;mso-position-vertical-relative:text;mso-width-percent:0;mso-height-percent:0;mso-width-relative:margin;mso-height-relative:margin;v-text-anchor:middle" coordsize="366712,290512" o:gfxdata="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" path="m66860,96553l109290,42994r74066,58676l257422,42994r42430,53559l238374,145256r61478,48703l257422,247518,183356,188842r-74066,58676l66860,193959r61478,-48703l66860,96553xe" fillcolor="red" stroked="f" strokeweight="1pt">
                 <v:stroke joinstyle="miter"/>
@@ -5451,6 +4790,7 @@
       <w:r>
         <w:rPr>
           <w:noProof/>
+          <w:lang w:eastAsia="hu-HU"/>
         </w:rPr>
         <mc:AlternateContent>
           <mc:Choice Requires="wps">
@@ -5521,7 +4861,7 @@
               </wp:anchor>
             </w:drawing>
           </mc:Choice>
-          <mc:Fallback>
+          <mc:Fallback xmlns:cx1="http://schemas.microsoft.com/office/drawing/2015/9/8/chartex" xmlns:cx2="http://schemas.microsoft.com/office/drawing/2015/10/21/chartex" xmlns:cx3="http://schemas.microsoft.com/office/drawing/2016/5/9/chartex" xmlns:cx4="http://schemas.microsoft.com/office/drawing/2016/5/10/chartex" xmlns:cx5="http://schemas.microsoft.com/office/drawing/2016/5/11/chartex" xmlns:cx6="http://schemas.microsoft.com/office/drawing/2016/5/12/chartex" xmlns:cx7="http://schemas.microsoft.com/office/drawing/2016/5/13/chartex" xmlns:cx8="http://schemas.microsoft.com/office/drawing/2016/5/14/chartex" xmlns:aink="http://schemas.microsoft.com/office/drawing/2016/ink" xmlns:am3d="http://schemas.microsoft.com/office/drawing/2017/model3d" xmlns:w16cex="http://schemas.microsoft.com/office/word/2018/wordml/cex" xmlns:w16cid="http://schemas.microsoft.com/office/word/2016/wordml/cid" xmlns:w16="http://schemas.microsoft.com/office/word/2018/wordml" xmlns:w16sdtdh="http://schemas.microsoft.com/office/word/2020/wordml/sdtdatahash">
             <w:pict>
               <v:shape w14:anchorId="0429040F" id="Szorzás jele 30" o:spid="_x0000_s1026" style="position:absolute;margin-left:45.05pt;margin-top:18.6pt;width:25.5pt;height:23.25pt;z-index:251682816;visibility:visible;mso-wrap-style:square;mso-width-percent:0;mso-height-percent:0;mso-wrap-distance-left:9pt;mso-wrap-distance-top:0;mso-wrap-distance-right:9pt;mso-wrap-distance-bottom:0;mso-position-horizontal:absolute;mso-position-horizontal-relative:text;mso-position-vertical:absolute;mso-position-vertical-relative:text;mso-width-percent:0;mso-height-percent:0;mso-width-relative:margin;mso-height-relative:margin;v-text-anchor:middle" coordsize="323850,295275" o:gfxdata="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" path="m54385,96577l101176,45258r60749,55388l222674,45258r46791,51319l213464,147638r56001,51060l222674,250017,161925,194629r-60749,55388l54385,198698r56001,-51060l54385,96577xe" fillcolor="red" stroked="f" strokeweight="1pt">
                 <v:stroke joinstyle="miter"/>
@@ -5537,15 +4877,7 @@
     <w:p/>
     <w:p>
       <w:r>
-        <w:t xml:space="preserve">(A </w:t>
-      </w:r>
-      <w:proofErr w:type="spellStart"/>
-      <w:r>
-        <w:t>Views</w:t>
-      </w:r>
-      <w:proofErr w:type="spellEnd"/>
-      <w:r>
-        <w:t xml:space="preserve"> illetve a Public mappák nem a Backend részei)</w:t>
+        <w:t>(A Views illetve a Public mappák nem a Backend részei)</w:t>
       </w:r>
     </w:p>
     <w:p>
@@ -5678,7 +5010,7 @@
               </wp:anchor>
             </w:drawing>
           </mc:Choice>
-          <mc:Fallback>
+          <mc:Fallback xmlns:cx1="http://schemas.microsoft.com/office/drawing/2015/9/8/chartex" xmlns:cx2="http://schemas.microsoft.com/office/drawing/2015/10/21/chartex" xmlns:cx3="http://schemas.microsoft.com/office/drawing/2016/5/9/chartex" xmlns:cx4="http://schemas.microsoft.com/office/drawing/2016/5/10/chartex" xmlns:cx5="http://schemas.microsoft.com/office/drawing/2016/5/11/chartex" xmlns:cx6="http://schemas.microsoft.com/office/drawing/2016/5/12/chartex" xmlns:cx7="http://schemas.microsoft.com/office/drawing/2016/5/13/chartex" xmlns:cx8="http://schemas.microsoft.com/office/drawing/2016/5/14/chartex" xmlns:aink="http://schemas.microsoft.com/office/drawing/2016/ink" xmlns:am3d="http://schemas.microsoft.com/office/drawing/2017/model3d" xmlns:w16cex="http://schemas.microsoft.com/office/word/2018/wordml/cex" xmlns:w16cid="http://schemas.microsoft.com/office/word/2016/wordml/cid" xmlns:w16="http://schemas.microsoft.com/office/word/2018/wordml" xmlns:w16sdtdh="http://schemas.microsoft.com/office/word/2020/wordml/sdtdatahash">
             <w:pict>
               <v:shape w14:anchorId="07991BDE" id="Derékszögű háromszög 7" o:spid="_x0000_s1026" style="position:absolute;margin-left:0;margin-top:-70.85pt;width:190.5pt;height:190.5pt;rotation:90;z-index:251688960;visibility:visible;mso-wrap-style:square;mso-width-percent:0;mso-wrap-distance-left:9pt;mso-wrap-distance-top:0;mso-wrap-distance-right:9pt;mso-wrap-distance-bottom:0;mso-position-horizontal:left;mso-position-horizontal-relative:page;mso-position-vertical:absolute;mso-position-vertical-relative:text;mso-width-percent:0;mso-width-relative:margin;v-text-anchor:middle" coordsize="2419350,2419350" o:gfxdata="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" path="m,2419350l,c806450,806450,-382154,2206666,2419350,2419350l,2419350xe" fillcolor="#ed7d31 [3205]" stroked="f" strokeweight="1pt">
                 <v:stroke joinstyle="miter"/>
@@ -5699,15 +5031,7 @@
         <w:t>-</w:t>
       </w:r>
       <w:r>
-        <w:t xml:space="preserve"> </w:t>
-      </w:r>
-      <w:proofErr w:type="spellStart"/>
-      <w:r>
-        <w:t>apiRoutes</w:t>
-      </w:r>
-      <w:proofErr w:type="spellEnd"/>
-      <w:r>
-        <w:t>:</w:t>
+        <w:t xml:space="preserve"> apiRoutes:</w:t>
       </w:r>
     </w:p>
     <w:p>
@@ -5715,15 +5039,7 @@
         <w:ind w:left="1843"/>
       </w:pPr>
       <w:r>
-        <w:t xml:space="preserve">- </w:t>
-      </w:r>
-      <w:proofErr w:type="spellStart"/>
-      <w:r>
-        <w:t>get</w:t>
-      </w:r>
-      <w:proofErr w:type="spellEnd"/>
-      <w:r>
-        <w:t>(’/’)</w:t>
+        <w:t>- get(’/’)</w:t>
       </w:r>
     </w:p>
     <w:p>
@@ -5731,15 +5047,7 @@
         <w:ind w:left="1843"/>
       </w:pPr>
       <w:r>
-        <w:t xml:space="preserve">- </w:t>
-      </w:r>
-      <w:proofErr w:type="spellStart"/>
-      <w:r>
-        <w:t>get</w:t>
-      </w:r>
-      <w:proofErr w:type="spellEnd"/>
-      <w:r>
-        <w:t>(’/login’)</w:t>
+        <w:t>- get(’/login’)</w:t>
       </w:r>
     </w:p>
     <w:p>
@@ -5747,23 +5055,7 @@
         <w:ind w:left="1843"/>
       </w:pPr>
       <w:r>
-        <w:t xml:space="preserve">- </w:t>
-      </w:r>
-      <w:proofErr w:type="spellStart"/>
-      <w:r>
-        <w:t>get</w:t>
-      </w:r>
-      <w:proofErr w:type="spellEnd"/>
-      <w:r>
-        <w:t>(’/</w:t>
-      </w:r>
-      <w:proofErr w:type="spellStart"/>
-      <w:r>
-        <w:t>registration</w:t>
-      </w:r>
-      <w:proofErr w:type="spellEnd"/>
-      <w:r>
-        <w:t>’)</w:t>
+        <w:t>- get(’/registration’)</w:t>
       </w:r>
     </w:p>
     <w:p>
@@ -5771,15 +5063,7 @@
         <w:ind w:left="1843"/>
       </w:pPr>
       <w:r>
-        <w:t>- post(’</w:t>
-      </w:r>
-      <w:proofErr w:type="spellStart"/>
-      <w:r>
-        <w:t>order</w:t>
-      </w:r>
-      <w:proofErr w:type="spellEnd"/>
-      <w:r>
-        <w:t>’)</w:t>
+        <w:t>- post(’order’)</w:t>
       </w:r>
     </w:p>
     <w:p>
@@ -5787,13 +5071,8 @@
         <w:tab/>
         <w:t xml:space="preserve">- </w:t>
       </w:r>
-      <w:proofErr w:type="spellStart"/>
-      <w:r>
-        <w:t>pageRoutes</w:t>
-      </w:r>
-      <w:proofErr w:type="spellEnd"/>
-      <w:r>
-        <w:t>:</w:t>
+      <w:r>
+        <w:t>pageRoutes:</w:t>
       </w:r>
     </w:p>
     <w:p>
@@ -5801,15 +5080,7 @@
         <w:ind w:left="1843"/>
       </w:pPr>
       <w:r>
-        <w:t xml:space="preserve">- </w:t>
-      </w:r>
-      <w:proofErr w:type="spellStart"/>
-      <w:r>
-        <w:t>get</w:t>
-      </w:r>
-      <w:proofErr w:type="spellEnd"/>
-      <w:r>
-        <w:t>(’/’)</w:t>
+        <w:t>- get(’/’)</w:t>
       </w:r>
     </w:p>
     <w:p>
@@ -5817,37 +5088,13 @@
         <w:ind w:left="1843"/>
       </w:pPr>
       <w:r>
-        <w:t xml:space="preserve">- </w:t>
-      </w:r>
-      <w:proofErr w:type="spellStart"/>
-      <w:r>
-        <w:t>get</w:t>
-      </w:r>
-      <w:proofErr w:type="spellEnd"/>
-      <w:r>
-        <w:t>(’/</w:t>
-      </w:r>
-      <w:proofErr w:type="spellStart"/>
-      <w:r>
-        <w:t>profile</w:t>
-      </w:r>
-      <w:proofErr w:type="spellEnd"/>
-      <w:r>
-        <w:t>’)</w:t>
+        <w:t>- get(’/profile’)</w:t>
       </w:r>
     </w:p>
     <w:p>
       <w:r>
         <w:tab/>
-        <w:t xml:space="preserve">- </w:t>
-      </w:r>
-      <w:proofErr w:type="spellStart"/>
-      <w:r>
-        <w:t>userRoutes</w:t>
-      </w:r>
-      <w:proofErr w:type="spellEnd"/>
-      <w:r>
-        <w:t>:</w:t>
+        <w:t>- userRoutes:</w:t>
       </w:r>
     </w:p>
     <w:p>
@@ -5855,15 +5102,7 @@
         <w:ind w:left="1843"/>
       </w:pPr>
       <w:r>
-        <w:t>- post(’/</w:t>
-      </w:r>
-      <w:proofErr w:type="spellStart"/>
-      <w:r>
-        <w:t>feltoltes</w:t>
-      </w:r>
-      <w:proofErr w:type="spellEnd"/>
-      <w:r>
-        <w:t>’)</w:t>
+        <w:t>- post(’/feltoltes’)</w:t>
       </w:r>
     </w:p>
     <w:p>
@@ -5879,23 +5118,7 @@
         <w:ind w:left="1843"/>
       </w:pPr>
       <w:r>
-        <w:t xml:space="preserve">- </w:t>
-      </w:r>
-      <w:proofErr w:type="spellStart"/>
-      <w:r>
-        <w:t>delete</w:t>
-      </w:r>
-      <w:proofErr w:type="spellEnd"/>
-      <w:r>
-        <w:t>(’/</w:t>
-      </w:r>
-      <w:proofErr w:type="spellStart"/>
-      <w:r>
-        <w:t>delete</w:t>
-      </w:r>
-      <w:proofErr w:type="spellEnd"/>
-      <w:r>
-        <w:t>’)</w:t>
+        <w:t>- delete(’/delete’)</w:t>
       </w:r>
     </w:p>
     <w:p/>
@@ -5905,30 +5128,17 @@
         <w:t>A Backend végpontjai(API) tesztelésére a</w:t>
       </w:r>
       <w:r>
+        <w:t xml:space="preserve"> Jest</w:t>
+      </w:r>
+      <w:r>
+        <w:t xml:space="preserve"> SuperTest-et használtuk,</w:t>
+      </w:r>
+      <w:r>
+        <w:t xml:space="preserve"> illetve a manuális teszt során, a Postman programban teszteltük, amíg a frontend nem lett hozzá készen.</w:t>
+      </w:r>
+      <w:r>
         <w:t xml:space="preserve"> </w:t>
       </w:r>
-      <w:proofErr w:type="spellStart"/>
-      <w:r>
-        <w:t>Jest</w:t>
-      </w:r>
-      <w:proofErr w:type="spellEnd"/>
-      <w:r>
-        <w:t xml:space="preserve"> </w:t>
-      </w:r>
-      <w:proofErr w:type="spellStart"/>
-      <w:r>
-        <w:t>SuperTest-et</w:t>
-      </w:r>
-      <w:proofErr w:type="spellEnd"/>
-      <w:r>
-        <w:t xml:space="preserve"> használtuk,</w:t>
-      </w:r>
-      <w:r>
-        <w:t xml:space="preserve"> illetve a manuális teszt során, a Postman programban teszteltük, amíg a frontend nem lett hozzá készen.</w:t>
-      </w:r>
-      <w:r>
-        <w:t xml:space="preserve"> </w:t>
-      </w:r>
     </w:p>
     <w:p>
       <w:pPr>
@@ -5937,6 +5147,7 @@
       <w:r>
         <w:rPr>
           <w:noProof/>
+          <w:lang w:eastAsia="hu-HU"/>
         </w:rPr>
         <mc:AlternateContent>
           <mc:Choice Requires="wps">
@@ -5998,7 +5209,7 @@
               </wp:anchor>
             </w:drawing>
           </mc:Choice>
-          <mc:Fallback>
+          <mc:Fallback xmlns:cx1="http://schemas.microsoft.com/office/drawing/2015/9/8/chartex" xmlns:cx2="http://schemas.microsoft.com/office/drawing/2015/10/21/chartex" xmlns:cx3="http://schemas.microsoft.com/office/drawing/2016/5/9/chartex" xmlns:cx4="http://schemas.microsoft.com/office/drawing/2016/5/10/chartex" xmlns:cx5="http://schemas.microsoft.com/office/drawing/2016/5/11/chartex" xmlns:cx6="http://schemas.microsoft.com/office/drawing/2016/5/12/chartex" xmlns:cx7="http://schemas.microsoft.com/office/drawing/2016/5/13/chartex" xmlns:cx8="http://schemas.microsoft.com/office/drawing/2016/5/14/chartex" xmlns:aink="http://schemas.microsoft.com/office/drawing/2016/ink" xmlns:am3d="http://schemas.microsoft.com/office/drawing/2017/model3d" xmlns:w16cex="http://schemas.microsoft.com/office/word/2018/wordml/cex" xmlns:w16cid="http://schemas.microsoft.com/office/word/2016/wordml/cid" xmlns:w16="http://schemas.microsoft.com/office/word/2018/wordml" xmlns:w16sdtdh="http://schemas.microsoft.com/office/word/2020/wordml/sdtdatahash">
             <w:pict>
               <v:rect w14:anchorId="1F1C9180" id="Téglalap 41" o:spid="_x0000_s1026" style="position:absolute;margin-left:82.4pt;margin-top:13.6pt;width:60.05pt;height:9.7pt;z-index:251700224;visibility:visible;mso-wrap-style:square;mso-wrap-distance-left:9pt;mso-wrap-distance-top:0;mso-wrap-distance-right:9pt;mso-wrap-distance-bottom:0;mso-position-horizontal:absolute;mso-position-horizontal-relative:text;mso-position-vertical:absolute;mso-position-vertical-relative:text;v-text-anchor:middle" o:gfxdata="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" fillcolor="red" strokecolor="#1f3763 [1604]" strokeweight="1pt"/>
             </w:pict>
@@ -6008,9 +5219,10 @@
       <w:r>
         <w:rPr>
           <w:noProof/>
+          <w:lang w:eastAsia="hu-HU"/>
         </w:rPr>
         <w:drawing>
-          <wp:anchor distT="0" distB="0" distL="114300" distR="114300" simplePos="0" relativeHeight="251697152" behindDoc="0" locked="0" layoutInCell="1" allowOverlap="1" wp14:anchorId="7F8BBB7A" wp14:editId="18230608">
+          <wp:anchor distT="0" distB="0" distL="114300" distR="114300" simplePos="0" relativeHeight="251697152" behindDoc="0" locked="0" layoutInCell="1" allowOverlap="1" wp14:anchorId="7F8BBB7A" wp14:editId="4E3C1D28">
             <wp:simplePos x="0" y="0"/>
             <wp:positionH relativeFrom="column">
               <wp:posOffset>-754242</wp:posOffset>
@@ -6068,6 +5280,7 @@
       <w:r>
         <w:rPr>
           <w:noProof/>
+          <w:lang w:eastAsia="hu-HU"/>
         </w:rPr>
         <w:drawing>
           <wp:anchor distT="0" distB="0" distL="114300" distR="114300" simplePos="0" relativeHeight="251696128" behindDoc="0" locked="0" layoutInCell="1" allowOverlap="1" wp14:anchorId="4CB359A5" wp14:editId="558A4B24">
@@ -6134,6 +5347,7 @@
       <w:r>
         <w:rPr>
           <w:noProof/>
+          <w:lang w:eastAsia="hu-HU"/>
         </w:rPr>
         <mc:AlternateContent>
           <mc:Choice Requires="wps">
@@ -6195,7 +5409,7 @@
               </wp:anchor>
             </w:drawing>
           </mc:Choice>
-          <mc:Fallback>
+          <mc:Fallback xmlns:cx1="http://schemas.microsoft.com/office/drawing/2015/9/8/chartex" xmlns:cx2="http://schemas.microsoft.com/office/drawing/2015/10/21/chartex" xmlns:cx3="http://schemas.microsoft.com/office/drawing/2016/5/9/chartex" xmlns:cx4="http://schemas.microsoft.com/office/drawing/2016/5/10/chartex" xmlns:cx5="http://schemas.microsoft.com/office/drawing/2016/5/11/chartex" xmlns:cx6="http://schemas.microsoft.com/office/drawing/2016/5/12/chartex" xmlns:cx7="http://schemas.microsoft.com/office/drawing/2016/5/13/chartex" xmlns:cx8="http://schemas.microsoft.com/office/drawing/2016/5/14/chartex" xmlns:aink="http://schemas.microsoft.com/office/drawing/2016/ink" xmlns:am3d="http://schemas.microsoft.com/office/drawing/2017/model3d" xmlns:w16cex="http://schemas.microsoft.com/office/word/2018/wordml/cex" xmlns:w16cid="http://schemas.microsoft.com/office/word/2016/wordml/cid" xmlns:w16="http://schemas.microsoft.com/office/word/2018/wordml" xmlns:w16sdtdh="http://schemas.microsoft.com/office/word/2020/wordml/sdtdatahash">
             <w:pict>
               <v:rect w14:anchorId="67EB7E6B" id="Téglalap 40" o:spid="_x0000_s1026" style="position:absolute;margin-left:97.8pt;margin-top:10.7pt;width:60.05pt;height:9.7pt;z-index:251698176;visibility:visible;mso-wrap-style:square;mso-wrap-distance-left:9pt;mso-wrap-distance-top:0;mso-wrap-distance-right:9pt;mso-wrap-distance-bottom:0;mso-position-horizontal:absolute;mso-position-horizontal-relative:text;mso-position-vertical:absolute;mso-position-vertical-relative:text;v-text-anchor:middle" o:gfxdata="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" fillcolor="red" strokecolor="#1f3763 [1604]" strokeweight="1pt"/>
             </w:pict>
@@ -6210,6 +5424,7 @@
       <w:r>
         <w:rPr>
           <w:noProof/>
+          <w:lang w:eastAsia="hu-HU"/>
         </w:rPr>
         <mc:AlternateContent>
           <mc:Choice Requires="wps">
@@ -6274,7 +5489,7 @@
               </wp:anchor>
             </w:drawing>
           </mc:Choice>
-          <mc:Fallback>
+          <mc:Fallback xmlns:cx1="http://schemas.microsoft.com/office/drawing/2015/9/8/chartex" xmlns:cx2="http://schemas.microsoft.com/office/drawing/2015/10/21/chartex" xmlns:cx3="http://schemas.microsoft.com/office/drawing/2016/5/9/chartex" xmlns:cx4="http://schemas.microsoft.com/office/drawing/2016/5/10/chartex" xmlns:cx5="http://schemas.microsoft.com/office/drawing/2016/5/11/chartex" xmlns:cx6="http://schemas.microsoft.com/office/drawing/2016/5/12/chartex" xmlns:cx7="http://schemas.microsoft.com/office/drawing/2016/5/13/chartex" xmlns:cx8="http://schemas.microsoft.com/office/drawing/2016/5/14/chartex" xmlns:aink="http://schemas.microsoft.com/office/drawing/2016/ink" xmlns:am3d="http://schemas.microsoft.com/office/drawing/2017/model3d" xmlns:w16cex="http://schemas.microsoft.com/office/word/2018/wordml/cex" xmlns:w16cid="http://schemas.microsoft.com/office/word/2016/wordml/cid" xmlns:w16="http://schemas.microsoft.com/office/word/2018/wordml" xmlns:w16sdtdh="http://schemas.microsoft.com/office/word/2020/wordml/sdtdatahash">
             <w:pict>
               <v:shapetype w14:anchorId="571E7CF9" id="_x0000_t68" coordsize="21600,21600" o:spt="68" adj="5400,5400" path="m0@0l@1@0@1,21600@2,21600@2@0,21600@0,10800,xe">
                 <v:stroke joinstyle="miter"/>
@@ -6302,6 +5517,7 @@
       <w:r>
         <w:rPr>
           <w:noProof/>
+          <w:lang w:eastAsia="hu-HU"/>
         </w:rPr>
         <mc:AlternateContent>
           <mc:Choice Requires="wps">
@@ -6387,7 +5603,7 @@
               </wp:anchor>
             </w:drawing>
           </mc:Choice>
-          <mc:Fallback>
+          <mc:Fallback xmlns:cx1="http://schemas.microsoft.com/office/drawing/2015/9/8/chartex" xmlns:cx2="http://schemas.microsoft.com/office/drawing/2015/10/21/chartex" xmlns:cx3="http://schemas.microsoft.com/office/drawing/2016/5/9/chartex" xmlns:cx4="http://schemas.microsoft.com/office/drawing/2016/5/10/chartex" xmlns:cx5="http://schemas.microsoft.com/office/drawing/2016/5/11/chartex" xmlns:cx6="http://schemas.microsoft.com/office/drawing/2016/5/12/chartex" xmlns:cx7="http://schemas.microsoft.com/office/drawing/2016/5/13/chartex" xmlns:cx8="http://schemas.microsoft.com/office/drawing/2016/5/14/chartex" xmlns:aink="http://schemas.microsoft.com/office/drawing/2016/ink" xmlns:am3d="http://schemas.microsoft.com/office/drawing/2017/model3d" xmlns:w16cex="http://schemas.microsoft.com/office/word/2018/wordml/cex" xmlns:w16cid="http://schemas.microsoft.com/office/word/2016/wordml/cid" xmlns:w16="http://schemas.microsoft.com/office/word/2018/wordml" xmlns:w16sdtdh="http://schemas.microsoft.com/office/word/2020/wordml/sdtdatahash">
             <w:pict>
               <v:shapetype w14:anchorId="105E8AB8" id="_x0000_t202" coordsize="21600,21600" o:spt="202" path="m,l,21600r21600,l21600,xe">
                 <v:stroke joinstyle="miter"/>
@@ -6459,7 +5675,6 @@
           <w:szCs w:val="24"/>
         </w:rPr>
       </w:pPr>
-      <w:proofErr w:type="spellStart"/>
       <w:r>
         <w:rPr>
           <w:rFonts w:eastAsia="Times New Roman" w:cs="Times New Roman"/>
@@ -6467,9 +5682,8 @@
           <w:bCs/>
           <w:szCs w:val="24"/>
         </w:rPr>
-        <w:t>SuperTest</w:t>
-      </w:r>
-      <w:proofErr w:type="spellEnd"/>
+        <w:t>SuperTest:</w:t>
+      </w:r>
       <w:r>
         <w:rPr>
           <w:rFonts w:eastAsia="Times New Roman" w:cs="Times New Roman"/>
@@ -6477,15 +5691,34 @@
           <w:bCs/>
           <w:szCs w:val="24"/>
         </w:rPr>
-        <w:t>:</w:t>
-      </w:r>
-      <w:r>
-        <w:rPr>
-          <w:rFonts w:eastAsia="Times New Roman" w:cs="Times New Roman"/>
-          <w:b/>
-          <w:bCs/>
+        <w:t xml:space="preserve"> </w:t>
+      </w:r>
+      <w:r>
+        <w:rPr>
+          <w:rFonts w:eastAsia="Times New Roman" w:cs="Times New Roman"/>
           <w:szCs w:val="24"/>
         </w:rPr>
+        <w:t>A</w:t>
+      </w:r>
+      <w:r>
+        <w:rPr>
+          <w:rFonts w:eastAsia="Times New Roman" w:cs="Times New Roman"/>
+          <w:szCs w:val="24"/>
+        </w:rPr>
+        <w:t xml:space="preserve"> JEST</w:t>
+      </w:r>
+      <w:r>
+        <w:rPr>
+          <w:rFonts w:eastAsia="Times New Roman" w:cs="Times New Roman"/>
+          <w:szCs w:val="24"/>
+        </w:rPr>
+        <w:t xml:space="preserve"> tartalmazza</w:t>
+      </w:r>
+      <w:r>
+        <w:rPr>
+          <w:rFonts w:eastAsia="Times New Roman" w:cs="Times New Roman"/>
+          <w:szCs w:val="24"/>
+        </w:rPr>
         <w:t xml:space="preserve"> </w:t>
       </w:r>
       <w:r>
@@ -6493,65 +5726,21 @@
           <w:rFonts w:eastAsia="Times New Roman" w:cs="Times New Roman"/>
           <w:szCs w:val="24"/>
         </w:rPr>
-        <w:t>A</w:t>
+        <w:t>.</w:t>
       </w:r>
       <w:r>
         <w:rPr>
           <w:rFonts w:eastAsia="Times New Roman" w:cs="Times New Roman"/>
           <w:szCs w:val="24"/>
         </w:rPr>
-        <w:t xml:space="preserve"> JEST</w:t>
+        <w:t>Eg</w:t>
       </w:r>
       <w:r>
         <w:rPr>
           <w:rFonts w:eastAsia="Times New Roman" w:cs="Times New Roman"/>
           <w:szCs w:val="24"/>
         </w:rPr>
-        <w:t xml:space="preserve"> tartalmazza</w:t>
-      </w:r>
-      <w:r>
-        <w:rPr>
-          <w:rFonts w:eastAsia="Times New Roman" w:cs="Times New Roman"/>
-          <w:szCs w:val="24"/>
-        </w:rPr>
-        <w:t xml:space="preserve"> </w:t>
-      </w:r>
-      <w:r>
-        <w:rPr>
-          <w:rFonts w:eastAsia="Times New Roman" w:cs="Times New Roman"/>
-          <w:szCs w:val="24"/>
-        </w:rPr>
-        <w:t>.</w:t>
-      </w:r>
-      <w:r>
-        <w:rPr>
-          <w:rFonts w:eastAsia="Times New Roman" w:cs="Times New Roman"/>
-          <w:szCs w:val="24"/>
-        </w:rPr>
-        <w:t>Eg</w:t>
-      </w:r>
-      <w:r>
-        <w:rPr>
-          <w:rFonts w:eastAsia="Times New Roman" w:cs="Times New Roman"/>
-          <w:szCs w:val="24"/>
-        </w:rPr>
-        <w:t xml:space="preserve">y csomag, amit az </w:t>
-      </w:r>
-      <w:proofErr w:type="spellStart"/>
-      <w:r>
-        <w:rPr>
-          <w:rFonts w:eastAsia="Times New Roman" w:cs="Times New Roman"/>
-          <w:szCs w:val="24"/>
-        </w:rPr>
-        <w:t>npm</w:t>
-      </w:r>
-      <w:proofErr w:type="spellEnd"/>
-      <w:r>
-        <w:rPr>
-          <w:rFonts w:eastAsia="Times New Roman" w:cs="Times New Roman"/>
-          <w:szCs w:val="24"/>
-        </w:rPr>
-        <w:t xml:space="preserve"> csomagkezelővel lehet feltelepíteni, mely lehetővé teszi az API-k automatikus tesztelését, úgynevezett Unit teszteket lehet </w:t>
+        <w:t xml:space="preserve">y csomag, amit az npm csomagkezelővel lehet feltelepíteni, mely lehetővé teszi az API-k automatikus tesztelését, úgynevezett Unit teszteket lehet </w:t>
       </w:r>
       <w:r>
         <w:rPr>
@@ -6718,7 +5907,7 @@
               </wp:anchor>
             </w:drawing>
           </mc:Choice>
-          <mc:Fallback>
+          <mc:Fallback xmlns:cx1="http://schemas.microsoft.com/office/drawing/2015/9/8/chartex" xmlns:cx2="http://schemas.microsoft.com/office/drawing/2015/10/21/chartex" xmlns:cx3="http://schemas.microsoft.com/office/drawing/2016/5/9/chartex" xmlns:cx4="http://schemas.microsoft.com/office/drawing/2016/5/10/chartex" xmlns:cx5="http://schemas.microsoft.com/office/drawing/2016/5/11/chartex" xmlns:cx6="http://schemas.microsoft.com/office/drawing/2016/5/12/chartex" xmlns:cx7="http://schemas.microsoft.com/office/drawing/2016/5/13/chartex" xmlns:cx8="http://schemas.microsoft.com/office/drawing/2016/5/14/chartex" xmlns:aink="http://schemas.microsoft.com/office/drawing/2016/ink" xmlns:am3d="http://schemas.microsoft.com/office/drawing/2017/model3d" xmlns:w16cex="http://schemas.microsoft.com/office/word/2018/wordml/cex" xmlns:w16cid="http://schemas.microsoft.com/office/word/2016/wordml/cid" xmlns:w16="http://schemas.microsoft.com/office/word/2018/wordml" xmlns:w16sdtdh="http://schemas.microsoft.com/office/word/2020/wordml/sdtdatahash">
             <w:pict>
               <v:shape w14:anchorId="38B1BA09" id="Derékszögű háromszög 7" o:spid="_x0000_s1026" style="position:absolute;margin-left:0;margin-top:-70.85pt;width:190.5pt;height:190.5pt;rotation:90;z-index:251667456;visibility:visible;mso-wrap-style:square;mso-width-percent:0;mso-wrap-distance-left:9pt;mso-wrap-distance-top:0;mso-wrap-distance-right:9pt;mso-wrap-distance-bottom:0;mso-position-horizontal:left;mso-position-horizontal-relative:page;mso-position-vertical:absolute;mso-position-vertical-relative:text;mso-width-percent:0;mso-width-relative:margin;v-text-anchor:middle" coordsize="2419350,2419350" o:gfxdata="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" path="m,2419350l,c806450,806450,-382154,2206666,2419350,2419350l,2419350xe" fillcolor="#ed7d31 [3205]" stroked="f" strokeweight="1pt">
                 <v:stroke joinstyle="miter"/>
@@ -6794,21 +5983,7 @@
         <w:rPr>
           <w:rFonts w:eastAsia="Times New Roman" w:cs="Times New Roman"/>
         </w:rPr>
-        <w:t xml:space="preserve"> Backend Szerver kezeli, mikor megváltozik az </w:t>
-      </w:r>
-      <w:proofErr w:type="spellStart"/>
-      <w:r>
-        <w:rPr>
-          <w:rFonts w:eastAsia="Times New Roman" w:cs="Times New Roman"/>
-        </w:rPr>
-        <w:t>id</w:t>
-      </w:r>
-      <w:proofErr w:type="spellEnd"/>
-      <w:r>
-        <w:rPr>
-          <w:rFonts w:eastAsia="Times New Roman" w:cs="Times New Roman"/>
-        </w:rPr>
-        <w:t xml:space="preserve"> egy külön met</w:t>
+        <w:t xml:space="preserve"> Backend Szerver kezeli, mikor megváltozik az id egy külön met</w:t>
       </w:r>
       <w:r>
         <w:rPr>
@@ -6846,63 +6021,7 @@
         <w:rPr>
           <w:rFonts w:eastAsia="Times New Roman" w:cs="Times New Roman"/>
         </w:rPr>
-        <w:t xml:space="preserve"> </w:t>
-      </w:r>
-      <w:proofErr w:type="spellStart"/>
-      <w:r>
-        <w:rPr>
-          <w:rFonts w:eastAsia="Times New Roman" w:cs="Times New Roman"/>
-        </w:rPr>
-        <w:t>idHandler</w:t>
-      </w:r>
-      <w:proofErr w:type="spellEnd"/>
-      <w:r>
-        <w:rPr>
-          <w:rFonts w:eastAsia="Times New Roman" w:cs="Times New Roman"/>
-        </w:rPr>
-        <w:t xml:space="preserve"> metódus, </w:t>
-      </w:r>
-      <w:proofErr w:type="spellStart"/>
-      <w:r>
-        <w:rPr>
-          <w:rFonts w:eastAsia="Times New Roman" w:cs="Times New Roman"/>
-        </w:rPr>
-        <w:t>újraosztja</w:t>
-      </w:r>
-      <w:proofErr w:type="spellEnd"/>
-      <w:r>
-        <w:rPr>
-          <w:rFonts w:eastAsia="Times New Roman" w:cs="Times New Roman"/>
-        </w:rPr>
-        <w:t xml:space="preserve"> az </w:t>
-      </w:r>
-      <w:proofErr w:type="spellStart"/>
-      <w:r>
-        <w:rPr>
-          <w:rFonts w:eastAsia="Times New Roman" w:cs="Times New Roman"/>
-        </w:rPr>
-        <w:t>id</w:t>
-      </w:r>
-      <w:proofErr w:type="spellEnd"/>
-      <w:r>
-        <w:rPr>
-          <w:rFonts w:eastAsia="Times New Roman" w:cs="Times New Roman"/>
-        </w:rPr>
-        <w:t xml:space="preserve">-t, így, mindig a valós </w:t>
-      </w:r>
-      <w:proofErr w:type="spellStart"/>
-      <w:r>
-        <w:rPr>
-          <w:rFonts w:eastAsia="Times New Roman" w:cs="Times New Roman"/>
-        </w:rPr>
-        <w:t>id</w:t>
-      </w:r>
-      <w:proofErr w:type="spellEnd"/>
-      <w:r>
-        <w:rPr>
-          <w:rFonts w:eastAsia="Times New Roman" w:cs="Times New Roman"/>
-        </w:rPr>
-        <w:t xml:space="preserve"> számát kapjuk az adott terméknek</w:t>
+        <w:t xml:space="preserve"> idHandler metódus, újraosztja az id-t, így, mindig a valós id számát kapjuk az adott terméknek</w:t>
       </w:r>
       <w:r>
         <w:rPr>
@@ -6935,15 +6054,7 @@
         <w:jc w:val="left"/>
       </w:pPr>
       <w:r>
-        <w:t xml:space="preserve">A Frontend azon része egy weboldalnak vagy alkalmazásnak, amit a felhasználó tud látni és </w:t>
-      </w:r>
-      <w:proofErr w:type="spellStart"/>
-      <w:r>
-        <w:t>interaktálni</w:t>
-      </w:r>
-      <w:proofErr w:type="spellEnd"/>
-      <w:r>
-        <w:t xml:space="preserve"> vele, bele értve a megjelenés, a gombok és maga a tartalom. A weboldal elkészítéséhez</w:t>
+        <w:t>A Frontend azon része egy weboldalnak vagy alkalmazásnak, amit a felhasználó tud látni és interaktálni vele, bele értve a megjelenés, a gombok és maga a tartalom. A weboldal elkészítéséhez</w:t>
       </w:r>
       <w:r>
         <w:t xml:space="preserve"> a HTML, CSS és JavaScript </w:t>
@@ -7017,64 +6128,24 @@
         <w:jc w:val="left"/>
       </w:pPr>
       <w:r>
+        <w:rPr>
+          <w:noProof/>
+          <w:lang w:eastAsia="hu-HU"/>
+        </w:rPr>
         <w:lastRenderedPageBreak/>
-        <w:t>Létrehoztunk egy nem végleges kinézetet a weboldalnak annak</w:t>
-      </w:r>
-      <w:r>
-        <w:t xml:space="preserve"> érdekében</w:t>
-      </w:r>
-      <w:r>
-        <w:t xml:space="preserve">, hogy bele tudjuk fűzni a backendet és az adatbázist a projekt zökkenőmentes </w:t>
-      </w:r>
-      <w:r>
-        <w:t>fejlesztéséhez.</w:t>
-      </w:r>
-      <w:r>
-        <w:t xml:space="preserve"> </w:t>
-      </w:r>
-      <w:r>
-        <w:t>A frontend, több hónapos munkája után, a kinézetet elkészítettük, és véglegessé formáltuk.</w:t>
-      </w:r>
-      <w:r>
-        <w:t xml:space="preserve"> A </w:t>
-      </w:r>
-      <w:proofErr w:type="spellStart"/>
-      <w:r>
-        <w:t>logo</w:t>
-      </w:r>
-      <w:proofErr w:type="spellEnd"/>
-      <w:r>
-        <w:t>-t az egyik csapat tag készítette, az alsó képeket, AI generálta.</w:t>
-      </w:r>
-    </w:p>
-    <w:p>
-      <w:pPr>
-        <w:spacing w:after="0" w:line="259" w:lineRule="auto"/>
-        <w:jc w:val="left"/>
-      </w:pPr>
-    </w:p>
-    <w:p>
-      <w:pPr>
-        <w:spacing w:after="240" w:line="259" w:lineRule="auto"/>
-        <w:jc w:val="left"/>
-      </w:pPr>
-      <w:r>
-        <w:rPr>
-          <w:noProof/>
-        </w:rPr>
         <w:drawing>
-          <wp:anchor distT="0" distB="0" distL="114300" distR="114300" simplePos="0" relativeHeight="251691008" behindDoc="0" locked="0" layoutInCell="1" allowOverlap="1" wp14:anchorId="0DB1855F" wp14:editId="355A9DDF">
+          <wp:anchor distT="0" distB="0" distL="114300" distR="114300" simplePos="0" relativeHeight="251726848" behindDoc="0" locked="0" layoutInCell="1" allowOverlap="1" wp14:anchorId="2F6678C4" wp14:editId="4641ED00">
             <wp:simplePos x="0" y="0"/>
-            <wp:positionH relativeFrom="column">
-              <wp:posOffset>175895</wp:posOffset>
+            <wp:positionH relativeFrom="margin">
+              <wp:align>right</wp:align>
             </wp:positionH>
             <wp:positionV relativeFrom="paragraph">
-              <wp:posOffset>2980055</wp:posOffset>
+              <wp:posOffset>824718</wp:posOffset>
             </wp:positionV>
-            <wp:extent cx="2186305" cy="2874645"/>
-            <wp:effectExtent l="0" t="0" r="4445" b="1905"/>
+            <wp:extent cx="5579110" cy="2650490"/>
+            <wp:effectExtent l="0" t="0" r="2540" b="0"/>
             <wp:wrapTopAndBottom/>
-            <wp:docPr id="35" name="Kép 35"/>
+            <wp:docPr id="53" name="Kép 53" descr="C:\Users\Geforce\AppData\Local\Microsoft\Windows\INetCache\Content.Word\csarda1.png"/>
             <wp:cNvGraphicFramePr>
               <a:graphicFrameLocks xmlns:a="http://schemas.openxmlformats.org/drawingml/2006/main" noChangeAspect="1"/>
             </wp:cNvGraphicFramePr>
@@ -7082,8 +6153,10 @@
               <a:graphicData uri="http://schemas.openxmlformats.org/drawingml/2006/picture">
                 <pic:pic xmlns:pic="http://schemas.openxmlformats.org/drawingml/2006/picture">
                   <pic:nvPicPr>
-                    <pic:cNvPr id="1" name=""/>
-                    <pic:cNvPicPr/>
+                    <pic:cNvPr id="0" name="Picture 3" descr="C:\Users\Geforce\AppData\Local\Microsoft\Windows\INetCache\Content.Word\csarda1.png"/>
+                    <pic:cNvPicPr>
+                      <a:picLocks noChangeAspect="1" noChangeArrowheads="1"/>
+                    </pic:cNvPicPr>
                   </pic:nvPicPr>
                   <pic:blipFill>
                     <a:blip r:embed="rId18" cstate="print">
@@ -7093,131 +6166,63 @@
                         </a:ext>
                       </a:extLst>
                     </a:blip>
+                    <a:srcRect/>
                     <a:stretch>
                       <a:fillRect/>
                     </a:stretch>
                   </pic:blipFill>
-                  <pic:spPr>
+                  <pic:spPr bwMode="auto">
                     <a:xfrm>
                       <a:off x="0" y="0"/>
-                      <a:ext cx="2186305" cy="2874645"/>
+                      <a:ext cx="5579110" cy="2650490"/>
                     </a:xfrm>
                     <a:prstGeom prst="rect">
                       <a:avLst/>
                     </a:prstGeom>
+                    <a:noFill/>
+                    <a:ln>
+                      <a:noFill/>
+                    </a:ln>
                   </pic:spPr>
                 </pic:pic>
               </a:graphicData>
             </a:graphic>
-            <wp14:sizeRelH relativeFrom="margin">
-              <wp14:pctWidth>0</wp14:pctWidth>
-            </wp14:sizeRelH>
-            <wp14:sizeRelV relativeFrom="margin">
-              <wp14:pctHeight>0</wp14:pctHeight>
-            </wp14:sizeRelV>
           </wp:anchor>
         </w:drawing>
       </w:r>
       <w:r>
-        <w:rPr>
-          <w:noProof/>
-        </w:rPr>
-        <w:drawing>
-          <wp:anchor distT="0" distB="0" distL="114300" distR="114300" simplePos="0" relativeHeight="251689984" behindDoc="0" locked="0" layoutInCell="1" allowOverlap="1" wp14:anchorId="06B53013" wp14:editId="17C3F3AA">
-            <wp:simplePos x="0" y="0"/>
-            <wp:positionH relativeFrom="column">
-              <wp:posOffset>2688783</wp:posOffset>
-            </wp:positionH>
-            <wp:positionV relativeFrom="paragraph">
-              <wp:posOffset>3012302</wp:posOffset>
-            </wp:positionV>
-            <wp:extent cx="2464905" cy="2481855"/>
-            <wp:effectExtent l="0" t="0" r="0" b="0"/>
-            <wp:wrapTopAndBottom/>
-            <wp:docPr id="34" name="Kép 34"/>
-            <wp:cNvGraphicFramePr>
-              <a:graphicFrameLocks xmlns:a="http://schemas.openxmlformats.org/drawingml/2006/main" noChangeAspect="1"/>
-            </wp:cNvGraphicFramePr>
-            <a:graphic xmlns:a="http://schemas.openxmlformats.org/drawingml/2006/main">
-              <a:graphicData uri="http://schemas.openxmlformats.org/drawingml/2006/picture">
-                <pic:pic xmlns:pic="http://schemas.openxmlformats.org/drawingml/2006/picture">
-                  <pic:nvPicPr>
-                    <pic:cNvPr id="1" name=""/>
-                    <pic:cNvPicPr/>
-                  </pic:nvPicPr>
-                  <pic:blipFill>
-                    <a:blip r:embed="rId19">
-                      <a:extLst>
-                        <a:ext uri="{28A0092B-C50C-407E-A947-70E740481C1C}">
-                          <a14:useLocalDpi xmlns:a14="http://schemas.microsoft.com/office/drawing/2010/main" val="0"/>
-                        </a:ext>
-                      </a:extLst>
-                    </a:blip>
-                    <a:stretch>
-                      <a:fillRect/>
-                    </a:stretch>
-                  </pic:blipFill>
-                  <pic:spPr>
-                    <a:xfrm>
-                      <a:off x="0" y="0"/>
-                      <a:ext cx="2464905" cy="2481855"/>
-                    </a:xfrm>
-                    <a:prstGeom prst="rect">
-                      <a:avLst/>
-                    </a:prstGeom>
-                  </pic:spPr>
-                </pic:pic>
-              </a:graphicData>
-            </a:graphic>
-            <wp14:sizeRelH relativeFrom="margin">
-              <wp14:pctWidth>0</wp14:pctWidth>
-            </wp14:sizeRelH>
-            <wp14:sizeRelV relativeFrom="margin">
-              <wp14:pctHeight>0</wp14:pctHeight>
-            </wp14:sizeRelV>
-          </wp:anchor>
-        </w:drawing>
-      </w:r>
-      <w:r>
-        <w:rPr>
-          <w:noProof/>
-        </w:rPr>
-        <w:drawing>
-          <wp:inline distT="0" distB="0" distL="0" distR="0" wp14:anchorId="2E16BE8E" wp14:editId="39992747">
-            <wp:extent cx="5579745" cy="2659380"/>
-            <wp:effectExtent l="0" t="0" r="1905" b="7620"/>
-            <wp:docPr id="28" name="Kép 28"/>
-            <wp:cNvGraphicFramePr>
-              <a:graphicFrameLocks xmlns:a="http://schemas.openxmlformats.org/drawingml/2006/main" noChangeAspect="1"/>
-            </wp:cNvGraphicFramePr>
-            <a:graphic xmlns:a="http://schemas.openxmlformats.org/drawingml/2006/main">
-              <a:graphicData uri="http://schemas.openxmlformats.org/drawingml/2006/picture">
-                <pic:pic xmlns:pic="http://schemas.openxmlformats.org/drawingml/2006/picture">
-                  <pic:nvPicPr>
-                    <pic:cNvPr id="1" name=""/>
-                    <pic:cNvPicPr/>
-                  </pic:nvPicPr>
-                  <pic:blipFill>
-                    <a:blip r:embed="rId20"/>
-                    <a:stretch>
-                      <a:fillRect/>
-                    </a:stretch>
-                  </pic:blipFill>
-                  <pic:spPr>
-                    <a:xfrm>
-                      <a:off x="0" y="0"/>
-                      <a:ext cx="5579745" cy="2659380"/>
-                    </a:xfrm>
-                    <a:prstGeom prst="rect">
-                      <a:avLst/>
-                    </a:prstGeom>
-                  </pic:spPr>
-                </pic:pic>
-              </a:graphicData>
-            </a:graphic>
-          </wp:inline>
-        </w:drawing>
-      </w:r>
+        <w:t>Létrehoztunk egy nem végleges kinézetet a weboldalnak annak</w:t>
+      </w:r>
+      <w:r>
+        <w:t xml:space="preserve"> érdekében</w:t>
+      </w:r>
+      <w:r>
+        <w:t xml:space="preserve">, hogy bele tudjuk fűzni a backendet és az adatbázist a projekt zökkenőmentes </w:t>
+      </w:r>
+      <w:r>
+        <w:t>fejlesztéséhez.</w:t>
+      </w:r>
+      <w:r>
+        <w:t xml:space="preserve"> </w:t>
+      </w:r>
+      <w:r>
+        <w:t>A frontend, több hónapos munkája után, a kinézetet elkészítettük, és véglegessé formáltuk.</w:t>
+      </w:r>
+      <w:r>
+        <w:t xml:space="preserve"> A logo-t az egyik csapat tag készítette, az alsó képeket, AI generálta.</w:t>
+      </w:r>
+    </w:p>
+    <w:p>
+      <w:pPr>
+        <w:spacing w:after="0" w:line="259" w:lineRule="auto"/>
+        <w:jc w:val="left"/>
+      </w:pPr>
+    </w:p>
+    <w:p>
+      <w:pPr>
+        <w:spacing w:after="240" w:line="259" w:lineRule="auto"/>
+        <w:jc w:val="left"/>
+      </w:pPr>
       <w:r>
         <w:t xml:space="preserve"> </w:t>
       </w:r>
@@ -7365,7 +6370,7 @@
               </wp:anchor>
             </w:drawing>
           </mc:Choice>
-          <mc:Fallback>
+          <mc:Fallback xmlns:cx1="http://schemas.microsoft.com/office/drawing/2015/9/8/chartex" xmlns:cx2="http://schemas.microsoft.com/office/drawing/2015/10/21/chartex" xmlns:cx3="http://schemas.microsoft.com/office/drawing/2016/5/9/chartex" xmlns:cx4="http://schemas.microsoft.com/office/drawing/2016/5/10/chartex" xmlns:cx5="http://schemas.microsoft.com/office/drawing/2016/5/11/chartex" xmlns:cx6="http://schemas.microsoft.com/office/drawing/2016/5/12/chartex" xmlns:cx7="http://schemas.microsoft.com/office/drawing/2016/5/13/chartex" xmlns:cx8="http://schemas.microsoft.com/office/drawing/2016/5/14/chartex" xmlns:aink="http://schemas.microsoft.com/office/drawing/2016/ink" xmlns:am3d="http://schemas.microsoft.com/office/drawing/2017/model3d" xmlns:w16cex="http://schemas.microsoft.com/office/word/2018/wordml/cex" xmlns:w16cid="http://schemas.microsoft.com/office/word/2016/wordml/cid" xmlns:w16="http://schemas.microsoft.com/office/word/2018/wordml" xmlns:w16sdtdh="http://schemas.microsoft.com/office/word/2020/wordml/sdtdatahash">
             <w:pict>
               <v:shape w14:anchorId="0EA44C3C" id="Derékszögű háromszög 7" o:spid="_x0000_s1026" style="position:absolute;margin-left:0;margin-top:0;width:190.5pt;height:190.5pt;rotation:90;z-index:251678720;visibility:visible;mso-wrap-style:square;mso-width-percent:0;mso-wrap-distance-left:9pt;mso-wrap-distance-top:0;mso-wrap-distance-right:9pt;mso-wrap-distance-bottom:0;mso-position-horizontal:left;mso-position-horizontal-relative:page;mso-position-vertical:top;mso-position-vertical-relative:page;mso-width-percent:0;mso-width-relative:margin;v-text-anchor:middle" coordsize="2419350,2419350" o:gfxdata="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" path="m,2419350l,c806450,806450,-382154,2206666,2419350,2419350l,2419350xe" fillcolor="#ed7d31 [3205]" stroked="f" strokeweight="1pt">
                 <v:stroke joinstyle="miter"/>
@@ -7401,8 +6406,132 @@
         <w:jc w:val="left"/>
       </w:pPr>
       <w:r>
+        <w:rPr>
+          <w:noProof/>
+          <w:lang w:eastAsia="hu-HU"/>
+        </w:rPr>
+        <w:drawing>
+          <wp:anchor distT="0" distB="0" distL="114300" distR="114300" simplePos="0" relativeHeight="251689984" behindDoc="0" locked="0" layoutInCell="1" allowOverlap="1" wp14:anchorId="06B53013" wp14:editId="01F53166">
+            <wp:simplePos x="0" y="0"/>
+            <wp:positionH relativeFrom="column">
+              <wp:posOffset>2686685</wp:posOffset>
+            </wp:positionH>
+            <wp:positionV relativeFrom="paragraph">
+              <wp:posOffset>1171282</wp:posOffset>
+            </wp:positionV>
+            <wp:extent cx="2464435" cy="2481580"/>
+            <wp:effectExtent l="0" t="0" r="0" b="0"/>
+            <wp:wrapSquare wrapText="bothSides"/>
+            <wp:docPr id="34" name="Kép 34"/>
+            <wp:cNvGraphicFramePr>
+              <a:graphicFrameLocks xmlns:a="http://schemas.openxmlformats.org/drawingml/2006/main" noChangeAspect="1"/>
+            </wp:cNvGraphicFramePr>
+            <a:graphic xmlns:a="http://schemas.openxmlformats.org/drawingml/2006/main">
+              <a:graphicData uri="http://schemas.openxmlformats.org/drawingml/2006/picture">
+                <pic:pic xmlns:pic="http://schemas.openxmlformats.org/drawingml/2006/picture">
+                  <pic:nvPicPr>
+                    <pic:cNvPr id="1" name=""/>
+                    <pic:cNvPicPr/>
+                  </pic:nvPicPr>
+                  <pic:blipFill>
+                    <a:blip r:embed="rId19">
+                      <a:extLst>
+                        <a:ext uri="{28A0092B-C50C-407E-A947-70E740481C1C}">
+                          <a14:useLocalDpi xmlns:a14="http://schemas.microsoft.com/office/drawing/2010/main" val="0"/>
+                        </a:ext>
+                      </a:extLst>
+                    </a:blip>
+                    <a:stretch>
+                      <a:fillRect/>
+                    </a:stretch>
+                  </pic:blipFill>
+                  <pic:spPr>
+                    <a:xfrm>
+                      <a:off x="0" y="0"/>
+                      <a:ext cx="2464435" cy="2481580"/>
+                    </a:xfrm>
+                    <a:prstGeom prst="rect">
+                      <a:avLst/>
+                    </a:prstGeom>
+                  </pic:spPr>
+                </pic:pic>
+              </a:graphicData>
+            </a:graphic>
+            <wp14:sizeRelH relativeFrom="margin">
+              <wp14:pctWidth>0</wp14:pctWidth>
+            </wp14:sizeRelH>
+            <wp14:sizeRelV relativeFrom="margin">
+              <wp14:pctHeight>0</wp14:pctHeight>
+            </wp14:sizeRelV>
+          </wp:anchor>
+        </w:drawing>
+      </w:r>
+      <w:r>
+        <w:rPr>
+          <w:noProof/>
+          <w:lang w:eastAsia="hu-HU"/>
+        </w:rPr>
+        <w:drawing>
+          <wp:anchor distT="0" distB="0" distL="114300" distR="114300" simplePos="0" relativeHeight="251691008" behindDoc="0" locked="0" layoutInCell="1" allowOverlap="1" wp14:anchorId="0DB1855F" wp14:editId="36D43BAC">
+            <wp:simplePos x="0" y="0"/>
+            <wp:positionH relativeFrom="column">
+              <wp:posOffset>60569</wp:posOffset>
+            </wp:positionH>
+            <wp:positionV relativeFrom="paragraph">
+              <wp:posOffset>781832</wp:posOffset>
+            </wp:positionV>
+            <wp:extent cx="2186305" cy="2874645"/>
+            <wp:effectExtent l="0" t="0" r="4445" b="1905"/>
+            <wp:wrapSquare wrapText="bothSides"/>
+            <wp:docPr id="35" name="Kép 35"/>
+            <wp:cNvGraphicFramePr>
+              <a:graphicFrameLocks xmlns:a="http://schemas.openxmlformats.org/drawingml/2006/main" noChangeAspect="1"/>
+            </wp:cNvGraphicFramePr>
+            <a:graphic xmlns:a="http://schemas.openxmlformats.org/drawingml/2006/main">
+              <a:graphicData uri="http://schemas.openxmlformats.org/drawingml/2006/picture">
+                <pic:pic xmlns:pic="http://schemas.openxmlformats.org/drawingml/2006/picture">
+                  <pic:nvPicPr>
+                    <pic:cNvPr id="1" name=""/>
+                    <pic:cNvPicPr/>
+                  </pic:nvPicPr>
+                  <pic:blipFill>
+                    <a:blip r:embed="rId20" cstate="print">
+                      <a:extLst>
+                        <a:ext uri="{28A0092B-C50C-407E-A947-70E740481C1C}">
+                          <a14:useLocalDpi xmlns:a14="http://schemas.microsoft.com/office/drawing/2010/main" val="0"/>
+                        </a:ext>
+                      </a:extLst>
+                    </a:blip>
+                    <a:stretch>
+                      <a:fillRect/>
+                    </a:stretch>
+                  </pic:blipFill>
+                  <pic:spPr>
+                    <a:xfrm>
+                      <a:off x="0" y="0"/>
+                      <a:ext cx="2186305" cy="2874645"/>
+                    </a:xfrm>
+                    <a:prstGeom prst="rect">
+                      <a:avLst/>
+                    </a:prstGeom>
+                  </pic:spPr>
+                </pic:pic>
+              </a:graphicData>
+            </a:graphic>
+            <wp14:sizeRelH relativeFrom="margin">
+              <wp14:pctWidth>0</wp14:pctWidth>
+            </wp14:sizeRelH>
+            <wp14:sizeRelV relativeFrom="margin">
+              <wp14:pctHeight>0</wp14:pctHeight>
+            </wp14:sizeRelV>
+          </wp:anchor>
+        </w:drawing>
+      </w:r>
+      <w:r>
         <w:t>A regisztrációs oldal le van kezelve, hogy a felhasználó beteljesítse az új profil készítéséhez elvárt követelményeket, amiket ha megvalósít, a piros színből átvált zöldre, jelezve, hogy az adott követelményt sikeresen megtette.</w:t>
       </w:r>
+      <w:bookmarkStart w:id="6" w:name="_GoBack"/>
+      <w:bookmarkEnd w:id="6"/>
     </w:p>
     <w:p>
       <w:pPr>
@@ -7666,7 +6795,7 @@
               </wp:anchor>
             </w:drawing>
           </mc:Choice>
-          <mc:Fallback>
+          <mc:Fallback xmlns:cx1="http://schemas.microsoft.com/office/drawing/2015/9/8/chartex" xmlns:cx2="http://schemas.microsoft.com/office/drawing/2015/10/21/chartex" xmlns:cx3="http://schemas.microsoft.com/office/drawing/2016/5/9/chartex" xmlns:cx4="http://schemas.microsoft.com/office/drawing/2016/5/10/chartex" xmlns:cx5="http://schemas.microsoft.com/office/drawing/2016/5/11/chartex" xmlns:cx6="http://schemas.microsoft.com/office/drawing/2016/5/12/chartex" xmlns:cx7="http://schemas.microsoft.com/office/drawing/2016/5/13/chartex" xmlns:cx8="http://schemas.microsoft.com/office/drawing/2016/5/14/chartex" xmlns:aink="http://schemas.microsoft.com/office/drawing/2016/ink" xmlns:am3d="http://schemas.microsoft.com/office/drawing/2017/model3d" xmlns:w16cex="http://schemas.microsoft.com/office/word/2018/wordml/cex" xmlns:w16cid="http://schemas.microsoft.com/office/word/2016/wordml/cid" xmlns:w16="http://schemas.microsoft.com/office/word/2018/wordml" xmlns:w16sdtdh="http://schemas.microsoft.com/office/word/2020/wordml/sdtdatahash">
             <w:pict>
               <v:shape w14:anchorId="52A7B062" id="Derékszögű háromszög 7" o:spid="_x0000_s1026" style="position:absolute;margin-left:0;margin-top:0;width:190.5pt;height:190.5pt;rotation:90;z-index:251673600;visibility:visible;mso-wrap-style:square;mso-width-percent:0;mso-wrap-distance-left:9pt;mso-wrap-distance-top:0;mso-wrap-distance-right:9pt;mso-wrap-distance-bottom:0;mso-position-horizontal:left;mso-position-horizontal-relative:page;mso-position-vertical:top;mso-position-vertical-relative:page;mso-width-percent:0;mso-width-relative:margin;v-text-anchor:middle" coordsize="2419350,2419350" o:gfxdata="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" path="m,2419350l,c806450,806450,-382154,2206666,2419350,2419350l,2419350xe" fillcolor="#ed7d31 [3205]" stroked="f" strokeweight="1pt">
                 <v:stroke joinstyle="miter"/>
@@ -7855,7 +6984,7 @@
               </wp:anchor>
             </w:drawing>
           </mc:Choice>
-          <mc:Fallback>
+          <mc:Fallback xmlns:cx1="http://schemas.microsoft.com/office/drawing/2015/9/8/chartex" xmlns:cx2="http://schemas.microsoft.com/office/drawing/2015/10/21/chartex" xmlns:cx3="http://schemas.microsoft.com/office/drawing/2016/5/9/chartex" xmlns:cx4="http://schemas.microsoft.com/office/drawing/2016/5/10/chartex" xmlns:cx5="http://schemas.microsoft.com/office/drawing/2016/5/11/chartex" xmlns:cx6="http://schemas.microsoft.com/office/drawing/2016/5/12/chartex" xmlns:cx7="http://schemas.microsoft.com/office/drawing/2016/5/13/chartex" xmlns:cx8="http://schemas.microsoft.com/office/drawing/2016/5/14/chartex" xmlns:aink="http://schemas.microsoft.com/office/drawing/2016/ink" xmlns:am3d="http://schemas.microsoft.com/office/drawing/2017/model3d" xmlns:w16cex="http://schemas.microsoft.com/office/word/2018/wordml/cex" xmlns:w16cid="http://schemas.microsoft.com/office/word/2016/wordml/cid" xmlns:w16="http://schemas.microsoft.com/office/word/2018/wordml" xmlns:w16sdtdh="http://schemas.microsoft.com/office/word/2020/wordml/sdtdatahash">
             <w:pict>
               <v:shape w14:anchorId="122191C9" id="Derékszögű háromszög 7" o:spid="_x0000_s1026" style="position:absolute;margin-left:.55pt;margin-top:-70.15pt;width:190.5pt;height:190.5pt;rotation:90;z-index:251715584;visibility:visible;mso-wrap-style:square;mso-width-percent:0;mso-wrap-distance-left:9pt;mso-wrap-distance-top:0;mso-wrap-distance-right:9pt;mso-wrap-distance-bottom:0;mso-position-horizontal:absolute;mso-position-horizontal-relative:page;mso-position-vertical:absolute;mso-position-vertical-relative:text;mso-width-percent:0;mso-width-relative:margin;v-text-anchor:middle" coordsize="2419350,2419350" o:gfxdata="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" path="m,2419350l,c806450,806450,-382154,2206666,2419350,2419350l,2419350xe" fillcolor="#ed7d31 [3205]" stroked="f" strokeweight="1pt">
                 <v:stroke joinstyle="miter"/>
@@ -7885,15 +7014,7 @@
         <w:t>EJS</w:t>
       </w:r>
       <w:r>
-        <w:t>(</w:t>
-      </w:r>
-      <w:proofErr w:type="spellStart"/>
-      <w:r>
-        <w:t>Embedded</w:t>
-      </w:r>
-      <w:proofErr w:type="spellEnd"/>
-      <w:r>
-        <w:t xml:space="preserve"> JavaScript)</w:t>
+        <w:t>(Embedded JavaScript)</w:t>
       </w:r>
       <w:r>
         <w:t>: Az adatbázisból érkező értékek beágyazását segítette elő.</w:t>
@@ -7913,6 +7034,7 @@
           <w:b/>
           <w:bCs/>
           <w:noProof/>
+          <w:lang w:eastAsia="hu-HU"/>
         </w:rPr>
         <w:drawing>
           <wp:inline distT="0" distB="0" distL="0" distR="0" wp14:anchorId="43FA57AF" wp14:editId="3070869F">
@@ -8004,6 +7126,7 @@
           <w:b/>
           <w:bCs/>
           <w:noProof/>
+          <w:lang w:eastAsia="hu-HU"/>
         </w:rPr>
         <w:drawing>
           <wp:inline distT="0" distB="0" distL="0" distR="0" wp14:anchorId="2F39B68D" wp14:editId="541D0C66">
@@ -8056,23 +7179,7 @@
           <w:b/>
           <w:bCs/>
         </w:rPr>
-        <w:t xml:space="preserve">(EJS értékadás: &lt;%= </w:t>
-      </w:r>
-      <w:proofErr w:type="spellStart"/>
-      <w:r>
-        <w:rPr>
-          <w:b/>
-          <w:bCs/>
-        </w:rPr>
-        <w:t>foodName</w:t>
-      </w:r>
-      <w:proofErr w:type="spellEnd"/>
-      <w:r>
-        <w:rPr>
-          <w:b/>
-          <w:bCs/>
-        </w:rPr>
-        <w:t xml:space="preserve"> %&gt;)</w:t>
+        <w:t>(EJS értékadás: &lt;%= foodName %&gt;)</w:t>
       </w:r>
     </w:p>
     <w:p>
@@ -8220,7 +7327,7 @@
               </wp:anchor>
             </w:drawing>
           </mc:Choice>
-          <mc:Fallback>
+          <mc:Fallback xmlns:cx1="http://schemas.microsoft.com/office/drawing/2015/9/8/chartex" xmlns:cx2="http://schemas.microsoft.com/office/drawing/2015/10/21/chartex" xmlns:cx3="http://schemas.microsoft.com/office/drawing/2016/5/9/chartex" xmlns:cx4="http://schemas.microsoft.com/office/drawing/2016/5/10/chartex" xmlns:cx5="http://schemas.microsoft.com/office/drawing/2016/5/11/chartex" xmlns:cx6="http://schemas.microsoft.com/office/drawing/2016/5/12/chartex" xmlns:cx7="http://schemas.microsoft.com/office/drawing/2016/5/13/chartex" xmlns:cx8="http://schemas.microsoft.com/office/drawing/2016/5/14/chartex" xmlns:aink="http://schemas.microsoft.com/office/drawing/2016/ink" xmlns:am3d="http://schemas.microsoft.com/office/drawing/2017/model3d" xmlns:w16cex="http://schemas.microsoft.com/office/word/2018/wordml/cex" xmlns:w16cid="http://schemas.microsoft.com/office/word/2016/wordml/cid" xmlns:w16="http://schemas.microsoft.com/office/word/2018/wordml" xmlns:w16sdtdh="http://schemas.microsoft.com/office/word/2020/wordml/sdtdatahash">
             <w:pict>
               <v:shape w14:anchorId="544BD0F3" id="Derékszögű háromszög 7" o:spid="_x0000_s1026" style="position:absolute;margin-left:-.1pt;margin-top:-70.2pt;width:190.5pt;height:190.5pt;rotation:90;z-index:251717632;visibility:visible;mso-wrap-style:square;mso-width-percent:0;mso-wrap-distance-left:9pt;mso-wrap-distance-top:0;mso-wrap-distance-right:9pt;mso-wrap-distance-bottom:0;mso-position-horizontal:absolute;mso-position-horizontal-relative:page;mso-position-vertical:absolute;mso-position-vertical-relative:text;mso-width-percent:0;mso-width-relative:margin;v-text-anchor:middle" coordsize="2419350,2419350" o:gfxdata="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" path="m,2419350l,c806450,806450,-382154,2206666,2419350,2419350l,2419350xe" fillcolor="#ed7d31 [3205]" stroked="f" strokeweight="1pt">
                 <v:stroke joinstyle="miter"/>
@@ -8231,107 +7338,69 @@
           </mc:Fallback>
         </mc:AlternateContent>
       </w:r>
-      <w:proofErr w:type="spellStart"/>
       <w:r>
         <w:rPr>
           <w:b/>
           <w:bCs/>
         </w:rPr>
-        <w:t>Admin</w:t>
-      </w:r>
-      <w:proofErr w:type="spellEnd"/>
+        <w:t>Admin Applikáció</w:t>
+      </w:r>
       <w:r>
         <w:rPr>
           <w:b/>
           <w:bCs/>
         </w:rPr>
-        <w:t xml:space="preserve"> Applikáció</w:t>
-      </w:r>
-      <w:r>
+        <w:t xml:space="preserve">: </w:t>
+      </w:r>
+      <w:r>
+        <w:t>Az admin applikáció, Visual Studio(VS)-ben készült C# nyelven, WPF</w:t>
+      </w:r>
+      <w:r>
+        <w:t xml:space="preserve"> technikával</w:t>
+      </w:r>
+      <w:r>
+        <w:t>.</w:t>
+      </w:r>
+      <w:r>
+        <w:br/>
+      </w:r>
+      <w:r>
+        <w:br/>
+        <w:t xml:space="preserve">Admin applikációnak a feladata, hogy egy újonnan felregisztrált felhasználó fiókját aktiválni lehessen, ez egyfajta moderálási jogkört ad, hogyha </w:t>
+      </w:r>
+      <w:r>
+        <w:t xml:space="preserve">valaki </w:t>
+      </w:r>
+      <w:r>
+        <w:t>nem megfelelő nevet ad meg.</w:t>
+      </w:r>
+      <w:r>
+        <w:br/>
+        <w:t>A jövőben nagyobb jogkör adása lehetséges</w:t>
+      </w:r>
+      <w:r>
+        <w:br/>
+      </w:r>
+      <w:r>
+        <w:br/>
+        <w:t>Az admin felület kinézete alaphelyzetben:</w:t>
+      </w:r>
+    </w:p>
+    <w:p>
+      <w:pPr>
+        <w:spacing w:line="259" w:lineRule="auto"/>
+        <w:jc w:val="left"/>
         <w:rPr>
           <w:b/>
           <w:bCs/>
         </w:rPr>
-        <w:t xml:space="preserve">: </w:t>
-      </w:r>
-      <w:r>
-        <w:t xml:space="preserve">Az </w:t>
-      </w:r>
-      <w:proofErr w:type="spellStart"/>
-      <w:r>
-        <w:t>admin</w:t>
-      </w:r>
-      <w:proofErr w:type="spellEnd"/>
-      <w:r>
-        <w:t xml:space="preserve"> applikáció, Visual </w:t>
-      </w:r>
-      <w:proofErr w:type="spellStart"/>
-      <w:r>
-        <w:t>Studio</w:t>
-      </w:r>
-      <w:proofErr w:type="spellEnd"/>
-      <w:r>
-        <w:t>(VS)-ben készült C# nyelven, WPF</w:t>
-      </w:r>
-      <w:r>
-        <w:t xml:space="preserve"> technikával</w:t>
-      </w:r>
-      <w:r>
-        <w:t>.</w:t>
-      </w:r>
-      <w:r>
-        <w:br/>
-      </w:r>
-      <w:r>
-        <w:br/>
-      </w:r>
-      <w:proofErr w:type="spellStart"/>
-      <w:r>
-        <w:t>Admin</w:t>
-      </w:r>
-      <w:proofErr w:type="spellEnd"/>
-      <w:r>
-        <w:t xml:space="preserve"> applikációnak a feladata, hogy egy újonnan felregisztrált felhasználó fiókját aktiválni lehessen, ez egyfajta moderálási jogkört ad, hogyha </w:t>
-      </w:r>
-      <w:r>
-        <w:t xml:space="preserve">valaki </w:t>
-      </w:r>
-      <w:r>
-        <w:t>nem megfelelő nevet ad meg.</w:t>
-      </w:r>
-      <w:r>
-        <w:br/>
-        <w:t>A jövőben nagyobb jogkör adása lehetséges</w:t>
-      </w:r>
-      <w:r>
-        <w:br/>
-      </w:r>
-      <w:r>
-        <w:br/>
-        <w:t xml:space="preserve">Az </w:t>
-      </w:r>
-      <w:proofErr w:type="spellStart"/>
-      <w:r>
-        <w:t>admin</w:t>
-      </w:r>
-      <w:proofErr w:type="spellEnd"/>
-      <w:r>
-        <w:t xml:space="preserve"> felület kinézete alaphelyzetben:</w:t>
-      </w:r>
-    </w:p>
-    <w:p>
-      <w:pPr>
-        <w:spacing w:line="259" w:lineRule="auto"/>
-        <w:jc w:val="left"/>
+      </w:pPr>
+      <w:r>
         <w:rPr>
           <w:b/>
           <w:bCs/>
-        </w:rPr>
-      </w:pPr>
-      <w:r>
-        <w:rPr>
-          <w:b/>
-          <w:bCs/>
+          <w:noProof/>
+          <w:lang w:eastAsia="hu-HU"/>
         </w:rPr>
         <w:drawing>
           <wp:inline distT="0" distB="0" distL="0" distR="0" wp14:anchorId="5DCE359C" wp14:editId="44AFADC9">
@@ -8384,13 +7453,8 @@
         <w:br/>
       </w:r>
       <w:r>
-        <w:t xml:space="preserve">Az </w:t>
-      </w:r>
-      <w:proofErr w:type="spellStart"/>
-      <w:r>
-        <w:t>admin</w:t>
-      </w:r>
-      <w:proofErr w:type="spellEnd"/>
+        <w:t>Az admin</w:t>
+      </w:r>
       <w:r>
         <w:rPr>
           <w:b/>
@@ -8429,6 +7493,8 @@
         <w:rPr>
           <w:b/>
           <w:bCs/>
+          <w:noProof/>
+          <w:lang w:eastAsia="hu-HU"/>
         </w:rPr>
         <w:drawing>
           <wp:inline distT="0" distB="0" distL="0" distR="0" wp14:anchorId="4E7433D4" wp14:editId="40FE9B67">
@@ -8474,7 +7540,7 @@
         <w:br w:type="page"/>
       </w:r>
     </w:p>
-    <w:bookmarkStart w:id="6" w:name="_Toc210293137"/>
+    <w:bookmarkStart w:id="7" w:name="_Toc210293137"/>
     <w:p>
       <w:pPr>
         <w:pStyle w:val="Cmsor1"/>
@@ -8612,7 +7678,7 @@
               </wp:anchor>
             </w:drawing>
           </mc:Choice>
-          <mc:Fallback xmlns:a14="http://schemas.microsoft.com/office/drawing/2010/main" xmlns:pic="http://schemas.openxmlformats.org/drawingml/2006/picture" xmlns:a="http://schemas.openxmlformats.org/drawingml/2006/main">
+          <mc:Fallback xmlns:cx1="http://schemas.microsoft.com/office/drawing/2015/9/8/chartex" xmlns:cx2="http://schemas.microsoft.com/office/drawing/2015/10/21/chartex" xmlns:cx3="http://schemas.microsoft.com/office/drawing/2016/5/9/chartex" xmlns:cx4="http://schemas.microsoft.com/office/drawing/2016/5/10/chartex" xmlns:cx5="http://schemas.microsoft.com/office/drawing/2016/5/11/chartex" xmlns:cx6="http://schemas.microsoft.com/office/drawing/2016/5/12/chartex" xmlns:cx7="http://schemas.microsoft.com/office/drawing/2016/5/13/chartex" xmlns:cx8="http://schemas.microsoft.com/office/drawing/2016/5/14/chartex" xmlns:aink="http://schemas.microsoft.com/office/drawing/2016/ink" xmlns:am3d="http://schemas.microsoft.com/office/drawing/2017/model3d" xmlns:w16cex="http://schemas.microsoft.com/office/word/2018/wordml/cex" xmlns:w16cid="http://schemas.microsoft.com/office/word/2016/wordml/cid" xmlns:w16="http://schemas.microsoft.com/office/word/2018/wordml" xmlns:w16sdtdh="http://schemas.microsoft.com/office/word/2020/wordml/sdtdatahash" xmlns:a14="http://schemas.microsoft.com/office/drawing/2010/main" xmlns:pic="http://schemas.openxmlformats.org/drawingml/2006/picture" xmlns:a="http://schemas.openxmlformats.org/drawingml/2006/main">
             <w:pict>
               <v:shape id="Derékszögű háromszög 7" style="position:absolute;margin-left:0;margin-top:-71pt;width:190.5pt;height:190.5pt;rotation:90;z-index:251670528;visibility:visible;mso-wrap-style:square;mso-width-percent:0;mso-wrap-distance-left:9pt;mso-wrap-distance-top:0;mso-wrap-distance-right:9pt;mso-wrap-distance-bottom:0;mso-position-horizontal:left;mso-position-horizontal-relative:page;mso-position-vertical:absolute;mso-position-vertical-relative:text;mso-width-percent:0;mso-width-relative:margin;v-text-anchor:middle" coordsize="2419350,2419350" o:spid="_x0000_s1026" fillcolor="#ed7d31 [3205]" stroked="f" strokeweight="1pt" path="m,2419350l,c806450,806450,-382154,2206666,2419350,2419350l,2419350xe" o:gfxdata="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" w14:anchorId="3D992DA4">
                 <v:stroke joinstyle="miter"/>
@@ -8626,7 +7692,7 @@
       <w:r>
         <w:t xml:space="preserve">6. </w:t>
       </w:r>
-      <w:bookmarkEnd w:id="6"/>
+      <w:bookmarkEnd w:id="7"/>
       <w:r>
         <w:t>Tesztelés</w:t>
       </w:r>
@@ -8689,15 +7755,7 @@
         <w:t>(</w:t>
       </w:r>
       <w:r>
-        <w:t xml:space="preserve">A JEST </w:t>
-      </w:r>
-      <w:proofErr w:type="spellStart"/>
-      <w:r>
-        <w:t>SuperTest</w:t>
-      </w:r>
-      <w:proofErr w:type="spellEnd"/>
-      <w:r>
-        <w:t xml:space="preserve"> csomagját felhasználva</w:t>
+        <w:t>A JEST SuperTest csomagját felhasználva</w:t>
       </w:r>
       <w:r>
         <w:t xml:space="preserve">, </w:t>
@@ -8743,71 +7801,7 @@
           <w:rFonts w:eastAsia="Times New Roman" w:cs="Times New Roman"/>
           <w:szCs w:val="24"/>
         </w:rPr>
-        <w:t xml:space="preserve">A </w:t>
-      </w:r>
-      <w:proofErr w:type="spellStart"/>
-      <w:r>
-        <w:rPr>
-          <w:rFonts w:eastAsia="Times New Roman" w:cs="Times New Roman"/>
-          <w:szCs w:val="24"/>
-        </w:rPr>
-        <w:t>describe</w:t>
-      </w:r>
-      <w:proofErr w:type="spellEnd"/>
-      <w:r>
-        <w:rPr>
-          <w:rFonts w:eastAsia="Times New Roman" w:cs="Times New Roman"/>
-          <w:szCs w:val="24"/>
-        </w:rPr>
-        <w:t xml:space="preserve"> egy </w:t>
-      </w:r>
-      <w:proofErr w:type="spellStart"/>
-      <w:r>
-        <w:rPr>
-          <w:rFonts w:eastAsia="Times New Roman" w:cs="Times New Roman"/>
-          <w:szCs w:val="24"/>
-        </w:rPr>
-        <w:t>api</w:t>
-      </w:r>
-      <w:proofErr w:type="spellEnd"/>
-      <w:r>
-        <w:rPr>
-          <w:rFonts w:eastAsia="Times New Roman" w:cs="Times New Roman"/>
-          <w:szCs w:val="24"/>
-        </w:rPr>
-        <w:t xml:space="preserve"> tesztet mutat, a test, a teszteset, illetve hogy mit várunk vissza. Egy valós függvény adatait, </w:t>
-      </w:r>
-      <w:proofErr w:type="spellStart"/>
-      <w:r>
-        <w:rPr>
-          <w:rFonts w:eastAsia="Times New Roman" w:cs="Times New Roman"/>
-          <w:szCs w:val="24"/>
-        </w:rPr>
-        <w:t>Mock-oljuk</w:t>
-      </w:r>
-      <w:proofErr w:type="spellEnd"/>
-      <w:r>
-        <w:rPr>
-          <w:rFonts w:eastAsia="Times New Roman" w:cs="Times New Roman"/>
-          <w:szCs w:val="24"/>
-        </w:rPr>
-        <w:t xml:space="preserve">, tehát nem valós adatbázis kapcsolat, nem valós adatokkal dolgozunk a tesztelés során. Az </w:t>
-      </w:r>
-      <w:proofErr w:type="spellStart"/>
-      <w:r>
-        <w:rPr>
-          <w:rFonts w:eastAsia="Times New Roman" w:cs="Times New Roman"/>
-          <w:szCs w:val="24"/>
-        </w:rPr>
-        <w:t>except</w:t>
-      </w:r>
-      <w:proofErr w:type="spellEnd"/>
-      <w:r>
-        <w:rPr>
-          <w:rFonts w:eastAsia="Times New Roman" w:cs="Times New Roman"/>
-          <w:szCs w:val="24"/>
-        </w:rPr>
-        <w:t xml:space="preserve">-ek, azok, amiket vissza kell hogy kapjunk, hogy a tesztünk sikeres legyen. </w:t>
+        <w:t xml:space="preserve">A describe egy api tesztet mutat, a test, a teszteset, illetve hogy mit várunk vissza. Egy valós függvény adatait, Mock-oljuk, tehát nem valós adatbázis kapcsolat, nem valós adatokkal dolgozunk a tesztelés során. Az except-ek, azok, amiket vissza kell hogy kapjunk, hogy a tesztünk sikeres legyen. </w:t>
       </w:r>
     </w:p>
     <w:p>
@@ -8919,196 +7913,57 @@
           <w:szCs w:val="24"/>
         </w:rPr>
         <w:tab/>
-        <w:t>A szerver indítással szemben(</w:t>
-      </w:r>
-      <w:proofErr w:type="spellStart"/>
-      <w:r>
+        <w:t>A szerver indítással szemben(node server) ezt, az npx(Node Package Executor)-al kell elindítani.</w:t>
+      </w:r>
+    </w:p>
+    <w:p>
+      <w:pPr>
         <w:rPr>
           <w:rFonts w:eastAsia="Times New Roman" w:cs="Times New Roman"/>
           <w:szCs w:val="24"/>
         </w:rPr>
-        <w:t>node</w:t>
-      </w:r>
-      <w:proofErr w:type="spellEnd"/>
+      </w:pPr>
       <w:r>
         <w:rPr>
           <w:rFonts w:eastAsia="Times New Roman" w:cs="Times New Roman"/>
           <w:szCs w:val="24"/>
         </w:rPr>
-        <w:t xml:space="preserve"> server) ezt, az </w:t>
-      </w:r>
-      <w:proofErr w:type="spellStart"/>
+        <w:t xml:space="preserve">parancs: </w:t>
+      </w:r>
       <w:r>
         <w:rPr>
           <w:rFonts w:eastAsia="Times New Roman" w:cs="Times New Roman"/>
           <w:szCs w:val="24"/>
         </w:rPr>
-        <w:t>npx</w:t>
-      </w:r>
-      <w:proofErr w:type="spellEnd"/>
+        <w:t xml:space="preserve">npx jest test/api.test.js </w:t>
+      </w:r>
       <w:r>
         <w:rPr>
           <w:rFonts w:eastAsia="Times New Roman" w:cs="Times New Roman"/>
           <w:szCs w:val="24"/>
         </w:rPr>
-        <w:t>(</w:t>
-      </w:r>
-      <w:proofErr w:type="spellStart"/>
+        <w:t>–</w:t>
+      </w:r>
       <w:r>
         <w:rPr>
           <w:rFonts w:eastAsia="Times New Roman" w:cs="Times New Roman"/>
           <w:szCs w:val="24"/>
         </w:rPr>
-        <w:t>Node</w:t>
-      </w:r>
-      <w:proofErr w:type="spellEnd"/>
+        <w:t>detectOpenHandles</w:t>
+      </w:r>
+    </w:p>
+    <w:p>
+      <w:pPr>
+        <w:rPr>
+          <w:noProof/>
+        </w:rPr>
+      </w:pPr>
       <w:r>
         <w:rPr>
           <w:rFonts w:eastAsia="Times New Roman" w:cs="Times New Roman"/>
           <w:szCs w:val="24"/>
         </w:rPr>
-        <w:t xml:space="preserve"> </w:t>
-      </w:r>
-      <w:proofErr w:type="spellStart"/>
-      <w:r>
-        <w:rPr>
-          <w:rFonts w:eastAsia="Times New Roman" w:cs="Times New Roman"/>
-          <w:szCs w:val="24"/>
-        </w:rPr>
-        <w:t>Package</w:t>
-      </w:r>
-      <w:proofErr w:type="spellEnd"/>
-      <w:r>
-        <w:rPr>
-          <w:rFonts w:eastAsia="Times New Roman" w:cs="Times New Roman"/>
-          <w:szCs w:val="24"/>
-        </w:rPr>
-        <w:t xml:space="preserve"> </w:t>
-      </w:r>
-      <w:proofErr w:type="spellStart"/>
-      <w:r>
-        <w:rPr>
-          <w:rFonts w:eastAsia="Times New Roman" w:cs="Times New Roman"/>
-          <w:szCs w:val="24"/>
-        </w:rPr>
-        <w:t>Executor</w:t>
-      </w:r>
-      <w:proofErr w:type="spellEnd"/>
-      <w:r>
-        <w:rPr>
-          <w:rFonts w:eastAsia="Times New Roman" w:cs="Times New Roman"/>
-          <w:szCs w:val="24"/>
-        </w:rPr>
-        <w:t>)-</w:t>
-      </w:r>
-      <w:proofErr w:type="spellStart"/>
-      <w:r>
-        <w:rPr>
-          <w:rFonts w:eastAsia="Times New Roman" w:cs="Times New Roman"/>
-          <w:szCs w:val="24"/>
-        </w:rPr>
-        <w:t>al</w:t>
-      </w:r>
-      <w:proofErr w:type="spellEnd"/>
-      <w:r>
-        <w:rPr>
-          <w:rFonts w:eastAsia="Times New Roman" w:cs="Times New Roman"/>
-          <w:szCs w:val="24"/>
-        </w:rPr>
-        <w:t xml:space="preserve"> kell elindítani.</w:t>
-      </w:r>
-    </w:p>
-    <w:p>
-      <w:pPr>
-        <w:rPr>
-          <w:rFonts w:eastAsia="Times New Roman" w:cs="Times New Roman"/>
-          <w:szCs w:val="24"/>
-        </w:rPr>
-      </w:pPr>
-      <w:r>
-        <w:rPr>
-          <w:rFonts w:eastAsia="Times New Roman" w:cs="Times New Roman"/>
-          <w:szCs w:val="24"/>
-        </w:rPr>
-        <w:t xml:space="preserve">parancs: </w:t>
-      </w:r>
-      <w:proofErr w:type="spellStart"/>
-      <w:r>
-        <w:rPr>
-          <w:rFonts w:eastAsia="Times New Roman" w:cs="Times New Roman"/>
-          <w:szCs w:val="24"/>
-        </w:rPr>
-        <w:t>npx</w:t>
-      </w:r>
-      <w:proofErr w:type="spellEnd"/>
-      <w:r>
-        <w:rPr>
-          <w:rFonts w:eastAsia="Times New Roman" w:cs="Times New Roman"/>
-          <w:szCs w:val="24"/>
-        </w:rPr>
-        <w:t xml:space="preserve"> </w:t>
-      </w:r>
-      <w:proofErr w:type="spellStart"/>
-      <w:r>
-        <w:rPr>
-          <w:rFonts w:eastAsia="Times New Roman" w:cs="Times New Roman"/>
-          <w:szCs w:val="24"/>
-        </w:rPr>
-        <w:t>jest</w:t>
-      </w:r>
-      <w:proofErr w:type="spellEnd"/>
-      <w:r>
-        <w:rPr>
-          <w:rFonts w:eastAsia="Times New Roman" w:cs="Times New Roman"/>
-          <w:szCs w:val="24"/>
-        </w:rPr>
-        <w:t xml:space="preserve"> test/api.test.js </w:t>
-      </w:r>
-      <w:r>
-        <w:rPr>
-          <w:rFonts w:eastAsia="Times New Roman" w:cs="Times New Roman"/>
-          <w:szCs w:val="24"/>
-        </w:rPr>
-        <w:t>–</w:t>
-      </w:r>
-      <w:proofErr w:type="spellStart"/>
-      <w:r>
-        <w:rPr>
-          <w:rFonts w:eastAsia="Times New Roman" w:cs="Times New Roman"/>
-          <w:szCs w:val="24"/>
-        </w:rPr>
-        <w:t>detectOpenHandles</w:t>
-      </w:r>
-      <w:proofErr w:type="spellEnd"/>
-    </w:p>
-    <w:p>
-      <w:pPr>
-        <w:rPr>
-          <w:noProof/>
-        </w:rPr>
-      </w:pPr>
-      <w:r>
-        <w:rPr>
-          <w:rFonts w:eastAsia="Times New Roman" w:cs="Times New Roman"/>
-          <w:szCs w:val="24"/>
-        </w:rPr>
-        <w:t xml:space="preserve">A -- </w:t>
-      </w:r>
-      <w:proofErr w:type="spellStart"/>
-      <w:r>
-        <w:rPr>
-          <w:rFonts w:eastAsia="Times New Roman" w:cs="Times New Roman"/>
-          <w:szCs w:val="24"/>
-        </w:rPr>
-        <w:t>detectOpenHandles</w:t>
-      </w:r>
-      <w:proofErr w:type="spellEnd"/>
-      <w:r>
-        <w:rPr>
-          <w:rFonts w:eastAsia="Times New Roman" w:cs="Times New Roman"/>
-          <w:szCs w:val="24"/>
-        </w:rPr>
-        <w:t>, azért szükséges, mert ha esetleg, a tesztelés nem állna le magától, a parancsra, akkor ez leállítja, miután a teszt visszaadta az eredményt.</w:t>
+        <w:t>A -- detectOpenHandles, azért szükséges, mert ha esetleg, a tesztelés nem állna le magától, a parancsra, akkor ez leállítja, miután a teszt visszaadta az eredményt.</w:t>
       </w:r>
       <w:r>
         <w:rPr>
@@ -9291,7 +8146,7 @@
               </wp:anchor>
             </w:drawing>
           </mc:Choice>
-          <mc:Fallback>
+          <mc:Fallback xmlns:cx1="http://schemas.microsoft.com/office/drawing/2015/9/8/chartex" xmlns:cx2="http://schemas.microsoft.com/office/drawing/2015/10/21/chartex" xmlns:cx3="http://schemas.microsoft.com/office/drawing/2016/5/9/chartex" xmlns:cx4="http://schemas.microsoft.com/office/drawing/2016/5/10/chartex" xmlns:cx5="http://schemas.microsoft.com/office/drawing/2016/5/11/chartex" xmlns:cx6="http://schemas.microsoft.com/office/drawing/2016/5/12/chartex" xmlns:cx7="http://schemas.microsoft.com/office/drawing/2016/5/13/chartex" xmlns:cx8="http://schemas.microsoft.com/office/drawing/2016/5/14/chartex" xmlns:aink="http://schemas.microsoft.com/office/drawing/2016/ink" xmlns:am3d="http://schemas.microsoft.com/office/drawing/2017/model3d" xmlns:w16cex="http://schemas.microsoft.com/office/word/2018/wordml/cex" xmlns:w16cid="http://schemas.microsoft.com/office/word/2016/wordml/cid" xmlns:w16="http://schemas.microsoft.com/office/word/2018/wordml" xmlns:w16sdtdh="http://schemas.microsoft.com/office/word/2020/wordml/sdtdatahash">
             <w:pict>
               <v:shape w14:anchorId="728BB0B0" id="Derékszögű háromszög 7" o:spid="_x0000_s1026" style="position:absolute;margin-left:1.15pt;margin-top:-70.8pt;width:190.5pt;height:190.5pt;rotation:90;z-index:251719680;visibility:visible;mso-wrap-style:square;mso-width-percent:0;mso-wrap-distance-left:9pt;mso-wrap-distance-top:0;mso-wrap-distance-right:9pt;mso-wrap-distance-bottom:0;mso-position-horizontal:absolute;mso-position-horizontal-relative:page;mso-position-vertical:absolute;mso-position-vertical-relative:text;mso-width-percent:0;mso-width-relative:margin;v-text-anchor:middle" coordsize="2419350,2419350" o:gfxdata="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" path="m,2419350l,c806450,806450,-382154,2206666,2419350,2419350l,2419350xe" fillcolor="#ed7d31 [3205]" stroked="f" strokeweight="1pt">
                 <v:stroke joinstyle="miter"/>
@@ -9305,6 +8160,7 @@
       <w:r>
         <w:rPr>
           <w:noProof/>
+          <w:lang w:eastAsia="hu-HU"/>
         </w:rPr>
         <w:drawing>
           <wp:inline distT="0" distB="0" distL="0" distR="0" wp14:anchorId="5A015E1B" wp14:editId="018425BA">
@@ -9395,6 +8251,7 @@
           <w:bCs/>
           <w:noProof/>
           <w:szCs w:val="24"/>
+          <w:lang w:eastAsia="hu-HU"/>
         </w:rPr>
         <w:drawing>
           <wp:inline distT="0" distB="0" distL="0" distR="0" wp14:anchorId="45A803F9" wp14:editId="59AD3229">
@@ -9575,7 +8432,7 @@
               </wp:anchor>
             </w:drawing>
           </mc:Choice>
-          <mc:Fallback>
+          <mc:Fallback xmlns:cx1="http://schemas.microsoft.com/office/drawing/2015/9/8/chartex" xmlns:cx2="http://schemas.microsoft.com/office/drawing/2015/10/21/chartex" xmlns:cx3="http://schemas.microsoft.com/office/drawing/2016/5/9/chartex" xmlns:cx4="http://schemas.microsoft.com/office/drawing/2016/5/10/chartex" xmlns:cx5="http://schemas.microsoft.com/office/drawing/2016/5/11/chartex" xmlns:cx6="http://schemas.microsoft.com/office/drawing/2016/5/12/chartex" xmlns:cx7="http://schemas.microsoft.com/office/drawing/2016/5/13/chartex" xmlns:cx8="http://schemas.microsoft.com/office/drawing/2016/5/14/chartex" xmlns:aink="http://schemas.microsoft.com/office/drawing/2016/ink" xmlns:am3d="http://schemas.microsoft.com/office/drawing/2017/model3d" xmlns:w16cex="http://schemas.microsoft.com/office/word/2018/wordml/cex" xmlns:w16cid="http://schemas.microsoft.com/office/word/2016/wordml/cid" xmlns:w16="http://schemas.microsoft.com/office/word/2018/wordml" xmlns:w16sdtdh="http://schemas.microsoft.com/office/word/2020/wordml/sdtdatahash">
             <w:pict>
               <v:shape w14:anchorId="2F052BFA" id="Derékszögű háromszög 7" o:spid="_x0000_s1026" style="position:absolute;margin-left:-.1pt;margin-top:-70.8pt;width:190.5pt;height:190.5pt;rotation:90;z-index:251721728;visibility:visible;mso-wrap-style:square;mso-width-percent:0;mso-wrap-distance-left:9pt;mso-wrap-distance-top:0;mso-wrap-distance-right:9pt;mso-wrap-distance-bottom:0;mso-position-horizontal:absolute;mso-position-horizontal-relative:page;mso-position-vertical:absolute;mso-position-vertical-relative:text;mso-width-percent:0;mso-width-relative:margin;v-text-anchor:middle" coordsize="2419350,2419350" o:gfxdata="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" path="m,2419350l,c806450,806450,-382154,2206666,2419350,2419350l,2419350xe" fillcolor="#ed7d31 [3205]" stroked="f" strokeweight="1pt">
                 <v:stroke joinstyle="miter"/>
@@ -9589,6 +8446,7 @@
       <w:r>
         <w:rPr>
           <w:noProof/>
+          <w:lang w:eastAsia="hu-HU"/>
         </w:rPr>
         <w:drawing>
           <wp:inline distT="0" distB="0" distL="0" distR="0" wp14:anchorId="6C4F2DBE" wp14:editId="349AC125">
@@ -9682,6 +8540,7 @@
       <w:r>
         <w:rPr>
           <w:noProof/>
+          <w:lang w:eastAsia="hu-HU"/>
         </w:rPr>
         <w:drawing>
           <wp:inline distT="0" distB="0" distL="0" distR="0" wp14:anchorId="7E7F1FB8" wp14:editId="6DF0E494">
@@ -9874,7 +8733,7 @@
               </wp:anchor>
             </w:drawing>
           </mc:Choice>
-          <mc:Fallback>
+          <mc:Fallback xmlns:cx1="http://schemas.microsoft.com/office/drawing/2015/9/8/chartex" xmlns:cx2="http://schemas.microsoft.com/office/drawing/2015/10/21/chartex" xmlns:cx3="http://schemas.microsoft.com/office/drawing/2016/5/9/chartex" xmlns:cx4="http://schemas.microsoft.com/office/drawing/2016/5/10/chartex" xmlns:cx5="http://schemas.microsoft.com/office/drawing/2016/5/11/chartex" xmlns:cx6="http://schemas.microsoft.com/office/drawing/2016/5/12/chartex" xmlns:cx7="http://schemas.microsoft.com/office/drawing/2016/5/13/chartex" xmlns:cx8="http://schemas.microsoft.com/office/drawing/2016/5/14/chartex" xmlns:aink="http://schemas.microsoft.com/office/drawing/2016/ink" xmlns:am3d="http://schemas.microsoft.com/office/drawing/2017/model3d" xmlns:w16cex="http://schemas.microsoft.com/office/word/2018/wordml/cex" xmlns:w16cid="http://schemas.microsoft.com/office/word/2016/wordml/cid" xmlns:w16="http://schemas.microsoft.com/office/word/2018/wordml" xmlns:w16sdtdh="http://schemas.microsoft.com/office/word/2020/wordml/sdtdatahash">
             <w:pict>
               <v:shape w14:anchorId="5BCF0DBA" id="Derékszögű háromszög 7" o:spid="_x0000_s1026" style="position:absolute;margin-left:-.1pt;margin-top:-70.8pt;width:190.5pt;height:190.5pt;rotation:90;z-index:251723776;visibility:visible;mso-wrap-style:square;mso-width-percent:0;mso-wrap-distance-left:9pt;mso-wrap-distance-top:0;mso-wrap-distance-right:9pt;mso-wrap-distance-bottom:0;mso-position-horizontal:absolute;mso-position-horizontal-relative:page;mso-position-vertical:absolute;mso-position-vertical-relative:text;mso-width-percent:0;mso-width-relative:margin;v-text-anchor:middle" coordsize="2419350,2419350" o:gfxdata="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" path="m,2419350l,c806450,806450,-382154,2206666,2419350,2419350l,2419350xe" fillcolor="#ed7d31 [3205]" stroked="f" strokeweight="1pt">
                 <v:stroke joinstyle="miter"/>
@@ -9888,6 +8747,7 @@
       <w:r>
         <w:rPr>
           <w:noProof/>
+          <w:lang w:eastAsia="hu-HU"/>
         </w:rPr>
         <w:drawing>
           <wp:inline distT="0" distB="0" distL="0" distR="0" wp14:anchorId="3B0A2936" wp14:editId="0FDBCC7E">
@@ -9972,7 +8832,9 @@
       <w:r>
         <w:rPr>
           <w:rFonts w:eastAsia="Times New Roman" w:cs="Times New Roman"/>
+          <w:noProof/>
           <w:szCs w:val="24"/>
+          <w:lang w:eastAsia="hu-HU"/>
         </w:rPr>
         <w:drawing>
           <wp:inline distT="0" distB="0" distL="0" distR="0" wp14:anchorId="15F7BDA2" wp14:editId="039F6A00">
@@ -10155,7 +9017,7 @@
               </wp:anchor>
             </w:drawing>
           </mc:Choice>
-          <mc:Fallback>
+          <mc:Fallback xmlns:cx1="http://schemas.microsoft.com/office/drawing/2015/9/8/chartex" xmlns:cx2="http://schemas.microsoft.com/office/drawing/2015/10/21/chartex" xmlns:cx3="http://schemas.microsoft.com/office/drawing/2016/5/9/chartex" xmlns:cx4="http://schemas.microsoft.com/office/drawing/2016/5/10/chartex" xmlns:cx5="http://schemas.microsoft.com/office/drawing/2016/5/11/chartex" xmlns:cx6="http://schemas.microsoft.com/office/drawing/2016/5/12/chartex" xmlns:cx7="http://schemas.microsoft.com/office/drawing/2016/5/13/chartex" xmlns:cx8="http://schemas.microsoft.com/office/drawing/2016/5/14/chartex" xmlns:aink="http://schemas.microsoft.com/office/drawing/2016/ink" xmlns:am3d="http://schemas.microsoft.com/office/drawing/2017/model3d" xmlns:w16cex="http://schemas.microsoft.com/office/word/2018/wordml/cex" xmlns:w16cid="http://schemas.microsoft.com/office/word/2016/wordml/cid" xmlns:w16="http://schemas.microsoft.com/office/word/2018/wordml" xmlns:w16sdtdh="http://schemas.microsoft.com/office/word/2020/wordml/sdtdatahash">
             <w:pict>
               <v:shape w14:anchorId="749AE5DF" id="Derékszögű háromszög 7" o:spid="_x0000_s1026" style="position:absolute;margin-left:-.1pt;margin-top:-70.9pt;width:190.5pt;height:190.5pt;rotation:90;z-index:251725824;visibility:visible;mso-wrap-style:square;mso-width-percent:0;mso-wrap-distance-left:9pt;mso-wrap-distance-top:0;mso-wrap-distance-right:9pt;mso-wrap-distance-bottom:0;mso-position-horizontal:absolute;mso-position-horizontal-relative:page;mso-position-vertical:absolute;mso-position-vertical-relative:text;mso-width-percent:0;mso-width-relative:margin;v-text-anchor:middle" coordsize="2419350,2419350" o:gfxdata="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" path="m,2419350l,c806450,806450,-382154,2206666,2419350,2419350l,2419350xe" fillcolor="#ed7d31 [3205]" stroked="f" strokeweight="1pt">
                 <v:stroke joinstyle="miter"/>
@@ -10171,36 +9033,22 @@
           <w:rFonts w:eastAsia="Times New Roman" w:cs="Times New Roman"/>
           <w:szCs w:val="24"/>
         </w:rPr>
-        <w:t xml:space="preserve">a </w:t>
-      </w:r>
-      <w:proofErr w:type="spellStart"/>
-      <w:r>
+        <w:t>a beforeEach függvényt kellett kiegészíteni</w:t>
+      </w:r>
+    </w:p>
+    <w:p>
+      <w:pPr>
         <w:rPr>
           <w:rFonts w:eastAsia="Times New Roman" w:cs="Times New Roman"/>
           <w:szCs w:val="24"/>
         </w:rPr>
-        <w:t>beforeEach</w:t>
-      </w:r>
-      <w:proofErr w:type="spellEnd"/>
-      <w:r>
-        <w:rPr>
-          <w:rFonts w:eastAsia="Times New Roman" w:cs="Times New Roman"/>
+      </w:pPr>
+      <w:r>
+        <w:rPr>
+          <w:rFonts w:eastAsia="Times New Roman" w:cs="Times New Roman"/>
+          <w:noProof/>
           <w:szCs w:val="24"/>
-        </w:rPr>
-        <w:t xml:space="preserve"> függvényt kellett kiegészíteni</w:t>
-      </w:r>
-    </w:p>
-    <w:p>
-      <w:pPr>
-        <w:rPr>
-          <w:rFonts w:eastAsia="Times New Roman" w:cs="Times New Roman"/>
-          <w:szCs w:val="24"/>
-        </w:rPr>
-      </w:pPr>
-      <w:r>
-        <w:rPr>
-          <w:rFonts w:eastAsia="Times New Roman" w:cs="Times New Roman"/>
-          <w:szCs w:val="24"/>
+          <w:lang w:eastAsia="hu-HU"/>
         </w:rPr>
         <w:drawing>
           <wp:inline distT="0" distB="0" distL="0" distR="0" wp14:anchorId="20348239" wp14:editId="19747557">
@@ -10279,7 +9127,9 @@
       <w:r>
         <w:rPr>
           <w:rFonts w:eastAsia="Times New Roman" w:cs="Times New Roman"/>
+          <w:noProof/>
           <w:szCs w:val="24"/>
+          <w:lang w:eastAsia="hu-HU"/>
         </w:rPr>
         <w:drawing>
           <wp:inline distT="0" distB="0" distL="0" distR="0" wp14:anchorId="760099D1" wp14:editId="1019E2EF">
@@ -10348,7 +9198,7 @@
         </w:rPr>
       </w:pPr>
     </w:p>
-    <w:bookmarkStart w:id="7" w:name="_Toc210293138"/>
+    <w:bookmarkStart w:id="8" w:name="_Toc210293138"/>
     <w:p>
       <w:pPr>
         <w:pStyle w:val="Cmsor1"/>
@@ -10485,7 +9335,7 @@
               </wp:anchor>
             </w:drawing>
           </mc:Choice>
-          <mc:Fallback xmlns:a14="http://schemas.microsoft.com/office/drawing/2010/main" xmlns:pic="http://schemas.openxmlformats.org/drawingml/2006/picture" xmlns:a="http://schemas.openxmlformats.org/drawingml/2006/main">
+          <mc:Fallback xmlns:cx1="http://schemas.microsoft.com/office/drawing/2015/9/8/chartex" xmlns:cx2="http://schemas.microsoft.com/office/drawing/2015/10/21/chartex" xmlns:cx3="http://schemas.microsoft.com/office/drawing/2016/5/9/chartex" xmlns:cx4="http://schemas.microsoft.com/office/drawing/2016/5/10/chartex" xmlns:cx5="http://schemas.microsoft.com/office/drawing/2016/5/11/chartex" xmlns:cx6="http://schemas.microsoft.com/office/drawing/2016/5/12/chartex" xmlns:cx7="http://schemas.microsoft.com/office/drawing/2016/5/13/chartex" xmlns:cx8="http://schemas.microsoft.com/office/drawing/2016/5/14/chartex" xmlns:aink="http://schemas.microsoft.com/office/drawing/2016/ink" xmlns:am3d="http://schemas.microsoft.com/office/drawing/2017/model3d" xmlns:w16cex="http://schemas.microsoft.com/office/word/2018/wordml/cex" xmlns:w16cid="http://schemas.microsoft.com/office/word/2016/wordml/cid" xmlns:w16="http://schemas.microsoft.com/office/word/2018/wordml" xmlns:w16sdtdh="http://schemas.microsoft.com/office/word/2020/wordml/sdtdatahash" xmlns:a14="http://schemas.microsoft.com/office/drawing/2010/main" xmlns:pic="http://schemas.openxmlformats.org/drawingml/2006/picture" xmlns:a="http://schemas.openxmlformats.org/drawingml/2006/main">
             <w:pict>
               <v:shape id="Derékszögű háromszög 7" style="position:absolute;margin-left:0;margin-top:-71.35pt;width:190.5pt;height:190.5pt;rotation:90;z-index:251672576;visibility:visible;mso-wrap-style:square;mso-width-percent:0;mso-wrap-distance-left:9pt;mso-wrap-distance-top:0;mso-wrap-distance-right:9pt;mso-wrap-distance-bottom:0;mso-position-horizontal:left;mso-position-horizontal-relative:page;mso-position-vertical:absolute;mso-position-vertical-relative:text;mso-width-percent:0;mso-width-relative:margin;v-text-anchor:middle" coordsize="2419350,2419350" o:spid="_x0000_s1026" fillcolor="#ed7d31 [3205]" stroked="f" strokeweight="1pt" path="m,2419350l,c806450,806450,-382154,2206666,2419350,2419350l,2419350xe" o:gfxdata="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" w14:anchorId="0AF53019">
                 <v:stroke joinstyle="miter"/>
@@ -10499,7 +9349,7 @@
       <w:r>
         <w:t xml:space="preserve">7. </w:t>
       </w:r>
-      <w:bookmarkEnd w:id="7"/>
+      <w:bookmarkEnd w:id="8"/>
       <w:r>
         <w:t>Fejlesztési Lehetőségek</w:t>
       </w:r>
@@ -10521,13 +9371,8 @@
     </w:p>
     <w:p/>
     <w:p>
-      <w:proofErr w:type="spellStart"/>
-      <w:r>
-        <w:t>Admin</w:t>
-      </w:r>
-      <w:proofErr w:type="spellEnd"/>
-      <w:r>
-        <w:t xml:space="preserve"> felületen nagyobb jogkör, illetve szebb kinézet</w:t>
+      <w:r>
+        <w:t>Admin felületen nagyobb jogkör, illetve szebb kinézet</w:t>
       </w:r>
     </w:p>
     <w:sectPr>
@@ -10541,7 +9386,7 @@
 </file>
 
 <file path=word/endnotes.xml><?xml version="1.0" encoding="utf-8"?>
-<w:endnotes xmlns:wpc="http://schemas.microsoft.com/office/word/2010/wordprocessingCanvas" xmlns:cx="http://schemas.microsoft.com/office/drawing/2014/chartex" xmlns:cx1="http://schemas.microsoft.com/office/drawing/2015/9/8/chartex" xmlns:cx2="http://schemas.microsoft.com/office/drawing/2015/10/21/chartex" xmlns:cx3="http://schemas.microsoft.com/office/drawing/2016/5/9/chartex" xmlns:cx4="http://schemas.microsoft.com/office/drawing/2016/5/10/chartex" xmlns:cx5="http://schemas.microsoft.com/office/drawing/2016/5/11/chartex" xmlns:cx6="http://schemas.microsoft.com/office/drawing/2016/5/12/chartex" xmlns:cx7="http://schemas.microsoft.com/office/drawing/2016/5/13/chartex" xmlns:cx8="http://schemas.microsoft.com/office/drawing/2016/5/14/chartex" xmlns:mc="http://schemas.openxmlformats.org/markup-compatibility/2006" xmlns:aink="http://schemas.microsoft.com/office/drawing/2016/ink" xmlns:am3d="http://schemas.microsoft.com/office/drawing/2017/model3d" xmlns:o="urn:schemas-microsoft-com:office:office" xmlns:r="http://schemas.openxmlformats.org/officeDocument/2006/relationships" xmlns:m="http://schemas.openxmlformats.org/officeDocument/2006/math" xmlns:v="urn:schemas-microsoft-com:vml" xmlns:wp14="http://schemas.microsoft.com/office/word/2010/wordprocessingDrawing" xmlns:wp="http://schemas.openxmlformats.org/drawingml/2006/wordprocessingDrawing" xmlns:w10="urn:schemas-microsoft-com:office:word" xmlns:w="http://schemas.openxmlformats.org/wordprocessingml/2006/main" xmlns:w14="http://schemas.microsoft.com/office/word/2010/wordml" xmlns:w15="http://schemas.microsoft.com/office/word/2012/wordml" xmlns:w16cex="http://schemas.microsoft.com/office/word/2018/wordml/cex" xmlns:w16cid="http://schemas.microsoft.com/office/word/2016/wordml/cid" xmlns:w16="http://schemas.microsoft.com/office/word/2018/wordml" xmlns:w16sdtdh="http://schemas.microsoft.com/office/word/2020/wordml/sdtdatahash" xmlns:w16se="http://schemas.microsoft.com/office/word/2015/wordml/symex" xmlns:wpg="http://schemas.microsoft.com/office/word/2010/wordprocessingGroup" xmlns:wpi="http://schemas.microsoft.com/office/word/2010/wordprocessingInk" xmlns:wne="http://schemas.microsoft.com/office/word/2006/wordml" xmlns:wps="http://schemas.microsoft.com/office/word/2010/wordprocessingShape" mc:Ignorable="w14 w15 w16se w16cid w16 w16cex w16sdtdh wp14">
+<w:endnotes xmlns:wpc="http://schemas.microsoft.com/office/word/2010/wordprocessingCanvas" xmlns:cx="http://schemas.microsoft.com/office/drawing/2014/chartex" xmlns:mc="http://schemas.openxmlformats.org/markup-compatibility/2006" xmlns:o="urn:schemas-microsoft-com:office:office" xmlns:r="http://schemas.openxmlformats.org/officeDocument/2006/relationships" xmlns:m="http://schemas.openxmlformats.org/officeDocument/2006/math" xmlns:v="urn:schemas-microsoft-com:vml" xmlns:wp14="http://schemas.microsoft.com/office/word/2010/wordprocessingDrawing" xmlns:wp="http://schemas.openxmlformats.org/drawingml/2006/wordprocessingDrawing" xmlns:w10="urn:schemas-microsoft-com:office:word" xmlns:w="http://schemas.openxmlformats.org/wordprocessingml/2006/main" xmlns:w14="http://schemas.microsoft.com/office/word/2010/wordml" xmlns:w15="http://schemas.microsoft.com/office/word/2012/wordml" xmlns:w16se="http://schemas.microsoft.com/office/word/2015/wordml/symex" xmlns:wpg="http://schemas.microsoft.com/office/word/2010/wordprocessingGroup" xmlns:wpi="http://schemas.microsoft.com/office/word/2010/wordprocessingInk" xmlns:wne="http://schemas.microsoft.com/office/word/2006/wordml" xmlns:wps="http://schemas.microsoft.com/office/word/2010/wordprocessingShape" mc:Ignorable="w14 w15 w16se wp14">
   <w:endnote w:type="separator" w:id="-1">
     <w:p>
       <w:pPr>
@@ -10566,7 +9411,7 @@
 </file>
 
 <file path=word/footnotes.xml><?xml version="1.0" encoding="utf-8"?>
-<w:footnotes xmlns:wpc="http://schemas.microsoft.com/office/word/2010/wordprocessingCanvas" xmlns:cx="http://schemas.microsoft.com/office/drawing/2014/chartex" xmlns:cx1="http://schemas.microsoft.com/office/drawing/2015/9/8/chartex" xmlns:cx2="http://schemas.microsoft.com/office/drawing/2015/10/21/chartex" xmlns:cx3="http://schemas.microsoft.com/office/drawing/2016/5/9/chartex" xmlns:cx4="http://schemas.microsoft.com/office/drawing/2016/5/10/chartex" xmlns:cx5="http://schemas.microsoft.com/office/drawing/2016/5/11/chartex" xmlns:cx6="http://schemas.microsoft.com/office/drawing/2016/5/12/chartex" xmlns:cx7="http://schemas.microsoft.com/office/drawing/2016/5/13/chartex" xmlns:cx8="http://schemas.microsoft.com/office/drawing/2016/5/14/chartex" xmlns:mc="http://schemas.openxmlformats.org/markup-compatibility/2006" xmlns:aink="http://schemas.microsoft.com/office/drawing/2016/ink" xmlns:am3d="http://schemas.microsoft.com/office/drawing/2017/model3d" xmlns:o="urn:schemas-microsoft-com:office:office" xmlns:r="http://schemas.openxmlformats.org/officeDocument/2006/relationships" xmlns:m="http://schemas.openxmlformats.org/officeDocument/2006/math" xmlns:v="urn:schemas-microsoft-com:vml" xmlns:wp14="http://schemas.microsoft.com/office/word/2010/wordprocessingDrawing" xmlns:wp="http://schemas.openxmlformats.org/drawingml/2006/wordprocessingDrawing" xmlns:w10="urn:schemas-microsoft-com:office:word" xmlns:w="http://schemas.openxmlformats.org/wordprocessingml/2006/main" xmlns:w14="http://schemas.microsoft.com/office/word/2010/wordml" xmlns:w15="http://schemas.microsoft.com/office/word/2012/wordml" xmlns:w16cex="http://schemas.microsoft.com/office/word/2018/wordml/cex" xmlns:w16cid="http://schemas.microsoft.com/office/word/2016/wordml/cid" xmlns:w16="http://schemas.microsoft.com/office/word/2018/wordml" xmlns:w16sdtdh="http://schemas.microsoft.com/office/word/2020/wordml/sdtdatahash" xmlns:w16se="http://schemas.microsoft.com/office/word/2015/wordml/symex" xmlns:wpg="http://schemas.microsoft.com/office/word/2010/wordprocessingGroup" xmlns:wpi="http://schemas.microsoft.com/office/word/2010/wordprocessingInk" xmlns:wne="http://schemas.microsoft.com/office/word/2006/wordml" xmlns:wps="http://schemas.microsoft.com/office/word/2010/wordprocessingShape" mc:Ignorable="w14 w15 w16se w16cid w16 w16cex w16sdtdh wp14">
+<w:footnotes xmlns:wpc="http://schemas.microsoft.com/office/word/2010/wordprocessingCanvas" xmlns:cx="http://schemas.microsoft.com/office/drawing/2014/chartex" xmlns:mc="http://schemas.openxmlformats.org/markup-compatibility/2006" xmlns:o="urn:schemas-microsoft-com:office:office" xmlns:r="http://schemas.openxmlformats.org/officeDocument/2006/relationships" xmlns:m="http://schemas.openxmlformats.org/officeDocument/2006/math" xmlns:v="urn:schemas-microsoft-com:vml" xmlns:wp14="http://schemas.microsoft.com/office/word/2010/wordprocessingDrawing" xmlns:wp="http://schemas.openxmlformats.org/drawingml/2006/wordprocessingDrawing" xmlns:w10="urn:schemas-microsoft-com:office:word" xmlns:w="http://schemas.openxmlformats.org/wordprocessingml/2006/main" xmlns:w14="http://schemas.microsoft.com/office/word/2010/wordml" xmlns:w15="http://schemas.microsoft.com/office/word/2012/wordml" xmlns:w16se="http://schemas.microsoft.com/office/word/2015/wordml/symex" xmlns:wpg="http://schemas.microsoft.com/office/word/2010/wordprocessingGroup" xmlns:wpi="http://schemas.microsoft.com/office/word/2010/wordprocessingInk" xmlns:wne="http://schemas.microsoft.com/office/word/2006/wordml" xmlns:wps="http://schemas.microsoft.com/office/word/2010/wordprocessingShape" mc:Ignorable="w14 w15 w16se wp14">
   <w:footnote w:type="separator" w:id="-1">
     <w:p>
       <w:pPr>
@@ -10591,7 +9436,7 @@
 </file>
 
 <file path=word/numbering.xml><?xml version="1.0" encoding="utf-8"?>
-<w:numbering xmlns:wpc="http://schemas.microsoft.com/office/word/2010/wordprocessingCanvas" xmlns:cx="http://schemas.microsoft.com/office/drawing/2014/chartex" xmlns:cx1="http://schemas.microsoft.com/office/drawing/2015/9/8/chartex" xmlns:cx2="http://schemas.microsoft.com/office/drawing/2015/10/21/chartex" xmlns:cx3="http://schemas.microsoft.com/office/drawing/2016/5/9/chartex" xmlns:cx4="http://schemas.microsoft.com/office/drawing/2016/5/10/chartex" xmlns:cx5="http://schemas.microsoft.com/office/drawing/2016/5/11/chartex" xmlns:cx6="http://schemas.microsoft.com/office/drawing/2016/5/12/chartex" xmlns:cx7="http://schemas.microsoft.com/office/drawing/2016/5/13/chartex" xmlns:cx8="http://schemas.microsoft.com/office/drawing/2016/5/14/chartex" xmlns:mc="http://schemas.openxmlformats.org/markup-compatibility/2006" xmlns:aink="http://schemas.microsoft.com/office/drawing/2016/ink" xmlns:am3d="http://schemas.microsoft.com/office/drawing/2017/model3d" xmlns:o="urn:schemas-microsoft-com:office:office" xmlns:r="http://schemas.openxmlformats.org/officeDocument/2006/relationships" xmlns:m="http://schemas.openxmlformats.org/officeDocument/2006/math" xmlns:v="urn:schemas-microsoft-com:vml" xmlns:wp14="http://schemas.microsoft.com/office/word/2010/wordprocessingDrawing" xmlns:wp="http://schemas.openxmlformats.org/drawingml/2006/wordprocessingDrawing" xmlns:w10="urn:schemas-microsoft-com:office:word" xmlns:w="http://schemas.openxmlformats.org/wordprocessingml/2006/main" xmlns:w14="http://schemas.microsoft.com/office/word/2010/wordml" xmlns:w15="http://schemas.microsoft.com/office/word/2012/wordml" xmlns:w16cex="http://schemas.microsoft.com/office/word/2018/wordml/cex" xmlns:w16cid="http://schemas.microsoft.com/office/word/2016/wordml/cid" xmlns:w16="http://schemas.microsoft.com/office/word/2018/wordml" xmlns:w16sdtdh="http://schemas.microsoft.com/office/word/2020/wordml/sdtdatahash" xmlns:w16se="http://schemas.microsoft.com/office/word/2015/wordml/symex" xmlns:wpg="http://schemas.microsoft.com/office/word/2010/wordprocessingGroup" xmlns:wpi="http://schemas.microsoft.com/office/word/2010/wordprocessingInk" xmlns:wne="http://schemas.microsoft.com/office/word/2006/wordml" xmlns:wps="http://schemas.microsoft.com/office/word/2010/wordprocessingShape" mc:Ignorable="w14 w15 w16se w16cid w16 w16cex w16sdtdh wp14">
+<w:numbering xmlns:wpc="http://schemas.microsoft.com/office/word/2010/wordprocessingCanvas" xmlns:cx="http://schemas.microsoft.com/office/drawing/2014/chartex" xmlns:mc="http://schemas.openxmlformats.org/markup-compatibility/2006" xmlns:o="urn:schemas-microsoft-com:office:office" xmlns:r="http://schemas.openxmlformats.org/officeDocument/2006/relationships" xmlns:m="http://schemas.openxmlformats.org/officeDocument/2006/math" xmlns:v="urn:schemas-microsoft-com:vml" xmlns:wp14="http://schemas.microsoft.com/office/word/2010/wordprocessingDrawing" xmlns:wp="http://schemas.openxmlformats.org/drawingml/2006/wordprocessingDrawing" xmlns:w10="urn:schemas-microsoft-com:office:word" xmlns:w="http://schemas.openxmlformats.org/wordprocessingml/2006/main" xmlns:w14="http://schemas.microsoft.com/office/word/2010/wordml" xmlns:w15="http://schemas.microsoft.com/office/word/2012/wordml" xmlns:w16se="http://schemas.microsoft.com/office/word/2015/wordml/symex" xmlns:wpg="http://schemas.microsoft.com/office/word/2010/wordprocessingGroup" xmlns:wpi="http://schemas.microsoft.com/office/word/2010/wordprocessingInk" xmlns:wne="http://schemas.microsoft.com/office/word/2006/wordml" xmlns:wps="http://schemas.microsoft.com/office/word/2010/wordprocessingShape" mc:Ignorable="w14 w15 w16se wp14">
   <w:abstractNum w:abstractNumId="0" w15:restartNumberingAfterBreak="0">
     <w:nsid w:val="03992EC1"/>
     <w:multiLevelType w:val="hybridMultilevel"/>
@@ -13505,7 +12350,7 @@
 </file>
 
 <file path=word/styles.xml><?xml version="1.0" encoding="utf-8"?>
-<w:styles xmlns:mc="http://schemas.openxmlformats.org/markup-compatibility/2006" xmlns:r="http://schemas.openxmlformats.org/officeDocument/2006/relationships" xmlns:w="http://schemas.openxmlformats.org/wordprocessingml/2006/main" xmlns:w14="http://schemas.microsoft.com/office/word/2010/wordml" xmlns:w15="http://schemas.microsoft.com/office/word/2012/wordml" xmlns:w16cex="http://schemas.microsoft.com/office/word/2018/wordml/cex" xmlns:w16cid="http://schemas.microsoft.com/office/word/2016/wordml/cid" xmlns:w16="http://schemas.microsoft.com/office/word/2018/wordml" xmlns:w16sdtdh="http://schemas.microsoft.com/office/word/2020/wordml/sdtdatahash" xmlns:w16se="http://schemas.microsoft.com/office/word/2015/wordml/symex" mc:Ignorable="w14 w15 w16se w16cid w16 w16cex w16sdtdh">
+<w:styles xmlns:mc="http://schemas.openxmlformats.org/markup-compatibility/2006" xmlns:r="http://schemas.openxmlformats.org/officeDocument/2006/relationships" xmlns:w="http://schemas.openxmlformats.org/wordprocessingml/2006/main" xmlns:w14="http://schemas.microsoft.com/office/word/2010/wordml" xmlns:w15="http://schemas.microsoft.com/office/word/2012/wordml" xmlns:w16se="http://schemas.microsoft.com/office/word/2015/wordml/symex" mc:Ignorable="w14 w15 w16se">
   <w:docDefaults>
     <w:rPrDefault>
       <w:rPr>
@@ -13521,7 +12366,7 @@
       </w:pPr>
     </w:pPrDefault>
   </w:docDefaults>
-  <w:latentStyles w:defLockedState="0" w:defUIPriority="99" w:defSemiHidden="0" w:defUnhideWhenUsed="0" w:defQFormat="0" w:count="376">
+  <w:latentStyles w:defLockedState="0" w:defUIPriority="99" w:defSemiHidden="0" w:defUnhideWhenUsed="0" w:defQFormat="0" w:count="371">
     <w:lsdException w:name="Normal" w:uiPriority="0" w:qFormat="1"/>
     <w:lsdException w:name="heading 1" w:uiPriority="9" w:qFormat="1"/>
     <w:lsdException w:name="heading 2" w:semiHidden="1" w:uiPriority="9" w:unhideWhenUsed="1" w:qFormat="1"/>
@@ -13893,11 +12738,6 @@
     <w:lsdException w:name="List Table 5 Dark Accent 6" w:uiPriority="50"/>
     <w:lsdException w:name="List Table 6 Colorful Accent 6" w:uiPriority="51"/>
     <w:lsdException w:name="List Table 7 Colorful Accent 6" w:uiPriority="52"/>
-    <w:lsdException w:name="Mention" w:semiHidden="1" w:unhideWhenUsed="1"/>
-    <w:lsdException w:name="Smart Hyperlink" w:semiHidden="1" w:unhideWhenUsed="1"/>
-    <w:lsdException w:name="Hashtag" w:semiHidden="1" w:unhideWhenUsed="1"/>
-    <w:lsdException w:name="Unresolved Mention" w:semiHidden="1" w:unhideWhenUsed="1"/>
-    <w:lsdException w:name="Smart Link" w:semiHidden="1" w:unhideWhenUsed="1"/>
   </w:latentStyles>
   <w:style w:type="paragraph" w:default="1" w:styleId="Norml">
     <w:name w:val="Normal"/>
@@ -14716,7 +13556,7 @@
 </file>
 
 <file path=customXml/itemProps1.xml><?xml version="1.0" encoding="utf-8"?>
-<ds:datastoreItem xmlns:ds="http://schemas.openxmlformats.org/officeDocument/2006/customXml" ds:itemID="{40578B21-B401-4C41-98FD-4B8652D6028D}">
+<ds:datastoreItem xmlns:ds="http://schemas.openxmlformats.org/officeDocument/2006/customXml" ds:itemID="{2798475E-C00C-4FDA-8602-9EFA18E0AA55}">
   <ds:schemaRefs>
     <ds:schemaRef ds:uri="http://schemas.openxmlformats.org/officeDocument/2006/bibliography"/>
   </ds:schemaRefs>

--- a/FejlesztőisablonWIP.docx
+++ b/FejlesztőisablonWIP.docx
@@ -851,7 +851,7 @@
         <w:rPr>
           <w:noProof/>
         </w:rPr>
-        <w:t>Fejlesztési lehetőségek</w:t>
+        <w:t>Tesztelés</w:t>
       </w:r>
       <w:r>
         <w:rPr>
@@ -933,7 +933,7 @@
         <w:rPr>
           <w:noProof/>
         </w:rPr>
-        <w:t>Tesztelés</w:t>
+        <w:t>Fejlesztési lehetőségek</w:t>
       </w:r>
       <w:r>
         <w:rPr>
@@ -2177,8 +2177,149 @@
         <w:ind w:left="340"/>
       </w:pPr>
       <w:bookmarkStart w:id="4" w:name="_Toc210293135"/>
-      <w:r>
+      <w:bookmarkStart w:id="5" w:name="_GoBack"/>
+      <w:r>
+        <w:rPr>
+          <w:b w:val="0"/>
+          <w:bCs/>
+          <w:noProof/>
+          <w:sz w:val="34"/>
+          <w:szCs w:val="34"/>
+          <w:lang w:eastAsia="hu-HU"/>
+        </w:rPr>
         <w:lastRenderedPageBreak/>
+        <mc:AlternateContent>
+          <mc:Choice Requires="wps">
+            <w:drawing>
+              <wp:anchor distT="0" distB="0" distL="114300" distR="114300" simplePos="0" relativeHeight="251730944" behindDoc="0" locked="0" layoutInCell="1" allowOverlap="1" wp14:anchorId="404933F5" wp14:editId="5C1EACDF">
+                <wp:simplePos x="0" y="0"/>
+                <wp:positionH relativeFrom="page">
+                  <wp:align>left</wp:align>
+                </wp:positionH>
+                <wp:positionV relativeFrom="paragraph">
+                  <wp:posOffset>-895985</wp:posOffset>
+                </wp:positionV>
+                <wp:extent cx="2419350" cy="2419350"/>
+                <wp:effectExtent l="0" t="0" r="0" b="0"/>
+                <wp:wrapNone/>
+                <wp:docPr id="55" name="Derékszögű háromszög 7"/>
+                <wp:cNvGraphicFramePr/>
+                <a:graphic xmlns:a="http://schemas.openxmlformats.org/drawingml/2006/main">
+                  <a:graphicData uri="http://schemas.microsoft.com/office/word/2010/wordprocessingShape">
+                    <wps:wsp>
+                      <wps:cNvSpPr/>
+                      <wps:spPr>
+                        <a:xfrm rot="5400000">
+                          <a:off x="0" y="0"/>
+                          <a:ext cx="2419350" cy="2419350"/>
+                        </a:xfrm>
+                        <a:custGeom>
+                          <a:avLst/>
+                          <a:gdLst>
+                            <a:gd name="connsiteX0" fmla="*/ 0 w 2419350"/>
+                            <a:gd name="connsiteY0" fmla="*/ 2419350 h 2419350"/>
+                            <a:gd name="connsiteX1" fmla="*/ 0 w 2419350"/>
+                            <a:gd name="connsiteY1" fmla="*/ 0 h 2419350"/>
+                            <a:gd name="connsiteX2" fmla="*/ 2419350 w 2419350"/>
+                            <a:gd name="connsiteY2" fmla="*/ 2419350 h 2419350"/>
+                            <a:gd name="connsiteX3" fmla="*/ 0 w 2419350"/>
+                            <a:gd name="connsiteY3" fmla="*/ 2419350 h 2419350"/>
+                            <a:gd name="connsiteX0" fmla="*/ 0 w 2419350"/>
+                            <a:gd name="connsiteY0" fmla="*/ 2419350 h 2419350"/>
+                            <a:gd name="connsiteX1" fmla="*/ 0 w 2419350"/>
+                            <a:gd name="connsiteY1" fmla="*/ 0 h 2419350"/>
+                            <a:gd name="connsiteX2" fmla="*/ 2419350 w 2419350"/>
+                            <a:gd name="connsiteY2" fmla="*/ 2419350 h 2419350"/>
+                            <a:gd name="connsiteX3" fmla="*/ 0 w 2419350"/>
+                            <a:gd name="connsiteY3" fmla="*/ 2419350 h 2419350"/>
+                          </a:gdLst>
+                          <a:ahLst/>
+                          <a:cxnLst>
+                            <a:cxn ang="0">
+                              <a:pos x="connsiteX0" y="connsiteY0"/>
+                            </a:cxn>
+                            <a:cxn ang="0">
+                              <a:pos x="connsiteX1" y="connsiteY1"/>
+                            </a:cxn>
+                            <a:cxn ang="0">
+                              <a:pos x="connsiteX2" y="connsiteY2"/>
+                            </a:cxn>
+                            <a:cxn ang="0">
+                              <a:pos x="connsiteX3" y="connsiteY3"/>
+                            </a:cxn>
+                          </a:cxnLst>
+                          <a:rect l="l" t="t" r="r" b="b"/>
+                          <a:pathLst>
+                            <a:path w="2419350" h="2419350">
+                              <a:moveTo>
+                                <a:pt x="0" y="2419350"/>
+                              </a:moveTo>
+                              <a:lnTo>
+                                <a:pt x="0" y="0"/>
+                              </a:lnTo>
+                              <a:cubicBezTo>
+                                <a:pt x="806450" y="806450"/>
+                                <a:pt x="-382154" y="2206666"/>
+                                <a:pt x="2419350" y="2419350"/>
+                              </a:cubicBezTo>
+                              <a:lnTo>
+                                <a:pt x="0" y="2419350"/>
+                              </a:lnTo>
+                              <a:close/>
+                            </a:path>
+                          </a:pathLst>
+                        </a:custGeom>
+                        <a:solidFill>
+                          <a:schemeClr val="accent2"/>
+                        </a:solidFill>
+                        <a:ln>
+                          <a:noFill/>
+                        </a:ln>
+                      </wps:spPr>
+                      <wps:style>
+                        <a:lnRef idx="2">
+                          <a:schemeClr val="accent1">
+                            <a:shade val="50000"/>
+                          </a:schemeClr>
+                        </a:lnRef>
+                        <a:fillRef idx="1">
+                          <a:schemeClr val="accent1"/>
+                        </a:fillRef>
+                        <a:effectRef idx="0">
+                          <a:schemeClr val="accent1"/>
+                        </a:effectRef>
+                        <a:fontRef idx="minor">
+                          <a:schemeClr val="lt1"/>
+                        </a:fontRef>
+                      </wps:style>
+                      <wps:bodyPr rot="0" spcFirstLastPara="0" vertOverflow="overflow" horzOverflow="overflow" vert="horz" wrap="square" lIns="91440" tIns="45720" rIns="91440" bIns="45720" numCol="1" spcCol="0" rtlCol="0" fromWordArt="0" anchor="ctr" anchorCtr="0" forceAA="0" compatLnSpc="1">
+                        <a:prstTxWarp prst="textNoShape">
+                          <a:avLst/>
+                        </a:prstTxWarp>
+                        <a:noAutofit/>
+                      </wps:bodyPr>
+                    </wps:wsp>
+                  </a:graphicData>
+                </a:graphic>
+                <wp14:sizeRelH relativeFrom="margin">
+                  <wp14:pctWidth>0</wp14:pctWidth>
+                </wp14:sizeRelH>
+              </wp:anchor>
+            </w:drawing>
+          </mc:Choice>
+          <mc:Fallback>
+            <w:pict>
+              <v:shape w14:anchorId="1FE673CA" id="Derékszögű háromszög 7" o:spid="_x0000_s1026" style="position:absolute;margin-left:0;margin-top:-70.55pt;width:190.5pt;height:190.5pt;rotation:90;z-index:251730944;visibility:visible;mso-wrap-style:square;mso-width-percent:0;mso-wrap-distance-left:9pt;mso-wrap-distance-top:0;mso-wrap-distance-right:9pt;mso-wrap-distance-bottom:0;mso-position-horizontal:left;mso-position-horizontal-relative:page;mso-position-vertical:absolute;mso-position-vertical-relative:text;mso-width-percent:0;mso-width-relative:margin;v-text-anchor:middle" coordsize="2419350,2419350" o:gfxdata="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" path="m,2419350l,c806450,806450,-382154,2206666,2419350,2419350l,2419350xe" fillcolor="#ed7d31 [3205]" stroked="f" strokeweight="1pt">
+                <v:stroke joinstyle="miter"/>
+                <v:path arrowok="t" o:connecttype="custom" o:connectlocs="0,2419350;0,0;2419350,2419350;0,2419350" o:connectangles="0,0,0,0"/>
+                <w10:wrap anchorx="page"/>
+              </v:shape>
+            </w:pict>
+          </mc:Fallback>
+        </mc:AlternateContent>
+      </w:r>
+      <w:bookmarkEnd w:id="5"/>
+      <w:r>
         <w:t>4</w:t>
       </w:r>
       <w:r>
@@ -2282,7 +2423,7 @@
         <w:br w:type="page"/>
       </w:r>
     </w:p>
-    <w:bookmarkStart w:id="5" w:name="_Toc210293136"/>
+    <w:bookmarkStart w:id="6" w:name="_Toc210293136"/>
     <w:p>
       <w:pPr>
         <w:pStyle w:val="Cmsor1"/>
@@ -2437,7 +2578,7 @@
       <w:r>
         <w:t>Kód dokumentáció</w:t>
       </w:r>
-      <w:bookmarkEnd w:id="5"/>
+      <w:bookmarkEnd w:id="6"/>
     </w:p>
     <w:p>
       <w:pPr>
@@ -4018,9 +4159,148 @@
       </w:pPr>
       <w:r>
         <w:rPr>
-          <w:rFonts w:eastAsia="Times New Roman" w:cs="Times New Roman"/>
+          <w:b/>
+          <w:bCs/>
+          <w:noProof/>
+          <w:sz w:val="34"/>
+          <w:szCs w:val="34"/>
+          <w:lang w:eastAsia="hu-HU"/>
         </w:rPr>
         <w:lastRenderedPageBreak/>
+        <mc:AlternateContent>
+          <mc:Choice Requires="wps">
+            <w:drawing>
+              <wp:anchor distT="0" distB="0" distL="114300" distR="114300" simplePos="0" relativeHeight="251728896" behindDoc="0" locked="0" layoutInCell="1" allowOverlap="1" wp14:anchorId="16845C04" wp14:editId="78058ACD">
+                <wp:simplePos x="0" y="0"/>
+                <wp:positionH relativeFrom="page">
+                  <wp:align>left</wp:align>
+                </wp:positionH>
+                <wp:positionV relativeFrom="paragraph">
+                  <wp:posOffset>-895985</wp:posOffset>
+                </wp:positionV>
+                <wp:extent cx="2419350" cy="2419350"/>
+                <wp:effectExtent l="0" t="0" r="0" b="0"/>
+                <wp:wrapNone/>
+                <wp:docPr id="54" name="Derékszögű háromszög 7"/>
+                <wp:cNvGraphicFramePr/>
+                <a:graphic xmlns:a="http://schemas.openxmlformats.org/drawingml/2006/main">
+                  <a:graphicData uri="http://schemas.microsoft.com/office/word/2010/wordprocessingShape">
+                    <wps:wsp>
+                      <wps:cNvSpPr/>
+                      <wps:spPr>
+                        <a:xfrm rot="5400000">
+                          <a:off x="0" y="0"/>
+                          <a:ext cx="2419350" cy="2419350"/>
+                        </a:xfrm>
+                        <a:custGeom>
+                          <a:avLst/>
+                          <a:gdLst>
+                            <a:gd name="connsiteX0" fmla="*/ 0 w 2419350"/>
+                            <a:gd name="connsiteY0" fmla="*/ 2419350 h 2419350"/>
+                            <a:gd name="connsiteX1" fmla="*/ 0 w 2419350"/>
+                            <a:gd name="connsiteY1" fmla="*/ 0 h 2419350"/>
+                            <a:gd name="connsiteX2" fmla="*/ 2419350 w 2419350"/>
+                            <a:gd name="connsiteY2" fmla="*/ 2419350 h 2419350"/>
+                            <a:gd name="connsiteX3" fmla="*/ 0 w 2419350"/>
+                            <a:gd name="connsiteY3" fmla="*/ 2419350 h 2419350"/>
+                            <a:gd name="connsiteX0" fmla="*/ 0 w 2419350"/>
+                            <a:gd name="connsiteY0" fmla="*/ 2419350 h 2419350"/>
+                            <a:gd name="connsiteX1" fmla="*/ 0 w 2419350"/>
+                            <a:gd name="connsiteY1" fmla="*/ 0 h 2419350"/>
+                            <a:gd name="connsiteX2" fmla="*/ 2419350 w 2419350"/>
+                            <a:gd name="connsiteY2" fmla="*/ 2419350 h 2419350"/>
+                            <a:gd name="connsiteX3" fmla="*/ 0 w 2419350"/>
+                            <a:gd name="connsiteY3" fmla="*/ 2419350 h 2419350"/>
+                          </a:gdLst>
+                          <a:ahLst/>
+                          <a:cxnLst>
+                            <a:cxn ang="0">
+                              <a:pos x="connsiteX0" y="connsiteY0"/>
+                            </a:cxn>
+                            <a:cxn ang="0">
+                              <a:pos x="connsiteX1" y="connsiteY1"/>
+                            </a:cxn>
+                            <a:cxn ang="0">
+                              <a:pos x="connsiteX2" y="connsiteY2"/>
+                            </a:cxn>
+                            <a:cxn ang="0">
+                              <a:pos x="connsiteX3" y="connsiteY3"/>
+                            </a:cxn>
+                          </a:cxnLst>
+                          <a:rect l="l" t="t" r="r" b="b"/>
+                          <a:pathLst>
+                            <a:path w="2419350" h="2419350">
+                              <a:moveTo>
+                                <a:pt x="0" y="2419350"/>
+                              </a:moveTo>
+                              <a:lnTo>
+                                <a:pt x="0" y="0"/>
+                              </a:lnTo>
+                              <a:cubicBezTo>
+                                <a:pt x="806450" y="806450"/>
+                                <a:pt x="-382154" y="2206666"/>
+                                <a:pt x="2419350" y="2419350"/>
+                              </a:cubicBezTo>
+                              <a:lnTo>
+                                <a:pt x="0" y="2419350"/>
+                              </a:lnTo>
+                              <a:close/>
+                            </a:path>
+                          </a:pathLst>
+                        </a:custGeom>
+                        <a:solidFill>
+                          <a:schemeClr val="accent2"/>
+                        </a:solidFill>
+                        <a:ln>
+                          <a:noFill/>
+                        </a:ln>
+                      </wps:spPr>
+                      <wps:style>
+                        <a:lnRef idx="2">
+                          <a:schemeClr val="accent1">
+                            <a:shade val="50000"/>
+                          </a:schemeClr>
+                        </a:lnRef>
+                        <a:fillRef idx="1">
+                          <a:schemeClr val="accent1"/>
+                        </a:fillRef>
+                        <a:effectRef idx="0">
+                          <a:schemeClr val="accent1"/>
+                        </a:effectRef>
+                        <a:fontRef idx="minor">
+                          <a:schemeClr val="lt1"/>
+                        </a:fontRef>
+                      </wps:style>
+                      <wps:bodyPr rot="0" spcFirstLastPara="0" vertOverflow="overflow" horzOverflow="overflow" vert="horz" wrap="square" lIns="91440" tIns="45720" rIns="91440" bIns="45720" numCol="1" spcCol="0" rtlCol="0" fromWordArt="0" anchor="ctr" anchorCtr="0" forceAA="0" compatLnSpc="1">
+                        <a:prstTxWarp prst="textNoShape">
+                          <a:avLst/>
+                        </a:prstTxWarp>
+                        <a:noAutofit/>
+                      </wps:bodyPr>
+                    </wps:wsp>
+                  </a:graphicData>
+                </a:graphic>
+                <wp14:sizeRelH relativeFrom="margin">
+                  <wp14:pctWidth>0</wp14:pctWidth>
+                </wp14:sizeRelH>
+              </wp:anchor>
+            </w:drawing>
+          </mc:Choice>
+          <mc:Fallback>
+            <w:pict>
+              <v:shape w14:anchorId="0CB82A6A" id="Derékszögű háromszög 7" o:spid="_x0000_s1026" style="position:absolute;margin-left:0;margin-top:-70.55pt;width:190.5pt;height:190.5pt;rotation:90;z-index:251728896;visibility:visible;mso-wrap-style:square;mso-width-percent:0;mso-wrap-distance-left:9pt;mso-wrap-distance-top:0;mso-wrap-distance-right:9pt;mso-wrap-distance-bottom:0;mso-position-horizontal:left;mso-position-horizontal-relative:page;mso-position-vertical:absolute;mso-position-vertical-relative:text;mso-width-percent:0;mso-width-relative:margin;v-text-anchor:middle" coordsize="2419350,2419350" o:gfxdata="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" path="m,2419350l,c806450,806450,-382154,2206666,2419350,2419350l,2419350xe" fillcolor="#ed7d31 [3205]" stroked="f" strokeweight="1pt">
+                <v:stroke joinstyle="miter"/>
+                <v:path arrowok="t" o:connecttype="custom" o:connectlocs="0,2419350;0,0;2419350,2419350;0,2419350" o:connectangles="0,0,0,0"/>
+                <w10:wrap anchorx="page"/>
+              </v:shape>
+            </w:pict>
+          </mc:Fallback>
+        </mc:AlternateContent>
+      </w:r>
+      <w:r>
+        <w:rPr>
+          <w:rFonts w:eastAsia="Times New Roman" w:cs="Times New Roman"/>
+        </w:rPr>
         <w:t>ON UPDATE CASCADE – Módosítás esetén minden hozzá kapcsolódó rekordot módosít. Ezt mit a felhasználónév, lakcím módosítása esetén használtuk.</w:t>
       </w:r>
       <w:r>
@@ -6530,8 +6810,6 @@
       <w:r>
         <w:t>A regisztrációs oldal le van kezelve, hogy a felhasználó beteljesítse az új profil készítéséhez elvárt követelményeket, amiket ha megvalósít, a piros színből átvált zöldre, jelezve, hogy az adott követelményt sikeresen megtette.</w:t>
       </w:r>
-      <w:bookmarkStart w:id="6" w:name="_GoBack"/>
-      <w:bookmarkEnd w:id="6"/>
     </w:p>
     <w:p>
       <w:pPr>
@@ -9197,35 +9475,26 @@
           <w:szCs w:val="32"/>
         </w:rPr>
       </w:pPr>
-    </w:p>
-    <w:bookmarkStart w:id="8" w:name="_Toc210293138"/>
-    <w:p>
-      <w:pPr>
-        <w:pStyle w:val="Cmsor1"/>
-        <w:numPr>
-          <w:ilvl w:val="0"/>
-          <w:numId w:val="0"/>
-        </w:numPr>
-      </w:pPr>
-      <w:r>
-        <w:rPr>
-          <w:b w:val="0"/>
+      <w:r>
+        <w:rPr>
+          <w:b/>
           <w:bCs/>
           <w:noProof/>
           <w:sz w:val="34"/>
           <w:szCs w:val="34"/>
           <w:lang w:eastAsia="hu-HU"/>
         </w:rPr>
+        <w:lastRenderedPageBreak/>
         <mc:AlternateContent>
           <mc:Choice Requires="wps">
             <w:drawing>
-              <wp:anchor distT="0" distB="0" distL="114300" distR="114300" simplePos="0" relativeHeight="251662336" behindDoc="0" locked="0" layoutInCell="1" allowOverlap="1" wp14:anchorId="3C745C27" wp14:editId="3F4654CA">
+              <wp:anchor distT="0" distB="0" distL="114300" distR="114300" simplePos="0" relativeHeight="251662336" behindDoc="0" locked="0" layoutInCell="1" allowOverlap="1" wp14:anchorId="3C745C27" wp14:editId="4F5A1C24">
                 <wp:simplePos x="0" y="0"/>
                 <wp:positionH relativeFrom="page">
                   <wp:align>left</wp:align>
                 </wp:positionH>
                 <wp:positionV relativeFrom="paragraph">
-                  <wp:posOffset>-905872</wp:posOffset>
+                  <wp:posOffset>-904240</wp:posOffset>
                 </wp:positionV>
                 <wp:extent cx="2419350" cy="2419350"/>
                 <wp:effectExtent l="0" t="0" r="0" b="0"/>
@@ -9335,9 +9604,9 @@
               </wp:anchor>
             </w:drawing>
           </mc:Choice>
-          <mc:Fallback xmlns:cx1="http://schemas.microsoft.com/office/drawing/2015/9/8/chartex" xmlns:cx2="http://schemas.microsoft.com/office/drawing/2015/10/21/chartex" xmlns:cx3="http://schemas.microsoft.com/office/drawing/2016/5/9/chartex" xmlns:cx4="http://schemas.microsoft.com/office/drawing/2016/5/10/chartex" xmlns:cx5="http://schemas.microsoft.com/office/drawing/2016/5/11/chartex" xmlns:cx6="http://schemas.microsoft.com/office/drawing/2016/5/12/chartex" xmlns:cx7="http://schemas.microsoft.com/office/drawing/2016/5/13/chartex" xmlns:cx8="http://schemas.microsoft.com/office/drawing/2016/5/14/chartex" xmlns:aink="http://schemas.microsoft.com/office/drawing/2016/ink" xmlns:am3d="http://schemas.microsoft.com/office/drawing/2017/model3d" xmlns:w16cex="http://schemas.microsoft.com/office/word/2018/wordml/cex" xmlns:w16cid="http://schemas.microsoft.com/office/word/2016/wordml/cid" xmlns:w16="http://schemas.microsoft.com/office/word/2018/wordml" xmlns:w16sdtdh="http://schemas.microsoft.com/office/word/2020/wordml/sdtdatahash" xmlns:a14="http://schemas.microsoft.com/office/drawing/2010/main" xmlns:pic="http://schemas.openxmlformats.org/drawingml/2006/picture" xmlns:a="http://schemas.openxmlformats.org/drawingml/2006/main">
+          <mc:Fallback>
             <w:pict>
-              <v:shape id="Derékszögű háromszög 7" style="position:absolute;margin-left:0;margin-top:-71.35pt;width:190.5pt;height:190.5pt;rotation:90;z-index:251672576;visibility:visible;mso-wrap-style:square;mso-width-percent:0;mso-wrap-distance-left:9pt;mso-wrap-distance-top:0;mso-wrap-distance-right:9pt;mso-wrap-distance-bottom:0;mso-position-horizontal:left;mso-position-horizontal-relative:page;mso-position-vertical:absolute;mso-position-vertical-relative:text;mso-width-percent:0;mso-width-relative:margin;v-text-anchor:middle" coordsize="2419350,2419350" o:spid="_x0000_s1026" fillcolor="#ed7d31 [3205]" stroked="f" strokeweight="1pt" path="m,2419350l,c806450,806450,-382154,2206666,2419350,2419350l,2419350xe" o:gfxdata="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" w14:anchorId="0AF53019">
+              <v:shape w14:anchorId="0D1B1E26" id="Derékszögű háromszög 7" o:spid="_x0000_s1026" style="position:absolute;margin-left:0;margin-top:-71.2pt;width:190.5pt;height:190.5pt;rotation:90;z-index:251662336;visibility:visible;mso-wrap-style:square;mso-width-percent:0;mso-wrap-distance-left:9pt;mso-wrap-distance-top:0;mso-wrap-distance-right:9pt;mso-wrap-distance-bottom:0;mso-position-horizontal:left;mso-position-horizontal-relative:page;mso-position-vertical:absolute;mso-position-vertical-relative:text;mso-width-percent:0;mso-width-relative:margin;v-text-anchor:middle" coordsize="2419350,2419350" o:gfxdata="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" path="m,2419350l,c806450,806450,-382154,2206666,2419350,2419350l,2419350xe" fillcolor="#ed7d31 [3205]" stroked="f" strokeweight="1pt">
                 <v:stroke joinstyle="miter"/>
                 <v:path arrowok="t" o:connecttype="custom" o:connectlocs="0,2419350;0,0;2419350,2419350;0,2419350" o:connectangles="0,0,0,0"/>
                 <w10:wrap anchorx="page"/>
@@ -9346,6 +9615,16 @@
           </mc:Fallback>
         </mc:AlternateContent>
       </w:r>
+    </w:p>
+    <w:p>
+      <w:pPr>
+        <w:pStyle w:val="Cmsor1"/>
+        <w:numPr>
+          <w:ilvl w:val="0"/>
+          <w:numId w:val="0"/>
+        </w:numPr>
+      </w:pPr>
+      <w:bookmarkStart w:id="8" w:name="_Toc210293138"/>
       <w:r>
         <w:t xml:space="preserve">7. </w:t>
       </w:r>
@@ -13556,7 +13835,7 @@
 </file>
 
 <file path=customXml/itemProps1.xml><?xml version="1.0" encoding="utf-8"?>
-<ds:datastoreItem xmlns:ds="http://schemas.openxmlformats.org/officeDocument/2006/customXml" ds:itemID="{2798475E-C00C-4FDA-8602-9EFA18E0AA55}">
+<ds:datastoreItem xmlns:ds="http://schemas.openxmlformats.org/officeDocument/2006/customXml" ds:itemID="{E126D107-36B6-4325-B0C7-65B249E9A8BD}">
   <ds:schemaRefs>
     <ds:schemaRef ds:uri="http://schemas.openxmlformats.org/officeDocument/2006/bibliography"/>
   </ds:schemaRefs>
